--- a/docs/tables/phase2/phase2_tables_for_manuscript.docx
+++ b/docs/tables/phase2/phase2_tables_for_manuscript.docx
@@ -4,22 +4,1198 @@
   <w:body>
     <w:p>
       <w:pPr>
-        <w:jc w:val="center"/>
+        <w:pStyle w:val="Title"/>
       </w:pPr>
       <w:r>
-        <w:rPr>
-          <w:b/>
-          <w:sz w:val="32"/>
-        </w:rPr>
-        <w:t>Phase 2 Imaging-Only Manuscript Tables</w:t>
+        <w:t>Phase 2 Manuscript Tables</w:t>
       </w:r>
     </w:p>
     <w:p>
       <w:pPr>
-        <w:jc w:val="center"/>
+        <w:spacing w:after="200"/>
       </w:pPr>
       <w:r>
-        <w:t>Canonical table packet generated from verified Phase 2 manuscript table sources. Values are intended for manuscript drafting and should be cross-checked against the CSV/Markdown source files before final submission.</w:t>
+        <w:rPr>
+          <w:rFonts w:ascii="Calibri" w:hAnsi="Calibri"/>
+          <w:color w:val="444444"/>
+          <w:sz w:val="18"/>
+        </w:rPr>
+        <w:t>Canonical table packet regenerated from canonical CSV table sources. Contains aggregate manuscript tables only; no row-level data, identifiers, paths, or restricted manifests.</w:t>
+      </w:r>
+    </w:p>
+    <w:p>
+      <w:pPr>
+        <w:pStyle w:val="Heading1"/>
+      </w:pPr>
+      <w:r>
+        <w:t>Table 1. Main Continuous Performance Metrics</w:t>
+      </w:r>
+    </w:p>
+    <w:tbl>
+      <w:tblGrid>
+        <w:gridCol w:w="1196"/>
+        <w:gridCol w:w="1104"/>
+        <w:gridCol w:w="736"/>
+        <w:gridCol w:w="1043"/>
+        <w:gridCol w:w="1043"/>
+        <w:gridCol w:w="1380"/>
+        <w:gridCol w:w="1043"/>
+        <w:gridCol w:w="889"/>
+        <w:gridCol w:w="1196"/>
+        <w:gridCol w:w="920"/>
+        <w:gridCol w:w="1150"/>
+        <w:gridCol w:w="1610"/>
+        <w:gridCol w:w="1227"/>
+      </w:tblGrid>
+      <w:tblPr>
+        <w:tblW w:type="dxa" w:w="14544"/>
+        <w:jc w:val="center"/>
+        <w:tblLayout w:type="fixed"/>
+        <w:tblLook w:firstColumn="1" w:firstRow="1" w:lastColumn="0" w:lastRow="0" w:noHBand="0" w:noVBand="1" w:val="04A0"/>
+        <w:tblBorders>
+          <w:top w:val="single" w:sz="4" w:space="0" w:color="9AA6B2"/>
+          <w:left w:val="single" w:sz="4" w:space="0" w:color="9AA6B2"/>
+          <w:bottom w:val="single" w:sz="4" w:space="0" w:color="9AA6B2"/>
+          <w:right w:val="single" w:sz="4" w:space="0" w:color="9AA6B2"/>
+          <w:insideH w:val="single" w:sz="4" w:space="0" w:color="9AA6B2"/>
+          <w:insideV w:val="single" w:sz="4" w:space="0" w:color="9AA6B2"/>
+        </w:tblBorders>
+      </w:tblPr>
+      <w:tr>
+        <w:trPr>
+          <w:tblHeader/>
+        </w:trPr>
+        <w:tc>
+          <w:tcPr>
+            <w:tcW w:type="dxa" w:w="1196"/>
+            <w:tcMar>
+              <w:top w:w="60" w:type="dxa"/>
+              <w:start w:w="80" w:type="dxa"/>
+              <w:bottom w:w="60" w:type="dxa"/>
+              <w:end w:w="80" w:type="dxa"/>
+            </w:tcMar>
+            <w:shd w:fill="E8EEF5"/>
+            <w:vAlign w:val="center"/>
+          </w:tcPr>
+          <w:p>
+            <w:pPr>
+              <w:spacing w:before="0" w:after="0" w:line="240" w:lineRule="auto"/>
+              <w:jc w:val="center"/>
+            </w:pPr>
+            <w:r/>
+            <w:r>
+              <w:rPr>
+                <w:rFonts w:ascii="Calibri" w:hAnsi="Calibri"/>
+                <w:b/>
+                <w:color w:val="111111"/>
+                <w:sz w:val="13"/>
+              </w:rPr>
+              <w:t>Target</w:t>
+            </w:r>
+          </w:p>
+        </w:tc>
+        <w:tc>
+          <w:tcPr>
+            <w:tcW w:type="dxa" w:w="1104"/>
+            <w:tcMar>
+              <w:top w:w="60" w:type="dxa"/>
+              <w:start w:w="80" w:type="dxa"/>
+              <w:bottom w:w="60" w:type="dxa"/>
+              <w:end w:w="80" w:type="dxa"/>
+            </w:tcMar>
+            <w:shd w:fill="E8EEF5"/>
+            <w:vAlign w:val="center"/>
+          </w:tcPr>
+          <w:p>
+            <w:pPr>
+              <w:spacing w:before="0" w:after="0" w:line="240" w:lineRule="auto"/>
+              <w:jc w:val="center"/>
+            </w:pPr>
+            <w:r/>
+            <w:r>
+              <w:rPr>
+                <w:rFonts w:ascii="Calibri" w:hAnsi="Calibri"/>
+                <w:b/>
+                <w:color w:val="111111"/>
+                <w:sz w:val="13"/>
+              </w:rPr>
+              <w:t>Role</w:t>
+            </w:r>
+          </w:p>
+        </w:tc>
+        <w:tc>
+          <w:tcPr>
+            <w:tcW w:type="dxa" w:w="736"/>
+            <w:tcMar>
+              <w:top w:w="60" w:type="dxa"/>
+              <w:start w:w="80" w:type="dxa"/>
+              <w:bottom w:w="60" w:type="dxa"/>
+              <w:end w:w="80" w:type="dxa"/>
+            </w:tcMar>
+            <w:shd w:fill="E8EEF5"/>
+            <w:vAlign w:val="center"/>
+          </w:tcPr>
+          <w:p>
+            <w:pPr>
+              <w:spacing w:before="0" w:after="0" w:line="240" w:lineRule="auto"/>
+              <w:jc w:val="center"/>
+            </w:pPr>
+            <w:r/>
+            <w:r>
+              <w:rPr>
+                <w:rFonts w:ascii="Calibri" w:hAnsi="Calibri"/>
+                <w:b/>
+                <w:color w:val="111111"/>
+                <w:sz w:val="13"/>
+              </w:rPr>
+              <w:t>Test N</w:t>
+            </w:r>
+          </w:p>
+        </w:tc>
+        <w:tc>
+          <w:tcPr>
+            <w:tcW w:type="dxa" w:w="1043"/>
+            <w:tcMar>
+              <w:top w:w="60" w:type="dxa"/>
+              <w:start w:w="80" w:type="dxa"/>
+              <w:bottom w:w="60" w:type="dxa"/>
+              <w:end w:w="80" w:type="dxa"/>
+            </w:tcMar>
+            <w:shd w:fill="E8EEF5"/>
+            <w:vAlign w:val="center"/>
+          </w:tcPr>
+          <w:p>
+            <w:pPr>
+              <w:spacing w:before="0" w:after="0" w:line="240" w:lineRule="auto"/>
+              <w:jc w:val="center"/>
+            </w:pPr>
+            <w:r/>
+            <w:r>
+              <w:rPr>
+                <w:rFonts w:ascii="Calibri" w:hAnsi="Calibri"/>
+                <w:b/>
+                <w:color w:val="111111"/>
+                <w:sz w:val="13"/>
+              </w:rPr>
+              <w:t>Null MAE</w:t>
+            </w:r>
+          </w:p>
+        </w:tc>
+        <w:tc>
+          <w:tcPr>
+            <w:tcW w:type="dxa" w:w="1043"/>
+            <w:tcMar>
+              <w:top w:w="60" w:type="dxa"/>
+              <w:start w:w="80" w:type="dxa"/>
+              <w:bottom w:w="60" w:type="dxa"/>
+              <w:end w:w="80" w:type="dxa"/>
+            </w:tcMar>
+            <w:shd w:fill="E8EEF5"/>
+            <w:vAlign w:val="center"/>
+          </w:tcPr>
+          <w:p>
+            <w:pPr>
+              <w:spacing w:before="0" w:after="0" w:line="240" w:lineRule="auto"/>
+              <w:jc w:val="center"/>
+            </w:pPr>
+            <w:r/>
+            <w:r>
+              <w:rPr>
+                <w:rFonts w:ascii="Calibri" w:hAnsi="Calibri"/>
+                <w:b/>
+                <w:color w:val="111111"/>
+                <w:sz w:val="13"/>
+              </w:rPr>
+              <w:t>Ridge MAE</w:t>
+            </w:r>
+          </w:p>
+        </w:tc>
+        <w:tc>
+          <w:tcPr>
+            <w:tcW w:type="dxa" w:w="1380"/>
+            <w:tcMar>
+              <w:top w:w="60" w:type="dxa"/>
+              <w:start w:w="80" w:type="dxa"/>
+              <w:bottom w:w="60" w:type="dxa"/>
+              <w:end w:w="80" w:type="dxa"/>
+            </w:tcMar>
+            <w:shd w:fill="E8EEF5"/>
+            <w:vAlign w:val="center"/>
+          </w:tcPr>
+          <w:p>
+            <w:pPr>
+              <w:spacing w:before="0" w:after="0" w:line="240" w:lineRule="auto"/>
+              <w:jc w:val="center"/>
+            </w:pPr>
+            <w:r/>
+            <w:r>
+              <w:rPr>
+                <w:rFonts w:ascii="Calibri" w:hAnsi="Calibri"/>
+                <w:b/>
+                <w:color w:val="111111"/>
+                <w:sz w:val="13"/>
+              </w:rPr>
+              <w:t>Ridge MAE 95% CI</w:t>
+            </w:r>
+          </w:p>
+        </w:tc>
+        <w:tc>
+          <w:tcPr>
+            <w:tcW w:type="dxa" w:w="1043"/>
+            <w:tcMar>
+              <w:top w:w="60" w:type="dxa"/>
+              <w:start w:w="80" w:type="dxa"/>
+              <w:bottom w:w="60" w:type="dxa"/>
+              <w:end w:w="80" w:type="dxa"/>
+            </w:tcMar>
+            <w:shd w:fill="E8EEF5"/>
+            <w:vAlign w:val="center"/>
+          </w:tcPr>
+          <w:p>
+            <w:pPr>
+              <w:spacing w:before="0" w:after="0" w:line="240" w:lineRule="auto"/>
+              <w:jc w:val="center"/>
+            </w:pPr>
+            <w:r/>
+            <w:r>
+              <w:rPr>
+                <w:rFonts w:ascii="Calibri" w:hAnsi="Calibri"/>
+                <w:b/>
+                <w:color w:val="111111"/>
+                <w:sz w:val="13"/>
+              </w:rPr>
+              <w:t>Ridge RMSE</w:t>
+            </w:r>
+          </w:p>
+        </w:tc>
+        <w:tc>
+          <w:tcPr>
+            <w:tcW w:type="dxa" w:w="889"/>
+            <w:tcMar>
+              <w:top w:w="60" w:type="dxa"/>
+              <w:start w:w="80" w:type="dxa"/>
+              <w:bottom w:w="60" w:type="dxa"/>
+              <w:end w:w="80" w:type="dxa"/>
+            </w:tcMar>
+            <w:shd w:fill="E8EEF5"/>
+            <w:vAlign w:val="center"/>
+          </w:tcPr>
+          <w:p>
+            <w:pPr>
+              <w:spacing w:before="0" w:after="0" w:line="240" w:lineRule="auto"/>
+              <w:jc w:val="center"/>
+            </w:pPr>
+            <w:r/>
+            <w:r>
+              <w:rPr>
+                <w:rFonts w:ascii="Calibri" w:hAnsi="Calibri"/>
+                <w:b/>
+                <w:color w:val="111111"/>
+                <w:sz w:val="13"/>
+              </w:rPr>
+              <w:t>Ridge R2</w:t>
+            </w:r>
+          </w:p>
+        </w:tc>
+        <w:tc>
+          <w:tcPr>
+            <w:tcW w:type="dxa" w:w="1196"/>
+            <w:tcMar>
+              <w:top w:w="60" w:type="dxa"/>
+              <w:start w:w="80" w:type="dxa"/>
+              <w:bottom w:w="60" w:type="dxa"/>
+              <w:end w:w="80" w:type="dxa"/>
+            </w:tcMar>
+            <w:shd w:fill="E8EEF5"/>
+            <w:vAlign w:val="center"/>
+          </w:tcPr>
+          <w:p>
+            <w:pPr>
+              <w:spacing w:before="0" w:after="0" w:line="240" w:lineRule="auto"/>
+              <w:jc w:val="center"/>
+            </w:pPr>
+            <w:r/>
+            <w:r>
+              <w:rPr>
+                <w:rFonts w:ascii="Calibri" w:hAnsi="Calibri"/>
+                <w:b/>
+                <w:color w:val="111111"/>
+                <w:sz w:val="13"/>
+              </w:rPr>
+              <w:t>Ridge R2 95% CI</w:t>
+            </w:r>
+          </w:p>
+        </w:tc>
+        <w:tc>
+          <w:tcPr>
+            <w:tcW w:type="dxa" w:w="920"/>
+            <w:tcMar>
+              <w:top w:w="60" w:type="dxa"/>
+              <w:start w:w="80" w:type="dxa"/>
+              <w:bottom w:w="60" w:type="dxa"/>
+              <w:end w:w="80" w:type="dxa"/>
+            </w:tcMar>
+            <w:shd w:fill="E8EEF5"/>
+            <w:vAlign w:val="center"/>
+          </w:tcPr>
+          <w:p>
+            <w:pPr>
+              <w:spacing w:before="0" w:after="0" w:line="240" w:lineRule="auto"/>
+              <w:jc w:val="center"/>
+            </w:pPr>
+            <w:r/>
+            <w:r>
+              <w:rPr>
+                <w:rFonts w:ascii="Calibri" w:hAnsi="Calibri"/>
+                <w:b/>
+                <w:color w:val="111111"/>
+                <w:sz w:val="13"/>
+              </w:rPr>
+              <w:t>Selected alpha</w:t>
+            </w:r>
+          </w:p>
+        </w:tc>
+        <w:tc>
+          <w:tcPr>
+            <w:tcW w:type="dxa" w:w="1150"/>
+            <w:tcMar>
+              <w:top w:w="60" w:type="dxa"/>
+              <w:start w:w="80" w:type="dxa"/>
+              <w:bottom w:w="60" w:type="dxa"/>
+              <w:end w:w="80" w:type="dxa"/>
+            </w:tcMar>
+            <w:shd w:fill="E8EEF5"/>
+            <w:vAlign w:val="center"/>
+          </w:tcPr>
+          <w:p>
+            <w:pPr>
+              <w:spacing w:before="0" w:after="0" w:line="240" w:lineRule="auto"/>
+              <w:jc w:val="center"/>
+            </w:pPr>
+            <w:r/>
+            <w:r>
+              <w:rPr>
+                <w:rFonts w:ascii="Calibri" w:hAnsi="Calibri"/>
+                <w:b/>
+                <w:color w:val="111111"/>
+                <w:sz w:val="13"/>
+              </w:rPr>
+              <w:t>Bland-Altman bias</w:t>
+            </w:r>
+          </w:p>
+        </w:tc>
+        <w:tc>
+          <w:tcPr>
+            <w:tcW w:type="dxa" w:w="1610"/>
+            <w:tcMar>
+              <w:top w:w="60" w:type="dxa"/>
+              <w:start w:w="80" w:type="dxa"/>
+              <w:bottom w:w="60" w:type="dxa"/>
+              <w:end w:w="80" w:type="dxa"/>
+            </w:tcMar>
+            <w:shd w:fill="E8EEF5"/>
+            <w:vAlign w:val="center"/>
+          </w:tcPr>
+          <w:p>
+            <w:pPr>
+              <w:spacing w:before="0" w:after="0" w:line="240" w:lineRule="auto"/>
+              <w:jc w:val="center"/>
+            </w:pPr>
+            <w:r/>
+            <w:r>
+              <w:rPr>
+                <w:rFonts w:ascii="Calibri" w:hAnsi="Calibri"/>
+                <w:b/>
+                <w:color w:val="111111"/>
+                <w:sz w:val="13"/>
+              </w:rPr>
+              <w:t>Bland-Altman limits of agreement</w:t>
+            </w:r>
+          </w:p>
+        </w:tc>
+        <w:tc>
+          <w:tcPr>
+            <w:tcW w:type="dxa" w:w="1227"/>
+            <w:tcMar>
+              <w:top w:w="60" w:type="dxa"/>
+              <w:start w:w="80" w:type="dxa"/>
+              <w:bottom w:w="60" w:type="dxa"/>
+              <w:end w:w="80" w:type="dxa"/>
+            </w:tcMar>
+            <w:shd w:fill="E8EEF5"/>
+            <w:vAlign w:val="center"/>
+          </w:tcPr>
+          <w:p>
+            <w:pPr>
+              <w:spacing w:before="0" w:after="0" w:line="240" w:lineRule="auto"/>
+              <w:jc w:val="center"/>
+            </w:pPr>
+            <w:r/>
+            <w:r>
+              <w:rPr>
+                <w:rFonts w:ascii="Calibri" w:hAnsi="Calibri"/>
+                <w:b/>
+                <w:color w:val="111111"/>
+                <w:sz w:val="13"/>
+              </w:rPr>
+              <w:t>Figure callout</w:t>
+            </w:r>
+          </w:p>
+        </w:tc>
+      </w:tr>
+      <w:tr>
+        <w:tc>
+          <w:tcPr>
+            <w:tcW w:type="dxa" w:w="1196"/>
+            <w:vAlign w:val="center"/>
+            <w:tcMar>
+              <w:top w:w="60" w:type="dxa"/>
+              <w:start w:w="80" w:type="dxa"/>
+              <w:bottom w:w="60" w:type="dxa"/>
+              <w:end w:w="80" w:type="dxa"/>
+            </w:tcMar>
+          </w:tcPr>
+          <w:p>
+            <w:pPr>
+              <w:spacing w:before="0" w:after="0" w:line="240" w:lineRule="auto"/>
+              <w:jc w:val="left"/>
+            </w:pPr>
+            <w:r/>
+            <w:r>
+              <w:rPr>
+                <w:rFonts w:ascii="Calibri" w:hAnsi="Calibri"/>
+                <w:b w:val="0"/>
+                <w:color w:val="111111"/>
+                <w:sz w:val="13"/>
+              </w:rPr>
+              <w:t>LVOT VTI</w:t>
+            </w:r>
+          </w:p>
+        </w:tc>
+        <w:tc>
+          <w:tcPr>
+            <w:tcW w:type="dxa" w:w="1104"/>
+            <w:vAlign w:val="center"/>
+            <w:tcMar>
+              <w:top w:w="60" w:type="dxa"/>
+              <w:start w:w="80" w:type="dxa"/>
+              <w:bottom w:w="60" w:type="dxa"/>
+              <w:end w:w="80" w:type="dxa"/>
+            </w:tcMar>
+          </w:tcPr>
+          <w:p>
+            <w:pPr>
+              <w:spacing w:before="0" w:after="0" w:line="240" w:lineRule="auto"/>
+              <w:jc w:val="left"/>
+            </w:pPr>
+            <w:r/>
+            <w:r>
+              <w:rPr>
+                <w:rFonts w:ascii="Calibri" w:hAnsi="Calibri"/>
+                <w:b w:val="0"/>
+                <w:color w:val="111111"/>
+                <w:sz w:val="13"/>
+              </w:rPr>
+              <w:t>Primary</w:t>
+            </w:r>
+          </w:p>
+        </w:tc>
+        <w:tc>
+          <w:tcPr>
+            <w:tcW w:type="dxa" w:w="736"/>
+            <w:vAlign w:val="center"/>
+            <w:tcMar>
+              <w:top w:w="60" w:type="dxa"/>
+              <w:start w:w="80" w:type="dxa"/>
+              <w:bottom w:w="60" w:type="dxa"/>
+              <w:end w:w="80" w:type="dxa"/>
+            </w:tcMar>
+          </w:tcPr>
+          <w:p>
+            <w:pPr>
+              <w:spacing w:before="0" w:after="0" w:line="240" w:lineRule="auto"/>
+              <w:jc w:val="center"/>
+            </w:pPr>
+            <w:r/>
+            <w:r>
+              <w:rPr>
+                <w:rFonts w:ascii="Calibri" w:hAnsi="Calibri"/>
+                <w:b w:val="0"/>
+                <w:color w:val="111111"/>
+                <w:sz w:val="13"/>
+              </w:rPr>
+              <w:t>555</w:t>
+            </w:r>
+          </w:p>
+        </w:tc>
+        <w:tc>
+          <w:tcPr>
+            <w:tcW w:type="dxa" w:w="1043"/>
+            <w:vAlign w:val="center"/>
+            <w:tcMar>
+              <w:top w:w="60" w:type="dxa"/>
+              <w:start w:w="80" w:type="dxa"/>
+              <w:bottom w:w="60" w:type="dxa"/>
+              <w:end w:w="80" w:type="dxa"/>
+            </w:tcMar>
+          </w:tcPr>
+          <w:p>
+            <w:pPr>
+              <w:spacing w:before="0" w:after="0" w:line="240" w:lineRule="auto"/>
+              <w:jc w:val="center"/>
+            </w:pPr>
+            <w:r/>
+            <w:r>
+              <w:rPr>
+                <w:rFonts w:ascii="Calibri" w:hAnsi="Calibri"/>
+                <w:b w:val="0"/>
+                <w:color w:val="111111"/>
+                <w:sz w:val="13"/>
+              </w:rPr>
+              <w:t>4.54 cm</w:t>
+            </w:r>
+          </w:p>
+        </w:tc>
+        <w:tc>
+          <w:tcPr>
+            <w:tcW w:type="dxa" w:w="1043"/>
+            <w:vAlign w:val="center"/>
+            <w:tcMar>
+              <w:top w:w="60" w:type="dxa"/>
+              <w:start w:w="80" w:type="dxa"/>
+              <w:bottom w:w="60" w:type="dxa"/>
+              <w:end w:w="80" w:type="dxa"/>
+            </w:tcMar>
+          </w:tcPr>
+          <w:p>
+            <w:pPr>
+              <w:spacing w:before="0" w:after="0" w:line="240" w:lineRule="auto"/>
+              <w:jc w:val="center"/>
+            </w:pPr>
+            <w:r/>
+            <w:r>
+              <w:rPr>
+                <w:rFonts w:ascii="Calibri" w:hAnsi="Calibri"/>
+                <w:b w:val="0"/>
+                <w:color w:val="111111"/>
+                <w:sz w:val="13"/>
+              </w:rPr>
+              <w:t>3.64 cm</w:t>
+            </w:r>
+          </w:p>
+        </w:tc>
+        <w:tc>
+          <w:tcPr>
+            <w:tcW w:type="dxa" w:w="1380"/>
+            <w:vAlign w:val="center"/>
+            <w:tcMar>
+              <w:top w:w="60" w:type="dxa"/>
+              <w:start w:w="80" w:type="dxa"/>
+              <w:bottom w:w="60" w:type="dxa"/>
+              <w:end w:w="80" w:type="dxa"/>
+            </w:tcMar>
+          </w:tcPr>
+          <w:p>
+            <w:pPr>
+              <w:spacing w:before="0" w:after="0" w:line="240" w:lineRule="auto"/>
+              <w:jc w:val="center"/>
+            </w:pPr>
+            <w:r/>
+            <w:r>
+              <w:rPr>
+                <w:rFonts w:ascii="Calibri" w:hAnsi="Calibri"/>
+                <w:b w:val="0"/>
+                <w:color w:val="111111"/>
+                <w:sz w:val="13"/>
+              </w:rPr>
+              <w:t>3.41 to 3.88 cm</w:t>
+            </w:r>
+          </w:p>
+        </w:tc>
+        <w:tc>
+          <w:tcPr>
+            <w:tcW w:type="dxa" w:w="1043"/>
+            <w:vAlign w:val="center"/>
+            <w:tcMar>
+              <w:top w:w="60" w:type="dxa"/>
+              <w:start w:w="80" w:type="dxa"/>
+              <w:bottom w:w="60" w:type="dxa"/>
+              <w:end w:w="80" w:type="dxa"/>
+            </w:tcMar>
+          </w:tcPr>
+          <w:p>
+            <w:pPr>
+              <w:spacing w:before="0" w:after="0" w:line="240" w:lineRule="auto"/>
+              <w:jc w:val="center"/>
+            </w:pPr>
+            <w:r/>
+            <w:r>
+              <w:rPr>
+                <w:rFonts w:ascii="Calibri" w:hAnsi="Calibri"/>
+                <w:b w:val="0"/>
+                <w:color w:val="111111"/>
+                <w:sz w:val="13"/>
+              </w:rPr>
+              <w:t>4.66 cm</w:t>
+            </w:r>
+          </w:p>
+        </w:tc>
+        <w:tc>
+          <w:tcPr>
+            <w:tcW w:type="dxa" w:w="889"/>
+            <w:vAlign w:val="center"/>
+            <w:tcMar>
+              <w:top w:w="60" w:type="dxa"/>
+              <w:start w:w="80" w:type="dxa"/>
+              <w:bottom w:w="60" w:type="dxa"/>
+              <w:end w:w="80" w:type="dxa"/>
+            </w:tcMar>
+          </w:tcPr>
+          <w:p>
+            <w:pPr>
+              <w:spacing w:before="0" w:after="0" w:line="240" w:lineRule="auto"/>
+              <w:jc w:val="center"/>
+            </w:pPr>
+            <w:r/>
+            <w:r>
+              <w:rPr>
+                <w:rFonts w:ascii="Calibri" w:hAnsi="Calibri"/>
+                <w:b w:val="0"/>
+                <w:color w:val="111111"/>
+                <w:sz w:val="13"/>
+              </w:rPr>
+              <w:t>0.372</w:t>
+            </w:r>
+          </w:p>
+        </w:tc>
+        <w:tc>
+          <w:tcPr>
+            <w:tcW w:type="dxa" w:w="1196"/>
+            <w:vAlign w:val="center"/>
+            <w:tcMar>
+              <w:top w:w="60" w:type="dxa"/>
+              <w:start w:w="80" w:type="dxa"/>
+              <w:bottom w:w="60" w:type="dxa"/>
+              <w:end w:w="80" w:type="dxa"/>
+            </w:tcMar>
+          </w:tcPr>
+          <w:p>
+            <w:pPr>
+              <w:spacing w:before="0" w:after="0" w:line="240" w:lineRule="auto"/>
+              <w:jc w:val="center"/>
+            </w:pPr>
+            <w:r/>
+            <w:r>
+              <w:rPr>
+                <w:rFonts w:ascii="Calibri" w:hAnsi="Calibri"/>
+                <w:b w:val="0"/>
+                <w:color w:val="111111"/>
+                <w:sz w:val="13"/>
+              </w:rPr>
+              <w:t>0.30 to 0.43</w:t>
+            </w:r>
+          </w:p>
+        </w:tc>
+        <w:tc>
+          <w:tcPr>
+            <w:tcW w:type="dxa" w:w="920"/>
+            <w:vAlign w:val="center"/>
+            <w:tcMar>
+              <w:top w:w="60" w:type="dxa"/>
+              <w:start w:w="80" w:type="dxa"/>
+              <w:bottom w:w="60" w:type="dxa"/>
+              <w:end w:w="80" w:type="dxa"/>
+            </w:tcMar>
+          </w:tcPr>
+          <w:p>
+            <w:pPr>
+              <w:spacing w:before="0" w:after="0" w:line="240" w:lineRule="auto"/>
+              <w:jc w:val="center"/>
+            </w:pPr>
+            <w:r/>
+            <w:r>
+              <w:rPr>
+                <w:rFonts w:ascii="Calibri" w:hAnsi="Calibri"/>
+                <w:b w:val="0"/>
+                <w:color w:val="111111"/>
+                <w:sz w:val="13"/>
+              </w:rPr>
+              <w:t>0.3</w:t>
+            </w:r>
+          </w:p>
+        </w:tc>
+        <w:tc>
+          <w:tcPr>
+            <w:tcW w:type="dxa" w:w="1150"/>
+            <w:vAlign w:val="center"/>
+            <w:tcMar>
+              <w:top w:w="60" w:type="dxa"/>
+              <w:start w:w="80" w:type="dxa"/>
+              <w:bottom w:w="60" w:type="dxa"/>
+              <w:end w:w="80" w:type="dxa"/>
+            </w:tcMar>
+          </w:tcPr>
+          <w:p>
+            <w:pPr>
+              <w:spacing w:before="0" w:after="0" w:line="240" w:lineRule="auto"/>
+              <w:jc w:val="center"/>
+            </w:pPr>
+            <w:r/>
+            <w:r>
+              <w:rPr>
+                <w:rFonts w:ascii="Calibri" w:hAnsi="Calibri"/>
+                <w:b w:val="0"/>
+                <w:color w:val="111111"/>
+                <w:sz w:val="13"/>
+              </w:rPr>
+              <w:t>+0.28 cm</w:t>
+            </w:r>
+          </w:p>
+        </w:tc>
+        <w:tc>
+          <w:tcPr>
+            <w:tcW w:type="dxa" w:w="1610"/>
+            <w:vAlign w:val="center"/>
+            <w:tcMar>
+              <w:top w:w="60" w:type="dxa"/>
+              <w:start w:w="80" w:type="dxa"/>
+              <w:bottom w:w="60" w:type="dxa"/>
+              <w:end w:w="80" w:type="dxa"/>
+            </w:tcMar>
+          </w:tcPr>
+          <w:p>
+            <w:pPr>
+              <w:spacing w:before="0" w:after="0" w:line="240" w:lineRule="auto"/>
+              <w:jc w:val="center"/>
+            </w:pPr>
+            <w:r/>
+            <w:r>
+              <w:rPr>
+                <w:rFonts w:ascii="Calibri" w:hAnsi="Calibri"/>
+                <w:b w:val="0"/>
+                <w:color w:val="111111"/>
+                <w:sz w:val="13"/>
+              </w:rPr>
+              <w:t>-8.85 to +9.41 cm</w:t>
+            </w:r>
+          </w:p>
+        </w:tc>
+        <w:tc>
+          <w:tcPr>
+            <w:tcW w:type="dxa" w:w="1227"/>
+            <w:vAlign w:val="center"/>
+            <w:tcMar>
+              <w:top w:w="60" w:type="dxa"/>
+              <w:start w:w="80" w:type="dxa"/>
+              <w:bottom w:w="60" w:type="dxa"/>
+              <w:end w:w="80" w:type="dxa"/>
+            </w:tcMar>
+          </w:tcPr>
+          <w:p>
+            <w:pPr>
+              <w:spacing w:before="0" w:after="0" w:line="240" w:lineRule="auto"/>
+              <w:jc w:val="center"/>
+            </w:pPr>
+            <w:r/>
+            <w:r>
+              <w:rPr>
+                <w:rFonts w:ascii="Calibri" w:hAnsi="Calibri"/>
+                <w:b w:val="0"/>
+                <w:color w:val="111111"/>
+                <w:sz w:val="13"/>
+              </w:rPr>
+              <w:t>Figure 1</w:t>
+            </w:r>
+          </w:p>
+        </w:tc>
+      </w:tr>
+      <w:tr>
+        <w:tc>
+          <w:tcPr>
+            <w:tcW w:type="dxa" w:w="1196"/>
+            <w:vAlign w:val="center"/>
+            <w:tcMar>
+              <w:top w:w="60" w:type="dxa"/>
+              <w:start w:w="80" w:type="dxa"/>
+              <w:bottom w:w="60" w:type="dxa"/>
+              <w:end w:w="80" w:type="dxa"/>
+            </w:tcMar>
+          </w:tcPr>
+          <w:p>
+            <w:pPr>
+              <w:spacing w:before="0" w:after="0" w:line="240" w:lineRule="auto"/>
+              <w:jc w:val="left"/>
+            </w:pPr>
+            <w:r/>
+            <w:r>
+              <w:rPr>
+                <w:rFonts w:ascii="Calibri" w:hAnsi="Calibri"/>
+                <w:b w:val="0"/>
+                <w:color w:val="111111"/>
+                <w:sz w:val="13"/>
+              </w:rPr>
+              <w:t>TAPSE</w:t>
+            </w:r>
+          </w:p>
+        </w:tc>
+        <w:tc>
+          <w:tcPr>
+            <w:tcW w:type="dxa" w:w="1104"/>
+            <w:vAlign w:val="center"/>
+            <w:tcMar>
+              <w:top w:w="60" w:type="dxa"/>
+              <w:start w:w="80" w:type="dxa"/>
+              <w:bottom w:w="60" w:type="dxa"/>
+              <w:end w:w="80" w:type="dxa"/>
+            </w:tcMar>
+          </w:tcPr>
+          <w:p>
+            <w:pPr>
+              <w:spacing w:before="0" w:after="0" w:line="240" w:lineRule="auto"/>
+              <w:jc w:val="left"/>
+            </w:pPr>
+            <w:r/>
+            <w:r>
+              <w:rPr>
+                <w:rFonts w:ascii="Calibri" w:hAnsi="Calibri"/>
+                <w:b w:val="0"/>
+                <w:color w:val="111111"/>
+                <w:sz w:val="13"/>
+              </w:rPr>
+              <w:t>Secondary</w:t>
+            </w:r>
+          </w:p>
+        </w:tc>
+        <w:tc>
+          <w:tcPr>
+            <w:tcW w:type="dxa" w:w="736"/>
+            <w:vAlign w:val="center"/>
+            <w:tcMar>
+              <w:top w:w="60" w:type="dxa"/>
+              <w:start w:w="80" w:type="dxa"/>
+              <w:bottom w:w="60" w:type="dxa"/>
+              <w:end w:w="80" w:type="dxa"/>
+            </w:tcMar>
+          </w:tcPr>
+          <w:p>
+            <w:pPr>
+              <w:spacing w:before="0" w:after="0" w:line="240" w:lineRule="auto"/>
+              <w:jc w:val="center"/>
+            </w:pPr>
+            <w:r/>
+            <w:r>
+              <w:rPr>
+                <w:rFonts w:ascii="Calibri" w:hAnsi="Calibri"/>
+                <w:b w:val="0"/>
+                <w:color w:val="111111"/>
+                <w:sz w:val="13"/>
+              </w:rPr>
+              <w:t>160</w:t>
+            </w:r>
+          </w:p>
+        </w:tc>
+        <w:tc>
+          <w:tcPr>
+            <w:tcW w:type="dxa" w:w="1043"/>
+            <w:vAlign w:val="center"/>
+            <w:tcMar>
+              <w:top w:w="60" w:type="dxa"/>
+              <w:start w:w="80" w:type="dxa"/>
+              <w:bottom w:w="60" w:type="dxa"/>
+              <w:end w:w="80" w:type="dxa"/>
+            </w:tcMar>
+          </w:tcPr>
+          <w:p>
+            <w:pPr>
+              <w:spacing w:before="0" w:after="0" w:line="240" w:lineRule="auto"/>
+              <w:jc w:val="center"/>
+            </w:pPr>
+            <w:r/>
+            <w:r>
+              <w:rPr>
+                <w:rFonts w:ascii="Calibri" w:hAnsi="Calibri"/>
+                <w:b w:val="0"/>
+                <w:color w:val="111111"/>
+                <w:sz w:val="13"/>
+              </w:rPr>
+              <w:t>3.79 mm</w:t>
+            </w:r>
+          </w:p>
+        </w:tc>
+        <w:tc>
+          <w:tcPr>
+            <w:tcW w:type="dxa" w:w="1043"/>
+            <w:vAlign w:val="center"/>
+            <w:tcMar>
+              <w:top w:w="60" w:type="dxa"/>
+              <w:start w:w="80" w:type="dxa"/>
+              <w:bottom w:w="60" w:type="dxa"/>
+              <w:end w:w="80" w:type="dxa"/>
+            </w:tcMar>
+          </w:tcPr>
+          <w:p>
+            <w:pPr>
+              <w:spacing w:before="0" w:after="0" w:line="240" w:lineRule="auto"/>
+              <w:jc w:val="center"/>
+            </w:pPr>
+            <w:r/>
+            <w:r>
+              <w:rPr>
+                <w:rFonts w:ascii="Calibri" w:hAnsi="Calibri"/>
+                <w:b w:val="0"/>
+                <w:color w:val="111111"/>
+                <w:sz w:val="13"/>
+              </w:rPr>
+              <w:t>3.17 mm</w:t>
+            </w:r>
+          </w:p>
+        </w:tc>
+        <w:tc>
+          <w:tcPr>
+            <w:tcW w:type="dxa" w:w="1380"/>
+            <w:vAlign w:val="center"/>
+            <w:tcMar>
+              <w:top w:w="60" w:type="dxa"/>
+              <w:start w:w="80" w:type="dxa"/>
+              <w:bottom w:w="60" w:type="dxa"/>
+              <w:end w:w="80" w:type="dxa"/>
+            </w:tcMar>
+          </w:tcPr>
+          <w:p>
+            <w:pPr>
+              <w:spacing w:before="0" w:after="0" w:line="240" w:lineRule="auto"/>
+              <w:jc w:val="center"/>
+            </w:pPr>
+            <w:r/>
+            <w:r>
+              <w:rPr>
+                <w:rFonts w:ascii="Calibri" w:hAnsi="Calibri"/>
+                <w:b w:val="0"/>
+                <w:color w:val="111111"/>
+                <w:sz w:val="13"/>
+              </w:rPr>
+              <w:t>2.80 to 3.56 mm</w:t>
+            </w:r>
+          </w:p>
+        </w:tc>
+        <w:tc>
+          <w:tcPr>
+            <w:tcW w:type="dxa" w:w="1043"/>
+            <w:vAlign w:val="center"/>
+            <w:tcMar>
+              <w:top w:w="60" w:type="dxa"/>
+              <w:start w:w="80" w:type="dxa"/>
+              <w:bottom w:w="60" w:type="dxa"/>
+              <w:end w:w="80" w:type="dxa"/>
+            </w:tcMar>
+          </w:tcPr>
+          <w:p>
+            <w:pPr>
+              <w:spacing w:before="0" w:after="0" w:line="240" w:lineRule="auto"/>
+              <w:jc w:val="center"/>
+            </w:pPr>
+            <w:r/>
+            <w:r>
+              <w:rPr>
+                <w:rFonts w:ascii="Calibri" w:hAnsi="Calibri"/>
+                <w:b w:val="0"/>
+                <w:color w:val="111111"/>
+                <w:sz w:val="13"/>
+              </w:rPr>
+              <w:t>3.94 mm</w:t>
+            </w:r>
+          </w:p>
+        </w:tc>
+        <w:tc>
+          <w:tcPr>
+            <w:tcW w:type="dxa" w:w="889"/>
+            <w:vAlign w:val="center"/>
+            <w:tcMar>
+              <w:top w:w="60" w:type="dxa"/>
+              <w:start w:w="80" w:type="dxa"/>
+              <w:bottom w:w="60" w:type="dxa"/>
+              <w:end w:w="80" w:type="dxa"/>
+            </w:tcMar>
+          </w:tcPr>
+          <w:p>
+            <w:pPr>
+              <w:spacing w:before="0" w:after="0" w:line="240" w:lineRule="auto"/>
+              <w:jc w:val="center"/>
+            </w:pPr>
+            <w:r/>
+            <w:r>
+              <w:rPr>
+                <w:rFonts w:ascii="Calibri" w:hAnsi="Calibri"/>
+                <w:b w:val="0"/>
+                <w:color w:val="111111"/>
+                <w:sz w:val="13"/>
+              </w:rPr>
+              <w:t>0.284</w:t>
+            </w:r>
+          </w:p>
+        </w:tc>
+        <w:tc>
+          <w:tcPr>
+            <w:tcW w:type="dxa" w:w="1196"/>
+            <w:vAlign w:val="center"/>
+            <w:tcMar>
+              <w:top w:w="60" w:type="dxa"/>
+              <w:start w:w="80" w:type="dxa"/>
+              <w:bottom w:w="60" w:type="dxa"/>
+              <w:end w:w="80" w:type="dxa"/>
+            </w:tcMar>
+          </w:tcPr>
+          <w:p>
+            <w:pPr>
+              <w:spacing w:before="0" w:after="0" w:line="240" w:lineRule="auto"/>
+              <w:jc w:val="center"/>
+            </w:pPr>
+            <w:r/>
+            <w:r>
+              <w:rPr>
+                <w:rFonts w:ascii="Calibri" w:hAnsi="Calibri"/>
+                <w:b w:val="0"/>
+                <w:color w:val="111111"/>
+                <w:sz w:val="13"/>
+              </w:rPr>
+              <w:t>0.13 to 0.40</w:t>
+            </w:r>
+          </w:p>
+        </w:tc>
+        <w:tc>
+          <w:tcPr>
+            <w:tcW w:type="dxa" w:w="920"/>
+            <w:vAlign w:val="center"/>
+            <w:tcMar>
+              <w:top w:w="60" w:type="dxa"/>
+              <w:start w:w="80" w:type="dxa"/>
+              <w:bottom w:w="60" w:type="dxa"/>
+              <w:end w:w="80" w:type="dxa"/>
+            </w:tcMar>
+          </w:tcPr>
+          <w:p>
+            <w:pPr>
+              <w:spacing w:before="0" w:after="0" w:line="240" w:lineRule="auto"/>
+              <w:jc w:val="center"/>
+            </w:pPr>
+            <w:r/>
+            <w:r>
+              <w:rPr>
+                <w:rFonts w:ascii="Calibri" w:hAnsi="Calibri"/>
+                <w:b w:val="0"/>
+                <w:color w:val="111111"/>
+                <w:sz w:val="13"/>
+              </w:rPr>
+              <w:t>1000</w:t>
+            </w:r>
+          </w:p>
+        </w:tc>
+        <w:tc>
+          <w:tcPr>
+            <w:tcW w:type="dxa" w:w="1150"/>
+            <w:vAlign w:val="center"/>
+            <w:tcMar>
+              <w:top w:w="60" w:type="dxa"/>
+              <w:start w:w="80" w:type="dxa"/>
+              <w:bottom w:w="60" w:type="dxa"/>
+              <w:end w:w="80" w:type="dxa"/>
+            </w:tcMar>
+          </w:tcPr>
+          <w:p>
+            <w:pPr>
+              <w:spacing w:before="0" w:after="0" w:line="240" w:lineRule="auto"/>
+              <w:jc w:val="center"/>
+            </w:pPr>
+            <w:r/>
+            <w:r>
+              <w:rPr>
+                <w:rFonts w:ascii="Calibri" w:hAnsi="Calibri"/>
+                <w:b w:val="0"/>
+                <w:color w:val="111111"/>
+                <w:sz w:val="13"/>
+              </w:rPr>
+              <w:t>+0.22 mm</w:t>
+            </w:r>
+          </w:p>
+        </w:tc>
+        <w:tc>
+          <w:tcPr>
+            <w:tcW w:type="dxa" w:w="1610"/>
+            <w:vAlign w:val="center"/>
+            <w:tcMar>
+              <w:top w:w="60" w:type="dxa"/>
+              <w:start w:w="80" w:type="dxa"/>
+              <w:bottom w:w="60" w:type="dxa"/>
+              <w:end w:w="80" w:type="dxa"/>
+            </w:tcMar>
+          </w:tcPr>
+          <w:p>
+            <w:pPr>
+              <w:spacing w:before="0" w:after="0" w:line="240" w:lineRule="auto"/>
+              <w:jc w:val="center"/>
+            </w:pPr>
+            <w:r/>
+            <w:r>
+              <w:rPr>
+                <w:rFonts w:ascii="Calibri" w:hAnsi="Calibri"/>
+                <w:b w:val="0"/>
+                <w:color w:val="111111"/>
+                <w:sz w:val="13"/>
+              </w:rPr>
+              <w:t>-7.52 to +7.96 mm</w:t>
+            </w:r>
+          </w:p>
+        </w:tc>
+        <w:tc>
+          <w:tcPr>
+            <w:tcW w:type="dxa" w:w="1227"/>
+            <w:vAlign w:val="center"/>
+            <w:tcMar>
+              <w:top w:w="60" w:type="dxa"/>
+              <w:start w:w="80" w:type="dxa"/>
+              <w:bottom w:w="60" w:type="dxa"/>
+              <w:end w:w="80" w:type="dxa"/>
+            </w:tcMar>
+          </w:tcPr>
+          <w:p>
+            <w:pPr>
+              <w:spacing w:before="0" w:after="0" w:line="240" w:lineRule="auto"/>
+              <w:jc w:val="left"/>
+            </w:pPr>
+            <w:r/>
+            <w:r>
+              <w:rPr>
+                <w:rFonts w:ascii="Calibri" w:hAnsi="Calibri"/>
+                <w:b w:val="0"/>
+                <w:color w:val="111111"/>
+                <w:sz w:val="13"/>
+              </w:rPr>
+              <w:t>Supplementary Figure S1</w:t>
+            </w:r>
+          </w:p>
+        </w:tc>
+      </w:tr>
+    </w:tbl>
+    <w:p>
+      <w:pPr>
+        <w:spacing w:before="60" w:after="160" w:line="252" w:lineRule="auto"/>
+      </w:pPr>
+      <w:r>
+        <w:rPr>
+          <w:rFonts w:ascii="Calibri" w:hAnsi="Calibri"/>
+          <w:b/>
+          <w:color w:val="444444"/>
+          <w:sz w:val="16"/>
+        </w:rPr>
+        <w:t xml:space="preserve">Footnote: </w:t>
+      </w:r>
+      <w:r>
+        <w:rPr>
+          <w:rFonts w:ascii="Calibri" w:hAnsi="Calibri"/>
+          <w:color w:val="444444"/>
+          <w:sz w:val="16"/>
+        </w:rPr>
+        <w:t>Main imaging-only baseline performance using frozen EchoPrime study embeddings and deterministic subject-level train/validation/test splits. MAE and RMSE units are cm for LVOT VTI and mm for TAPSE. CI = confidence interval; LVOT VTI = left ventricular outflow tract velocity-time integral; MAE = mean absolute error; RMSE = root mean squared error; TAPSE = tricuspid annular plane systolic excursion.</w:t>
       </w:r>
     </w:p>
     <w:p>
@@ -29,77 +1205,64 @@
     </w:p>
     <w:p>
       <w:pPr>
-        <w:spacing w:after="80"/>
+        <w:pStyle w:val="Heading1"/>
       </w:pPr>
       <w:r>
-        <w:rPr>
-          <w:b/>
-          <w:sz w:val="24"/>
-        </w:rPr>
-        <w:t>Table 1. Main Continuous Performance Metrics</w:t>
-      </w:r>
-    </w:p>
-    <w:p>
-      <w:pPr>
-        <w:spacing w:after="120"/>
-      </w:pPr>
-      <w:r>
-        <w:t>Main imaging-only continuous performance metrics. MAE and RMSE units are cm for LVOT VTI and mm for TAPSE.</w:t>
+        <w:t>Supplementary Table S1. Hard-Extreme Robustness</w:t>
       </w:r>
     </w:p>
     <w:tbl>
+      <w:tblGrid>
+        <w:gridCol w:w="1726"/>
+        <w:gridCol w:w="2206"/>
+        <w:gridCol w:w="1151"/>
+        <w:gridCol w:w="1496"/>
+        <w:gridCol w:w="1247"/>
+        <w:gridCol w:w="3453"/>
+        <w:gridCol w:w="3261"/>
+      </w:tblGrid>
       <w:tblPr>
-        <w:tblW w:type="auto" w:w="0"/>
+        <w:tblW w:type="dxa" w:w="14544"/>
         <w:jc w:val="center"/>
         <w:tblLayout w:type="fixed"/>
         <w:tblLook w:firstColumn="1" w:firstRow="1" w:lastColumn="0" w:lastRow="0" w:noHBand="0" w:noVBand="1" w:val="04A0"/>
         <w:tblBorders>
-          <w:top w:val="single" w:sz="4" w:space="0" w:color="B7B7B7"/>
-          <w:left w:val="single" w:sz="4" w:space="0" w:color="B7B7B7"/>
-          <w:bottom w:val="single" w:sz="4" w:space="0" w:color="B7B7B7"/>
-          <w:right w:val="single" w:sz="4" w:space="0" w:color="B7B7B7"/>
-          <w:insideH w:val="single" w:sz="4" w:space="0" w:color="B7B7B7"/>
-          <w:insideV w:val="single" w:sz="4" w:space="0" w:color="B7B7B7"/>
+          <w:top w:val="single" w:sz="4" w:space="0" w:color="9AA6B2"/>
+          <w:left w:val="single" w:sz="4" w:space="0" w:color="9AA6B2"/>
+          <w:bottom w:val="single" w:sz="4" w:space="0" w:color="9AA6B2"/>
+          <w:right w:val="single" w:sz="4" w:space="0" w:color="9AA6B2"/>
+          <w:insideH w:val="single" w:sz="4" w:space="0" w:color="9AA6B2"/>
+          <w:insideV w:val="single" w:sz="4" w:space="0" w:color="9AA6B2"/>
         </w:tblBorders>
       </w:tblPr>
-      <w:tblGrid>
-        <w:gridCol w:w="1108"/>
-        <w:gridCol w:w="1108"/>
-        <w:gridCol w:w="1108"/>
-        <w:gridCol w:w="1108"/>
-        <w:gridCol w:w="1108"/>
-        <w:gridCol w:w="1108"/>
-        <w:gridCol w:w="1108"/>
-        <w:gridCol w:w="1108"/>
-        <w:gridCol w:w="1108"/>
-        <w:gridCol w:w="1108"/>
-        <w:gridCol w:w="1108"/>
-        <w:gridCol w:w="1108"/>
-        <w:gridCol w:w="1108"/>
-      </w:tblGrid>
       <w:tr>
+        <w:trPr>
+          <w:tblHeader/>
+        </w:trPr>
         <w:tc>
           <w:tcPr>
-            <w:tcW w:type="dxa" w:w="1123"/>
+            <w:tcW w:type="dxa" w:w="1726"/>
             <w:tcMar>
-              <w:top w:w="80" w:type="dxa"/>
-              <w:start w:w="100" w:type="dxa"/>
-              <w:bottom w:w="80" w:type="dxa"/>
-              <w:end w:w="100" w:type="dxa"/>
+              <w:top w:w="60" w:type="dxa"/>
+              <w:start w:w="80" w:type="dxa"/>
+              <w:bottom w:w="60" w:type="dxa"/>
+              <w:end w:w="80" w:type="dxa"/>
             </w:tcMar>
+            <w:shd w:fill="E8EEF5"/>
             <w:vAlign w:val="center"/>
-            <w:shd w:fill="E8EEF5"/>
           </w:tcPr>
           <w:p>
             <w:pPr>
-              <w:spacing w:after="0" w:line="252" w:lineRule="auto"/>
+              <w:spacing w:before="0" w:after="0" w:line="240" w:lineRule="auto"/>
               <w:jc w:val="center"/>
             </w:pPr>
+            <w:r/>
             <w:r>
               <w:rPr>
                 <w:rFonts w:ascii="Calibri" w:hAnsi="Calibri"/>
                 <w:b/>
-                <w:sz w:val="14"/>
+                <w:color w:val="111111"/>
+                <w:sz w:val="13"/>
               </w:rPr>
               <w:t>Target</w:t>
             </w:r>
@@ -107,53 +1270,57 @@
         </w:tc>
         <w:tc>
           <w:tcPr>
-            <w:tcW w:type="dxa" w:w="1036"/>
+            <w:tcW w:type="dxa" w:w="2206"/>
             <w:tcMar>
-              <w:top w:w="80" w:type="dxa"/>
-              <w:start w:w="100" w:type="dxa"/>
-              <w:bottom w:w="80" w:type="dxa"/>
-              <w:end w:w="100" w:type="dxa"/>
+              <w:top w:w="60" w:type="dxa"/>
+              <w:start w:w="80" w:type="dxa"/>
+              <w:bottom w:w="60" w:type="dxa"/>
+              <w:end w:w="80" w:type="dxa"/>
             </w:tcMar>
+            <w:shd w:fill="E8EEF5"/>
             <w:vAlign w:val="center"/>
-            <w:shd w:fill="E8EEF5"/>
           </w:tcPr>
           <w:p>
             <w:pPr>
-              <w:spacing w:after="0" w:line="252" w:lineRule="auto"/>
+              <w:spacing w:before="0" w:after="0" w:line="240" w:lineRule="auto"/>
               <w:jc w:val="center"/>
             </w:pPr>
+            <w:r/>
             <w:r>
               <w:rPr>
                 <w:rFonts w:ascii="Calibri" w:hAnsi="Calibri"/>
                 <w:b/>
-                <w:sz w:val="14"/>
+                <w:color w:val="111111"/>
+                <w:sz w:val="13"/>
               </w:rPr>
-              <w:t>Role</w:t>
+              <w:t>Sensitivity analysis</w:t>
             </w:r>
           </w:p>
         </w:tc>
         <w:tc>
           <w:tcPr>
-            <w:tcW w:type="dxa" w:w="792"/>
+            <w:tcW w:type="dxa" w:w="1151"/>
             <w:tcMar>
-              <w:top w:w="80" w:type="dxa"/>
-              <w:start w:w="100" w:type="dxa"/>
-              <w:bottom w:w="80" w:type="dxa"/>
-              <w:end w:w="100" w:type="dxa"/>
+              <w:top w:w="60" w:type="dxa"/>
+              <w:start w:w="80" w:type="dxa"/>
+              <w:bottom w:w="60" w:type="dxa"/>
+              <w:end w:w="80" w:type="dxa"/>
             </w:tcMar>
+            <w:shd w:fill="E8EEF5"/>
             <w:vAlign w:val="center"/>
-            <w:shd w:fill="E8EEF5"/>
           </w:tcPr>
           <w:p>
             <w:pPr>
-              <w:spacing w:after="0" w:line="252" w:lineRule="auto"/>
+              <w:spacing w:before="0" w:after="0" w:line="240" w:lineRule="auto"/>
               <w:jc w:val="center"/>
             </w:pPr>
+            <w:r/>
             <w:r>
               <w:rPr>
                 <w:rFonts w:ascii="Calibri" w:hAnsi="Calibri"/>
                 <w:b/>
-                <w:sz w:val="14"/>
+                <w:color w:val="111111"/>
+                <w:sz w:val="13"/>
               </w:rPr>
               <w:t>Test N</w:t>
             </w:r>
@@ -161,53 +1328,28 @@
         </w:tc>
         <w:tc>
           <w:tcPr>
-            <w:tcW w:type="dxa" w:w="1007"/>
+            <w:tcW w:type="dxa" w:w="1496"/>
             <w:tcMar>
-              <w:top w:w="80" w:type="dxa"/>
-              <w:start w:w="100" w:type="dxa"/>
-              <w:bottom w:w="80" w:type="dxa"/>
-              <w:end w:w="100" w:type="dxa"/>
+              <w:top w:w="60" w:type="dxa"/>
+              <w:start w:w="80" w:type="dxa"/>
+              <w:bottom w:w="60" w:type="dxa"/>
+              <w:end w:w="80" w:type="dxa"/>
             </w:tcMar>
+            <w:shd w:fill="E8EEF5"/>
             <w:vAlign w:val="center"/>
-            <w:shd w:fill="E8EEF5"/>
           </w:tcPr>
           <w:p>
             <w:pPr>
-              <w:spacing w:after="0" w:line="252" w:lineRule="auto"/>
+              <w:spacing w:before="0" w:after="0" w:line="240" w:lineRule="auto"/>
               <w:jc w:val="center"/>
             </w:pPr>
+            <w:r/>
             <w:r>
               <w:rPr>
                 <w:rFonts w:ascii="Calibri" w:hAnsi="Calibri"/>
                 <w:b/>
-                <w:sz w:val="14"/>
-              </w:rPr>
-              <w:t>Null MAE</w:t>
-            </w:r>
-          </w:p>
-        </w:tc>
-        <w:tc>
-          <w:tcPr>
-            <w:tcW w:type="dxa" w:w="1036"/>
-            <w:tcMar>
-              <w:top w:w="80" w:type="dxa"/>
-              <w:start w:w="100" w:type="dxa"/>
-              <w:bottom w:w="80" w:type="dxa"/>
-              <w:end w:w="100" w:type="dxa"/>
-            </w:tcMar>
-            <w:vAlign w:val="center"/>
-            <w:shd w:fill="E8EEF5"/>
-          </w:tcPr>
-          <w:p>
-            <w:pPr>
-              <w:spacing w:after="0" w:line="252" w:lineRule="auto"/>
-              <w:jc w:val="center"/>
-            </w:pPr>
-            <w:r>
-              <w:rPr>
-                <w:rFonts w:ascii="Calibri" w:hAnsi="Calibri"/>
-                <w:b/>
-                <w:sz w:val="14"/>
+                <w:color w:val="111111"/>
+                <w:sz w:val="13"/>
               </w:rPr>
               <w:t>Ridge MAE</w:t>
             </w:r>
@@ -215,80 +1357,28 @@
         </w:tc>
         <w:tc>
           <w:tcPr>
-            <w:tcW w:type="dxa" w:w="1440"/>
+            <w:tcW w:type="dxa" w:w="1247"/>
             <w:tcMar>
-              <w:top w:w="80" w:type="dxa"/>
-              <w:start w:w="100" w:type="dxa"/>
-              <w:bottom w:w="80" w:type="dxa"/>
-              <w:end w:w="100" w:type="dxa"/>
+              <w:top w:w="60" w:type="dxa"/>
+              <w:start w:w="80" w:type="dxa"/>
+              <w:bottom w:w="60" w:type="dxa"/>
+              <w:end w:w="80" w:type="dxa"/>
             </w:tcMar>
+            <w:shd w:fill="E8EEF5"/>
             <w:vAlign w:val="center"/>
-            <w:shd w:fill="E8EEF5"/>
           </w:tcPr>
           <w:p>
             <w:pPr>
-              <w:spacing w:after="0" w:line="252" w:lineRule="auto"/>
+              <w:spacing w:before="0" w:after="0" w:line="240" w:lineRule="auto"/>
               <w:jc w:val="center"/>
             </w:pPr>
+            <w:r/>
             <w:r>
               <w:rPr>
                 <w:rFonts w:ascii="Calibri" w:hAnsi="Calibri"/>
                 <w:b/>
-                <w:sz w:val="14"/>
-              </w:rPr>
-              <w:t>Ridge MAE 95% CI</w:t>
-            </w:r>
-          </w:p>
-        </w:tc>
-        <w:tc>
-          <w:tcPr>
-            <w:tcW w:type="dxa" w:w="1065"/>
-            <w:tcMar>
-              <w:top w:w="80" w:type="dxa"/>
-              <w:start w:w="100" w:type="dxa"/>
-              <w:bottom w:w="80" w:type="dxa"/>
-              <w:end w:w="100" w:type="dxa"/>
-            </w:tcMar>
-            <w:vAlign w:val="center"/>
-            <w:shd w:fill="E8EEF5"/>
-          </w:tcPr>
-          <w:p>
-            <w:pPr>
-              <w:spacing w:after="0" w:line="252" w:lineRule="auto"/>
-              <w:jc w:val="center"/>
-            </w:pPr>
-            <w:r>
-              <w:rPr>
-                <w:rFonts w:ascii="Calibri" w:hAnsi="Calibri"/>
-                <w:b/>
-                <w:sz w:val="14"/>
-              </w:rPr>
-              <w:t>Ridge RMSE</w:t>
-            </w:r>
-          </w:p>
-        </w:tc>
-        <w:tc>
-          <w:tcPr>
-            <w:tcW w:type="dxa" w:w="835"/>
-            <w:tcMar>
-              <w:top w:w="80" w:type="dxa"/>
-              <w:start w:w="100" w:type="dxa"/>
-              <w:bottom w:w="80" w:type="dxa"/>
-              <w:end w:w="100" w:type="dxa"/>
-            </w:tcMar>
-            <w:vAlign w:val="center"/>
-            <w:shd w:fill="E8EEF5"/>
-          </w:tcPr>
-          <w:p>
-            <w:pPr>
-              <w:spacing w:after="0" w:line="252" w:lineRule="auto"/>
-              <w:jc w:val="center"/>
-            </w:pPr>
-            <w:r>
-              <w:rPr>
-                <w:rFonts w:ascii="Calibri" w:hAnsi="Calibri"/>
-                <w:b/>
-                <w:sz w:val="14"/>
+                <w:color w:val="111111"/>
+                <w:sz w:val="13"/>
               </w:rPr>
               <w:t>Ridge R2</w:t>
             </w:r>
@@ -296,1002 +1386,28 @@
         </w:tc>
         <w:tc>
           <w:tcPr>
-            <w:tcW w:type="dxa" w:w="1267"/>
+            <w:tcW w:type="dxa" w:w="3453"/>
             <w:tcMar>
-              <w:top w:w="80" w:type="dxa"/>
-              <w:start w:w="100" w:type="dxa"/>
-              <w:bottom w:w="80" w:type="dxa"/>
-              <w:end w:w="100" w:type="dxa"/>
+              <w:top w:w="60" w:type="dxa"/>
+              <w:start w:w="80" w:type="dxa"/>
+              <w:bottom w:w="60" w:type="dxa"/>
+              <w:end w:w="80" w:type="dxa"/>
             </w:tcMar>
+            <w:shd w:fill="E8EEF5"/>
             <w:vAlign w:val="center"/>
-            <w:shd w:fill="E8EEF5"/>
           </w:tcPr>
           <w:p>
             <w:pPr>
-              <w:spacing w:after="0" w:line="252" w:lineRule="auto"/>
+              <w:spacing w:before="0" w:after="0" w:line="240" w:lineRule="auto"/>
               <w:jc w:val="center"/>
             </w:pPr>
+            <w:r/>
             <w:r>
               <w:rPr>
                 <w:rFonts w:ascii="Calibri" w:hAnsi="Calibri"/>
                 <w:b/>
-                <w:sz w:val="14"/>
-              </w:rPr>
-              <w:t>Ridge R2 95% CI</w:t>
-            </w:r>
-          </w:p>
-        </w:tc>
-        <w:tc>
-          <w:tcPr>
-            <w:tcW w:type="dxa" w:w="979"/>
-            <w:tcMar>
-              <w:top w:w="80" w:type="dxa"/>
-              <w:start w:w="100" w:type="dxa"/>
-              <w:bottom w:w="80" w:type="dxa"/>
-              <w:end w:w="100" w:type="dxa"/>
-            </w:tcMar>
-            <w:vAlign w:val="center"/>
-            <w:shd w:fill="E8EEF5"/>
-          </w:tcPr>
-          <w:p>
-            <w:pPr>
-              <w:spacing w:after="0" w:line="252" w:lineRule="auto"/>
-              <w:jc w:val="center"/>
-            </w:pPr>
-            <w:r>
-              <w:rPr>
-                <w:rFonts w:ascii="Calibri" w:hAnsi="Calibri"/>
-                <w:b/>
-                <w:sz w:val="14"/>
-              </w:rPr>
-              <w:t>Selected alpha</w:t>
-            </w:r>
-          </w:p>
-        </w:tc>
-        <w:tc>
-          <w:tcPr>
-            <w:tcW w:type="dxa" w:w="1180"/>
-            <w:tcMar>
-              <w:top w:w="80" w:type="dxa"/>
-              <w:start w:w="100" w:type="dxa"/>
-              <w:bottom w:w="80" w:type="dxa"/>
-              <w:end w:w="100" w:type="dxa"/>
-            </w:tcMar>
-            <w:vAlign w:val="center"/>
-            <w:shd w:fill="E8EEF5"/>
-          </w:tcPr>
-          <w:p>
-            <w:pPr>
-              <w:spacing w:after="0" w:line="252" w:lineRule="auto"/>
-              <w:jc w:val="center"/>
-            </w:pPr>
-            <w:r>
-              <w:rPr>
-                <w:rFonts w:ascii="Calibri" w:hAnsi="Calibri"/>
-                <w:b/>
-                <w:sz w:val="14"/>
-              </w:rPr>
-              <w:t>Bland-Altman bias</w:t>
-            </w:r>
-          </w:p>
-        </w:tc>
-        <w:tc>
-          <w:tcPr>
-            <w:tcW w:type="dxa" w:w="1800"/>
-            <w:tcMar>
-              <w:top w:w="80" w:type="dxa"/>
-              <w:start w:w="100" w:type="dxa"/>
-              <w:bottom w:w="80" w:type="dxa"/>
-              <w:end w:w="100" w:type="dxa"/>
-            </w:tcMar>
-            <w:vAlign w:val="center"/>
-            <w:shd w:fill="E8EEF5"/>
-          </w:tcPr>
-          <w:p>
-            <w:pPr>
-              <w:spacing w:after="0" w:line="252" w:lineRule="auto"/>
-              <w:jc w:val="center"/>
-            </w:pPr>
-            <w:r>
-              <w:rPr>
-                <w:rFonts w:ascii="Calibri" w:hAnsi="Calibri"/>
-                <w:b/>
-                <w:sz w:val="14"/>
-              </w:rPr>
-              <w:t>Bland-Altman limits of agreement</w:t>
-            </w:r>
-          </w:p>
-        </w:tc>
-        <w:tc>
-          <w:tcPr>
-            <w:tcW w:type="dxa" w:w="1512"/>
-            <w:tcMar>
-              <w:top w:w="80" w:type="dxa"/>
-              <w:start w:w="100" w:type="dxa"/>
-              <w:bottom w:w="80" w:type="dxa"/>
-              <w:end w:w="100" w:type="dxa"/>
-            </w:tcMar>
-            <w:vAlign w:val="center"/>
-            <w:shd w:fill="E8EEF5"/>
-          </w:tcPr>
-          <w:p>
-            <w:pPr>
-              <w:spacing w:after="0" w:line="252" w:lineRule="auto"/>
-              <w:jc w:val="center"/>
-            </w:pPr>
-            <w:r>
-              <w:rPr>
-                <w:rFonts w:ascii="Calibri" w:hAnsi="Calibri"/>
-                <w:b/>
-                <w:sz w:val="14"/>
-              </w:rPr>
-              <w:t>Figure callout</w:t>
-            </w:r>
-          </w:p>
-        </w:tc>
-      </w:tr>
-      <w:tr>
-        <w:tc>
-          <w:tcPr>
-            <w:tcW w:type="dxa" w:w="1123"/>
-            <w:tcMar>
-              <w:top w:w="80" w:type="dxa"/>
-              <w:start w:w="100" w:type="dxa"/>
-              <w:bottom w:w="80" w:type="dxa"/>
-              <w:end w:w="100" w:type="dxa"/>
-            </w:tcMar>
-            <w:vAlign w:val="center"/>
-          </w:tcPr>
-          <w:p>
-            <w:pPr>
-              <w:spacing w:after="0" w:line="252" w:lineRule="auto"/>
-              <w:jc w:val="left"/>
-            </w:pPr>
-            <w:r>
-              <w:rPr>
-                <w:rFonts w:ascii="Calibri" w:hAnsi="Calibri"/>
-                <w:sz w:val="14"/>
-              </w:rPr>
-              <w:t>LVOT VTI</w:t>
-            </w:r>
-          </w:p>
-        </w:tc>
-        <w:tc>
-          <w:tcPr>
-            <w:tcW w:type="dxa" w:w="1036"/>
-            <w:tcMar>
-              <w:top w:w="80" w:type="dxa"/>
-              <w:start w:w="100" w:type="dxa"/>
-              <w:bottom w:w="80" w:type="dxa"/>
-              <w:end w:w="100" w:type="dxa"/>
-            </w:tcMar>
-            <w:vAlign w:val="center"/>
-          </w:tcPr>
-          <w:p>
-            <w:pPr>
-              <w:spacing w:after="0" w:line="252" w:lineRule="auto"/>
-              <w:jc w:val="left"/>
-            </w:pPr>
-            <w:r>
-              <w:rPr>
-                <w:rFonts w:ascii="Calibri" w:hAnsi="Calibri"/>
-                <w:sz w:val="14"/>
-              </w:rPr>
-              <w:t>Primary</w:t>
-            </w:r>
-          </w:p>
-        </w:tc>
-        <w:tc>
-          <w:tcPr>
-            <w:tcW w:type="dxa" w:w="792"/>
-            <w:tcMar>
-              <w:top w:w="80" w:type="dxa"/>
-              <w:start w:w="100" w:type="dxa"/>
-              <w:bottom w:w="80" w:type="dxa"/>
-              <w:end w:w="100" w:type="dxa"/>
-            </w:tcMar>
-            <w:vAlign w:val="center"/>
-          </w:tcPr>
-          <w:p>
-            <w:pPr>
-              <w:spacing w:after="0" w:line="252" w:lineRule="auto"/>
-              <w:jc w:val="center"/>
-            </w:pPr>
-            <w:r>
-              <w:rPr>
-                <w:rFonts w:ascii="Calibri" w:hAnsi="Calibri"/>
-                <w:sz w:val="14"/>
-              </w:rPr>
-              <w:t>555</w:t>
-            </w:r>
-          </w:p>
-        </w:tc>
-        <w:tc>
-          <w:tcPr>
-            <w:tcW w:type="dxa" w:w="1007"/>
-            <w:tcMar>
-              <w:top w:w="80" w:type="dxa"/>
-              <w:start w:w="100" w:type="dxa"/>
-              <w:bottom w:w="80" w:type="dxa"/>
-              <w:end w:w="100" w:type="dxa"/>
-            </w:tcMar>
-            <w:vAlign w:val="center"/>
-          </w:tcPr>
-          <w:p>
-            <w:pPr>
-              <w:spacing w:after="0" w:line="252" w:lineRule="auto"/>
-              <w:jc w:val="center"/>
-            </w:pPr>
-            <w:r>
-              <w:rPr>
-                <w:rFonts w:ascii="Calibri" w:hAnsi="Calibri"/>
-                <w:sz w:val="14"/>
-              </w:rPr>
-              <w:t>4.54 cm</w:t>
-            </w:r>
-          </w:p>
-        </w:tc>
-        <w:tc>
-          <w:tcPr>
-            <w:tcW w:type="dxa" w:w="1036"/>
-            <w:tcMar>
-              <w:top w:w="80" w:type="dxa"/>
-              <w:start w:w="100" w:type="dxa"/>
-              <w:bottom w:w="80" w:type="dxa"/>
-              <w:end w:w="100" w:type="dxa"/>
-            </w:tcMar>
-            <w:vAlign w:val="center"/>
-          </w:tcPr>
-          <w:p>
-            <w:pPr>
-              <w:spacing w:after="0" w:line="252" w:lineRule="auto"/>
-              <w:jc w:val="center"/>
-            </w:pPr>
-            <w:r>
-              <w:rPr>
-                <w:rFonts w:ascii="Calibri" w:hAnsi="Calibri"/>
-                <w:sz w:val="14"/>
-              </w:rPr>
-              <w:t>3.64 cm</w:t>
-            </w:r>
-          </w:p>
-        </w:tc>
-        <w:tc>
-          <w:tcPr>
-            <w:tcW w:type="dxa" w:w="1440"/>
-            <w:tcMar>
-              <w:top w:w="80" w:type="dxa"/>
-              <w:start w:w="100" w:type="dxa"/>
-              <w:bottom w:w="80" w:type="dxa"/>
-              <w:end w:w="100" w:type="dxa"/>
-            </w:tcMar>
-            <w:vAlign w:val="center"/>
-          </w:tcPr>
-          <w:p>
-            <w:pPr>
-              <w:spacing w:after="0" w:line="252" w:lineRule="auto"/>
-              <w:jc w:val="left"/>
-            </w:pPr>
-            <w:r>
-              <w:rPr>
-                <w:rFonts w:ascii="Calibri" w:hAnsi="Calibri"/>
-                <w:sz w:val="14"/>
-              </w:rPr>
-              <w:t>3.41 to 3.88 cm</w:t>
-            </w:r>
-          </w:p>
-        </w:tc>
-        <w:tc>
-          <w:tcPr>
-            <w:tcW w:type="dxa" w:w="1065"/>
-            <w:tcMar>
-              <w:top w:w="80" w:type="dxa"/>
-              <w:start w:w="100" w:type="dxa"/>
-              <w:bottom w:w="80" w:type="dxa"/>
-              <w:end w:w="100" w:type="dxa"/>
-            </w:tcMar>
-            <w:vAlign w:val="center"/>
-          </w:tcPr>
-          <w:p>
-            <w:pPr>
-              <w:spacing w:after="0" w:line="252" w:lineRule="auto"/>
-              <w:jc w:val="center"/>
-            </w:pPr>
-            <w:r>
-              <w:rPr>
-                <w:rFonts w:ascii="Calibri" w:hAnsi="Calibri"/>
-                <w:sz w:val="14"/>
-              </w:rPr>
-              <w:t>4.66 cm</w:t>
-            </w:r>
-          </w:p>
-        </w:tc>
-        <w:tc>
-          <w:tcPr>
-            <w:tcW w:type="dxa" w:w="835"/>
-            <w:tcMar>
-              <w:top w:w="80" w:type="dxa"/>
-              <w:start w:w="100" w:type="dxa"/>
-              <w:bottom w:w="80" w:type="dxa"/>
-              <w:end w:w="100" w:type="dxa"/>
-            </w:tcMar>
-            <w:vAlign w:val="center"/>
-          </w:tcPr>
-          <w:p>
-            <w:pPr>
-              <w:spacing w:after="0" w:line="252" w:lineRule="auto"/>
-              <w:jc w:val="center"/>
-            </w:pPr>
-            <w:r>
-              <w:rPr>
-                <w:rFonts w:ascii="Calibri" w:hAnsi="Calibri"/>
-                <w:sz w:val="14"/>
-              </w:rPr>
-              <w:t>0.372</w:t>
-            </w:r>
-          </w:p>
-        </w:tc>
-        <w:tc>
-          <w:tcPr>
-            <w:tcW w:type="dxa" w:w="1267"/>
-            <w:tcMar>
-              <w:top w:w="80" w:type="dxa"/>
-              <w:start w:w="100" w:type="dxa"/>
-              <w:bottom w:w="80" w:type="dxa"/>
-              <w:end w:w="100" w:type="dxa"/>
-            </w:tcMar>
-            <w:vAlign w:val="center"/>
-          </w:tcPr>
-          <w:p>
-            <w:pPr>
-              <w:spacing w:after="0" w:line="252" w:lineRule="auto"/>
-              <w:jc w:val="left"/>
-            </w:pPr>
-            <w:r>
-              <w:rPr>
-                <w:rFonts w:ascii="Calibri" w:hAnsi="Calibri"/>
-                <w:sz w:val="14"/>
-              </w:rPr>
-              <w:t>0.30 to 0.43</w:t>
-            </w:r>
-          </w:p>
-        </w:tc>
-        <w:tc>
-          <w:tcPr>
-            <w:tcW w:type="dxa" w:w="979"/>
-            <w:tcMar>
-              <w:top w:w="80" w:type="dxa"/>
-              <w:start w:w="100" w:type="dxa"/>
-              <w:bottom w:w="80" w:type="dxa"/>
-              <w:end w:w="100" w:type="dxa"/>
-            </w:tcMar>
-            <w:vAlign w:val="center"/>
-          </w:tcPr>
-          <w:p>
-            <w:pPr>
-              <w:spacing w:after="0" w:line="252" w:lineRule="auto"/>
-              <w:jc w:val="center"/>
-            </w:pPr>
-            <w:r>
-              <w:rPr>
-                <w:rFonts w:ascii="Calibri" w:hAnsi="Calibri"/>
-                <w:sz w:val="14"/>
-              </w:rPr>
-              <w:t>0.3</w:t>
-            </w:r>
-          </w:p>
-        </w:tc>
-        <w:tc>
-          <w:tcPr>
-            <w:tcW w:type="dxa" w:w="1180"/>
-            <w:tcMar>
-              <w:top w:w="80" w:type="dxa"/>
-              <w:start w:w="100" w:type="dxa"/>
-              <w:bottom w:w="80" w:type="dxa"/>
-              <w:end w:w="100" w:type="dxa"/>
-            </w:tcMar>
-            <w:vAlign w:val="center"/>
-          </w:tcPr>
-          <w:p>
-            <w:pPr>
-              <w:spacing w:after="0" w:line="252" w:lineRule="auto"/>
-              <w:jc w:val="left"/>
-            </w:pPr>
-            <w:r>
-              <w:rPr>
-                <w:rFonts w:ascii="Calibri" w:hAnsi="Calibri"/>
-                <w:sz w:val="14"/>
-              </w:rPr>
-              <w:t>+0.28 cm</w:t>
-            </w:r>
-          </w:p>
-        </w:tc>
-        <w:tc>
-          <w:tcPr>
-            <w:tcW w:type="dxa" w:w="1800"/>
-            <w:tcMar>
-              <w:top w:w="80" w:type="dxa"/>
-              <w:start w:w="100" w:type="dxa"/>
-              <w:bottom w:w="80" w:type="dxa"/>
-              <w:end w:w="100" w:type="dxa"/>
-            </w:tcMar>
-            <w:vAlign w:val="center"/>
-          </w:tcPr>
-          <w:p>
-            <w:pPr>
-              <w:spacing w:after="0" w:line="252" w:lineRule="auto"/>
-              <w:jc w:val="left"/>
-            </w:pPr>
-            <w:r>
-              <w:rPr>
-                <w:rFonts w:ascii="Calibri" w:hAnsi="Calibri"/>
-                <w:sz w:val="14"/>
-              </w:rPr>
-              <w:t>-8.85 to +9.41 cm</w:t>
-            </w:r>
-          </w:p>
-        </w:tc>
-        <w:tc>
-          <w:tcPr>
-            <w:tcW w:type="dxa" w:w="1512"/>
-            <w:tcMar>
-              <w:top w:w="80" w:type="dxa"/>
-              <w:start w:w="100" w:type="dxa"/>
-              <w:bottom w:w="80" w:type="dxa"/>
-              <w:end w:w="100" w:type="dxa"/>
-            </w:tcMar>
-            <w:vAlign w:val="center"/>
-          </w:tcPr>
-          <w:p>
-            <w:pPr>
-              <w:spacing w:after="0" w:line="252" w:lineRule="auto"/>
-              <w:jc w:val="left"/>
-            </w:pPr>
-            <w:r>
-              <w:rPr>
-                <w:rFonts w:ascii="Calibri" w:hAnsi="Calibri"/>
-                <w:sz w:val="14"/>
-              </w:rPr>
-              <w:t>Figure 1</w:t>
-            </w:r>
-          </w:p>
-        </w:tc>
-      </w:tr>
-      <w:tr>
-        <w:tc>
-          <w:tcPr>
-            <w:tcW w:type="dxa" w:w="1123"/>
-            <w:tcMar>
-              <w:top w:w="80" w:type="dxa"/>
-              <w:start w:w="100" w:type="dxa"/>
-              <w:bottom w:w="80" w:type="dxa"/>
-              <w:end w:w="100" w:type="dxa"/>
-            </w:tcMar>
-            <w:vAlign w:val="center"/>
-          </w:tcPr>
-          <w:p>
-            <w:pPr>
-              <w:spacing w:after="0" w:line="252" w:lineRule="auto"/>
-              <w:jc w:val="left"/>
-            </w:pPr>
-            <w:r>
-              <w:rPr>
-                <w:rFonts w:ascii="Calibri" w:hAnsi="Calibri"/>
-                <w:sz w:val="14"/>
-              </w:rPr>
-              <w:t>TAPSE</w:t>
-            </w:r>
-          </w:p>
-        </w:tc>
-        <w:tc>
-          <w:tcPr>
-            <w:tcW w:type="dxa" w:w="1036"/>
-            <w:tcMar>
-              <w:top w:w="80" w:type="dxa"/>
-              <w:start w:w="100" w:type="dxa"/>
-              <w:bottom w:w="80" w:type="dxa"/>
-              <w:end w:w="100" w:type="dxa"/>
-            </w:tcMar>
-            <w:vAlign w:val="center"/>
-          </w:tcPr>
-          <w:p>
-            <w:pPr>
-              <w:spacing w:after="0" w:line="252" w:lineRule="auto"/>
-              <w:jc w:val="left"/>
-            </w:pPr>
-            <w:r>
-              <w:rPr>
-                <w:rFonts w:ascii="Calibri" w:hAnsi="Calibri"/>
-                <w:sz w:val="14"/>
-              </w:rPr>
-              <w:t>Secondary</w:t>
-            </w:r>
-          </w:p>
-        </w:tc>
-        <w:tc>
-          <w:tcPr>
-            <w:tcW w:type="dxa" w:w="792"/>
-            <w:tcMar>
-              <w:top w:w="80" w:type="dxa"/>
-              <w:start w:w="100" w:type="dxa"/>
-              <w:bottom w:w="80" w:type="dxa"/>
-              <w:end w:w="100" w:type="dxa"/>
-            </w:tcMar>
-            <w:vAlign w:val="center"/>
-          </w:tcPr>
-          <w:p>
-            <w:pPr>
-              <w:spacing w:after="0" w:line="252" w:lineRule="auto"/>
-              <w:jc w:val="center"/>
-            </w:pPr>
-            <w:r>
-              <w:rPr>
-                <w:rFonts w:ascii="Calibri" w:hAnsi="Calibri"/>
-                <w:sz w:val="14"/>
-              </w:rPr>
-              <w:t>160</w:t>
-            </w:r>
-          </w:p>
-        </w:tc>
-        <w:tc>
-          <w:tcPr>
-            <w:tcW w:type="dxa" w:w="1007"/>
-            <w:tcMar>
-              <w:top w:w="80" w:type="dxa"/>
-              <w:start w:w="100" w:type="dxa"/>
-              <w:bottom w:w="80" w:type="dxa"/>
-              <w:end w:w="100" w:type="dxa"/>
-            </w:tcMar>
-            <w:vAlign w:val="center"/>
-          </w:tcPr>
-          <w:p>
-            <w:pPr>
-              <w:spacing w:after="0" w:line="252" w:lineRule="auto"/>
-              <w:jc w:val="center"/>
-            </w:pPr>
-            <w:r>
-              <w:rPr>
-                <w:rFonts w:ascii="Calibri" w:hAnsi="Calibri"/>
-                <w:sz w:val="14"/>
-              </w:rPr>
-              <w:t>3.79 mm</w:t>
-            </w:r>
-          </w:p>
-        </w:tc>
-        <w:tc>
-          <w:tcPr>
-            <w:tcW w:type="dxa" w:w="1036"/>
-            <w:tcMar>
-              <w:top w:w="80" w:type="dxa"/>
-              <w:start w:w="100" w:type="dxa"/>
-              <w:bottom w:w="80" w:type="dxa"/>
-              <w:end w:w="100" w:type="dxa"/>
-            </w:tcMar>
-            <w:vAlign w:val="center"/>
-          </w:tcPr>
-          <w:p>
-            <w:pPr>
-              <w:spacing w:after="0" w:line="252" w:lineRule="auto"/>
-              <w:jc w:val="center"/>
-            </w:pPr>
-            <w:r>
-              <w:rPr>
-                <w:rFonts w:ascii="Calibri" w:hAnsi="Calibri"/>
-                <w:sz w:val="14"/>
-              </w:rPr>
-              <w:t>3.17 mm</w:t>
-            </w:r>
-          </w:p>
-        </w:tc>
-        <w:tc>
-          <w:tcPr>
-            <w:tcW w:type="dxa" w:w="1440"/>
-            <w:tcMar>
-              <w:top w:w="80" w:type="dxa"/>
-              <w:start w:w="100" w:type="dxa"/>
-              <w:bottom w:w="80" w:type="dxa"/>
-              <w:end w:w="100" w:type="dxa"/>
-            </w:tcMar>
-            <w:vAlign w:val="center"/>
-          </w:tcPr>
-          <w:p>
-            <w:pPr>
-              <w:spacing w:after="0" w:line="252" w:lineRule="auto"/>
-              <w:jc w:val="left"/>
-            </w:pPr>
-            <w:r>
-              <w:rPr>
-                <w:rFonts w:ascii="Calibri" w:hAnsi="Calibri"/>
-                <w:sz w:val="14"/>
-              </w:rPr>
-              <w:t>2.80 to 3.56 mm</w:t>
-            </w:r>
-          </w:p>
-        </w:tc>
-        <w:tc>
-          <w:tcPr>
-            <w:tcW w:type="dxa" w:w="1065"/>
-            <w:tcMar>
-              <w:top w:w="80" w:type="dxa"/>
-              <w:start w:w="100" w:type="dxa"/>
-              <w:bottom w:w="80" w:type="dxa"/>
-              <w:end w:w="100" w:type="dxa"/>
-            </w:tcMar>
-            <w:vAlign w:val="center"/>
-          </w:tcPr>
-          <w:p>
-            <w:pPr>
-              <w:spacing w:after="0" w:line="252" w:lineRule="auto"/>
-              <w:jc w:val="center"/>
-            </w:pPr>
-            <w:r>
-              <w:rPr>
-                <w:rFonts w:ascii="Calibri" w:hAnsi="Calibri"/>
-                <w:sz w:val="14"/>
-              </w:rPr>
-              <w:t>3.94 mm</w:t>
-            </w:r>
-          </w:p>
-        </w:tc>
-        <w:tc>
-          <w:tcPr>
-            <w:tcW w:type="dxa" w:w="835"/>
-            <w:tcMar>
-              <w:top w:w="80" w:type="dxa"/>
-              <w:start w:w="100" w:type="dxa"/>
-              <w:bottom w:w="80" w:type="dxa"/>
-              <w:end w:w="100" w:type="dxa"/>
-            </w:tcMar>
-            <w:vAlign w:val="center"/>
-          </w:tcPr>
-          <w:p>
-            <w:pPr>
-              <w:spacing w:after="0" w:line="252" w:lineRule="auto"/>
-              <w:jc w:val="center"/>
-            </w:pPr>
-            <w:r>
-              <w:rPr>
-                <w:rFonts w:ascii="Calibri" w:hAnsi="Calibri"/>
-                <w:sz w:val="14"/>
-              </w:rPr>
-              <w:t>0.284</w:t>
-            </w:r>
-          </w:p>
-        </w:tc>
-        <w:tc>
-          <w:tcPr>
-            <w:tcW w:type="dxa" w:w="1267"/>
-            <w:tcMar>
-              <w:top w:w="80" w:type="dxa"/>
-              <w:start w:w="100" w:type="dxa"/>
-              <w:bottom w:w="80" w:type="dxa"/>
-              <w:end w:w="100" w:type="dxa"/>
-            </w:tcMar>
-            <w:vAlign w:val="center"/>
-          </w:tcPr>
-          <w:p>
-            <w:pPr>
-              <w:spacing w:after="0" w:line="252" w:lineRule="auto"/>
-              <w:jc w:val="left"/>
-            </w:pPr>
-            <w:r>
-              <w:rPr>
-                <w:rFonts w:ascii="Calibri" w:hAnsi="Calibri"/>
-                <w:sz w:val="14"/>
-              </w:rPr>
-              <w:t>0.13 to 0.40</w:t>
-            </w:r>
-          </w:p>
-        </w:tc>
-        <w:tc>
-          <w:tcPr>
-            <w:tcW w:type="dxa" w:w="979"/>
-            <w:tcMar>
-              <w:top w:w="80" w:type="dxa"/>
-              <w:start w:w="100" w:type="dxa"/>
-              <w:bottom w:w="80" w:type="dxa"/>
-              <w:end w:w="100" w:type="dxa"/>
-            </w:tcMar>
-            <w:vAlign w:val="center"/>
-          </w:tcPr>
-          <w:p>
-            <w:pPr>
-              <w:spacing w:after="0" w:line="252" w:lineRule="auto"/>
-              <w:jc w:val="center"/>
-            </w:pPr>
-            <w:r>
-              <w:rPr>
-                <w:rFonts w:ascii="Calibri" w:hAnsi="Calibri"/>
-                <w:sz w:val="14"/>
-              </w:rPr>
-              <w:t>1000</w:t>
-            </w:r>
-          </w:p>
-        </w:tc>
-        <w:tc>
-          <w:tcPr>
-            <w:tcW w:type="dxa" w:w="1180"/>
-            <w:tcMar>
-              <w:top w:w="80" w:type="dxa"/>
-              <w:start w:w="100" w:type="dxa"/>
-              <w:bottom w:w="80" w:type="dxa"/>
-              <w:end w:w="100" w:type="dxa"/>
-            </w:tcMar>
-            <w:vAlign w:val="center"/>
-          </w:tcPr>
-          <w:p>
-            <w:pPr>
-              <w:spacing w:after="0" w:line="252" w:lineRule="auto"/>
-              <w:jc w:val="left"/>
-            </w:pPr>
-            <w:r>
-              <w:rPr>
-                <w:rFonts w:ascii="Calibri" w:hAnsi="Calibri"/>
-                <w:sz w:val="14"/>
-              </w:rPr>
-              <w:t>+0.22 mm</w:t>
-            </w:r>
-          </w:p>
-        </w:tc>
-        <w:tc>
-          <w:tcPr>
-            <w:tcW w:type="dxa" w:w="1800"/>
-            <w:tcMar>
-              <w:top w:w="80" w:type="dxa"/>
-              <w:start w:w="100" w:type="dxa"/>
-              <w:bottom w:w="80" w:type="dxa"/>
-              <w:end w:w="100" w:type="dxa"/>
-            </w:tcMar>
-            <w:vAlign w:val="center"/>
-          </w:tcPr>
-          <w:p>
-            <w:pPr>
-              <w:spacing w:after="0" w:line="252" w:lineRule="auto"/>
-              <w:jc w:val="left"/>
-            </w:pPr>
-            <w:r>
-              <w:rPr>
-                <w:rFonts w:ascii="Calibri" w:hAnsi="Calibri"/>
-                <w:sz w:val="14"/>
-              </w:rPr>
-              <w:t>-7.52 to +7.96 mm</w:t>
-            </w:r>
-          </w:p>
-        </w:tc>
-        <w:tc>
-          <w:tcPr>
-            <w:tcW w:type="dxa" w:w="1512"/>
-            <w:tcMar>
-              <w:top w:w="80" w:type="dxa"/>
-              <w:start w:w="100" w:type="dxa"/>
-              <w:bottom w:w="80" w:type="dxa"/>
-              <w:end w:w="100" w:type="dxa"/>
-            </w:tcMar>
-            <w:vAlign w:val="center"/>
-          </w:tcPr>
-          <w:p>
-            <w:pPr>
-              <w:spacing w:after="0" w:line="252" w:lineRule="auto"/>
-              <w:jc w:val="left"/>
-            </w:pPr>
-            <w:r>
-              <w:rPr>
-                <w:rFonts w:ascii="Calibri" w:hAnsi="Calibri"/>
-                <w:sz w:val="14"/>
-              </w:rPr>
-              <w:t>Supplementary Figure S1</w:t>
-            </w:r>
-          </w:p>
-        </w:tc>
-      </w:tr>
-    </w:tbl>
-    <w:p>
-      <w:r>
-        <w:br w:type="page"/>
-      </w:r>
-    </w:p>
-    <w:p>
-      <w:pPr>
-        <w:spacing w:after="80"/>
-      </w:pPr>
-      <w:r>
-        <w:rPr>
-          <w:b/>
-          <w:sz w:val="24"/>
-        </w:rPr>
-        <w:t>Supplementary Table S1. Hard-Extreme Robustness Analyses</w:t>
-      </w:r>
-    </w:p>
-    <w:p>
-      <w:pPr>
-        <w:spacing w:after="120"/>
-      </w:pPr>
-      <w:r>
-        <w:t>Hard-extreme target exclusion analyses using the same stable-v2 modeling configuration.</w:t>
-      </w:r>
-    </w:p>
-    <w:tbl>
-      <w:tblPr>
-        <w:tblW w:type="auto" w:w="0"/>
-        <w:jc w:val="center"/>
-        <w:tblLayout w:type="fixed"/>
-        <w:tblLook w:firstColumn="1" w:firstRow="1" w:lastColumn="0" w:lastRow="0" w:noHBand="0" w:noVBand="1" w:val="04A0"/>
-        <w:tblBorders>
-          <w:top w:val="single" w:sz="4" w:space="0" w:color="B7B7B7"/>
-          <w:left w:val="single" w:sz="4" w:space="0" w:color="B7B7B7"/>
-          <w:bottom w:val="single" w:sz="4" w:space="0" w:color="B7B7B7"/>
-          <w:right w:val="single" w:sz="4" w:space="0" w:color="B7B7B7"/>
-          <w:insideH w:val="single" w:sz="4" w:space="0" w:color="B7B7B7"/>
-          <w:insideV w:val="single" w:sz="4" w:space="0" w:color="B7B7B7"/>
-        </w:tblBorders>
-      </w:tblPr>
-      <w:tblGrid>
-        <w:gridCol w:w="2057"/>
-        <w:gridCol w:w="2057"/>
-        <w:gridCol w:w="2057"/>
-        <w:gridCol w:w="2057"/>
-        <w:gridCol w:w="2057"/>
-        <w:gridCol w:w="2057"/>
-        <w:gridCol w:w="2057"/>
-      </w:tblGrid>
-      <w:tr>
-        <w:tc>
-          <w:tcPr>
-            <w:tcW w:type="dxa" w:w="1368"/>
-            <w:tcMar>
-              <w:top w:w="80" w:type="dxa"/>
-              <w:start w:w="100" w:type="dxa"/>
-              <w:bottom w:w="80" w:type="dxa"/>
-              <w:end w:w="100" w:type="dxa"/>
-            </w:tcMar>
-            <w:vAlign w:val="center"/>
-            <w:shd w:fill="E8EEF5"/>
-          </w:tcPr>
-          <w:p>
-            <w:pPr>
-              <w:spacing w:after="0" w:line="252" w:lineRule="auto"/>
-              <w:jc w:val="center"/>
-            </w:pPr>
-            <w:r>
-              <w:rPr>
-                <w:rFonts w:ascii="Calibri" w:hAnsi="Calibri"/>
-                <w:b/>
-                <w:sz w:val="16"/>
-              </w:rPr>
-              <w:t>Target</w:t>
-            </w:r>
-          </w:p>
-        </w:tc>
-        <w:tc>
-          <w:tcPr>
-            <w:tcW w:type="dxa" w:w="1800"/>
-            <w:tcMar>
-              <w:top w:w="80" w:type="dxa"/>
-              <w:start w:w="100" w:type="dxa"/>
-              <w:bottom w:w="80" w:type="dxa"/>
-              <w:end w:w="100" w:type="dxa"/>
-            </w:tcMar>
-            <w:vAlign w:val="center"/>
-            <w:shd w:fill="E8EEF5"/>
-          </w:tcPr>
-          <w:p>
-            <w:pPr>
-              <w:spacing w:after="0" w:line="252" w:lineRule="auto"/>
-              <w:jc w:val="center"/>
-            </w:pPr>
-            <w:r>
-              <w:rPr>
-                <w:rFonts w:ascii="Calibri" w:hAnsi="Calibri"/>
-                <w:b/>
-                <w:sz w:val="16"/>
-              </w:rPr>
-              <w:t>Sensitivity analysis</w:t>
-            </w:r>
-          </w:p>
-        </w:tc>
-        <w:tc>
-          <w:tcPr>
-            <w:tcW w:type="dxa" w:w="936"/>
-            <w:tcMar>
-              <w:top w:w="80" w:type="dxa"/>
-              <w:start w:w="100" w:type="dxa"/>
-              <w:bottom w:w="80" w:type="dxa"/>
-              <w:end w:w="100" w:type="dxa"/>
-            </w:tcMar>
-            <w:vAlign w:val="center"/>
-            <w:shd w:fill="E8EEF5"/>
-          </w:tcPr>
-          <w:p>
-            <w:pPr>
-              <w:spacing w:after="0" w:line="252" w:lineRule="auto"/>
-              <w:jc w:val="center"/>
-            </w:pPr>
-            <w:r>
-              <w:rPr>
-                <w:rFonts w:ascii="Calibri" w:hAnsi="Calibri"/>
-                <w:b/>
-                <w:sz w:val="16"/>
-              </w:rPr>
-              <w:t>Test N</w:t>
-            </w:r>
-          </w:p>
-        </w:tc>
-        <w:tc>
-          <w:tcPr>
-            <w:tcW w:type="dxa" w:w="1080"/>
-            <w:tcMar>
-              <w:top w:w="80" w:type="dxa"/>
-              <w:start w:w="100" w:type="dxa"/>
-              <w:bottom w:w="80" w:type="dxa"/>
-              <w:end w:w="100" w:type="dxa"/>
-            </w:tcMar>
-            <w:vAlign w:val="center"/>
-            <w:shd w:fill="E8EEF5"/>
-          </w:tcPr>
-          <w:p>
-            <w:pPr>
-              <w:spacing w:after="0" w:line="252" w:lineRule="auto"/>
-              <w:jc w:val="center"/>
-            </w:pPr>
-            <w:r>
-              <w:rPr>
-                <w:rFonts w:ascii="Calibri" w:hAnsi="Calibri"/>
-                <w:b/>
-                <w:sz w:val="16"/>
-              </w:rPr>
-              <w:t>Ridge MAE</w:t>
-            </w:r>
-          </w:p>
-        </w:tc>
-        <w:tc>
-          <w:tcPr>
-            <w:tcW w:type="dxa" w:w="864"/>
-            <w:tcMar>
-              <w:top w:w="80" w:type="dxa"/>
-              <w:start w:w="100" w:type="dxa"/>
-              <w:bottom w:w="80" w:type="dxa"/>
-              <w:end w:w="100" w:type="dxa"/>
-            </w:tcMar>
-            <w:vAlign w:val="center"/>
-            <w:shd w:fill="E8EEF5"/>
-          </w:tcPr>
-          <w:p>
-            <w:pPr>
-              <w:spacing w:after="0" w:line="252" w:lineRule="auto"/>
-              <w:jc w:val="center"/>
-            </w:pPr>
-            <w:r>
-              <w:rPr>
-                <w:rFonts w:ascii="Calibri" w:hAnsi="Calibri"/>
-                <w:b/>
-                <w:sz w:val="16"/>
-              </w:rPr>
-              <w:t>Ridge R2</w:t>
-            </w:r>
-          </w:p>
-        </w:tc>
-        <w:tc>
-          <w:tcPr>
-            <w:tcW w:type="dxa" w:w="2664"/>
-            <w:tcMar>
-              <w:top w:w="80" w:type="dxa"/>
-              <w:start w:w="100" w:type="dxa"/>
-              <w:bottom w:w="80" w:type="dxa"/>
-              <w:end w:w="100" w:type="dxa"/>
-            </w:tcMar>
-            <w:vAlign w:val="center"/>
-            <w:shd w:fill="E8EEF5"/>
-          </w:tcPr>
-          <w:p>
-            <w:pPr>
-              <w:spacing w:after="0" w:line="252" w:lineRule="auto"/>
-              <w:jc w:val="center"/>
-            </w:pPr>
-            <w:r>
-              <w:rPr>
-                <w:rFonts w:ascii="Calibri" w:hAnsi="Calibri"/>
-                <w:b/>
-                <w:sz w:val="16"/>
+                <w:color w:val="111111"/>
+                <w:sz w:val="13"/>
               </w:rPr>
               <w:t>Comparison with primary analysis</w:t>
             </w:r>
@@ -1299,26 +1415,28 @@
         </w:tc>
         <w:tc>
           <w:tcPr>
-            <w:tcW w:type="dxa" w:w="2232"/>
+            <w:tcW w:type="dxa" w:w="3261"/>
             <w:tcMar>
-              <w:top w:w="80" w:type="dxa"/>
-              <w:start w:w="100" w:type="dxa"/>
-              <w:bottom w:w="80" w:type="dxa"/>
-              <w:end w:w="100" w:type="dxa"/>
+              <w:top w:w="60" w:type="dxa"/>
+              <w:start w:w="80" w:type="dxa"/>
+              <w:bottom w:w="60" w:type="dxa"/>
+              <w:end w:w="80" w:type="dxa"/>
             </w:tcMar>
+            <w:shd w:fill="E8EEF5"/>
             <w:vAlign w:val="center"/>
-            <w:shd w:fill="E8EEF5"/>
           </w:tcPr>
           <w:p>
             <w:pPr>
-              <w:spacing w:after="0" w:line="252" w:lineRule="auto"/>
+              <w:spacing w:before="0" w:after="0" w:line="240" w:lineRule="auto"/>
               <w:jc w:val="center"/>
             </w:pPr>
+            <w:r/>
             <w:r>
               <w:rPr>
                 <w:rFonts w:ascii="Calibri" w:hAnsi="Calibri"/>
                 <w:b/>
-                <w:sz w:val="16"/>
+                <w:color w:val="111111"/>
+                <w:sz w:val="13"/>
               </w:rPr>
               <w:t>Interpretation note</w:t>
             </w:r>
@@ -1328,24 +1446,27 @@
       <w:tr>
         <w:tc>
           <w:tcPr>
-            <w:tcW w:type="dxa" w:w="1368"/>
+            <w:tcW w:type="dxa" w:w="1726"/>
+            <w:vAlign w:val="center"/>
             <w:tcMar>
-              <w:top w:w="80" w:type="dxa"/>
-              <w:start w:w="100" w:type="dxa"/>
-              <w:bottom w:w="80" w:type="dxa"/>
-              <w:end w:w="100" w:type="dxa"/>
+              <w:top w:w="60" w:type="dxa"/>
+              <w:start w:w="80" w:type="dxa"/>
+              <w:bottom w:w="60" w:type="dxa"/>
+              <w:end w:w="80" w:type="dxa"/>
             </w:tcMar>
-            <w:vAlign w:val="center"/>
           </w:tcPr>
           <w:p>
             <w:pPr>
-              <w:spacing w:after="0" w:line="252" w:lineRule="auto"/>
+              <w:spacing w:before="0" w:after="0" w:line="240" w:lineRule="auto"/>
               <w:jc w:val="left"/>
             </w:pPr>
+            <w:r/>
             <w:r>
               <w:rPr>
                 <w:rFonts w:ascii="Calibri" w:hAnsi="Calibri"/>
-                <w:sz w:val="16"/>
+                <w:b w:val="0"/>
+                <w:color w:val="111111"/>
+                <w:sz w:val="13"/>
               </w:rPr>
               <w:t>LVOT VTI</w:t>
             </w:r>
@@ -1353,24 +1474,27 @@
         </w:tc>
         <w:tc>
           <w:tcPr>
-            <w:tcW w:type="dxa" w:w="1800"/>
+            <w:tcW w:type="dxa" w:w="2206"/>
+            <w:vAlign w:val="center"/>
             <w:tcMar>
-              <w:top w:w="80" w:type="dxa"/>
-              <w:start w:w="100" w:type="dxa"/>
-              <w:bottom w:w="80" w:type="dxa"/>
-              <w:end w:w="100" w:type="dxa"/>
+              <w:top w:w="60" w:type="dxa"/>
+              <w:start w:w="80" w:type="dxa"/>
+              <w:bottom w:w="60" w:type="dxa"/>
+              <w:end w:w="80" w:type="dxa"/>
             </w:tcMar>
-            <w:vAlign w:val="center"/>
           </w:tcPr>
           <w:p>
             <w:pPr>
-              <w:spacing w:after="0" w:line="252" w:lineRule="auto"/>
+              <w:spacing w:before="0" w:after="0" w:line="240" w:lineRule="auto"/>
               <w:jc w:val="left"/>
             </w:pPr>
+            <w:r/>
             <w:r>
               <w:rPr>
                 <w:rFonts w:ascii="Calibri" w:hAnsi="Calibri"/>
-                <w:sz w:val="16"/>
+                <w:b w:val="0"/>
+                <w:color w:val="111111"/>
+                <w:sz w:val="13"/>
               </w:rPr>
               <w:t>Hard-extreme exclusion</w:t>
             </w:r>
@@ -1378,24 +1502,27 @@
         </w:tc>
         <w:tc>
           <w:tcPr>
-            <w:tcW w:type="dxa" w:w="936"/>
+            <w:tcW w:type="dxa" w:w="1151"/>
+            <w:vAlign w:val="center"/>
             <w:tcMar>
-              <w:top w:w="80" w:type="dxa"/>
-              <w:start w:w="100" w:type="dxa"/>
-              <w:bottom w:w="80" w:type="dxa"/>
-              <w:end w:w="100" w:type="dxa"/>
+              <w:top w:w="60" w:type="dxa"/>
+              <w:start w:w="80" w:type="dxa"/>
+              <w:bottom w:w="60" w:type="dxa"/>
+              <w:end w:w="80" w:type="dxa"/>
             </w:tcMar>
-            <w:vAlign w:val="center"/>
           </w:tcPr>
           <w:p>
             <w:pPr>
-              <w:spacing w:after="0" w:line="252" w:lineRule="auto"/>
+              <w:spacing w:before="0" w:after="0" w:line="240" w:lineRule="auto"/>
               <w:jc w:val="center"/>
             </w:pPr>
+            <w:r/>
             <w:r>
               <w:rPr>
                 <w:rFonts w:ascii="Calibri" w:hAnsi="Calibri"/>
-                <w:sz w:val="16"/>
+                <w:b w:val="0"/>
+                <w:color w:val="111111"/>
+                <w:sz w:val="13"/>
               </w:rPr>
               <w:t>555</w:t>
             </w:r>
@@ -1403,24 +1530,27 @@
         </w:tc>
         <w:tc>
           <w:tcPr>
-            <w:tcW w:type="dxa" w:w="1080"/>
+            <w:tcW w:type="dxa" w:w="1496"/>
+            <w:vAlign w:val="center"/>
             <w:tcMar>
-              <w:top w:w="80" w:type="dxa"/>
-              <w:start w:w="100" w:type="dxa"/>
-              <w:bottom w:w="80" w:type="dxa"/>
-              <w:end w:w="100" w:type="dxa"/>
+              <w:top w:w="60" w:type="dxa"/>
+              <w:start w:w="80" w:type="dxa"/>
+              <w:bottom w:w="60" w:type="dxa"/>
+              <w:end w:w="80" w:type="dxa"/>
             </w:tcMar>
-            <w:vAlign w:val="center"/>
           </w:tcPr>
           <w:p>
             <w:pPr>
-              <w:spacing w:after="0" w:line="252" w:lineRule="auto"/>
+              <w:spacing w:before="0" w:after="0" w:line="240" w:lineRule="auto"/>
               <w:jc w:val="center"/>
             </w:pPr>
+            <w:r/>
             <w:r>
               <w:rPr>
                 <w:rFonts w:ascii="Calibri" w:hAnsi="Calibri"/>
-                <w:sz w:val="16"/>
+                <w:b w:val="0"/>
+                <w:color w:val="111111"/>
+                <w:sz w:val="13"/>
               </w:rPr>
               <w:t>3.62 cm</w:t>
             </w:r>
@@ -1428,24 +1558,27 @@
         </w:tc>
         <w:tc>
           <w:tcPr>
-            <w:tcW w:type="dxa" w:w="864"/>
+            <w:tcW w:type="dxa" w:w="1247"/>
+            <w:vAlign w:val="center"/>
             <w:tcMar>
-              <w:top w:w="80" w:type="dxa"/>
-              <w:start w:w="100" w:type="dxa"/>
-              <w:bottom w:w="80" w:type="dxa"/>
-              <w:end w:w="100" w:type="dxa"/>
+              <w:top w:w="60" w:type="dxa"/>
+              <w:start w:w="80" w:type="dxa"/>
+              <w:bottom w:w="60" w:type="dxa"/>
+              <w:end w:w="80" w:type="dxa"/>
             </w:tcMar>
-            <w:vAlign w:val="center"/>
           </w:tcPr>
           <w:p>
             <w:pPr>
-              <w:spacing w:after="0" w:line="252" w:lineRule="auto"/>
+              <w:spacing w:before="0" w:after="0" w:line="240" w:lineRule="auto"/>
               <w:jc w:val="center"/>
             </w:pPr>
+            <w:r/>
             <w:r>
               <w:rPr>
                 <w:rFonts w:ascii="Calibri" w:hAnsi="Calibri"/>
-                <w:sz w:val="16"/>
+                <w:b w:val="0"/>
+                <w:color w:val="111111"/>
+                <w:sz w:val="13"/>
               </w:rPr>
               <w:t>0.376</w:t>
             </w:r>
@@ -1453,24 +1586,27 @@
         </w:tc>
         <w:tc>
           <w:tcPr>
-            <w:tcW w:type="dxa" w:w="2664"/>
+            <w:tcW w:type="dxa" w:w="3453"/>
+            <w:vAlign w:val="center"/>
             <w:tcMar>
-              <w:top w:w="80" w:type="dxa"/>
-              <w:start w:w="100" w:type="dxa"/>
-              <w:bottom w:w="80" w:type="dxa"/>
-              <w:end w:w="100" w:type="dxa"/>
+              <w:top w:w="60" w:type="dxa"/>
+              <w:start w:w="80" w:type="dxa"/>
+              <w:bottom w:w="60" w:type="dxa"/>
+              <w:end w:w="80" w:type="dxa"/>
             </w:tcMar>
-            <w:vAlign w:val="center"/>
           </w:tcPr>
           <w:p>
             <w:pPr>
-              <w:spacing w:after="0" w:line="252" w:lineRule="auto"/>
+              <w:spacing w:before="0" w:after="0" w:line="240" w:lineRule="auto"/>
               <w:jc w:val="left"/>
             </w:pPr>
+            <w:r/>
             <w:r>
               <w:rPr>
                 <w:rFonts w:ascii="Calibri" w:hAnsi="Calibri"/>
-                <w:sz w:val="16"/>
+                <w:b w:val="0"/>
+                <w:color w:val="111111"/>
+                <w:sz w:val="13"/>
               </w:rPr>
               <w:t>Primary: MAE 3.64 cm; R2 0.372</w:t>
             </w:r>
@@ -1478,24 +1614,27 @@
         </w:tc>
         <w:tc>
           <w:tcPr>
-            <w:tcW w:type="dxa" w:w="2232"/>
+            <w:tcW w:type="dxa" w:w="3261"/>
+            <w:vAlign w:val="center"/>
             <w:tcMar>
-              <w:top w:w="80" w:type="dxa"/>
-              <w:start w:w="100" w:type="dxa"/>
-              <w:bottom w:w="80" w:type="dxa"/>
-              <w:end w:w="100" w:type="dxa"/>
+              <w:top w:w="60" w:type="dxa"/>
+              <w:start w:w="80" w:type="dxa"/>
+              <w:bottom w:w="60" w:type="dxa"/>
+              <w:end w:w="80" w:type="dxa"/>
             </w:tcMar>
-            <w:vAlign w:val="center"/>
           </w:tcPr>
           <w:p>
             <w:pPr>
-              <w:spacing w:after="0" w:line="252" w:lineRule="auto"/>
-              <w:jc w:val="center"/>
+              <w:spacing w:before="0" w:after="0" w:line="240" w:lineRule="auto"/>
+              <w:jc w:val="left"/>
             </w:pPr>
+            <w:r/>
             <w:r>
               <w:rPr>
                 <w:rFonts w:ascii="Calibri" w:hAnsi="Calibri"/>
-                <w:sz w:val="16"/>
+                <w:b w:val="0"/>
+                <w:color w:val="111111"/>
+                <w:sz w:val="13"/>
               </w:rPr>
               <w:t>Similar to primary analysis</w:t>
             </w:r>
@@ -1505,24 +1644,27 @@
       <w:tr>
         <w:tc>
           <w:tcPr>
-            <w:tcW w:type="dxa" w:w="1368"/>
+            <w:tcW w:type="dxa" w:w="1726"/>
+            <w:vAlign w:val="center"/>
             <w:tcMar>
-              <w:top w:w="80" w:type="dxa"/>
-              <w:start w:w="100" w:type="dxa"/>
-              <w:bottom w:w="80" w:type="dxa"/>
-              <w:end w:w="100" w:type="dxa"/>
+              <w:top w:w="60" w:type="dxa"/>
+              <w:start w:w="80" w:type="dxa"/>
+              <w:bottom w:w="60" w:type="dxa"/>
+              <w:end w:w="80" w:type="dxa"/>
             </w:tcMar>
-            <w:vAlign w:val="center"/>
           </w:tcPr>
           <w:p>
             <w:pPr>
-              <w:spacing w:after="0" w:line="252" w:lineRule="auto"/>
+              <w:spacing w:before="0" w:after="0" w:line="240" w:lineRule="auto"/>
               <w:jc w:val="left"/>
             </w:pPr>
+            <w:r/>
             <w:r>
               <w:rPr>
                 <w:rFonts w:ascii="Calibri" w:hAnsi="Calibri"/>
-                <w:sz w:val="16"/>
+                <w:b w:val="0"/>
+                <w:color w:val="111111"/>
+                <w:sz w:val="13"/>
               </w:rPr>
               <w:t>TAPSE</w:t>
             </w:r>
@@ -1530,24 +1672,27 @@
         </w:tc>
         <w:tc>
           <w:tcPr>
-            <w:tcW w:type="dxa" w:w="1800"/>
+            <w:tcW w:type="dxa" w:w="2206"/>
+            <w:vAlign w:val="center"/>
             <w:tcMar>
-              <w:top w:w="80" w:type="dxa"/>
-              <w:start w:w="100" w:type="dxa"/>
-              <w:bottom w:w="80" w:type="dxa"/>
-              <w:end w:w="100" w:type="dxa"/>
+              <w:top w:w="60" w:type="dxa"/>
+              <w:start w:w="80" w:type="dxa"/>
+              <w:bottom w:w="60" w:type="dxa"/>
+              <w:end w:w="80" w:type="dxa"/>
             </w:tcMar>
-            <w:vAlign w:val="center"/>
           </w:tcPr>
           <w:p>
             <w:pPr>
-              <w:spacing w:after="0" w:line="252" w:lineRule="auto"/>
+              <w:spacing w:before="0" w:after="0" w:line="240" w:lineRule="auto"/>
               <w:jc w:val="left"/>
             </w:pPr>
+            <w:r/>
             <w:r>
               <w:rPr>
                 <w:rFonts w:ascii="Calibri" w:hAnsi="Calibri"/>
-                <w:sz w:val="16"/>
+                <w:b w:val="0"/>
+                <w:color w:val="111111"/>
+                <w:sz w:val="13"/>
               </w:rPr>
               <w:t>Hard-extreme exclusion</w:t>
             </w:r>
@@ -1555,24 +1700,27 @@
         </w:tc>
         <w:tc>
           <w:tcPr>
-            <w:tcW w:type="dxa" w:w="936"/>
+            <w:tcW w:type="dxa" w:w="1151"/>
+            <w:vAlign w:val="center"/>
             <w:tcMar>
-              <w:top w:w="80" w:type="dxa"/>
-              <w:start w:w="100" w:type="dxa"/>
-              <w:bottom w:w="80" w:type="dxa"/>
-              <w:end w:w="100" w:type="dxa"/>
+              <w:top w:w="60" w:type="dxa"/>
+              <w:start w:w="80" w:type="dxa"/>
+              <w:bottom w:w="60" w:type="dxa"/>
+              <w:end w:w="80" w:type="dxa"/>
             </w:tcMar>
-            <w:vAlign w:val="center"/>
           </w:tcPr>
           <w:p>
             <w:pPr>
-              <w:spacing w:after="0" w:line="252" w:lineRule="auto"/>
+              <w:spacing w:before="0" w:after="0" w:line="240" w:lineRule="auto"/>
               <w:jc w:val="center"/>
             </w:pPr>
+            <w:r/>
             <w:r>
               <w:rPr>
                 <w:rFonts w:ascii="Calibri" w:hAnsi="Calibri"/>
-                <w:sz w:val="16"/>
+                <w:b w:val="0"/>
+                <w:color w:val="111111"/>
+                <w:sz w:val="13"/>
               </w:rPr>
               <w:t>160</w:t>
             </w:r>
@@ -1580,24 +1728,27 @@
         </w:tc>
         <w:tc>
           <w:tcPr>
-            <w:tcW w:type="dxa" w:w="1080"/>
+            <w:tcW w:type="dxa" w:w="1496"/>
+            <w:vAlign w:val="center"/>
             <w:tcMar>
-              <w:top w:w="80" w:type="dxa"/>
-              <w:start w:w="100" w:type="dxa"/>
-              <w:bottom w:w="80" w:type="dxa"/>
-              <w:end w:w="100" w:type="dxa"/>
+              <w:top w:w="60" w:type="dxa"/>
+              <w:start w:w="80" w:type="dxa"/>
+              <w:bottom w:w="60" w:type="dxa"/>
+              <w:end w:w="80" w:type="dxa"/>
             </w:tcMar>
-            <w:vAlign w:val="center"/>
           </w:tcPr>
           <w:p>
             <w:pPr>
-              <w:spacing w:after="0" w:line="252" w:lineRule="auto"/>
+              <w:spacing w:before="0" w:after="0" w:line="240" w:lineRule="auto"/>
               <w:jc w:val="center"/>
             </w:pPr>
+            <w:r/>
             <w:r>
               <w:rPr>
                 <w:rFonts w:ascii="Calibri" w:hAnsi="Calibri"/>
-                <w:sz w:val="16"/>
+                <w:b w:val="0"/>
+                <w:color w:val="111111"/>
+                <w:sz w:val="13"/>
               </w:rPr>
               <w:t>3.17 mm</w:t>
             </w:r>
@@ -1605,24 +1756,27 @@
         </w:tc>
         <w:tc>
           <w:tcPr>
-            <w:tcW w:type="dxa" w:w="864"/>
+            <w:tcW w:type="dxa" w:w="1247"/>
+            <w:vAlign w:val="center"/>
             <w:tcMar>
-              <w:top w:w="80" w:type="dxa"/>
-              <w:start w:w="100" w:type="dxa"/>
-              <w:bottom w:w="80" w:type="dxa"/>
-              <w:end w:w="100" w:type="dxa"/>
+              <w:top w:w="60" w:type="dxa"/>
+              <w:start w:w="80" w:type="dxa"/>
+              <w:bottom w:w="60" w:type="dxa"/>
+              <w:end w:w="80" w:type="dxa"/>
             </w:tcMar>
-            <w:vAlign w:val="center"/>
           </w:tcPr>
           <w:p>
             <w:pPr>
-              <w:spacing w:after="0" w:line="252" w:lineRule="auto"/>
+              <w:spacing w:before="0" w:after="0" w:line="240" w:lineRule="auto"/>
               <w:jc w:val="center"/>
             </w:pPr>
+            <w:r/>
             <w:r>
               <w:rPr>
                 <w:rFonts w:ascii="Calibri" w:hAnsi="Calibri"/>
-                <w:sz w:val="16"/>
+                <w:b w:val="0"/>
+                <w:color w:val="111111"/>
+                <w:sz w:val="13"/>
               </w:rPr>
               <w:t>0.284</w:t>
             </w:r>
@@ -1630,24 +1784,27 @@
         </w:tc>
         <w:tc>
           <w:tcPr>
-            <w:tcW w:type="dxa" w:w="2664"/>
+            <w:tcW w:type="dxa" w:w="3453"/>
+            <w:vAlign w:val="center"/>
             <w:tcMar>
-              <w:top w:w="80" w:type="dxa"/>
-              <w:start w:w="100" w:type="dxa"/>
-              <w:bottom w:w="80" w:type="dxa"/>
-              <w:end w:w="100" w:type="dxa"/>
+              <w:top w:w="60" w:type="dxa"/>
+              <w:start w:w="80" w:type="dxa"/>
+              <w:bottom w:w="60" w:type="dxa"/>
+              <w:end w:w="80" w:type="dxa"/>
             </w:tcMar>
-            <w:vAlign w:val="center"/>
           </w:tcPr>
           <w:p>
             <w:pPr>
-              <w:spacing w:after="0" w:line="252" w:lineRule="auto"/>
+              <w:spacing w:before="0" w:after="0" w:line="240" w:lineRule="auto"/>
               <w:jc w:val="left"/>
             </w:pPr>
+            <w:r/>
             <w:r>
               <w:rPr>
                 <w:rFonts w:ascii="Calibri" w:hAnsi="Calibri"/>
-                <w:sz w:val="16"/>
+                <w:b w:val="0"/>
+                <w:color w:val="111111"/>
+                <w:sz w:val="13"/>
               </w:rPr>
               <w:t>Primary: MAE 3.17 mm; R2 0.284</w:t>
             </w:r>
@@ -1655,24 +1812,27 @@
         </w:tc>
         <w:tc>
           <w:tcPr>
-            <w:tcW w:type="dxa" w:w="2232"/>
+            <w:tcW w:type="dxa" w:w="3261"/>
+            <w:vAlign w:val="center"/>
             <w:tcMar>
-              <w:top w:w="80" w:type="dxa"/>
-              <w:start w:w="100" w:type="dxa"/>
-              <w:bottom w:w="80" w:type="dxa"/>
-              <w:end w:w="100" w:type="dxa"/>
+              <w:top w:w="60" w:type="dxa"/>
+              <w:start w:w="80" w:type="dxa"/>
+              <w:bottom w:w="60" w:type="dxa"/>
+              <w:end w:w="80" w:type="dxa"/>
             </w:tcMar>
-            <w:vAlign w:val="center"/>
           </w:tcPr>
           <w:p>
             <w:pPr>
-              <w:spacing w:after="0" w:line="252" w:lineRule="auto"/>
-              <w:jc w:val="center"/>
+              <w:spacing w:before="0" w:after="0" w:line="240" w:lineRule="auto"/>
+              <w:jc w:val="left"/>
             </w:pPr>
+            <w:r/>
             <w:r>
               <w:rPr>
                 <w:rFonts w:ascii="Calibri" w:hAnsi="Calibri"/>
-                <w:sz w:val="16"/>
+                <w:b w:val="0"/>
+                <w:color w:val="111111"/>
+                <w:sz w:val="13"/>
               </w:rPr>
               <w:t>No material change</w:t>
             </w:r>
@@ -1681,78 +1841,93 @@
       </w:tr>
     </w:tbl>
     <w:p>
+      <w:pPr>
+        <w:spacing w:before="60" w:after="160" w:line="252" w:lineRule="auto"/>
+      </w:pPr>
+      <w:r>
+        <w:rPr>
+          <w:rFonts w:ascii="Calibri" w:hAnsi="Calibri"/>
+          <w:b/>
+          <w:color w:val="444444"/>
+          <w:sz w:val="16"/>
+        </w:rPr>
+        <w:t xml:space="preserve">Footnote: </w:t>
+      </w:r>
+      <w:r>
+        <w:rPr>
+          <w:rFonts w:ascii="Calibri" w:hAnsi="Calibri"/>
+          <w:color w:val="444444"/>
+          <w:sz w:val="16"/>
+        </w:rPr>
+        <w:t>Hard-extreme exclusion was a robustness check and was not treated as a co-primary analysis.</w:t>
+      </w:r>
+    </w:p>
+    <w:p>
       <w:r>
         <w:br w:type="page"/>
       </w:r>
     </w:p>
     <w:p>
       <w:pPr>
-        <w:spacing w:after="80"/>
+        <w:pStyle w:val="Heading1"/>
       </w:pPr>
       <w:r>
-        <w:rPr>
-          <w:b/>
-          <w:sz w:val="24"/>
-        </w:rPr>
-        <w:t>Supplementary Table S2. LVOT VTI ECHOVIEW View-Filtered Sensitivity Analyses</w:t>
-      </w:r>
-    </w:p>
-    <w:p>
-      <w:pPr>
-        <w:spacing w:after="120"/>
-      </w:pPr>
-      <w:r>
-        <w:t>Limited subset sensitivity analyses using ECHOVIEW view-filtered embeddings.</w:t>
+        <w:t>Supplementary Table S2. ECHOVIEW View-Filtered Sensitivity Analyses</w:t>
       </w:r>
     </w:p>
     <w:tbl>
+      <w:tblGrid>
+        <w:gridCol w:w="1962"/>
+        <w:gridCol w:w="1084"/>
+        <w:gridCol w:w="1028"/>
+        <w:gridCol w:w="1308"/>
+        <w:gridCol w:w="1028"/>
+        <w:gridCol w:w="3458"/>
+        <w:gridCol w:w="1775"/>
+        <w:gridCol w:w="2897"/>
+      </w:tblGrid>
       <w:tblPr>
-        <w:tblW w:type="auto" w:w="0"/>
+        <w:tblW w:type="dxa" w:w="14544"/>
         <w:jc w:val="center"/>
         <w:tblLayout w:type="fixed"/>
         <w:tblLook w:firstColumn="1" w:firstRow="1" w:lastColumn="0" w:lastRow="0" w:noHBand="0" w:noVBand="1" w:val="04A0"/>
         <w:tblBorders>
-          <w:top w:val="single" w:sz="4" w:space="0" w:color="B7B7B7"/>
-          <w:left w:val="single" w:sz="4" w:space="0" w:color="B7B7B7"/>
-          <w:bottom w:val="single" w:sz="4" w:space="0" w:color="B7B7B7"/>
-          <w:right w:val="single" w:sz="4" w:space="0" w:color="B7B7B7"/>
-          <w:insideH w:val="single" w:sz="4" w:space="0" w:color="B7B7B7"/>
-          <w:insideV w:val="single" w:sz="4" w:space="0" w:color="B7B7B7"/>
+          <w:top w:val="single" w:sz="4" w:space="0" w:color="9AA6B2"/>
+          <w:left w:val="single" w:sz="4" w:space="0" w:color="9AA6B2"/>
+          <w:bottom w:val="single" w:sz="4" w:space="0" w:color="9AA6B2"/>
+          <w:right w:val="single" w:sz="4" w:space="0" w:color="9AA6B2"/>
+          <w:insideH w:val="single" w:sz="4" w:space="0" w:color="9AA6B2"/>
+          <w:insideV w:val="single" w:sz="4" w:space="0" w:color="9AA6B2"/>
         </w:tblBorders>
       </w:tblPr>
-      <w:tblGrid>
-        <w:gridCol w:w="1800"/>
-        <w:gridCol w:w="1800"/>
-        <w:gridCol w:w="1800"/>
-        <w:gridCol w:w="1800"/>
-        <w:gridCol w:w="1800"/>
-        <w:gridCol w:w="1800"/>
-        <w:gridCol w:w="1800"/>
-        <w:gridCol w:w="1800"/>
-      </w:tblGrid>
       <w:tr>
+        <w:trPr>
+          <w:tblHeader/>
+        </w:trPr>
         <w:tc>
           <w:tcPr>
-            <w:tcW w:type="dxa" w:w="1728"/>
+            <w:tcW w:type="dxa" w:w="1962"/>
             <w:tcMar>
-              <w:top w:w="80" w:type="dxa"/>
-              <w:start w:w="100" w:type="dxa"/>
-              <w:bottom w:w="80" w:type="dxa"/>
-              <w:end w:w="100" w:type="dxa"/>
+              <w:top w:w="60" w:type="dxa"/>
+              <w:start w:w="80" w:type="dxa"/>
+              <w:bottom w:w="60" w:type="dxa"/>
+              <w:end w:w="80" w:type="dxa"/>
             </w:tcMar>
+            <w:shd w:fill="E8EEF5"/>
             <w:vAlign w:val="center"/>
-            <w:shd w:fill="E8EEF5"/>
           </w:tcPr>
           <w:p>
             <w:pPr>
-              <w:spacing w:after="0" w:line="252" w:lineRule="auto"/>
+              <w:spacing w:before="0" w:after="0" w:line="240" w:lineRule="auto"/>
               <w:jc w:val="center"/>
             </w:pPr>
+            <w:r/>
             <w:r>
               <w:rPr>
                 <w:rFonts w:ascii="Calibri" w:hAnsi="Calibri"/>
                 <w:b/>
-                <w:sz w:val="16"/>
+                <w:color w:val="111111"/>
+                <w:sz w:val="13"/>
               </w:rPr>
               <w:t>View policy</w:t>
             </w:r>
@@ -1760,26 +1935,28 @@
         </w:tc>
         <w:tc>
           <w:tcPr>
-            <w:tcW w:type="dxa" w:w="936"/>
+            <w:tcW w:type="dxa" w:w="1084"/>
             <w:tcMar>
-              <w:top w:w="80" w:type="dxa"/>
-              <w:start w:w="100" w:type="dxa"/>
-              <w:bottom w:w="80" w:type="dxa"/>
-              <w:end w:w="100" w:type="dxa"/>
+              <w:top w:w="60" w:type="dxa"/>
+              <w:start w:w="80" w:type="dxa"/>
+              <w:bottom w:w="60" w:type="dxa"/>
+              <w:end w:w="80" w:type="dxa"/>
             </w:tcMar>
+            <w:shd w:fill="E8EEF5"/>
             <w:vAlign w:val="center"/>
-            <w:shd w:fill="E8EEF5"/>
           </w:tcPr>
           <w:p>
             <w:pPr>
-              <w:spacing w:after="0" w:line="252" w:lineRule="auto"/>
+              <w:spacing w:before="0" w:after="0" w:line="240" w:lineRule="auto"/>
               <w:jc w:val="center"/>
             </w:pPr>
+            <w:r/>
             <w:r>
               <w:rPr>
                 <w:rFonts w:ascii="Calibri" w:hAnsi="Calibri"/>
                 <w:b/>
-                <w:sz w:val="16"/>
+                <w:color w:val="111111"/>
+                <w:sz w:val="13"/>
               </w:rPr>
               <w:t>Threshold</w:t>
             </w:r>
@@ -1787,26 +1964,28 @@
         </w:tc>
         <w:tc>
           <w:tcPr>
-            <w:tcW w:type="dxa" w:w="864"/>
+            <w:tcW w:type="dxa" w:w="1028"/>
             <w:tcMar>
-              <w:top w:w="80" w:type="dxa"/>
-              <w:start w:w="100" w:type="dxa"/>
-              <w:bottom w:w="80" w:type="dxa"/>
-              <w:end w:w="100" w:type="dxa"/>
+              <w:top w:w="60" w:type="dxa"/>
+              <w:start w:w="80" w:type="dxa"/>
+              <w:bottom w:w="60" w:type="dxa"/>
+              <w:end w:w="80" w:type="dxa"/>
             </w:tcMar>
+            <w:shd w:fill="E8EEF5"/>
             <w:vAlign w:val="center"/>
-            <w:shd w:fill="E8EEF5"/>
           </w:tcPr>
           <w:p>
             <w:pPr>
-              <w:spacing w:after="0" w:line="252" w:lineRule="auto"/>
+              <w:spacing w:before="0" w:after="0" w:line="240" w:lineRule="auto"/>
               <w:jc w:val="center"/>
             </w:pPr>
+            <w:r/>
             <w:r>
               <w:rPr>
                 <w:rFonts w:ascii="Calibri" w:hAnsi="Calibri"/>
                 <w:b/>
-                <w:sz w:val="16"/>
+                <w:color w:val="111111"/>
+                <w:sz w:val="13"/>
               </w:rPr>
               <w:t>Test N</w:t>
             </w:r>
@@ -1814,26 +1993,28 @@
         </w:tc>
         <w:tc>
           <w:tcPr>
-            <w:tcW w:type="dxa" w:w="1080"/>
+            <w:tcW w:type="dxa" w:w="1308"/>
             <w:tcMar>
-              <w:top w:w="80" w:type="dxa"/>
-              <w:start w:w="100" w:type="dxa"/>
-              <w:bottom w:w="80" w:type="dxa"/>
-              <w:end w:w="100" w:type="dxa"/>
+              <w:top w:w="60" w:type="dxa"/>
+              <w:start w:w="80" w:type="dxa"/>
+              <w:bottom w:w="60" w:type="dxa"/>
+              <w:end w:w="80" w:type="dxa"/>
             </w:tcMar>
+            <w:shd w:fill="E8EEF5"/>
             <w:vAlign w:val="center"/>
-            <w:shd w:fill="E8EEF5"/>
           </w:tcPr>
           <w:p>
             <w:pPr>
-              <w:spacing w:after="0" w:line="252" w:lineRule="auto"/>
+              <w:spacing w:before="0" w:after="0" w:line="240" w:lineRule="auto"/>
               <w:jc w:val="center"/>
             </w:pPr>
+            <w:r/>
             <w:r>
               <w:rPr>
                 <w:rFonts w:ascii="Calibri" w:hAnsi="Calibri"/>
                 <w:b/>
-                <w:sz w:val="16"/>
+                <w:color w:val="111111"/>
+                <w:sz w:val="13"/>
               </w:rPr>
               <w:t>Ridge MAE</w:t>
             </w:r>
@@ -1841,26 +2022,28 @@
         </w:tc>
         <w:tc>
           <w:tcPr>
-            <w:tcW w:type="dxa" w:w="864"/>
+            <w:tcW w:type="dxa" w:w="1028"/>
             <w:tcMar>
-              <w:top w:w="80" w:type="dxa"/>
-              <w:start w:w="100" w:type="dxa"/>
-              <w:bottom w:w="80" w:type="dxa"/>
-              <w:end w:w="100" w:type="dxa"/>
+              <w:top w:w="60" w:type="dxa"/>
+              <w:start w:w="80" w:type="dxa"/>
+              <w:bottom w:w="60" w:type="dxa"/>
+              <w:end w:w="80" w:type="dxa"/>
             </w:tcMar>
+            <w:shd w:fill="E8EEF5"/>
             <w:vAlign w:val="center"/>
-            <w:shd w:fill="E8EEF5"/>
           </w:tcPr>
           <w:p>
             <w:pPr>
-              <w:spacing w:after="0" w:line="252" w:lineRule="auto"/>
+              <w:spacing w:before="0" w:after="0" w:line="240" w:lineRule="auto"/>
               <w:jc w:val="center"/>
             </w:pPr>
+            <w:r/>
             <w:r>
               <w:rPr>
                 <w:rFonts w:ascii="Calibri" w:hAnsi="Calibri"/>
                 <w:b/>
-                <w:sz w:val="16"/>
+                <w:color w:val="111111"/>
+                <w:sz w:val="13"/>
               </w:rPr>
               <w:t>Ridge R2</w:t>
             </w:r>
@@ -1868,26 +2051,28 @@
         </w:tc>
         <w:tc>
           <w:tcPr>
-            <w:tcW w:type="dxa" w:w="3024"/>
+            <w:tcW w:type="dxa" w:w="3458"/>
             <w:tcMar>
-              <w:top w:w="80" w:type="dxa"/>
-              <w:start w:w="100" w:type="dxa"/>
-              <w:bottom w:w="80" w:type="dxa"/>
-              <w:end w:w="100" w:type="dxa"/>
+              <w:top w:w="60" w:type="dxa"/>
+              <w:start w:w="80" w:type="dxa"/>
+              <w:bottom w:w="60" w:type="dxa"/>
+              <w:end w:w="80" w:type="dxa"/>
             </w:tcMar>
+            <w:shd w:fill="E8EEF5"/>
             <w:vAlign w:val="center"/>
-            <w:shd w:fill="E8EEF5"/>
           </w:tcPr>
           <w:p>
             <w:pPr>
-              <w:spacing w:after="0" w:line="252" w:lineRule="auto"/>
+              <w:spacing w:before="0" w:after="0" w:line="240" w:lineRule="auto"/>
               <w:jc w:val="center"/>
             </w:pPr>
+            <w:r/>
             <w:r>
               <w:rPr>
                 <w:rFonts w:ascii="Calibri" w:hAnsi="Calibri"/>
                 <w:b/>
-                <w:sz w:val="16"/>
+                <w:color w:val="111111"/>
+                <w:sz w:val="13"/>
               </w:rPr>
               <w:t>Bootstrap CI note</w:t>
             </w:r>
@@ -1895,26 +2080,28 @@
         </w:tc>
         <w:tc>
           <w:tcPr>
-            <w:tcW w:type="dxa" w:w="1512"/>
+            <w:tcW w:type="dxa" w:w="1775"/>
             <w:tcMar>
-              <w:top w:w="80" w:type="dxa"/>
-              <w:start w:w="100" w:type="dxa"/>
-              <w:bottom w:w="80" w:type="dxa"/>
-              <w:end w:w="100" w:type="dxa"/>
+              <w:top w:w="60" w:type="dxa"/>
+              <w:start w:w="80" w:type="dxa"/>
+              <w:bottom w:w="60" w:type="dxa"/>
+              <w:end w:w="80" w:type="dxa"/>
             </w:tcMar>
+            <w:shd w:fill="E8EEF5"/>
             <w:vAlign w:val="center"/>
-            <w:shd w:fill="E8EEF5"/>
           </w:tcPr>
           <w:p>
             <w:pPr>
-              <w:spacing w:after="0" w:line="252" w:lineRule="auto"/>
+              <w:spacing w:before="0" w:after="0" w:line="240" w:lineRule="auto"/>
               <w:jc w:val="center"/>
             </w:pPr>
+            <w:r/>
             <w:r>
               <w:rPr>
                 <w:rFonts w:ascii="Calibri" w:hAnsi="Calibri"/>
                 <w:b/>
-                <w:sz w:val="16"/>
+                <w:color w:val="111111"/>
+                <w:sz w:val="13"/>
               </w:rPr>
               <w:t>Status</w:t>
             </w:r>
@@ -1922,26 +2109,28 @@
         </w:tc>
         <w:tc>
           <w:tcPr>
-            <w:tcW w:type="dxa" w:w="2520"/>
+            <w:tcW w:type="dxa" w:w="2897"/>
             <w:tcMar>
-              <w:top w:w="80" w:type="dxa"/>
-              <w:start w:w="100" w:type="dxa"/>
-              <w:bottom w:w="80" w:type="dxa"/>
-              <w:end w:w="100" w:type="dxa"/>
+              <w:top w:w="60" w:type="dxa"/>
+              <w:start w:w="80" w:type="dxa"/>
+              <w:bottom w:w="60" w:type="dxa"/>
+              <w:end w:w="80" w:type="dxa"/>
             </w:tcMar>
+            <w:shd w:fill="E8EEF5"/>
             <w:vAlign w:val="center"/>
-            <w:shd w:fill="E8EEF5"/>
           </w:tcPr>
           <w:p>
             <w:pPr>
-              <w:spacing w:after="0" w:line="252" w:lineRule="auto"/>
+              <w:spacing w:before="0" w:after="0" w:line="240" w:lineRule="auto"/>
               <w:jc w:val="center"/>
             </w:pPr>
+            <w:r/>
             <w:r>
               <w:rPr>
                 <w:rFonts w:ascii="Calibri" w:hAnsi="Calibri"/>
                 <w:b/>
-                <w:sz w:val="16"/>
+                <w:color w:val="111111"/>
+                <w:sz w:val="13"/>
               </w:rPr>
               <w:t>Interpretation note</w:t>
             </w:r>
@@ -1951,24 +2140,27 @@
       <w:tr>
         <w:tc>
           <w:tcPr>
-            <w:tcW w:type="dxa" w:w="1728"/>
+            <w:tcW w:type="dxa" w:w="1962"/>
+            <w:vAlign w:val="center"/>
             <w:tcMar>
-              <w:top w:w="80" w:type="dxa"/>
-              <w:start w:w="100" w:type="dxa"/>
-              <w:bottom w:w="80" w:type="dxa"/>
-              <w:end w:w="100" w:type="dxa"/>
+              <w:top w:w="60" w:type="dxa"/>
+              <w:start w:w="80" w:type="dxa"/>
+              <w:bottom w:w="60" w:type="dxa"/>
+              <w:end w:w="80" w:type="dxa"/>
             </w:tcMar>
-            <w:vAlign w:val="center"/>
           </w:tcPr>
           <w:p>
             <w:pPr>
-              <w:spacing w:after="0" w:line="252" w:lineRule="auto"/>
+              <w:spacing w:before="0" w:after="0" w:line="240" w:lineRule="auto"/>
               <w:jc w:val="left"/>
             </w:pPr>
+            <w:r/>
             <w:r>
               <w:rPr>
                 <w:rFonts w:ascii="Calibri" w:hAnsi="Calibri"/>
-                <w:sz w:val="16"/>
+                <w:b w:val="0"/>
+                <w:color w:val="111111"/>
+                <w:sz w:val="13"/>
               </w:rPr>
               <w:t>A5C-or-other</w:t>
             </w:r>
@@ -1976,24 +2168,27 @@
         </w:tc>
         <w:tc>
           <w:tcPr>
-            <w:tcW w:type="dxa" w:w="936"/>
+            <w:tcW w:type="dxa" w:w="1084"/>
+            <w:vAlign w:val="center"/>
             <w:tcMar>
-              <w:top w:w="80" w:type="dxa"/>
-              <w:start w:w="100" w:type="dxa"/>
-              <w:bottom w:w="80" w:type="dxa"/>
-              <w:end w:w="100" w:type="dxa"/>
+              <w:top w:w="60" w:type="dxa"/>
+              <w:start w:w="80" w:type="dxa"/>
+              <w:bottom w:w="60" w:type="dxa"/>
+              <w:end w:w="80" w:type="dxa"/>
             </w:tcMar>
-            <w:vAlign w:val="center"/>
           </w:tcPr>
           <w:p>
             <w:pPr>
-              <w:spacing w:after="0" w:line="252" w:lineRule="auto"/>
-              <w:jc w:val="left"/>
+              <w:spacing w:before="0" w:after="0" w:line="240" w:lineRule="auto"/>
+              <w:jc w:val="center"/>
             </w:pPr>
+            <w:r/>
             <w:r>
               <w:rPr>
                 <w:rFonts w:ascii="Calibri" w:hAnsi="Calibri"/>
-                <w:sz w:val="16"/>
+                <w:b w:val="0"/>
+                <w:color w:val="111111"/>
+                <w:sz w:val="13"/>
               </w:rPr>
               <w:t>0.70</w:t>
             </w:r>
@@ -2001,24 +2196,27 @@
         </w:tc>
         <w:tc>
           <w:tcPr>
-            <w:tcW w:type="dxa" w:w="864"/>
+            <w:tcW w:type="dxa" w:w="1028"/>
+            <w:vAlign w:val="center"/>
             <w:tcMar>
-              <w:top w:w="80" w:type="dxa"/>
-              <w:start w:w="100" w:type="dxa"/>
-              <w:bottom w:w="80" w:type="dxa"/>
-              <w:end w:w="100" w:type="dxa"/>
+              <w:top w:w="60" w:type="dxa"/>
+              <w:start w:w="80" w:type="dxa"/>
+              <w:bottom w:w="60" w:type="dxa"/>
+              <w:end w:w="80" w:type="dxa"/>
             </w:tcMar>
-            <w:vAlign w:val="center"/>
           </w:tcPr>
           <w:p>
             <w:pPr>
-              <w:spacing w:after="0" w:line="252" w:lineRule="auto"/>
+              <w:spacing w:before="0" w:after="0" w:line="240" w:lineRule="auto"/>
               <w:jc w:val="center"/>
             </w:pPr>
+            <w:r/>
             <w:r>
               <w:rPr>
                 <w:rFonts w:ascii="Calibri" w:hAnsi="Calibri"/>
-                <w:sz w:val="16"/>
+                <w:b w:val="0"/>
+                <w:color w:val="111111"/>
+                <w:sz w:val="13"/>
               </w:rPr>
               <w:t>65</w:t>
             </w:r>
@@ -2026,24 +2224,27 @@
         </w:tc>
         <w:tc>
           <w:tcPr>
-            <w:tcW w:type="dxa" w:w="1080"/>
+            <w:tcW w:type="dxa" w:w="1308"/>
+            <w:vAlign w:val="center"/>
             <w:tcMar>
-              <w:top w:w="80" w:type="dxa"/>
-              <w:start w:w="100" w:type="dxa"/>
-              <w:bottom w:w="80" w:type="dxa"/>
-              <w:end w:w="100" w:type="dxa"/>
+              <w:top w:w="60" w:type="dxa"/>
+              <w:start w:w="80" w:type="dxa"/>
+              <w:bottom w:w="60" w:type="dxa"/>
+              <w:end w:w="80" w:type="dxa"/>
             </w:tcMar>
-            <w:vAlign w:val="center"/>
           </w:tcPr>
           <w:p>
             <w:pPr>
-              <w:spacing w:after="0" w:line="252" w:lineRule="auto"/>
+              <w:spacing w:before="0" w:after="0" w:line="240" w:lineRule="auto"/>
               <w:jc w:val="center"/>
             </w:pPr>
+            <w:r/>
             <w:r>
               <w:rPr>
                 <w:rFonts w:ascii="Calibri" w:hAnsi="Calibri"/>
-                <w:sz w:val="16"/>
+                <w:b w:val="0"/>
+                <w:color w:val="111111"/>
+                <w:sz w:val="13"/>
               </w:rPr>
               <w:t>4.07 cm</w:t>
             </w:r>
@@ -2051,24 +2252,27 @@
         </w:tc>
         <w:tc>
           <w:tcPr>
-            <w:tcW w:type="dxa" w:w="864"/>
+            <w:tcW w:type="dxa" w:w="1028"/>
+            <w:vAlign w:val="center"/>
             <w:tcMar>
-              <w:top w:w="80" w:type="dxa"/>
-              <w:start w:w="100" w:type="dxa"/>
-              <w:bottom w:w="80" w:type="dxa"/>
-              <w:end w:w="100" w:type="dxa"/>
+              <w:top w:w="60" w:type="dxa"/>
+              <w:start w:w="80" w:type="dxa"/>
+              <w:bottom w:w="60" w:type="dxa"/>
+              <w:end w:w="80" w:type="dxa"/>
             </w:tcMar>
-            <w:vAlign w:val="center"/>
           </w:tcPr>
           <w:p>
             <w:pPr>
-              <w:spacing w:after="0" w:line="252" w:lineRule="auto"/>
+              <w:spacing w:before="0" w:after="0" w:line="240" w:lineRule="auto"/>
               <w:jc w:val="center"/>
             </w:pPr>
+            <w:r/>
             <w:r>
               <w:rPr>
                 <w:rFonts w:ascii="Calibri" w:hAnsi="Calibri"/>
-                <w:sz w:val="16"/>
+                <w:b w:val="0"/>
+                <w:color w:val="111111"/>
+                <w:sz w:val="13"/>
               </w:rPr>
               <w:t>0.151</w:t>
             </w:r>
@@ -2076,24 +2280,27 @@
         </w:tc>
         <w:tc>
           <w:tcPr>
-            <w:tcW w:type="dxa" w:w="3024"/>
+            <w:tcW w:type="dxa" w:w="3458"/>
+            <w:vAlign w:val="center"/>
             <w:tcMar>
-              <w:top w:w="80" w:type="dxa"/>
-              <w:start w:w="100" w:type="dxa"/>
-              <w:bottom w:w="80" w:type="dxa"/>
-              <w:end w:w="100" w:type="dxa"/>
+              <w:top w:w="60" w:type="dxa"/>
+              <w:start w:w="80" w:type="dxa"/>
+              <w:bottom w:w="60" w:type="dxa"/>
+              <w:end w:w="80" w:type="dxa"/>
             </w:tcMar>
-            <w:vAlign w:val="center"/>
           </w:tcPr>
           <w:p>
             <w:pPr>
-              <w:spacing w:after="0" w:line="252" w:lineRule="auto"/>
+              <w:spacing w:before="0" w:after="0" w:line="240" w:lineRule="auto"/>
               <w:jc w:val="left"/>
             </w:pPr>
+            <w:r/>
             <w:r>
               <w:rPr>
                 <w:rFonts w:ascii="Calibri" w:hAnsi="Calibri"/>
-                <w:sz w:val="16"/>
+                <w:b w:val="0"/>
+                <w:color w:val="111111"/>
+                <w:sz w:val="13"/>
               </w:rPr>
               <w:t>MAE 3.32 to 4.83 cm; R2 -0.06 to 0.32</w:t>
             </w:r>
@@ -2101,24 +2308,27 @@
         </w:tc>
         <w:tc>
           <w:tcPr>
-            <w:tcW w:type="dxa" w:w="1512"/>
+            <w:tcW w:type="dxa" w:w="1775"/>
+            <w:vAlign w:val="center"/>
             <w:tcMar>
-              <w:top w:w="80" w:type="dxa"/>
-              <w:start w:w="100" w:type="dxa"/>
-              <w:bottom w:w="80" w:type="dxa"/>
-              <w:end w:w="100" w:type="dxa"/>
+              <w:top w:w="60" w:type="dxa"/>
+              <w:start w:w="80" w:type="dxa"/>
+              <w:bottom w:w="60" w:type="dxa"/>
+              <w:end w:w="80" w:type="dxa"/>
             </w:tcMar>
-            <w:vAlign w:val="center"/>
           </w:tcPr>
           <w:p>
             <w:pPr>
-              <w:spacing w:after="0" w:line="252" w:lineRule="auto"/>
+              <w:spacing w:before="0" w:after="0" w:line="240" w:lineRule="auto"/>
               <w:jc w:val="center"/>
             </w:pPr>
+            <w:r/>
             <w:r>
               <w:rPr>
                 <w:rFonts w:ascii="Calibri" w:hAnsi="Calibri"/>
-                <w:sz w:val="16"/>
+                <w:b w:val="0"/>
+                <w:color w:val="111111"/>
+                <w:sz w:val="13"/>
               </w:rPr>
               <w:t>Completed</w:t>
             </w:r>
@@ -2126,24 +2336,27 @@
         </w:tc>
         <w:tc>
           <w:tcPr>
-            <w:tcW w:type="dxa" w:w="2520"/>
+            <w:tcW w:type="dxa" w:w="2897"/>
+            <w:vAlign w:val="center"/>
             <w:tcMar>
-              <w:top w:w="80" w:type="dxa"/>
-              <w:start w:w="100" w:type="dxa"/>
-              <w:bottom w:w="80" w:type="dxa"/>
-              <w:end w:w="100" w:type="dxa"/>
+              <w:top w:w="60" w:type="dxa"/>
+              <w:start w:w="80" w:type="dxa"/>
+              <w:bottom w:w="60" w:type="dxa"/>
+              <w:end w:w="80" w:type="dxa"/>
             </w:tcMar>
-            <w:vAlign w:val="center"/>
           </w:tcPr>
           <w:p>
             <w:pPr>
-              <w:spacing w:after="0" w:line="252" w:lineRule="auto"/>
-              <w:jc w:val="center"/>
+              <w:spacing w:before="0" w:after="0" w:line="240" w:lineRule="auto"/>
+              <w:jc w:val="left"/>
             </w:pPr>
+            <w:r/>
             <w:r>
               <w:rPr>
                 <w:rFonts w:ascii="Calibri" w:hAnsi="Calibri"/>
-                <w:sz w:val="16"/>
+                <w:b w:val="0"/>
+                <w:color w:val="111111"/>
+                <w:sz w:val="13"/>
               </w:rPr>
               <w:t>Smaller ECHOVIEW subset</w:t>
             </w:r>
@@ -2153,24 +2366,27 @@
       <w:tr>
         <w:tc>
           <w:tcPr>
-            <w:tcW w:type="dxa" w:w="1728"/>
+            <w:tcW w:type="dxa" w:w="1962"/>
+            <w:vAlign w:val="center"/>
             <w:tcMar>
-              <w:top w:w="80" w:type="dxa"/>
-              <w:start w:w="100" w:type="dxa"/>
-              <w:bottom w:w="80" w:type="dxa"/>
-              <w:end w:w="100" w:type="dxa"/>
+              <w:top w:w="60" w:type="dxa"/>
+              <w:start w:w="80" w:type="dxa"/>
+              <w:bottom w:w="60" w:type="dxa"/>
+              <w:end w:w="80" w:type="dxa"/>
             </w:tcMar>
-            <w:vAlign w:val="center"/>
           </w:tcPr>
           <w:p>
             <w:pPr>
-              <w:spacing w:after="0" w:line="252" w:lineRule="auto"/>
+              <w:spacing w:before="0" w:after="0" w:line="240" w:lineRule="auto"/>
               <w:jc w:val="left"/>
             </w:pPr>
+            <w:r/>
             <w:r>
               <w:rPr>
                 <w:rFonts w:ascii="Calibri" w:hAnsi="Calibri"/>
-                <w:sz w:val="16"/>
+                <w:b w:val="0"/>
+                <w:color w:val="111111"/>
+                <w:sz w:val="13"/>
               </w:rPr>
               <w:t>Other-only</w:t>
             </w:r>
@@ -2178,24 +2394,27 @@
         </w:tc>
         <w:tc>
           <w:tcPr>
-            <w:tcW w:type="dxa" w:w="936"/>
+            <w:tcW w:type="dxa" w:w="1084"/>
+            <w:vAlign w:val="center"/>
             <w:tcMar>
-              <w:top w:w="80" w:type="dxa"/>
-              <w:start w:w="100" w:type="dxa"/>
-              <w:bottom w:w="80" w:type="dxa"/>
-              <w:end w:w="100" w:type="dxa"/>
+              <w:top w:w="60" w:type="dxa"/>
+              <w:start w:w="80" w:type="dxa"/>
+              <w:bottom w:w="60" w:type="dxa"/>
+              <w:end w:w="80" w:type="dxa"/>
             </w:tcMar>
-            <w:vAlign w:val="center"/>
           </w:tcPr>
           <w:p>
             <w:pPr>
-              <w:spacing w:after="0" w:line="252" w:lineRule="auto"/>
-              <w:jc w:val="left"/>
+              <w:spacing w:before="0" w:after="0" w:line="240" w:lineRule="auto"/>
+              <w:jc w:val="center"/>
             </w:pPr>
+            <w:r/>
             <w:r>
               <w:rPr>
                 <w:rFonts w:ascii="Calibri" w:hAnsi="Calibri"/>
-                <w:sz w:val="16"/>
+                <w:b w:val="0"/>
+                <w:color w:val="111111"/>
+                <w:sz w:val="13"/>
               </w:rPr>
               <w:t>0.70</w:t>
             </w:r>
@@ -2203,24 +2422,27 @@
         </w:tc>
         <w:tc>
           <w:tcPr>
-            <w:tcW w:type="dxa" w:w="864"/>
+            <w:tcW w:type="dxa" w:w="1028"/>
+            <w:vAlign w:val="center"/>
             <w:tcMar>
-              <w:top w:w="80" w:type="dxa"/>
-              <w:start w:w="100" w:type="dxa"/>
-              <w:bottom w:w="80" w:type="dxa"/>
-              <w:end w:w="100" w:type="dxa"/>
+              <w:top w:w="60" w:type="dxa"/>
+              <w:start w:w="80" w:type="dxa"/>
+              <w:bottom w:w="60" w:type="dxa"/>
+              <w:end w:w="80" w:type="dxa"/>
             </w:tcMar>
-            <w:vAlign w:val="center"/>
           </w:tcPr>
           <w:p>
             <w:pPr>
-              <w:spacing w:after="0" w:line="252" w:lineRule="auto"/>
+              <w:spacing w:before="0" w:after="0" w:line="240" w:lineRule="auto"/>
               <w:jc w:val="center"/>
             </w:pPr>
+            <w:r/>
             <w:r>
               <w:rPr>
                 <w:rFonts w:ascii="Calibri" w:hAnsi="Calibri"/>
-                <w:sz w:val="16"/>
+                <w:b w:val="0"/>
+                <w:color w:val="111111"/>
+                <w:sz w:val="13"/>
               </w:rPr>
               <w:t>65</w:t>
             </w:r>
@@ -2228,24 +2450,27 @@
         </w:tc>
         <w:tc>
           <w:tcPr>
-            <w:tcW w:type="dxa" w:w="1080"/>
+            <w:tcW w:type="dxa" w:w="1308"/>
+            <w:vAlign w:val="center"/>
             <w:tcMar>
-              <w:top w:w="80" w:type="dxa"/>
-              <w:start w:w="100" w:type="dxa"/>
-              <w:bottom w:w="80" w:type="dxa"/>
-              <w:end w:w="100" w:type="dxa"/>
+              <w:top w:w="60" w:type="dxa"/>
+              <w:start w:w="80" w:type="dxa"/>
+              <w:bottom w:w="60" w:type="dxa"/>
+              <w:end w:w="80" w:type="dxa"/>
             </w:tcMar>
-            <w:vAlign w:val="center"/>
           </w:tcPr>
           <w:p>
             <w:pPr>
-              <w:spacing w:after="0" w:line="252" w:lineRule="auto"/>
+              <w:spacing w:before="0" w:after="0" w:line="240" w:lineRule="auto"/>
               <w:jc w:val="center"/>
             </w:pPr>
+            <w:r/>
             <w:r>
               <w:rPr>
                 <w:rFonts w:ascii="Calibri" w:hAnsi="Calibri"/>
-                <w:sz w:val="16"/>
+                <w:b w:val="0"/>
+                <w:color w:val="111111"/>
+                <w:sz w:val="13"/>
               </w:rPr>
               <w:t>4.14 cm</w:t>
             </w:r>
@@ -2253,24 +2478,27 @@
         </w:tc>
         <w:tc>
           <w:tcPr>
-            <w:tcW w:type="dxa" w:w="864"/>
+            <w:tcW w:type="dxa" w:w="1028"/>
+            <w:vAlign w:val="center"/>
             <w:tcMar>
-              <w:top w:w="80" w:type="dxa"/>
-              <w:start w:w="100" w:type="dxa"/>
-              <w:bottom w:w="80" w:type="dxa"/>
-              <w:end w:w="100" w:type="dxa"/>
+              <w:top w:w="60" w:type="dxa"/>
+              <w:start w:w="80" w:type="dxa"/>
+              <w:bottom w:w="60" w:type="dxa"/>
+              <w:end w:w="80" w:type="dxa"/>
             </w:tcMar>
-            <w:vAlign w:val="center"/>
           </w:tcPr>
           <w:p>
             <w:pPr>
-              <w:spacing w:after="0" w:line="252" w:lineRule="auto"/>
+              <w:spacing w:before="0" w:after="0" w:line="240" w:lineRule="auto"/>
               <w:jc w:val="center"/>
             </w:pPr>
+            <w:r/>
             <w:r>
               <w:rPr>
                 <w:rFonts w:ascii="Calibri" w:hAnsi="Calibri"/>
-                <w:sz w:val="16"/>
+                <w:b w:val="0"/>
+                <w:color w:val="111111"/>
+                <w:sz w:val="13"/>
               </w:rPr>
               <w:t>0.123</w:t>
             </w:r>
@@ -2278,24 +2506,27 @@
         </w:tc>
         <w:tc>
           <w:tcPr>
-            <w:tcW w:type="dxa" w:w="3024"/>
+            <w:tcW w:type="dxa" w:w="3458"/>
+            <w:vAlign w:val="center"/>
             <w:tcMar>
-              <w:top w:w="80" w:type="dxa"/>
-              <w:start w:w="100" w:type="dxa"/>
-              <w:bottom w:w="80" w:type="dxa"/>
-              <w:end w:w="100" w:type="dxa"/>
+              <w:top w:w="60" w:type="dxa"/>
+              <w:start w:w="80" w:type="dxa"/>
+              <w:bottom w:w="60" w:type="dxa"/>
+              <w:end w:w="80" w:type="dxa"/>
             </w:tcMar>
-            <w:vAlign w:val="center"/>
           </w:tcPr>
           <w:p>
             <w:pPr>
-              <w:spacing w:after="0" w:line="252" w:lineRule="auto"/>
+              <w:spacing w:before="0" w:after="0" w:line="240" w:lineRule="auto"/>
               <w:jc w:val="left"/>
             </w:pPr>
+            <w:r/>
             <w:r>
               <w:rPr>
                 <w:rFonts w:ascii="Calibri" w:hAnsi="Calibri"/>
-                <w:sz w:val="16"/>
+                <w:b w:val="0"/>
+                <w:color w:val="111111"/>
+                <w:sz w:val="13"/>
               </w:rPr>
               <w:t>MAE 3.36 to 4.93 cm; R2 -0.12 to 0.30</w:t>
             </w:r>
@@ -2303,24 +2534,27 @@
         </w:tc>
         <w:tc>
           <w:tcPr>
-            <w:tcW w:type="dxa" w:w="1512"/>
+            <w:tcW w:type="dxa" w:w="1775"/>
+            <w:vAlign w:val="center"/>
             <w:tcMar>
-              <w:top w:w="80" w:type="dxa"/>
-              <w:start w:w="100" w:type="dxa"/>
-              <w:bottom w:w="80" w:type="dxa"/>
-              <w:end w:w="100" w:type="dxa"/>
+              <w:top w:w="60" w:type="dxa"/>
+              <w:start w:w="80" w:type="dxa"/>
+              <w:bottom w:w="60" w:type="dxa"/>
+              <w:end w:w="80" w:type="dxa"/>
             </w:tcMar>
-            <w:vAlign w:val="center"/>
           </w:tcPr>
           <w:p>
             <w:pPr>
-              <w:spacing w:after="0" w:line="252" w:lineRule="auto"/>
+              <w:spacing w:before="0" w:after="0" w:line="240" w:lineRule="auto"/>
               <w:jc w:val="center"/>
             </w:pPr>
+            <w:r/>
             <w:r>
               <w:rPr>
                 <w:rFonts w:ascii="Calibri" w:hAnsi="Calibri"/>
-                <w:sz w:val="16"/>
+                <w:b w:val="0"/>
+                <w:color w:val="111111"/>
+                <w:sz w:val="13"/>
               </w:rPr>
               <w:t>Completed</w:t>
             </w:r>
@@ -2328,24 +2562,27 @@
         </w:tc>
         <w:tc>
           <w:tcPr>
-            <w:tcW w:type="dxa" w:w="2520"/>
+            <w:tcW w:type="dxa" w:w="2897"/>
+            <w:vAlign w:val="center"/>
             <w:tcMar>
-              <w:top w:w="80" w:type="dxa"/>
-              <w:start w:w="100" w:type="dxa"/>
-              <w:bottom w:w="80" w:type="dxa"/>
-              <w:end w:w="100" w:type="dxa"/>
+              <w:top w:w="60" w:type="dxa"/>
+              <w:start w:w="80" w:type="dxa"/>
+              <w:bottom w:w="60" w:type="dxa"/>
+              <w:end w:w="80" w:type="dxa"/>
             </w:tcMar>
-            <w:vAlign w:val="center"/>
           </w:tcPr>
           <w:p>
             <w:pPr>
-              <w:spacing w:after="0" w:line="252" w:lineRule="auto"/>
-              <w:jc w:val="center"/>
+              <w:spacing w:before="0" w:after="0" w:line="240" w:lineRule="auto"/>
+              <w:jc w:val="left"/>
             </w:pPr>
+            <w:r/>
             <w:r>
               <w:rPr>
                 <w:rFonts w:ascii="Calibri" w:hAnsi="Calibri"/>
-                <w:sz w:val="16"/>
+                <w:b w:val="0"/>
+                <w:color w:val="111111"/>
+                <w:sz w:val="13"/>
               </w:rPr>
               <w:t>Smaller ECHOVIEW subset</w:t>
             </w:r>
@@ -2355,24 +2592,27 @@
       <w:tr>
         <w:tc>
           <w:tcPr>
-            <w:tcW w:type="dxa" w:w="1728"/>
+            <w:tcW w:type="dxa" w:w="1962"/>
+            <w:vAlign w:val="center"/>
             <w:tcMar>
-              <w:top w:w="80" w:type="dxa"/>
-              <w:start w:w="100" w:type="dxa"/>
-              <w:bottom w:w="80" w:type="dxa"/>
-              <w:end w:w="100" w:type="dxa"/>
+              <w:top w:w="60" w:type="dxa"/>
+              <w:start w:w="80" w:type="dxa"/>
+              <w:bottom w:w="60" w:type="dxa"/>
+              <w:end w:w="80" w:type="dxa"/>
             </w:tcMar>
-            <w:vAlign w:val="center"/>
           </w:tcPr>
           <w:p>
             <w:pPr>
-              <w:spacing w:after="0" w:line="252" w:lineRule="auto"/>
+              <w:spacing w:before="0" w:after="0" w:line="240" w:lineRule="auto"/>
               <w:jc w:val="left"/>
             </w:pPr>
+            <w:r/>
             <w:r>
               <w:rPr>
                 <w:rFonts w:ascii="Calibri" w:hAnsi="Calibri"/>
-                <w:sz w:val="16"/>
+                <w:b w:val="0"/>
+                <w:color w:val="111111"/>
+                <w:sz w:val="13"/>
               </w:rPr>
               <w:t>A5C-only</w:t>
             </w:r>
@@ -2380,24 +2620,27 @@
         </w:tc>
         <w:tc>
           <w:tcPr>
-            <w:tcW w:type="dxa" w:w="936"/>
+            <w:tcW w:type="dxa" w:w="1084"/>
+            <w:vAlign w:val="center"/>
             <w:tcMar>
-              <w:top w:w="80" w:type="dxa"/>
-              <w:start w:w="100" w:type="dxa"/>
-              <w:bottom w:w="80" w:type="dxa"/>
-              <w:end w:w="100" w:type="dxa"/>
+              <w:top w:w="60" w:type="dxa"/>
+              <w:start w:w="80" w:type="dxa"/>
+              <w:bottom w:w="60" w:type="dxa"/>
+              <w:end w:w="80" w:type="dxa"/>
             </w:tcMar>
-            <w:vAlign w:val="center"/>
           </w:tcPr>
           <w:p>
             <w:pPr>
-              <w:spacing w:after="0" w:line="252" w:lineRule="auto"/>
-              <w:jc w:val="left"/>
+              <w:spacing w:before="0" w:after="0" w:line="240" w:lineRule="auto"/>
+              <w:jc w:val="center"/>
             </w:pPr>
+            <w:r/>
             <w:r>
               <w:rPr>
                 <w:rFonts w:ascii="Calibri" w:hAnsi="Calibri"/>
-                <w:sz w:val="16"/>
+                <w:b w:val="0"/>
+                <w:color w:val="111111"/>
+                <w:sz w:val="13"/>
               </w:rPr>
               <w:t>0.70</w:t>
             </w:r>
@@ -2405,24 +2648,27 @@
         </w:tc>
         <w:tc>
           <w:tcPr>
-            <w:tcW w:type="dxa" w:w="864"/>
+            <w:tcW w:type="dxa" w:w="1028"/>
+            <w:vAlign w:val="center"/>
             <w:tcMar>
-              <w:top w:w="80" w:type="dxa"/>
-              <w:start w:w="100" w:type="dxa"/>
-              <w:bottom w:w="80" w:type="dxa"/>
-              <w:end w:w="100" w:type="dxa"/>
+              <w:top w:w="60" w:type="dxa"/>
+              <w:start w:w="80" w:type="dxa"/>
+              <w:bottom w:w="60" w:type="dxa"/>
+              <w:end w:w="80" w:type="dxa"/>
             </w:tcMar>
-            <w:vAlign w:val="center"/>
           </w:tcPr>
           <w:p>
             <w:pPr>
-              <w:spacing w:after="0" w:line="252" w:lineRule="auto"/>
+              <w:spacing w:before="0" w:after="0" w:line="240" w:lineRule="auto"/>
               <w:jc w:val="center"/>
             </w:pPr>
+            <w:r/>
             <w:r>
               <w:rPr>
                 <w:rFonts w:ascii="Calibri" w:hAnsi="Calibri"/>
-                <w:sz w:val="16"/>
+                <w:b w:val="0"/>
+                <w:color w:val="111111"/>
+                <w:sz w:val="13"/>
               </w:rPr>
               <w:t>22</w:t>
             </w:r>
@@ -2430,24 +2676,27 @@
         </w:tc>
         <w:tc>
           <w:tcPr>
-            <w:tcW w:type="dxa" w:w="1080"/>
+            <w:tcW w:type="dxa" w:w="1308"/>
+            <w:vAlign w:val="center"/>
             <w:tcMar>
-              <w:top w:w="80" w:type="dxa"/>
-              <w:start w:w="100" w:type="dxa"/>
-              <w:bottom w:w="80" w:type="dxa"/>
-              <w:end w:w="100" w:type="dxa"/>
+              <w:top w:w="60" w:type="dxa"/>
+              <w:start w:w="80" w:type="dxa"/>
+              <w:bottom w:w="60" w:type="dxa"/>
+              <w:end w:w="80" w:type="dxa"/>
             </w:tcMar>
-            <w:vAlign w:val="center"/>
           </w:tcPr>
           <w:p>
             <w:pPr>
-              <w:spacing w:after="0" w:line="252" w:lineRule="auto"/>
+              <w:spacing w:before="0" w:after="0" w:line="240" w:lineRule="auto"/>
               <w:jc w:val="center"/>
             </w:pPr>
+            <w:r/>
             <w:r>
               <w:rPr>
                 <w:rFonts w:ascii="Calibri" w:hAnsi="Calibri"/>
-                <w:sz w:val="16"/>
+                <w:b w:val="0"/>
+                <w:color w:val="111111"/>
+                <w:sz w:val="13"/>
               </w:rPr>
               <w:t>Not estimated</w:t>
             </w:r>
@@ -2455,24 +2704,27 @@
         </w:tc>
         <w:tc>
           <w:tcPr>
-            <w:tcW w:type="dxa" w:w="864"/>
+            <w:tcW w:type="dxa" w:w="1028"/>
+            <w:vAlign w:val="center"/>
             <w:tcMar>
-              <w:top w:w="80" w:type="dxa"/>
-              <w:start w:w="100" w:type="dxa"/>
-              <w:bottom w:w="80" w:type="dxa"/>
-              <w:end w:w="100" w:type="dxa"/>
+              <w:top w:w="60" w:type="dxa"/>
+              <w:start w:w="80" w:type="dxa"/>
+              <w:bottom w:w="60" w:type="dxa"/>
+              <w:end w:w="80" w:type="dxa"/>
             </w:tcMar>
-            <w:vAlign w:val="center"/>
           </w:tcPr>
           <w:p>
             <w:pPr>
-              <w:spacing w:after="0" w:line="252" w:lineRule="auto"/>
+              <w:spacing w:before="0" w:after="0" w:line="240" w:lineRule="auto"/>
               <w:jc w:val="center"/>
             </w:pPr>
+            <w:r/>
             <w:r>
               <w:rPr>
                 <w:rFonts w:ascii="Calibri" w:hAnsi="Calibri"/>
-                <w:sz w:val="16"/>
+                <w:b w:val="0"/>
+                <w:color w:val="111111"/>
+                <w:sz w:val="13"/>
               </w:rPr>
               <w:t>Not estimated</w:t>
             </w:r>
@@ -2480,24 +2732,27 @@
         </w:tc>
         <w:tc>
           <w:tcPr>
-            <w:tcW w:type="dxa" w:w="3024"/>
+            <w:tcW w:type="dxa" w:w="3458"/>
+            <w:vAlign w:val="center"/>
             <w:tcMar>
-              <w:top w:w="80" w:type="dxa"/>
-              <w:start w:w="100" w:type="dxa"/>
-              <w:bottom w:w="80" w:type="dxa"/>
-              <w:end w:w="100" w:type="dxa"/>
+              <w:top w:w="60" w:type="dxa"/>
+              <w:start w:w="80" w:type="dxa"/>
+              <w:bottom w:w="60" w:type="dxa"/>
+              <w:end w:w="80" w:type="dxa"/>
             </w:tcMar>
-            <w:vAlign w:val="center"/>
           </w:tcPr>
           <w:p>
             <w:pPr>
-              <w:spacing w:after="0" w:line="252" w:lineRule="auto"/>
+              <w:spacing w:before="0" w:after="0" w:line="240" w:lineRule="auto"/>
               <w:jc w:val="left"/>
             </w:pPr>
+            <w:r/>
             <w:r>
               <w:rPr>
                 <w:rFonts w:ascii="Calibri" w:hAnsi="Calibri"/>
-                <w:sz w:val="16"/>
+                <w:b w:val="0"/>
+                <w:color w:val="111111"/>
+                <w:sz w:val="13"/>
               </w:rPr>
               <w:t>Not available</w:t>
             </w:r>
@@ -2505,24 +2760,27 @@
         </w:tc>
         <w:tc>
           <w:tcPr>
-            <w:tcW w:type="dxa" w:w="1512"/>
+            <w:tcW w:type="dxa" w:w="1775"/>
+            <w:vAlign w:val="center"/>
             <w:tcMar>
-              <w:top w:w="80" w:type="dxa"/>
-              <w:start w:w="100" w:type="dxa"/>
-              <w:bottom w:w="80" w:type="dxa"/>
-              <w:end w:w="100" w:type="dxa"/>
+              <w:top w:w="60" w:type="dxa"/>
+              <w:start w:w="80" w:type="dxa"/>
+              <w:bottom w:w="60" w:type="dxa"/>
+              <w:end w:w="80" w:type="dxa"/>
             </w:tcMar>
-            <w:vAlign w:val="center"/>
           </w:tcPr>
           <w:p>
             <w:pPr>
-              <w:spacing w:after="0" w:line="252" w:lineRule="auto"/>
-              <w:jc w:val="center"/>
+              <w:spacing w:before="0" w:after="0" w:line="240" w:lineRule="auto"/>
+              <w:jc w:val="left"/>
             </w:pPr>
+            <w:r/>
             <w:r>
               <w:rPr>
                 <w:rFonts w:ascii="Calibri" w:hAnsi="Calibri"/>
-                <w:sz w:val="16"/>
+                <w:b w:val="0"/>
+                <w:color w:val="111111"/>
+                <w:sz w:val="13"/>
               </w:rPr>
               <w:t>Skipped/underpowered</w:t>
             </w:r>
@@ -2530,24 +2788,27 @@
         </w:tc>
         <w:tc>
           <w:tcPr>
-            <w:tcW w:type="dxa" w:w="2520"/>
+            <w:tcW w:type="dxa" w:w="2897"/>
+            <w:vAlign w:val="center"/>
             <w:tcMar>
-              <w:top w:w="80" w:type="dxa"/>
-              <w:start w:w="100" w:type="dxa"/>
-              <w:bottom w:w="80" w:type="dxa"/>
-              <w:end w:w="100" w:type="dxa"/>
+              <w:top w:w="60" w:type="dxa"/>
+              <w:start w:w="80" w:type="dxa"/>
+              <w:bottom w:w="60" w:type="dxa"/>
+              <w:end w:w="80" w:type="dxa"/>
             </w:tcMar>
-            <w:vAlign w:val="center"/>
           </w:tcPr>
           <w:p>
             <w:pPr>
-              <w:spacing w:after="0" w:line="252" w:lineRule="auto"/>
-              <w:jc w:val="center"/>
+              <w:spacing w:before="0" w:after="0" w:line="240" w:lineRule="auto"/>
+              <w:jc w:val="left"/>
             </w:pPr>
+            <w:r/>
             <w:r>
               <w:rPr>
                 <w:rFonts w:ascii="Calibri" w:hAnsi="Calibri"/>
-                <w:sz w:val="16"/>
+                <w:b w:val="0"/>
+                <w:color w:val="111111"/>
+                <w:sz w:val="13"/>
               </w:rPr>
               <w:t>Insufficient training data</w:t>
             </w:r>
@@ -2557,24 +2818,27 @@
       <w:tr>
         <w:tc>
           <w:tcPr>
-            <w:tcW w:type="dxa" w:w="1728"/>
+            <w:tcW w:type="dxa" w:w="1962"/>
+            <w:vAlign w:val="center"/>
             <w:tcMar>
-              <w:top w:w="80" w:type="dxa"/>
-              <w:start w:w="100" w:type="dxa"/>
-              <w:bottom w:w="80" w:type="dxa"/>
-              <w:end w:w="100" w:type="dxa"/>
+              <w:top w:w="60" w:type="dxa"/>
+              <w:start w:w="80" w:type="dxa"/>
+              <w:bottom w:w="60" w:type="dxa"/>
+              <w:end w:w="80" w:type="dxa"/>
             </w:tcMar>
-            <w:vAlign w:val="center"/>
           </w:tcPr>
           <w:p>
             <w:pPr>
-              <w:spacing w:after="0" w:line="252" w:lineRule="auto"/>
+              <w:spacing w:before="0" w:after="0" w:line="240" w:lineRule="auto"/>
               <w:jc w:val="left"/>
             </w:pPr>
+            <w:r/>
             <w:r>
               <w:rPr>
                 <w:rFonts w:ascii="Calibri" w:hAnsi="Calibri"/>
-                <w:sz w:val="16"/>
+                <w:b w:val="0"/>
+                <w:color w:val="111111"/>
+                <w:sz w:val="13"/>
               </w:rPr>
               <w:t>A5C-or-other</w:t>
             </w:r>
@@ -2582,24 +2846,27 @@
         </w:tc>
         <w:tc>
           <w:tcPr>
-            <w:tcW w:type="dxa" w:w="936"/>
+            <w:tcW w:type="dxa" w:w="1084"/>
+            <w:vAlign w:val="center"/>
             <w:tcMar>
-              <w:top w:w="80" w:type="dxa"/>
-              <w:start w:w="100" w:type="dxa"/>
-              <w:bottom w:w="80" w:type="dxa"/>
-              <w:end w:w="100" w:type="dxa"/>
+              <w:top w:w="60" w:type="dxa"/>
+              <w:start w:w="80" w:type="dxa"/>
+              <w:bottom w:w="60" w:type="dxa"/>
+              <w:end w:w="80" w:type="dxa"/>
             </w:tcMar>
-            <w:vAlign w:val="center"/>
           </w:tcPr>
           <w:p>
             <w:pPr>
-              <w:spacing w:after="0" w:line="252" w:lineRule="auto"/>
-              <w:jc w:val="left"/>
+              <w:spacing w:before="0" w:after="0" w:line="240" w:lineRule="auto"/>
+              <w:jc w:val="center"/>
             </w:pPr>
+            <w:r/>
             <w:r>
               <w:rPr>
                 <w:rFonts w:ascii="Calibri" w:hAnsi="Calibri"/>
-                <w:sz w:val="16"/>
+                <w:b w:val="0"/>
+                <w:color w:val="111111"/>
+                <w:sz w:val="13"/>
               </w:rPr>
               <w:t>0.80</w:t>
             </w:r>
@@ -2607,24 +2874,27 @@
         </w:tc>
         <w:tc>
           <w:tcPr>
-            <w:tcW w:type="dxa" w:w="864"/>
+            <w:tcW w:type="dxa" w:w="1028"/>
+            <w:vAlign w:val="center"/>
             <w:tcMar>
-              <w:top w:w="80" w:type="dxa"/>
-              <w:start w:w="100" w:type="dxa"/>
-              <w:bottom w:w="80" w:type="dxa"/>
-              <w:end w:w="100" w:type="dxa"/>
+              <w:top w:w="60" w:type="dxa"/>
+              <w:start w:w="80" w:type="dxa"/>
+              <w:bottom w:w="60" w:type="dxa"/>
+              <w:end w:w="80" w:type="dxa"/>
             </w:tcMar>
-            <w:vAlign w:val="center"/>
           </w:tcPr>
           <w:p>
             <w:pPr>
-              <w:spacing w:after="0" w:line="252" w:lineRule="auto"/>
+              <w:spacing w:before="0" w:after="0" w:line="240" w:lineRule="auto"/>
               <w:jc w:val="center"/>
             </w:pPr>
+            <w:r/>
             <w:r>
               <w:rPr>
                 <w:rFonts w:ascii="Calibri" w:hAnsi="Calibri"/>
-                <w:sz w:val="16"/>
+                <w:b w:val="0"/>
+                <w:color w:val="111111"/>
+                <w:sz w:val="13"/>
               </w:rPr>
               <w:t>65</w:t>
             </w:r>
@@ -2632,24 +2902,27 @@
         </w:tc>
         <w:tc>
           <w:tcPr>
-            <w:tcW w:type="dxa" w:w="1080"/>
+            <w:tcW w:type="dxa" w:w="1308"/>
+            <w:vAlign w:val="center"/>
             <w:tcMar>
-              <w:top w:w="80" w:type="dxa"/>
-              <w:start w:w="100" w:type="dxa"/>
-              <w:bottom w:w="80" w:type="dxa"/>
-              <w:end w:w="100" w:type="dxa"/>
+              <w:top w:w="60" w:type="dxa"/>
+              <w:start w:w="80" w:type="dxa"/>
+              <w:bottom w:w="60" w:type="dxa"/>
+              <w:end w:w="80" w:type="dxa"/>
             </w:tcMar>
-            <w:vAlign w:val="center"/>
           </w:tcPr>
           <w:p>
             <w:pPr>
-              <w:spacing w:after="0" w:line="252" w:lineRule="auto"/>
+              <w:spacing w:before="0" w:after="0" w:line="240" w:lineRule="auto"/>
               <w:jc w:val="center"/>
             </w:pPr>
+            <w:r/>
             <w:r>
               <w:rPr>
                 <w:rFonts w:ascii="Calibri" w:hAnsi="Calibri"/>
-                <w:sz w:val="16"/>
+                <w:b w:val="0"/>
+                <w:color w:val="111111"/>
+                <w:sz w:val="13"/>
               </w:rPr>
               <w:t>4.10 cm</w:t>
             </w:r>
@@ -2657,24 +2930,27 @@
         </w:tc>
         <w:tc>
           <w:tcPr>
-            <w:tcW w:type="dxa" w:w="864"/>
+            <w:tcW w:type="dxa" w:w="1028"/>
+            <w:vAlign w:val="center"/>
             <w:tcMar>
-              <w:top w:w="80" w:type="dxa"/>
-              <w:start w:w="100" w:type="dxa"/>
-              <w:bottom w:w="80" w:type="dxa"/>
-              <w:end w:w="100" w:type="dxa"/>
+              <w:top w:w="60" w:type="dxa"/>
+              <w:start w:w="80" w:type="dxa"/>
+              <w:bottom w:w="60" w:type="dxa"/>
+              <w:end w:w="80" w:type="dxa"/>
             </w:tcMar>
-            <w:vAlign w:val="center"/>
           </w:tcPr>
           <w:p>
             <w:pPr>
-              <w:spacing w:after="0" w:line="252" w:lineRule="auto"/>
+              <w:spacing w:before="0" w:after="0" w:line="240" w:lineRule="auto"/>
               <w:jc w:val="center"/>
             </w:pPr>
+            <w:r/>
             <w:r>
               <w:rPr>
                 <w:rFonts w:ascii="Calibri" w:hAnsi="Calibri"/>
-                <w:sz w:val="16"/>
+                <w:b w:val="0"/>
+                <w:color w:val="111111"/>
+                <w:sz w:val="13"/>
               </w:rPr>
               <w:t>0.140</w:t>
             </w:r>
@@ -2682,24 +2958,27 @@
         </w:tc>
         <w:tc>
           <w:tcPr>
-            <w:tcW w:type="dxa" w:w="3024"/>
+            <w:tcW w:type="dxa" w:w="3458"/>
+            <w:vAlign w:val="center"/>
             <w:tcMar>
-              <w:top w:w="80" w:type="dxa"/>
-              <w:start w:w="100" w:type="dxa"/>
-              <w:bottom w:w="80" w:type="dxa"/>
-              <w:end w:w="100" w:type="dxa"/>
+              <w:top w:w="60" w:type="dxa"/>
+              <w:start w:w="80" w:type="dxa"/>
+              <w:bottom w:w="60" w:type="dxa"/>
+              <w:end w:w="80" w:type="dxa"/>
             </w:tcMar>
-            <w:vAlign w:val="center"/>
           </w:tcPr>
           <w:p>
             <w:pPr>
-              <w:spacing w:after="0" w:line="252" w:lineRule="auto"/>
+              <w:spacing w:before="0" w:after="0" w:line="240" w:lineRule="auto"/>
               <w:jc w:val="left"/>
             </w:pPr>
+            <w:r/>
             <w:r>
               <w:rPr>
                 <w:rFonts w:ascii="Calibri" w:hAnsi="Calibri"/>
-                <w:sz w:val="16"/>
+                <w:b w:val="0"/>
+                <w:color w:val="111111"/>
+                <w:sz w:val="13"/>
               </w:rPr>
               <w:t>MAE 3.34 to 4.87 cm; R2 -0.10 to 0.32</w:t>
             </w:r>
@@ -2707,24 +2986,27 @@
         </w:tc>
         <w:tc>
           <w:tcPr>
-            <w:tcW w:type="dxa" w:w="1512"/>
+            <w:tcW w:type="dxa" w:w="1775"/>
+            <w:vAlign w:val="center"/>
             <w:tcMar>
-              <w:top w:w="80" w:type="dxa"/>
-              <w:start w:w="100" w:type="dxa"/>
-              <w:bottom w:w="80" w:type="dxa"/>
-              <w:end w:w="100" w:type="dxa"/>
+              <w:top w:w="60" w:type="dxa"/>
+              <w:start w:w="80" w:type="dxa"/>
+              <w:bottom w:w="60" w:type="dxa"/>
+              <w:end w:w="80" w:type="dxa"/>
             </w:tcMar>
-            <w:vAlign w:val="center"/>
           </w:tcPr>
           <w:p>
             <w:pPr>
-              <w:spacing w:after="0" w:line="252" w:lineRule="auto"/>
+              <w:spacing w:before="0" w:after="0" w:line="240" w:lineRule="auto"/>
               <w:jc w:val="center"/>
             </w:pPr>
+            <w:r/>
             <w:r>
               <w:rPr>
                 <w:rFonts w:ascii="Calibri" w:hAnsi="Calibri"/>
-                <w:sz w:val="16"/>
+                <w:b w:val="0"/>
+                <w:color w:val="111111"/>
+                <w:sz w:val="13"/>
               </w:rPr>
               <w:t>Completed</w:t>
             </w:r>
@@ -2732,24 +3014,27 @@
         </w:tc>
         <w:tc>
           <w:tcPr>
-            <w:tcW w:type="dxa" w:w="2520"/>
+            <w:tcW w:type="dxa" w:w="2897"/>
+            <w:vAlign w:val="center"/>
             <w:tcMar>
-              <w:top w:w="80" w:type="dxa"/>
-              <w:start w:w="100" w:type="dxa"/>
-              <w:bottom w:w="80" w:type="dxa"/>
-              <w:end w:w="100" w:type="dxa"/>
+              <w:top w:w="60" w:type="dxa"/>
+              <w:start w:w="80" w:type="dxa"/>
+              <w:bottom w:w="60" w:type="dxa"/>
+              <w:end w:w="80" w:type="dxa"/>
             </w:tcMar>
-            <w:vAlign w:val="center"/>
           </w:tcPr>
           <w:p>
             <w:pPr>
-              <w:spacing w:after="0" w:line="252" w:lineRule="auto"/>
-              <w:jc w:val="center"/>
+              <w:spacing w:before="0" w:after="0" w:line="240" w:lineRule="auto"/>
+              <w:jc w:val="left"/>
             </w:pPr>
+            <w:r/>
             <w:r>
               <w:rPr>
                 <w:rFonts w:ascii="Calibri" w:hAnsi="Calibri"/>
-                <w:sz w:val="16"/>
+                <w:b w:val="0"/>
+                <w:color w:val="111111"/>
+                <w:sz w:val="13"/>
               </w:rPr>
               <w:t>Higher threshold did not improve performance</w:t>
             </w:r>
@@ -2759,24 +3044,27 @@
       <w:tr>
         <w:tc>
           <w:tcPr>
-            <w:tcW w:type="dxa" w:w="1728"/>
+            <w:tcW w:type="dxa" w:w="1962"/>
+            <w:vAlign w:val="center"/>
             <w:tcMar>
-              <w:top w:w="80" w:type="dxa"/>
-              <w:start w:w="100" w:type="dxa"/>
-              <w:bottom w:w="80" w:type="dxa"/>
-              <w:end w:w="100" w:type="dxa"/>
+              <w:top w:w="60" w:type="dxa"/>
+              <w:start w:w="80" w:type="dxa"/>
+              <w:bottom w:w="60" w:type="dxa"/>
+              <w:end w:w="80" w:type="dxa"/>
             </w:tcMar>
-            <w:vAlign w:val="center"/>
           </w:tcPr>
           <w:p>
             <w:pPr>
-              <w:spacing w:after="0" w:line="252" w:lineRule="auto"/>
+              <w:spacing w:before="0" w:after="0" w:line="240" w:lineRule="auto"/>
               <w:jc w:val="left"/>
             </w:pPr>
+            <w:r/>
             <w:r>
               <w:rPr>
                 <w:rFonts w:ascii="Calibri" w:hAnsi="Calibri"/>
-                <w:sz w:val="16"/>
+                <w:b w:val="0"/>
+                <w:color w:val="111111"/>
+                <w:sz w:val="13"/>
               </w:rPr>
               <w:t>A5C-or-other</w:t>
             </w:r>
@@ -2784,24 +3072,27 @@
         </w:tc>
         <w:tc>
           <w:tcPr>
-            <w:tcW w:type="dxa" w:w="936"/>
+            <w:tcW w:type="dxa" w:w="1084"/>
+            <w:vAlign w:val="center"/>
             <w:tcMar>
-              <w:top w:w="80" w:type="dxa"/>
-              <w:start w:w="100" w:type="dxa"/>
-              <w:bottom w:w="80" w:type="dxa"/>
-              <w:end w:w="100" w:type="dxa"/>
+              <w:top w:w="60" w:type="dxa"/>
+              <w:start w:w="80" w:type="dxa"/>
+              <w:bottom w:w="60" w:type="dxa"/>
+              <w:end w:w="80" w:type="dxa"/>
             </w:tcMar>
-            <w:vAlign w:val="center"/>
           </w:tcPr>
           <w:p>
             <w:pPr>
-              <w:spacing w:after="0" w:line="252" w:lineRule="auto"/>
-              <w:jc w:val="left"/>
+              <w:spacing w:before="0" w:after="0" w:line="240" w:lineRule="auto"/>
+              <w:jc w:val="center"/>
             </w:pPr>
+            <w:r/>
             <w:r>
               <w:rPr>
                 <w:rFonts w:ascii="Calibri" w:hAnsi="Calibri"/>
-                <w:sz w:val="16"/>
+                <w:b w:val="0"/>
+                <w:color w:val="111111"/>
+                <w:sz w:val="13"/>
               </w:rPr>
               <w:t>0.90</w:t>
             </w:r>
@@ -2809,24 +3100,27 @@
         </w:tc>
         <w:tc>
           <w:tcPr>
-            <w:tcW w:type="dxa" w:w="864"/>
+            <w:tcW w:type="dxa" w:w="1028"/>
+            <w:vAlign w:val="center"/>
             <w:tcMar>
-              <w:top w:w="80" w:type="dxa"/>
-              <w:start w:w="100" w:type="dxa"/>
-              <w:bottom w:w="80" w:type="dxa"/>
-              <w:end w:w="100" w:type="dxa"/>
+              <w:top w:w="60" w:type="dxa"/>
+              <w:start w:w="80" w:type="dxa"/>
+              <w:bottom w:w="60" w:type="dxa"/>
+              <w:end w:w="80" w:type="dxa"/>
             </w:tcMar>
-            <w:vAlign w:val="center"/>
           </w:tcPr>
           <w:p>
             <w:pPr>
-              <w:spacing w:after="0" w:line="252" w:lineRule="auto"/>
+              <w:spacing w:before="0" w:after="0" w:line="240" w:lineRule="auto"/>
               <w:jc w:val="center"/>
             </w:pPr>
+            <w:r/>
             <w:r>
               <w:rPr>
                 <w:rFonts w:ascii="Calibri" w:hAnsi="Calibri"/>
-                <w:sz w:val="16"/>
+                <w:b w:val="0"/>
+                <w:color w:val="111111"/>
+                <w:sz w:val="13"/>
               </w:rPr>
               <w:t>65</w:t>
             </w:r>
@@ -2834,24 +3128,27 @@
         </w:tc>
         <w:tc>
           <w:tcPr>
-            <w:tcW w:type="dxa" w:w="1080"/>
+            <w:tcW w:type="dxa" w:w="1308"/>
+            <w:vAlign w:val="center"/>
             <w:tcMar>
-              <w:top w:w="80" w:type="dxa"/>
-              <w:start w:w="100" w:type="dxa"/>
-              <w:bottom w:w="80" w:type="dxa"/>
-              <w:end w:w="100" w:type="dxa"/>
+              <w:top w:w="60" w:type="dxa"/>
+              <w:start w:w="80" w:type="dxa"/>
+              <w:bottom w:w="60" w:type="dxa"/>
+              <w:end w:w="80" w:type="dxa"/>
             </w:tcMar>
-            <w:vAlign w:val="center"/>
           </w:tcPr>
           <w:p>
             <w:pPr>
-              <w:spacing w:after="0" w:line="252" w:lineRule="auto"/>
+              <w:spacing w:before="0" w:after="0" w:line="240" w:lineRule="auto"/>
               <w:jc w:val="center"/>
             </w:pPr>
+            <w:r/>
             <w:r>
               <w:rPr>
                 <w:rFonts w:ascii="Calibri" w:hAnsi="Calibri"/>
-                <w:sz w:val="16"/>
+                <w:b w:val="0"/>
+                <w:color w:val="111111"/>
+                <w:sz w:val="13"/>
               </w:rPr>
               <w:t>4.14 cm</w:t>
             </w:r>
@@ -2859,24 +3156,27 @@
         </w:tc>
         <w:tc>
           <w:tcPr>
-            <w:tcW w:type="dxa" w:w="864"/>
+            <w:tcW w:type="dxa" w:w="1028"/>
+            <w:vAlign w:val="center"/>
             <w:tcMar>
-              <w:top w:w="80" w:type="dxa"/>
-              <w:start w:w="100" w:type="dxa"/>
-              <w:bottom w:w="80" w:type="dxa"/>
-              <w:end w:w="100" w:type="dxa"/>
+              <w:top w:w="60" w:type="dxa"/>
+              <w:start w:w="80" w:type="dxa"/>
+              <w:bottom w:w="60" w:type="dxa"/>
+              <w:end w:w="80" w:type="dxa"/>
             </w:tcMar>
-            <w:vAlign w:val="center"/>
           </w:tcPr>
           <w:p>
             <w:pPr>
-              <w:spacing w:after="0" w:line="252" w:lineRule="auto"/>
+              <w:spacing w:before="0" w:after="0" w:line="240" w:lineRule="auto"/>
               <w:jc w:val="center"/>
             </w:pPr>
+            <w:r/>
             <w:r>
               <w:rPr>
                 <w:rFonts w:ascii="Calibri" w:hAnsi="Calibri"/>
-                <w:sz w:val="16"/>
+                <w:b w:val="0"/>
+                <w:color w:val="111111"/>
+                <w:sz w:val="13"/>
               </w:rPr>
               <w:t>0.118</w:t>
             </w:r>
@@ -2884,24 +3184,27 @@
         </w:tc>
         <w:tc>
           <w:tcPr>
-            <w:tcW w:type="dxa" w:w="3024"/>
+            <w:tcW w:type="dxa" w:w="3458"/>
+            <w:vAlign w:val="center"/>
             <w:tcMar>
-              <w:top w:w="80" w:type="dxa"/>
-              <w:start w:w="100" w:type="dxa"/>
-              <w:bottom w:w="80" w:type="dxa"/>
-              <w:end w:w="100" w:type="dxa"/>
+              <w:top w:w="60" w:type="dxa"/>
+              <w:start w:w="80" w:type="dxa"/>
+              <w:bottom w:w="60" w:type="dxa"/>
+              <w:end w:w="80" w:type="dxa"/>
             </w:tcMar>
-            <w:vAlign w:val="center"/>
           </w:tcPr>
           <w:p>
             <w:pPr>
-              <w:spacing w:after="0" w:line="252" w:lineRule="auto"/>
+              <w:spacing w:before="0" w:after="0" w:line="240" w:lineRule="auto"/>
               <w:jc w:val="left"/>
             </w:pPr>
+            <w:r/>
             <w:r>
               <w:rPr>
                 <w:rFonts w:ascii="Calibri" w:hAnsi="Calibri"/>
-                <w:sz w:val="16"/>
+                <w:b w:val="0"/>
+                <w:color w:val="111111"/>
+                <w:sz w:val="13"/>
               </w:rPr>
               <w:t>MAE 3.36 to 5.01 cm; R2 -0.13 to 0.32</w:t>
             </w:r>
@@ -2909,24 +3212,27 @@
         </w:tc>
         <w:tc>
           <w:tcPr>
-            <w:tcW w:type="dxa" w:w="1512"/>
+            <w:tcW w:type="dxa" w:w="1775"/>
+            <w:vAlign w:val="center"/>
             <w:tcMar>
-              <w:top w:w="80" w:type="dxa"/>
-              <w:start w:w="100" w:type="dxa"/>
-              <w:bottom w:w="80" w:type="dxa"/>
-              <w:end w:w="100" w:type="dxa"/>
+              <w:top w:w="60" w:type="dxa"/>
+              <w:start w:w="80" w:type="dxa"/>
+              <w:bottom w:w="60" w:type="dxa"/>
+              <w:end w:w="80" w:type="dxa"/>
             </w:tcMar>
-            <w:vAlign w:val="center"/>
           </w:tcPr>
           <w:p>
             <w:pPr>
-              <w:spacing w:after="0" w:line="252" w:lineRule="auto"/>
+              <w:spacing w:before="0" w:after="0" w:line="240" w:lineRule="auto"/>
               <w:jc w:val="center"/>
             </w:pPr>
+            <w:r/>
             <w:r>
               <w:rPr>
                 <w:rFonts w:ascii="Calibri" w:hAnsi="Calibri"/>
-                <w:sz w:val="16"/>
+                <w:b w:val="0"/>
+                <w:color w:val="111111"/>
+                <w:sz w:val="13"/>
               </w:rPr>
               <w:t>Completed</w:t>
             </w:r>
@@ -2934,24 +3240,27 @@
         </w:tc>
         <w:tc>
           <w:tcPr>
-            <w:tcW w:type="dxa" w:w="2520"/>
+            <w:tcW w:type="dxa" w:w="2897"/>
+            <w:vAlign w:val="center"/>
             <w:tcMar>
-              <w:top w:w="80" w:type="dxa"/>
-              <w:start w:w="100" w:type="dxa"/>
-              <w:bottom w:w="80" w:type="dxa"/>
-              <w:end w:w="100" w:type="dxa"/>
+              <w:top w:w="60" w:type="dxa"/>
+              <w:start w:w="80" w:type="dxa"/>
+              <w:bottom w:w="60" w:type="dxa"/>
+              <w:end w:w="80" w:type="dxa"/>
             </w:tcMar>
-            <w:vAlign w:val="center"/>
           </w:tcPr>
           <w:p>
             <w:pPr>
-              <w:spacing w:after="0" w:line="252" w:lineRule="auto"/>
-              <w:jc w:val="center"/>
+              <w:spacing w:before="0" w:after="0" w:line="240" w:lineRule="auto"/>
+              <w:jc w:val="left"/>
             </w:pPr>
+            <w:r/>
             <w:r>
               <w:rPr>
                 <w:rFonts w:ascii="Calibri" w:hAnsi="Calibri"/>
-                <w:sz w:val="16"/>
+                <w:b w:val="0"/>
+                <w:color w:val="111111"/>
+                <w:sz w:val="13"/>
               </w:rPr>
               <w:t>Higher threshold did not improve performance</w:t>
             </w:r>
@@ -2961,24 +3270,27 @@
       <w:tr>
         <w:tc>
           <w:tcPr>
-            <w:tcW w:type="dxa" w:w="1728"/>
+            <w:tcW w:type="dxa" w:w="1962"/>
+            <w:vAlign w:val="center"/>
             <w:tcMar>
-              <w:top w:w="80" w:type="dxa"/>
-              <w:start w:w="100" w:type="dxa"/>
-              <w:bottom w:w="80" w:type="dxa"/>
-              <w:end w:w="100" w:type="dxa"/>
+              <w:top w:w="60" w:type="dxa"/>
+              <w:start w:w="80" w:type="dxa"/>
+              <w:bottom w:w="60" w:type="dxa"/>
+              <w:end w:w="80" w:type="dxa"/>
             </w:tcMar>
-            <w:vAlign w:val="center"/>
           </w:tcPr>
           <w:p>
             <w:pPr>
-              <w:spacing w:after="0" w:line="252" w:lineRule="auto"/>
+              <w:spacing w:before="0" w:after="0" w:line="240" w:lineRule="auto"/>
               <w:jc w:val="left"/>
             </w:pPr>
+            <w:r/>
             <w:r>
               <w:rPr>
                 <w:rFonts w:ascii="Calibri" w:hAnsi="Calibri"/>
-                <w:sz w:val="16"/>
+                <w:b w:val="0"/>
+                <w:color w:val="111111"/>
+                <w:sz w:val="13"/>
               </w:rPr>
               <w:t>A5C-or-other</w:t>
             </w:r>
@@ -2986,24 +3298,27 @@
         </w:tc>
         <w:tc>
           <w:tcPr>
-            <w:tcW w:type="dxa" w:w="936"/>
+            <w:tcW w:type="dxa" w:w="1084"/>
+            <w:vAlign w:val="center"/>
             <w:tcMar>
-              <w:top w:w="80" w:type="dxa"/>
-              <w:start w:w="100" w:type="dxa"/>
-              <w:bottom w:w="80" w:type="dxa"/>
-              <w:end w:w="100" w:type="dxa"/>
+              <w:top w:w="60" w:type="dxa"/>
+              <w:start w:w="80" w:type="dxa"/>
+              <w:bottom w:w="60" w:type="dxa"/>
+              <w:end w:w="80" w:type="dxa"/>
             </w:tcMar>
-            <w:vAlign w:val="center"/>
           </w:tcPr>
           <w:p>
             <w:pPr>
-              <w:spacing w:after="0" w:line="252" w:lineRule="auto"/>
-              <w:jc w:val="left"/>
+              <w:spacing w:before="0" w:after="0" w:line="240" w:lineRule="auto"/>
+              <w:jc w:val="center"/>
             </w:pPr>
+            <w:r/>
             <w:r>
               <w:rPr>
                 <w:rFonts w:ascii="Calibri" w:hAnsi="Calibri"/>
-                <w:sz w:val="16"/>
+                <w:b w:val="0"/>
+                <w:color w:val="111111"/>
+                <w:sz w:val="13"/>
               </w:rPr>
               <w:t>0.95</w:t>
             </w:r>
@@ -3011,24 +3326,27 @@
         </w:tc>
         <w:tc>
           <w:tcPr>
-            <w:tcW w:type="dxa" w:w="864"/>
+            <w:tcW w:type="dxa" w:w="1028"/>
+            <w:vAlign w:val="center"/>
             <w:tcMar>
-              <w:top w:w="80" w:type="dxa"/>
-              <w:start w:w="100" w:type="dxa"/>
-              <w:bottom w:w="80" w:type="dxa"/>
-              <w:end w:w="100" w:type="dxa"/>
+              <w:top w:w="60" w:type="dxa"/>
+              <w:start w:w="80" w:type="dxa"/>
+              <w:bottom w:w="60" w:type="dxa"/>
+              <w:end w:w="80" w:type="dxa"/>
             </w:tcMar>
-            <w:vAlign w:val="center"/>
           </w:tcPr>
           <w:p>
             <w:pPr>
-              <w:spacing w:after="0" w:line="252" w:lineRule="auto"/>
+              <w:spacing w:before="0" w:after="0" w:line="240" w:lineRule="auto"/>
               <w:jc w:val="center"/>
             </w:pPr>
+            <w:r/>
             <w:r>
               <w:rPr>
                 <w:rFonts w:ascii="Calibri" w:hAnsi="Calibri"/>
-                <w:sz w:val="16"/>
+                <w:b w:val="0"/>
+                <w:color w:val="111111"/>
+                <w:sz w:val="13"/>
               </w:rPr>
               <w:t>65</w:t>
             </w:r>
@@ -3036,24 +3354,27 @@
         </w:tc>
         <w:tc>
           <w:tcPr>
-            <w:tcW w:type="dxa" w:w="1080"/>
+            <w:tcW w:type="dxa" w:w="1308"/>
+            <w:vAlign w:val="center"/>
             <w:tcMar>
-              <w:top w:w="80" w:type="dxa"/>
-              <w:start w:w="100" w:type="dxa"/>
-              <w:bottom w:w="80" w:type="dxa"/>
-              <w:end w:w="100" w:type="dxa"/>
+              <w:top w:w="60" w:type="dxa"/>
+              <w:start w:w="80" w:type="dxa"/>
+              <w:bottom w:w="60" w:type="dxa"/>
+              <w:end w:w="80" w:type="dxa"/>
             </w:tcMar>
-            <w:vAlign w:val="center"/>
           </w:tcPr>
           <w:p>
             <w:pPr>
-              <w:spacing w:after="0" w:line="252" w:lineRule="auto"/>
+              <w:spacing w:before="0" w:after="0" w:line="240" w:lineRule="auto"/>
               <w:jc w:val="center"/>
             </w:pPr>
+            <w:r/>
             <w:r>
               <w:rPr>
                 <w:rFonts w:ascii="Calibri" w:hAnsi="Calibri"/>
-                <w:sz w:val="16"/>
+                <w:b w:val="0"/>
+                <w:color w:val="111111"/>
+                <w:sz w:val="13"/>
               </w:rPr>
               <w:t>4.14 cm</w:t>
             </w:r>
@@ -3061,24 +3382,27 @@
         </w:tc>
         <w:tc>
           <w:tcPr>
-            <w:tcW w:type="dxa" w:w="864"/>
+            <w:tcW w:type="dxa" w:w="1028"/>
+            <w:vAlign w:val="center"/>
             <w:tcMar>
-              <w:top w:w="80" w:type="dxa"/>
-              <w:start w:w="100" w:type="dxa"/>
-              <w:bottom w:w="80" w:type="dxa"/>
-              <w:end w:w="100" w:type="dxa"/>
+              <w:top w:w="60" w:type="dxa"/>
+              <w:start w:w="80" w:type="dxa"/>
+              <w:bottom w:w="60" w:type="dxa"/>
+              <w:end w:w="80" w:type="dxa"/>
             </w:tcMar>
-            <w:vAlign w:val="center"/>
           </w:tcPr>
           <w:p>
             <w:pPr>
-              <w:spacing w:after="0" w:line="252" w:lineRule="auto"/>
+              <w:spacing w:before="0" w:after="0" w:line="240" w:lineRule="auto"/>
               <w:jc w:val="center"/>
             </w:pPr>
+            <w:r/>
             <w:r>
               <w:rPr>
                 <w:rFonts w:ascii="Calibri" w:hAnsi="Calibri"/>
-                <w:sz w:val="16"/>
+                <w:b w:val="0"/>
+                <w:color w:val="111111"/>
+                <w:sz w:val="13"/>
               </w:rPr>
               <w:t>0.119</w:t>
             </w:r>
@@ -3086,24 +3410,27 @@
         </w:tc>
         <w:tc>
           <w:tcPr>
-            <w:tcW w:type="dxa" w:w="3024"/>
+            <w:tcW w:type="dxa" w:w="3458"/>
+            <w:vAlign w:val="center"/>
             <w:tcMar>
-              <w:top w:w="80" w:type="dxa"/>
-              <w:start w:w="100" w:type="dxa"/>
-              <w:bottom w:w="80" w:type="dxa"/>
-              <w:end w:w="100" w:type="dxa"/>
+              <w:top w:w="60" w:type="dxa"/>
+              <w:start w:w="80" w:type="dxa"/>
+              <w:bottom w:w="60" w:type="dxa"/>
+              <w:end w:w="80" w:type="dxa"/>
             </w:tcMar>
-            <w:vAlign w:val="center"/>
           </w:tcPr>
           <w:p>
             <w:pPr>
-              <w:spacing w:after="0" w:line="252" w:lineRule="auto"/>
+              <w:spacing w:before="0" w:after="0" w:line="240" w:lineRule="auto"/>
               <w:jc w:val="left"/>
             </w:pPr>
+            <w:r/>
             <w:r>
               <w:rPr>
                 <w:rFonts w:ascii="Calibri" w:hAnsi="Calibri"/>
-                <w:sz w:val="16"/>
+                <w:b w:val="0"/>
+                <w:color w:val="111111"/>
+                <w:sz w:val="13"/>
               </w:rPr>
               <w:t>MAE 3.38 to 4.96 cm; R2 -0.12 to 0.31</w:t>
             </w:r>
@@ -3111,24 +3438,27 @@
         </w:tc>
         <w:tc>
           <w:tcPr>
-            <w:tcW w:type="dxa" w:w="1512"/>
+            <w:tcW w:type="dxa" w:w="1775"/>
+            <w:vAlign w:val="center"/>
             <w:tcMar>
-              <w:top w:w="80" w:type="dxa"/>
-              <w:start w:w="100" w:type="dxa"/>
-              <w:bottom w:w="80" w:type="dxa"/>
-              <w:end w:w="100" w:type="dxa"/>
+              <w:top w:w="60" w:type="dxa"/>
+              <w:start w:w="80" w:type="dxa"/>
+              <w:bottom w:w="60" w:type="dxa"/>
+              <w:end w:w="80" w:type="dxa"/>
             </w:tcMar>
-            <w:vAlign w:val="center"/>
           </w:tcPr>
           <w:p>
             <w:pPr>
-              <w:spacing w:after="0" w:line="252" w:lineRule="auto"/>
+              <w:spacing w:before="0" w:after="0" w:line="240" w:lineRule="auto"/>
               <w:jc w:val="center"/>
             </w:pPr>
+            <w:r/>
             <w:r>
               <w:rPr>
                 <w:rFonts w:ascii="Calibri" w:hAnsi="Calibri"/>
-                <w:sz w:val="16"/>
+                <w:b w:val="0"/>
+                <w:color w:val="111111"/>
+                <w:sz w:val="13"/>
               </w:rPr>
               <w:t>Completed</w:t>
             </w:r>
@@ -3136,24 +3466,27 @@
         </w:tc>
         <w:tc>
           <w:tcPr>
-            <w:tcW w:type="dxa" w:w="2520"/>
+            <w:tcW w:type="dxa" w:w="2897"/>
+            <w:vAlign w:val="center"/>
             <w:tcMar>
-              <w:top w:w="80" w:type="dxa"/>
-              <w:start w:w="100" w:type="dxa"/>
-              <w:bottom w:w="80" w:type="dxa"/>
-              <w:end w:w="100" w:type="dxa"/>
+              <w:top w:w="60" w:type="dxa"/>
+              <w:start w:w="80" w:type="dxa"/>
+              <w:bottom w:w="60" w:type="dxa"/>
+              <w:end w:w="80" w:type="dxa"/>
             </w:tcMar>
-            <w:vAlign w:val="center"/>
           </w:tcPr>
           <w:p>
             <w:pPr>
-              <w:spacing w:after="0" w:line="252" w:lineRule="auto"/>
-              <w:jc w:val="center"/>
+              <w:spacing w:before="0" w:after="0" w:line="240" w:lineRule="auto"/>
+              <w:jc w:val="left"/>
             </w:pPr>
+            <w:r/>
             <w:r>
               <w:rPr>
                 <w:rFonts w:ascii="Calibri" w:hAnsi="Calibri"/>
-                <w:sz w:val="16"/>
+                <w:b w:val="0"/>
+                <w:color w:val="111111"/>
+                <w:sz w:val="13"/>
               </w:rPr>
               <w:t>Higher threshold did not improve performance</w:t>
             </w:r>
@@ -3162,79 +3495,127 @@
       </w:tr>
     </w:tbl>
     <w:p>
+      <w:pPr>
+        <w:spacing w:before="60" w:after="160" w:line="252" w:lineRule="auto"/>
+      </w:pPr>
+      <w:r>
+        <w:rPr>
+          <w:rFonts w:ascii="Calibri" w:hAnsi="Calibri"/>
+          <w:b/>
+          <w:color w:val="444444"/>
+          <w:sz w:val="16"/>
+        </w:rPr>
+        <w:t xml:space="preserve">Footnote: </w:t>
+      </w:r>
+      <w:r>
+        <w:rPr>
+          <w:rFonts w:ascii="Calibri" w:hAnsi="Calibri"/>
+          <w:color w:val="444444"/>
+          <w:sz w:val="16"/>
+        </w:rPr>
+        <w:t>LVOT VTI sensitivity analyses using ECHOVIEW view-filtered embeddings. These analyses are limited subset analyses and were not used as the primary modeling denominator. A5C-only at threshold 0.70 was skipped because of insufficient training data and should not be interpreted as a negative result.</w:t>
+      </w:r>
+    </w:p>
+    <w:p>
       <w:r>
         <w:br w:type="page"/>
       </w:r>
     </w:p>
     <w:p>
       <w:pPr>
-        <w:spacing w:after="80"/>
+        <w:pStyle w:val="Heading1"/>
       </w:pPr>
       <w:r>
-        <w:rPr>
-          <w:b/>
-          <w:sz w:val="24"/>
-        </w:rPr>
-        <w:t>Supplementary Table S3. Exploratory Binary Low-VTI Summaries</w:t>
-      </w:r>
-    </w:p>
-    <w:p>
-      <w:pPr>
-        <w:spacing w:after="120"/>
-      </w:pPr>
-      <w:r>
-        <w:t>Thresholded summaries of continuous LVOT VTI predictions; these were not separately trained classifiers.</w:t>
+        <w:t>Supplementary Table S3. Exploratory Binary Threshold Summaries Derived From Continuous Predictions</w:t>
       </w:r>
     </w:p>
     <w:tbl>
+      <w:tblGrid>
+        <w:gridCol w:w="1290"/>
+        <w:gridCol w:w="1025"/>
+        <w:gridCol w:w="827"/>
+        <w:gridCol w:w="959"/>
+        <w:gridCol w:w="1025"/>
+        <w:gridCol w:w="910"/>
+        <w:gridCol w:w="1191"/>
+        <w:gridCol w:w="1092"/>
+        <w:gridCol w:w="1092"/>
+        <w:gridCol w:w="827"/>
+        <w:gridCol w:w="827"/>
+        <w:gridCol w:w="744"/>
+        <w:gridCol w:w="2730"/>
+      </w:tblGrid>
       <w:tblPr>
-        <w:tblW w:type="auto" w:w="0"/>
+        <w:tblW w:type="dxa" w:w="14544"/>
         <w:jc w:val="center"/>
         <w:tblLayout w:type="fixed"/>
         <w:tblLook w:firstColumn="1" w:firstRow="1" w:lastColumn="0" w:lastRow="0" w:noHBand="0" w:noVBand="1" w:val="04A0"/>
         <w:tblBorders>
-          <w:top w:val="single" w:sz="4" w:space="0" w:color="B7B7B7"/>
-          <w:left w:val="single" w:sz="4" w:space="0" w:color="B7B7B7"/>
-          <w:bottom w:val="single" w:sz="4" w:space="0" w:color="B7B7B7"/>
-          <w:right w:val="single" w:sz="4" w:space="0" w:color="B7B7B7"/>
-          <w:insideH w:val="single" w:sz="4" w:space="0" w:color="B7B7B7"/>
-          <w:insideV w:val="single" w:sz="4" w:space="0" w:color="B7B7B7"/>
+          <w:top w:val="single" w:sz="4" w:space="0" w:color="9AA6B2"/>
+          <w:left w:val="single" w:sz="4" w:space="0" w:color="9AA6B2"/>
+          <w:bottom w:val="single" w:sz="4" w:space="0" w:color="9AA6B2"/>
+          <w:right w:val="single" w:sz="4" w:space="0" w:color="9AA6B2"/>
+          <w:insideH w:val="single" w:sz="4" w:space="0" w:color="9AA6B2"/>
+          <w:insideV w:val="single" w:sz="4" w:space="0" w:color="9AA6B2"/>
         </w:tblBorders>
       </w:tblPr>
-      <w:tblGrid>
-        <w:gridCol w:w="1600"/>
-        <w:gridCol w:w="1600"/>
-        <w:gridCol w:w="1600"/>
-        <w:gridCol w:w="1600"/>
-        <w:gridCol w:w="1600"/>
-        <w:gridCol w:w="1600"/>
-        <w:gridCol w:w="1600"/>
-        <w:gridCol w:w="1600"/>
-        <w:gridCol w:w="1600"/>
-      </w:tblGrid>
       <w:tr>
+        <w:trPr>
+          <w:tblHeader/>
+        </w:trPr>
         <w:tc>
           <w:tcPr>
-            <w:tcW w:type="dxa" w:w="2160"/>
+            <w:tcW w:type="dxa" w:w="1290"/>
             <w:tcMar>
-              <w:top w:w="80" w:type="dxa"/>
-              <w:start w:w="100" w:type="dxa"/>
-              <w:bottom w:w="80" w:type="dxa"/>
-              <w:end w:w="100" w:type="dxa"/>
+              <w:top w:w="60" w:type="dxa"/>
+              <w:start w:w="80" w:type="dxa"/>
+              <w:bottom w:w="60" w:type="dxa"/>
+              <w:end w:w="80" w:type="dxa"/>
             </w:tcMar>
+            <w:shd w:fill="E8EEF5"/>
             <w:vAlign w:val="center"/>
-            <w:shd w:fill="E8EEF5"/>
           </w:tcPr>
           <w:p>
             <w:pPr>
-              <w:spacing w:after="0" w:line="252" w:lineRule="auto"/>
+              <w:spacing w:before="0" w:after="0" w:line="240" w:lineRule="auto"/>
               <w:jc w:val="center"/>
             </w:pPr>
+            <w:r/>
             <w:r>
               <w:rPr>
                 <w:rFonts w:ascii="Calibri" w:hAnsi="Calibri"/>
                 <w:b/>
-                <w:sz w:val="16"/>
+                <w:color w:val="111111"/>
+                <w:sz w:val="13"/>
+              </w:rPr>
+              <w:t>Target</w:t>
+            </w:r>
+          </w:p>
+        </w:tc>
+        <w:tc>
+          <w:tcPr>
+            <w:tcW w:type="dxa" w:w="1025"/>
+            <w:tcMar>
+              <w:top w:w="60" w:type="dxa"/>
+              <w:start w:w="80" w:type="dxa"/>
+              <w:bottom w:w="60" w:type="dxa"/>
+              <w:end w:w="80" w:type="dxa"/>
+            </w:tcMar>
+            <w:shd w:fill="E8EEF5"/>
+            <w:vAlign w:val="center"/>
+          </w:tcPr>
+          <w:p>
+            <w:pPr>
+              <w:spacing w:before="0" w:after="0" w:line="240" w:lineRule="auto"/>
+              <w:jc w:val="center"/>
+            </w:pPr>
+            <w:r/>
+            <w:r>
+              <w:rPr>
+                <w:rFonts w:ascii="Calibri" w:hAnsi="Calibri"/>
+                <w:b/>
+                <w:color w:val="111111"/>
+                <w:sz w:val="13"/>
               </w:rPr>
               <w:t>Threshold</w:t>
             </w:r>
@@ -3242,53 +3623,115 @@
         </w:tc>
         <w:tc>
           <w:tcPr>
-            <w:tcW w:type="dxa" w:w="1152"/>
+            <w:tcW w:type="dxa" w:w="827"/>
             <w:tcMar>
-              <w:top w:w="80" w:type="dxa"/>
-              <w:start w:w="100" w:type="dxa"/>
-              <w:bottom w:w="80" w:type="dxa"/>
-              <w:end w:w="100" w:type="dxa"/>
+              <w:top w:w="60" w:type="dxa"/>
+              <w:start w:w="80" w:type="dxa"/>
+              <w:bottom w:w="60" w:type="dxa"/>
+              <w:end w:w="80" w:type="dxa"/>
             </w:tcMar>
+            <w:shd w:fill="E8EEF5"/>
             <w:vAlign w:val="center"/>
-            <w:shd w:fill="E8EEF5"/>
           </w:tcPr>
           <w:p>
             <w:pPr>
-              <w:spacing w:after="0" w:line="252" w:lineRule="auto"/>
+              <w:spacing w:before="0" w:after="0" w:line="240" w:lineRule="auto"/>
               <w:jc w:val="center"/>
             </w:pPr>
+            <w:r/>
             <w:r>
               <w:rPr>
                 <w:rFonts w:ascii="Calibri" w:hAnsi="Calibri"/>
                 <w:b/>
-                <w:sz w:val="16"/>
+                <w:color w:val="111111"/>
+                <w:sz w:val="13"/>
               </w:rPr>
-              <w:t>Test prevalence</w:t>
+              <w:t>Test N</w:t>
             </w:r>
           </w:p>
         </w:tc>
         <w:tc>
           <w:tcPr>
-            <w:tcW w:type="dxa" w:w="864"/>
+            <w:tcW w:type="dxa" w:w="959"/>
             <w:tcMar>
-              <w:top w:w="80" w:type="dxa"/>
-              <w:start w:w="100" w:type="dxa"/>
-              <w:bottom w:w="80" w:type="dxa"/>
-              <w:end w:w="100" w:type="dxa"/>
+              <w:top w:w="60" w:type="dxa"/>
+              <w:start w:w="80" w:type="dxa"/>
+              <w:bottom w:w="60" w:type="dxa"/>
+              <w:end w:w="80" w:type="dxa"/>
             </w:tcMar>
+            <w:shd w:fill="E8EEF5"/>
             <w:vAlign w:val="center"/>
-            <w:shd w:fill="E8EEF5"/>
           </w:tcPr>
           <w:p>
             <w:pPr>
-              <w:spacing w:after="0" w:line="252" w:lineRule="auto"/>
+              <w:spacing w:before="0" w:after="0" w:line="240" w:lineRule="auto"/>
               <w:jc w:val="center"/>
             </w:pPr>
+            <w:r/>
             <w:r>
               <w:rPr>
                 <w:rFonts w:ascii="Calibri" w:hAnsi="Calibri"/>
                 <w:b/>
-                <w:sz w:val="16"/>
+                <w:color w:val="111111"/>
+                <w:sz w:val="13"/>
+              </w:rPr>
+              <w:t>Positives</w:t>
+            </w:r>
+          </w:p>
+        </w:tc>
+        <w:tc>
+          <w:tcPr>
+            <w:tcW w:type="dxa" w:w="1025"/>
+            <w:tcMar>
+              <w:top w:w="60" w:type="dxa"/>
+              <w:start w:w="80" w:type="dxa"/>
+              <w:bottom w:w="60" w:type="dxa"/>
+              <w:end w:w="80" w:type="dxa"/>
+            </w:tcMar>
+            <w:shd w:fill="E8EEF5"/>
+            <w:vAlign w:val="center"/>
+          </w:tcPr>
+          <w:p>
+            <w:pPr>
+              <w:spacing w:before="0" w:after="0" w:line="240" w:lineRule="auto"/>
+              <w:jc w:val="center"/>
+            </w:pPr>
+            <w:r/>
+            <w:r>
+              <w:rPr>
+                <w:rFonts w:ascii="Calibri" w:hAnsi="Calibri"/>
+                <w:b/>
+                <w:color w:val="111111"/>
+                <w:sz w:val="13"/>
+              </w:rPr>
+              <w:t>Prevalence</w:t>
+            </w:r>
+          </w:p>
+        </w:tc>
+        <w:tc>
+          <w:tcPr>
+            <w:tcW w:type="dxa" w:w="910"/>
+            <w:tcMar>
+              <w:top w:w="60" w:type="dxa"/>
+              <w:start w:w="80" w:type="dxa"/>
+              <w:bottom w:w="60" w:type="dxa"/>
+              <w:end w:w="80" w:type="dxa"/>
+            </w:tcMar>
+            <w:shd w:fill="E8EEF5"/>
+            <w:vAlign w:val="center"/>
+          </w:tcPr>
+          <w:p>
+            <w:pPr>
+              <w:spacing w:before="0" w:after="0" w:line="240" w:lineRule="auto"/>
+              <w:jc w:val="center"/>
+            </w:pPr>
+            <w:r/>
+            <w:r>
+              <w:rPr>
+                <w:rFonts w:ascii="Calibri" w:hAnsi="Calibri"/>
+                <w:b/>
+                <w:color w:val="111111"/>
+                <w:sz w:val="13"/>
               </w:rPr>
               <w:t>AUROC</w:t>
             </w:r>
@@ -3296,26 +3739,57 @@
         </w:tc>
         <w:tc>
           <w:tcPr>
-            <w:tcW w:type="dxa" w:w="1036"/>
+            <w:tcW w:type="dxa" w:w="1191"/>
             <w:tcMar>
-              <w:top w:w="80" w:type="dxa"/>
-              <w:start w:w="100" w:type="dxa"/>
-              <w:bottom w:w="80" w:type="dxa"/>
-              <w:end w:w="100" w:type="dxa"/>
+              <w:top w:w="60" w:type="dxa"/>
+              <w:start w:w="80" w:type="dxa"/>
+              <w:bottom w:w="60" w:type="dxa"/>
+              <w:end w:w="80" w:type="dxa"/>
             </w:tcMar>
+            <w:shd w:fill="E8EEF5"/>
             <w:vAlign w:val="center"/>
-            <w:shd w:fill="E8EEF5"/>
           </w:tcPr>
           <w:p>
             <w:pPr>
-              <w:spacing w:after="0" w:line="252" w:lineRule="auto"/>
+              <w:spacing w:before="0" w:after="0" w:line="240" w:lineRule="auto"/>
               <w:jc w:val="center"/>
             </w:pPr>
+            <w:r/>
             <w:r>
               <w:rPr>
                 <w:rFonts w:ascii="Calibri" w:hAnsi="Calibri"/>
                 <w:b/>
-                <w:sz w:val="16"/>
+                <w:color w:val="111111"/>
+                <w:sz w:val="13"/>
+              </w:rPr>
+              <w:t>Average precision</w:t>
+            </w:r>
+          </w:p>
+        </w:tc>
+        <w:tc>
+          <w:tcPr>
+            <w:tcW w:type="dxa" w:w="1092"/>
+            <w:tcMar>
+              <w:top w:w="60" w:type="dxa"/>
+              <w:start w:w="80" w:type="dxa"/>
+              <w:bottom w:w="60" w:type="dxa"/>
+              <w:end w:w="80" w:type="dxa"/>
+            </w:tcMar>
+            <w:shd w:fill="E8EEF5"/>
+            <w:vAlign w:val="center"/>
+          </w:tcPr>
+          <w:p>
+            <w:pPr>
+              <w:spacing w:before="0" w:after="0" w:line="240" w:lineRule="auto"/>
+              <w:jc w:val="center"/>
+            </w:pPr>
+            <w:r/>
+            <w:r>
+              <w:rPr>
+                <w:rFonts w:ascii="Calibri" w:hAnsi="Calibri"/>
+                <w:b/>
+                <w:color w:val="111111"/>
+                <w:sz w:val="13"/>
               </w:rPr>
               <w:t>Sensitivity</w:t>
             </w:r>
@@ -3323,26 +3797,28 @@
         </w:tc>
         <w:tc>
           <w:tcPr>
-            <w:tcW w:type="dxa" w:w="1036"/>
+            <w:tcW w:type="dxa" w:w="1092"/>
             <w:tcMar>
-              <w:top w:w="80" w:type="dxa"/>
-              <w:start w:w="100" w:type="dxa"/>
-              <w:bottom w:w="80" w:type="dxa"/>
-              <w:end w:w="100" w:type="dxa"/>
+              <w:top w:w="60" w:type="dxa"/>
+              <w:start w:w="80" w:type="dxa"/>
+              <w:bottom w:w="60" w:type="dxa"/>
+              <w:end w:w="80" w:type="dxa"/>
             </w:tcMar>
+            <w:shd w:fill="E8EEF5"/>
             <w:vAlign w:val="center"/>
-            <w:shd w:fill="E8EEF5"/>
           </w:tcPr>
           <w:p>
             <w:pPr>
-              <w:spacing w:after="0" w:line="252" w:lineRule="auto"/>
+              <w:spacing w:before="0" w:after="0" w:line="240" w:lineRule="auto"/>
               <w:jc w:val="center"/>
             </w:pPr>
+            <w:r/>
             <w:r>
               <w:rPr>
                 <w:rFonts w:ascii="Calibri" w:hAnsi="Calibri"/>
                 <w:b/>
-                <w:sz w:val="16"/>
+                <w:color w:val="111111"/>
+                <w:sz w:val="13"/>
               </w:rPr>
               <w:t>Specificity</w:t>
             </w:r>
@@ -3350,26 +3826,28 @@
         </w:tc>
         <w:tc>
           <w:tcPr>
-            <w:tcW w:type="dxa" w:w="792"/>
+            <w:tcW w:type="dxa" w:w="827"/>
             <w:tcMar>
-              <w:top w:w="80" w:type="dxa"/>
-              <w:start w:w="100" w:type="dxa"/>
-              <w:bottom w:w="80" w:type="dxa"/>
-              <w:end w:w="100" w:type="dxa"/>
+              <w:top w:w="60" w:type="dxa"/>
+              <w:start w:w="80" w:type="dxa"/>
+              <w:bottom w:w="60" w:type="dxa"/>
+              <w:end w:w="80" w:type="dxa"/>
             </w:tcMar>
+            <w:shd w:fill="E8EEF5"/>
             <w:vAlign w:val="center"/>
-            <w:shd w:fill="E8EEF5"/>
           </w:tcPr>
           <w:p>
             <w:pPr>
-              <w:spacing w:after="0" w:line="252" w:lineRule="auto"/>
+              <w:spacing w:before="0" w:after="0" w:line="240" w:lineRule="auto"/>
               <w:jc w:val="center"/>
             </w:pPr>
+            <w:r/>
             <w:r>
               <w:rPr>
                 <w:rFonts w:ascii="Calibri" w:hAnsi="Calibri"/>
                 <w:b/>
-                <w:sz w:val="16"/>
+                <w:color w:val="111111"/>
+                <w:sz w:val="13"/>
               </w:rPr>
               <w:t>PPV</w:t>
             </w:r>
@@ -3377,26 +3855,28 @@
         </w:tc>
         <w:tc>
           <w:tcPr>
-            <w:tcW w:type="dxa" w:w="792"/>
+            <w:tcW w:type="dxa" w:w="827"/>
             <w:tcMar>
-              <w:top w:w="80" w:type="dxa"/>
-              <w:start w:w="100" w:type="dxa"/>
-              <w:bottom w:w="80" w:type="dxa"/>
-              <w:end w:w="100" w:type="dxa"/>
+              <w:top w:w="60" w:type="dxa"/>
+              <w:start w:w="80" w:type="dxa"/>
+              <w:bottom w:w="60" w:type="dxa"/>
+              <w:end w:w="80" w:type="dxa"/>
             </w:tcMar>
+            <w:shd w:fill="E8EEF5"/>
             <w:vAlign w:val="center"/>
-            <w:shd w:fill="E8EEF5"/>
           </w:tcPr>
           <w:p>
             <w:pPr>
-              <w:spacing w:after="0" w:line="252" w:lineRule="auto"/>
+              <w:spacing w:before="0" w:after="0" w:line="240" w:lineRule="auto"/>
               <w:jc w:val="center"/>
             </w:pPr>
+            <w:r/>
             <w:r>
               <w:rPr>
                 <w:rFonts w:ascii="Calibri" w:hAnsi="Calibri"/>
                 <w:b/>
-                <w:sz w:val="16"/>
+                <w:color w:val="111111"/>
+                <w:sz w:val="13"/>
               </w:rPr>
               <w:t>NPV</w:t>
             </w:r>
@@ -3404,26 +3884,28 @@
         </w:tc>
         <w:tc>
           <w:tcPr>
-            <w:tcW w:type="dxa" w:w="720"/>
+            <w:tcW w:type="dxa" w:w="744"/>
             <w:tcMar>
-              <w:top w:w="80" w:type="dxa"/>
-              <w:start w:w="100" w:type="dxa"/>
-              <w:bottom w:w="80" w:type="dxa"/>
-              <w:end w:w="100" w:type="dxa"/>
+              <w:top w:w="60" w:type="dxa"/>
+              <w:start w:w="80" w:type="dxa"/>
+              <w:bottom w:w="60" w:type="dxa"/>
+              <w:end w:w="80" w:type="dxa"/>
             </w:tcMar>
+            <w:shd w:fill="E8EEF5"/>
             <w:vAlign w:val="center"/>
-            <w:shd w:fill="E8EEF5"/>
           </w:tcPr>
           <w:p>
             <w:pPr>
-              <w:spacing w:after="0" w:line="252" w:lineRule="auto"/>
+              <w:spacing w:before="0" w:after="0" w:line="240" w:lineRule="auto"/>
               <w:jc w:val="center"/>
             </w:pPr>
+            <w:r/>
             <w:r>
               <w:rPr>
                 <w:rFonts w:ascii="Calibri" w:hAnsi="Calibri"/>
                 <w:b/>
-                <w:sz w:val="16"/>
+                <w:color w:val="111111"/>
+                <w:sz w:val="13"/>
               </w:rPr>
               <w:t>F1</w:t>
             </w:r>
@@ -3431,26 +3913,28 @@
         </w:tc>
         <w:tc>
           <w:tcPr>
-            <w:tcW w:type="dxa" w:w="3816"/>
+            <w:tcW w:type="dxa" w:w="2730"/>
             <w:tcMar>
-              <w:top w:w="80" w:type="dxa"/>
-              <w:start w:w="100" w:type="dxa"/>
-              <w:bottom w:w="80" w:type="dxa"/>
-              <w:end w:w="100" w:type="dxa"/>
+              <w:top w:w="60" w:type="dxa"/>
+              <w:start w:w="80" w:type="dxa"/>
+              <w:bottom w:w="60" w:type="dxa"/>
+              <w:end w:w="80" w:type="dxa"/>
             </w:tcMar>
+            <w:shd w:fill="E8EEF5"/>
             <w:vAlign w:val="center"/>
-            <w:shd w:fill="E8EEF5"/>
           </w:tcPr>
           <w:p>
             <w:pPr>
-              <w:spacing w:after="0" w:line="252" w:lineRule="auto"/>
+              <w:spacing w:before="0" w:after="0" w:line="240" w:lineRule="auto"/>
               <w:jc w:val="center"/>
             </w:pPr>
+            <w:r/>
             <w:r>
               <w:rPr>
                 <w:rFonts w:ascii="Calibri" w:hAnsi="Calibri"/>
                 <w:b/>
-                <w:sz w:val="16"/>
+                <w:color w:val="111111"/>
+                <w:sz w:val="13"/>
               </w:rPr>
               <w:t>Note</w:t>
             </w:r>
@@ -3460,49 +3944,139 @@
       <w:tr>
         <w:tc>
           <w:tcPr>
-            <w:tcW w:type="dxa" w:w="2160"/>
+            <w:tcW w:type="dxa" w:w="1290"/>
+            <w:vAlign w:val="center"/>
             <w:tcMar>
-              <w:top w:w="80" w:type="dxa"/>
-              <w:start w:w="100" w:type="dxa"/>
-              <w:bottom w:w="80" w:type="dxa"/>
-              <w:end w:w="100" w:type="dxa"/>
+              <w:top w:w="60" w:type="dxa"/>
+              <w:start w:w="80" w:type="dxa"/>
+              <w:bottom w:w="60" w:type="dxa"/>
+              <w:end w:w="80" w:type="dxa"/>
             </w:tcMar>
-            <w:vAlign w:val="center"/>
           </w:tcPr>
           <w:p>
             <w:pPr>
-              <w:spacing w:after="0" w:line="252" w:lineRule="auto"/>
+              <w:spacing w:before="0" w:after="0" w:line="240" w:lineRule="auto"/>
               <w:jc w:val="left"/>
             </w:pPr>
+            <w:r/>
             <w:r>
               <w:rPr>
                 <w:rFonts w:ascii="Calibri" w:hAnsi="Calibri"/>
-                <w:sz w:val="16"/>
+                <w:b w:val="0"/>
+                <w:color w:val="111111"/>
+                <w:sz w:val="13"/>
               </w:rPr>
-              <w:t>LVOT VTI &lt;18 cm</w:t>
+              <w:t>LVOT VTI</w:t>
             </w:r>
           </w:p>
         </w:tc>
         <w:tc>
           <w:tcPr>
-            <w:tcW w:type="dxa" w:w="1152"/>
+            <w:tcW w:type="dxa" w:w="1025"/>
+            <w:vAlign w:val="center"/>
             <w:tcMar>
-              <w:top w:w="80" w:type="dxa"/>
-              <w:start w:w="100" w:type="dxa"/>
-              <w:bottom w:w="80" w:type="dxa"/>
-              <w:end w:w="100" w:type="dxa"/>
+              <w:top w:w="60" w:type="dxa"/>
+              <w:start w:w="80" w:type="dxa"/>
+              <w:bottom w:w="60" w:type="dxa"/>
+              <w:end w:w="80" w:type="dxa"/>
             </w:tcMar>
-            <w:vAlign w:val="center"/>
           </w:tcPr>
           <w:p>
             <w:pPr>
-              <w:spacing w:after="0" w:line="252" w:lineRule="auto"/>
-              <w:jc w:val="left"/>
+              <w:spacing w:before="0" w:after="0" w:line="240" w:lineRule="auto"/>
+              <w:jc w:val="center"/>
             </w:pPr>
+            <w:r/>
             <w:r>
               <w:rPr>
                 <w:rFonts w:ascii="Calibri" w:hAnsi="Calibri"/>
-                <w:sz w:val="16"/>
+                <w:b w:val="0"/>
+                <w:color w:val="111111"/>
+                <w:sz w:val="13"/>
+              </w:rPr>
+              <w:t>&lt;18 cm</w:t>
+            </w:r>
+          </w:p>
+        </w:tc>
+        <w:tc>
+          <w:tcPr>
+            <w:tcW w:type="dxa" w:w="827"/>
+            <w:vAlign w:val="center"/>
+            <w:tcMar>
+              <w:top w:w="60" w:type="dxa"/>
+              <w:start w:w="80" w:type="dxa"/>
+              <w:bottom w:w="60" w:type="dxa"/>
+              <w:end w:w="80" w:type="dxa"/>
+            </w:tcMar>
+          </w:tcPr>
+          <w:p>
+            <w:pPr>
+              <w:spacing w:before="0" w:after="0" w:line="240" w:lineRule="auto"/>
+              <w:jc w:val="center"/>
+            </w:pPr>
+            <w:r/>
+            <w:r>
+              <w:rPr>
+                <w:rFonts w:ascii="Calibri" w:hAnsi="Calibri"/>
+                <w:b w:val="0"/>
+                <w:color w:val="111111"/>
+                <w:sz w:val="13"/>
+              </w:rPr>
+              <w:t>555</w:t>
+            </w:r>
+          </w:p>
+        </w:tc>
+        <w:tc>
+          <w:tcPr>
+            <w:tcW w:type="dxa" w:w="959"/>
+            <w:vAlign w:val="center"/>
+            <w:tcMar>
+              <w:top w:w="60" w:type="dxa"/>
+              <w:start w:w="80" w:type="dxa"/>
+              <w:bottom w:w="60" w:type="dxa"/>
+              <w:end w:w="80" w:type="dxa"/>
+            </w:tcMar>
+          </w:tcPr>
+          <w:p>
+            <w:pPr>
+              <w:spacing w:before="0" w:after="0" w:line="240" w:lineRule="auto"/>
+              <w:jc w:val="center"/>
+            </w:pPr>
+            <w:r/>
+            <w:r>
+              <w:rPr>
+                <w:rFonts w:ascii="Calibri" w:hAnsi="Calibri"/>
+                <w:b w:val="0"/>
+                <w:color w:val="111111"/>
+                <w:sz w:val="13"/>
+              </w:rPr>
+              <w:t>106</w:t>
+            </w:r>
+          </w:p>
+        </w:tc>
+        <w:tc>
+          <w:tcPr>
+            <w:tcW w:type="dxa" w:w="1025"/>
+            <w:vAlign w:val="center"/>
+            <w:tcMar>
+              <w:top w:w="60" w:type="dxa"/>
+              <w:start w:w="80" w:type="dxa"/>
+              <w:bottom w:w="60" w:type="dxa"/>
+              <w:end w:w="80" w:type="dxa"/>
+            </w:tcMar>
+          </w:tcPr>
+          <w:p>
+            <w:pPr>
+              <w:spacing w:before="0" w:after="0" w:line="240" w:lineRule="auto"/>
+              <w:jc w:val="center"/>
+            </w:pPr>
+            <w:r/>
+            <w:r>
+              <w:rPr>
+                <w:rFonts w:ascii="Calibri" w:hAnsi="Calibri"/>
+                <w:b w:val="0"/>
+                <w:color w:val="111111"/>
+                <w:sz w:val="13"/>
               </w:rPr>
               <w:t>0.191</w:t>
             </w:r>
@@ -3510,24 +4084,27 @@
         </w:tc>
         <w:tc>
           <w:tcPr>
-            <w:tcW w:type="dxa" w:w="864"/>
+            <w:tcW w:type="dxa" w:w="910"/>
+            <w:vAlign w:val="center"/>
             <w:tcMar>
-              <w:top w:w="80" w:type="dxa"/>
-              <w:start w:w="100" w:type="dxa"/>
-              <w:bottom w:w="80" w:type="dxa"/>
-              <w:end w:w="100" w:type="dxa"/>
+              <w:top w:w="60" w:type="dxa"/>
+              <w:start w:w="80" w:type="dxa"/>
+              <w:bottom w:w="60" w:type="dxa"/>
+              <w:end w:w="80" w:type="dxa"/>
             </w:tcMar>
-            <w:vAlign w:val="center"/>
           </w:tcPr>
           <w:p>
             <w:pPr>
-              <w:spacing w:after="0" w:line="252" w:lineRule="auto"/>
+              <w:spacing w:before="0" w:after="0" w:line="240" w:lineRule="auto"/>
               <w:jc w:val="center"/>
             </w:pPr>
+            <w:r/>
             <w:r>
               <w:rPr>
                 <w:rFonts w:ascii="Calibri" w:hAnsi="Calibri"/>
-                <w:sz w:val="16"/>
+                <w:b w:val="0"/>
+                <w:color w:val="111111"/>
+                <w:sz w:val="13"/>
               </w:rPr>
               <w:t>0.846</w:t>
             </w:r>
@@ -3535,24 +4112,55 @@
         </w:tc>
         <w:tc>
           <w:tcPr>
-            <w:tcW w:type="dxa" w:w="1036"/>
+            <w:tcW w:type="dxa" w:w="1191"/>
+            <w:vAlign w:val="center"/>
             <w:tcMar>
-              <w:top w:w="80" w:type="dxa"/>
-              <w:start w:w="100" w:type="dxa"/>
-              <w:bottom w:w="80" w:type="dxa"/>
-              <w:end w:w="100" w:type="dxa"/>
+              <w:top w:w="60" w:type="dxa"/>
+              <w:start w:w="80" w:type="dxa"/>
+              <w:bottom w:w="60" w:type="dxa"/>
+              <w:end w:w="80" w:type="dxa"/>
             </w:tcMar>
-            <w:vAlign w:val="center"/>
           </w:tcPr>
           <w:p>
             <w:pPr>
-              <w:spacing w:after="0" w:line="252" w:lineRule="auto"/>
+              <w:spacing w:before="0" w:after="0" w:line="240" w:lineRule="auto"/>
               <w:jc w:val="center"/>
             </w:pPr>
+            <w:r/>
             <w:r>
               <w:rPr>
                 <w:rFonts w:ascii="Calibri" w:hAnsi="Calibri"/>
-                <w:sz w:val="16"/>
+                <w:b w:val="0"/>
+                <w:color w:val="111111"/>
+                <w:sz w:val="13"/>
+              </w:rPr>
+              <w:t>0.569</w:t>
+            </w:r>
+          </w:p>
+        </w:tc>
+        <w:tc>
+          <w:tcPr>
+            <w:tcW w:type="dxa" w:w="1092"/>
+            <w:vAlign w:val="center"/>
+            <w:tcMar>
+              <w:top w:w="60" w:type="dxa"/>
+              <w:start w:w="80" w:type="dxa"/>
+              <w:bottom w:w="60" w:type="dxa"/>
+              <w:end w:w="80" w:type="dxa"/>
+            </w:tcMar>
+          </w:tcPr>
+          <w:p>
+            <w:pPr>
+              <w:spacing w:before="0" w:after="0" w:line="240" w:lineRule="auto"/>
+              <w:jc w:val="center"/>
+            </w:pPr>
+            <w:r/>
+            <w:r>
+              <w:rPr>
+                <w:rFonts w:ascii="Calibri" w:hAnsi="Calibri"/>
+                <w:b w:val="0"/>
+                <w:color w:val="111111"/>
+                <w:sz w:val="13"/>
               </w:rPr>
               <w:t>0.358</w:t>
             </w:r>
@@ -3560,24 +4168,27 @@
         </w:tc>
         <w:tc>
           <w:tcPr>
-            <w:tcW w:type="dxa" w:w="1036"/>
+            <w:tcW w:type="dxa" w:w="1092"/>
+            <w:vAlign w:val="center"/>
             <w:tcMar>
-              <w:top w:w="80" w:type="dxa"/>
-              <w:start w:w="100" w:type="dxa"/>
-              <w:bottom w:w="80" w:type="dxa"/>
-              <w:end w:w="100" w:type="dxa"/>
+              <w:top w:w="60" w:type="dxa"/>
+              <w:start w:w="80" w:type="dxa"/>
+              <w:bottom w:w="60" w:type="dxa"/>
+              <w:end w:w="80" w:type="dxa"/>
             </w:tcMar>
-            <w:vAlign w:val="center"/>
           </w:tcPr>
           <w:p>
             <w:pPr>
-              <w:spacing w:after="0" w:line="252" w:lineRule="auto"/>
+              <w:spacing w:before="0" w:after="0" w:line="240" w:lineRule="auto"/>
               <w:jc w:val="center"/>
             </w:pPr>
+            <w:r/>
             <w:r>
               <w:rPr>
                 <w:rFonts w:ascii="Calibri" w:hAnsi="Calibri"/>
-                <w:sz w:val="16"/>
+                <w:b w:val="0"/>
+                <w:color w:val="111111"/>
+                <w:sz w:val="13"/>
               </w:rPr>
               <w:t>0.960</w:t>
             </w:r>
@@ -3585,24 +4196,27 @@
         </w:tc>
         <w:tc>
           <w:tcPr>
-            <w:tcW w:type="dxa" w:w="792"/>
+            <w:tcW w:type="dxa" w:w="827"/>
+            <w:vAlign w:val="center"/>
             <w:tcMar>
-              <w:top w:w="80" w:type="dxa"/>
-              <w:start w:w="100" w:type="dxa"/>
-              <w:bottom w:w="80" w:type="dxa"/>
-              <w:end w:w="100" w:type="dxa"/>
+              <w:top w:w="60" w:type="dxa"/>
+              <w:start w:w="80" w:type="dxa"/>
+              <w:bottom w:w="60" w:type="dxa"/>
+              <w:end w:w="80" w:type="dxa"/>
             </w:tcMar>
-            <w:vAlign w:val="center"/>
           </w:tcPr>
           <w:p>
             <w:pPr>
-              <w:spacing w:after="0" w:line="252" w:lineRule="auto"/>
-              <w:jc w:val="left"/>
+              <w:spacing w:before="0" w:after="0" w:line="240" w:lineRule="auto"/>
+              <w:jc w:val="center"/>
             </w:pPr>
+            <w:r/>
             <w:r>
               <w:rPr>
                 <w:rFonts w:ascii="Calibri" w:hAnsi="Calibri"/>
-                <w:sz w:val="16"/>
+                <w:b w:val="0"/>
+                <w:color w:val="111111"/>
+                <w:sz w:val="13"/>
               </w:rPr>
               <w:t>0.679</w:t>
             </w:r>
@@ -3610,24 +4224,27 @@
         </w:tc>
         <w:tc>
           <w:tcPr>
-            <w:tcW w:type="dxa" w:w="792"/>
+            <w:tcW w:type="dxa" w:w="827"/>
+            <w:vAlign w:val="center"/>
             <w:tcMar>
-              <w:top w:w="80" w:type="dxa"/>
-              <w:start w:w="100" w:type="dxa"/>
-              <w:bottom w:w="80" w:type="dxa"/>
-              <w:end w:w="100" w:type="dxa"/>
+              <w:top w:w="60" w:type="dxa"/>
+              <w:start w:w="80" w:type="dxa"/>
+              <w:bottom w:w="60" w:type="dxa"/>
+              <w:end w:w="80" w:type="dxa"/>
             </w:tcMar>
-            <w:vAlign w:val="center"/>
           </w:tcPr>
           <w:p>
             <w:pPr>
-              <w:spacing w:after="0" w:line="252" w:lineRule="auto"/>
+              <w:spacing w:before="0" w:after="0" w:line="240" w:lineRule="auto"/>
               <w:jc w:val="center"/>
             </w:pPr>
+            <w:r/>
             <w:r>
               <w:rPr>
                 <w:rFonts w:ascii="Calibri" w:hAnsi="Calibri"/>
-                <w:sz w:val="16"/>
+                <w:b w:val="0"/>
+                <w:color w:val="111111"/>
+                <w:sz w:val="13"/>
               </w:rPr>
               <w:t>0.864</w:t>
             </w:r>
@@ -3635,24 +4252,27 @@
         </w:tc>
         <w:tc>
           <w:tcPr>
-            <w:tcW w:type="dxa" w:w="720"/>
+            <w:tcW w:type="dxa" w:w="744"/>
+            <w:vAlign w:val="center"/>
             <w:tcMar>
-              <w:top w:w="80" w:type="dxa"/>
-              <w:start w:w="100" w:type="dxa"/>
-              <w:bottom w:w="80" w:type="dxa"/>
-              <w:end w:w="100" w:type="dxa"/>
+              <w:top w:w="60" w:type="dxa"/>
+              <w:start w:w="80" w:type="dxa"/>
+              <w:bottom w:w="60" w:type="dxa"/>
+              <w:end w:w="80" w:type="dxa"/>
             </w:tcMar>
-            <w:vAlign w:val="center"/>
           </w:tcPr>
           <w:p>
             <w:pPr>
-              <w:spacing w:after="0" w:line="252" w:lineRule="auto"/>
+              <w:spacing w:before="0" w:after="0" w:line="240" w:lineRule="auto"/>
               <w:jc w:val="center"/>
             </w:pPr>
+            <w:r/>
             <w:r>
               <w:rPr>
                 <w:rFonts w:ascii="Calibri" w:hAnsi="Calibri"/>
-                <w:sz w:val="16"/>
+                <w:b w:val="0"/>
+                <w:color w:val="111111"/>
+                <w:sz w:val="13"/>
               </w:rPr>
               <w:t>0.469</w:t>
             </w:r>
@@ -3660,26 +4280,29 @@
         </w:tc>
         <w:tc>
           <w:tcPr>
-            <w:tcW w:type="dxa" w:w="3816"/>
+            <w:tcW w:type="dxa" w:w="2730"/>
+            <w:vAlign w:val="center"/>
             <w:tcMar>
-              <w:top w:w="80" w:type="dxa"/>
-              <w:start w:w="100" w:type="dxa"/>
-              <w:bottom w:w="80" w:type="dxa"/>
-              <w:end w:w="100" w:type="dxa"/>
+              <w:top w:w="60" w:type="dxa"/>
+              <w:start w:w="80" w:type="dxa"/>
+              <w:bottom w:w="60" w:type="dxa"/>
+              <w:end w:w="80" w:type="dxa"/>
             </w:tcMar>
-            <w:vAlign w:val="center"/>
           </w:tcPr>
           <w:p>
             <w:pPr>
-              <w:spacing w:after="0" w:line="252" w:lineRule="auto"/>
+              <w:spacing w:before="0" w:after="0" w:line="240" w:lineRule="auto"/>
               <w:jc w:val="left"/>
             </w:pPr>
+            <w:r/>
             <w:r>
               <w:rPr>
                 <w:rFonts w:ascii="Calibri" w:hAnsi="Calibri"/>
-                <w:sz w:val="16"/>
+                <w:b w:val="0"/>
+                <w:color w:val="111111"/>
+                <w:sz w:val="13"/>
               </w:rPr>
-              <w:t>Thresholded summary of continuous LVOT VTI predictions</w:t>
+              <w:t>Exploratory thresholded summary of continuous LVOT VTI predictions</w:t>
             </w:r>
           </w:p>
         </w:tc>
@@ -3687,49 +4310,139 @@
       <w:tr>
         <w:tc>
           <w:tcPr>
-            <w:tcW w:type="dxa" w:w="2160"/>
+            <w:tcW w:type="dxa" w:w="1290"/>
+            <w:vAlign w:val="center"/>
             <w:tcMar>
-              <w:top w:w="80" w:type="dxa"/>
-              <w:start w:w="100" w:type="dxa"/>
-              <w:bottom w:w="80" w:type="dxa"/>
-              <w:end w:w="100" w:type="dxa"/>
+              <w:top w:w="60" w:type="dxa"/>
+              <w:start w:w="80" w:type="dxa"/>
+              <w:bottom w:w="60" w:type="dxa"/>
+              <w:end w:w="80" w:type="dxa"/>
             </w:tcMar>
-            <w:vAlign w:val="center"/>
           </w:tcPr>
           <w:p>
             <w:pPr>
-              <w:spacing w:after="0" w:line="252" w:lineRule="auto"/>
+              <w:spacing w:before="0" w:after="0" w:line="240" w:lineRule="auto"/>
               <w:jc w:val="left"/>
             </w:pPr>
+            <w:r/>
             <w:r>
               <w:rPr>
                 <w:rFonts w:ascii="Calibri" w:hAnsi="Calibri"/>
-                <w:sz w:val="16"/>
+                <w:b w:val="0"/>
+                <w:color w:val="111111"/>
+                <w:sz w:val="13"/>
               </w:rPr>
-              <w:t>LVOT VTI &lt;20 cm</w:t>
+              <w:t>LVOT VTI</w:t>
             </w:r>
           </w:p>
         </w:tc>
         <w:tc>
           <w:tcPr>
-            <w:tcW w:type="dxa" w:w="1152"/>
+            <w:tcW w:type="dxa" w:w="1025"/>
+            <w:vAlign w:val="center"/>
             <w:tcMar>
-              <w:top w:w="80" w:type="dxa"/>
-              <w:start w:w="100" w:type="dxa"/>
-              <w:bottom w:w="80" w:type="dxa"/>
-              <w:end w:w="100" w:type="dxa"/>
+              <w:top w:w="60" w:type="dxa"/>
+              <w:start w:w="80" w:type="dxa"/>
+              <w:bottom w:w="60" w:type="dxa"/>
+              <w:end w:w="80" w:type="dxa"/>
             </w:tcMar>
-            <w:vAlign w:val="center"/>
           </w:tcPr>
           <w:p>
             <w:pPr>
-              <w:spacing w:after="0" w:line="252" w:lineRule="auto"/>
-              <w:jc w:val="left"/>
+              <w:spacing w:before="0" w:after="0" w:line="240" w:lineRule="auto"/>
+              <w:jc w:val="center"/>
             </w:pPr>
+            <w:r/>
             <w:r>
               <w:rPr>
                 <w:rFonts w:ascii="Calibri" w:hAnsi="Calibri"/>
-                <w:sz w:val="16"/>
+                <w:b w:val="0"/>
+                <w:color w:val="111111"/>
+                <w:sz w:val="13"/>
+              </w:rPr>
+              <w:t>&lt;20 cm</w:t>
+            </w:r>
+          </w:p>
+        </w:tc>
+        <w:tc>
+          <w:tcPr>
+            <w:tcW w:type="dxa" w:w="827"/>
+            <w:vAlign w:val="center"/>
+            <w:tcMar>
+              <w:top w:w="60" w:type="dxa"/>
+              <w:start w:w="80" w:type="dxa"/>
+              <w:bottom w:w="60" w:type="dxa"/>
+              <w:end w:w="80" w:type="dxa"/>
+            </w:tcMar>
+          </w:tcPr>
+          <w:p>
+            <w:pPr>
+              <w:spacing w:before="0" w:after="0" w:line="240" w:lineRule="auto"/>
+              <w:jc w:val="center"/>
+            </w:pPr>
+            <w:r/>
+            <w:r>
+              <w:rPr>
+                <w:rFonts w:ascii="Calibri" w:hAnsi="Calibri"/>
+                <w:b w:val="0"/>
+                <w:color w:val="111111"/>
+                <w:sz w:val="13"/>
+              </w:rPr>
+              <w:t>555</w:t>
+            </w:r>
+          </w:p>
+        </w:tc>
+        <w:tc>
+          <w:tcPr>
+            <w:tcW w:type="dxa" w:w="959"/>
+            <w:vAlign w:val="center"/>
+            <w:tcMar>
+              <w:top w:w="60" w:type="dxa"/>
+              <w:start w:w="80" w:type="dxa"/>
+              <w:bottom w:w="60" w:type="dxa"/>
+              <w:end w:w="80" w:type="dxa"/>
+            </w:tcMar>
+          </w:tcPr>
+          <w:p>
+            <w:pPr>
+              <w:spacing w:before="0" w:after="0" w:line="240" w:lineRule="auto"/>
+              <w:jc w:val="center"/>
+            </w:pPr>
+            <w:r/>
+            <w:r>
+              <w:rPr>
+                <w:rFonts w:ascii="Calibri" w:hAnsi="Calibri"/>
+                <w:b w:val="0"/>
+                <w:color w:val="111111"/>
+                <w:sz w:val="13"/>
+              </w:rPr>
+              <w:t>184</w:t>
+            </w:r>
+          </w:p>
+        </w:tc>
+        <w:tc>
+          <w:tcPr>
+            <w:tcW w:type="dxa" w:w="1025"/>
+            <w:vAlign w:val="center"/>
+            <w:tcMar>
+              <w:top w:w="60" w:type="dxa"/>
+              <w:start w:w="80" w:type="dxa"/>
+              <w:bottom w:w="60" w:type="dxa"/>
+              <w:end w:w="80" w:type="dxa"/>
+            </w:tcMar>
+          </w:tcPr>
+          <w:p>
+            <w:pPr>
+              <w:spacing w:before="0" w:after="0" w:line="240" w:lineRule="auto"/>
+              <w:jc w:val="center"/>
+            </w:pPr>
+            <w:r/>
+            <w:r>
+              <w:rPr>
+                <w:rFonts w:ascii="Calibri" w:hAnsi="Calibri"/>
+                <w:b w:val="0"/>
+                <w:color w:val="111111"/>
+                <w:sz w:val="13"/>
               </w:rPr>
               <w:t>0.332</w:t>
             </w:r>
@@ -3737,24 +4450,27 @@
         </w:tc>
         <w:tc>
           <w:tcPr>
-            <w:tcW w:type="dxa" w:w="864"/>
+            <w:tcW w:type="dxa" w:w="910"/>
+            <w:vAlign w:val="center"/>
             <w:tcMar>
-              <w:top w:w="80" w:type="dxa"/>
-              <w:start w:w="100" w:type="dxa"/>
-              <w:bottom w:w="80" w:type="dxa"/>
-              <w:end w:w="100" w:type="dxa"/>
+              <w:top w:w="60" w:type="dxa"/>
+              <w:start w:w="80" w:type="dxa"/>
+              <w:bottom w:w="60" w:type="dxa"/>
+              <w:end w:w="80" w:type="dxa"/>
             </w:tcMar>
-            <w:vAlign w:val="center"/>
           </w:tcPr>
           <w:p>
             <w:pPr>
-              <w:spacing w:after="0" w:line="252" w:lineRule="auto"/>
+              <w:spacing w:before="0" w:after="0" w:line="240" w:lineRule="auto"/>
               <w:jc w:val="center"/>
             </w:pPr>
+            <w:r/>
             <w:r>
               <w:rPr>
                 <w:rFonts w:ascii="Calibri" w:hAnsi="Calibri"/>
-                <w:sz w:val="16"/>
+                <w:b w:val="0"/>
+                <w:color w:val="111111"/>
+                <w:sz w:val="13"/>
               </w:rPr>
               <w:t>0.812</w:t>
             </w:r>
@@ -3762,24 +4478,55 @@
         </w:tc>
         <w:tc>
           <w:tcPr>
-            <w:tcW w:type="dxa" w:w="1036"/>
+            <w:tcW w:type="dxa" w:w="1191"/>
+            <w:vAlign w:val="center"/>
             <w:tcMar>
-              <w:top w:w="80" w:type="dxa"/>
-              <w:start w:w="100" w:type="dxa"/>
-              <w:bottom w:w="80" w:type="dxa"/>
-              <w:end w:w="100" w:type="dxa"/>
+              <w:top w:w="60" w:type="dxa"/>
+              <w:start w:w="80" w:type="dxa"/>
+              <w:bottom w:w="60" w:type="dxa"/>
+              <w:end w:w="80" w:type="dxa"/>
             </w:tcMar>
-            <w:vAlign w:val="center"/>
           </w:tcPr>
           <w:p>
             <w:pPr>
-              <w:spacing w:after="0" w:line="252" w:lineRule="auto"/>
+              <w:spacing w:before="0" w:after="0" w:line="240" w:lineRule="auto"/>
               <w:jc w:val="center"/>
             </w:pPr>
+            <w:r/>
             <w:r>
               <w:rPr>
                 <w:rFonts w:ascii="Calibri" w:hAnsi="Calibri"/>
-                <w:sz w:val="16"/>
+                <w:b w:val="0"/>
+                <w:color w:val="111111"/>
+                <w:sz w:val="13"/>
+              </w:rPr>
+              <w:t>0.669</w:t>
+            </w:r>
+          </w:p>
+        </w:tc>
+        <w:tc>
+          <w:tcPr>
+            <w:tcW w:type="dxa" w:w="1092"/>
+            <w:vAlign w:val="center"/>
+            <w:tcMar>
+              <w:top w:w="60" w:type="dxa"/>
+              <w:start w:w="80" w:type="dxa"/>
+              <w:bottom w:w="60" w:type="dxa"/>
+              <w:end w:w="80" w:type="dxa"/>
+            </w:tcMar>
+          </w:tcPr>
+          <w:p>
+            <w:pPr>
+              <w:spacing w:before="0" w:after="0" w:line="240" w:lineRule="auto"/>
+              <w:jc w:val="center"/>
+            </w:pPr>
+            <w:r/>
+            <w:r>
+              <w:rPr>
+                <w:rFonts w:ascii="Calibri" w:hAnsi="Calibri"/>
+                <w:b w:val="0"/>
+                <w:color w:val="111111"/>
+                <w:sz w:val="13"/>
               </w:rPr>
               <w:t>0.478</w:t>
             </w:r>
@@ -3787,24 +4534,27 @@
         </w:tc>
         <w:tc>
           <w:tcPr>
-            <w:tcW w:type="dxa" w:w="1036"/>
+            <w:tcW w:type="dxa" w:w="1092"/>
+            <w:vAlign w:val="center"/>
             <w:tcMar>
-              <w:top w:w="80" w:type="dxa"/>
-              <w:start w:w="100" w:type="dxa"/>
-              <w:bottom w:w="80" w:type="dxa"/>
-              <w:end w:w="100" w:type="dxa"/>
+              <w:top w:w="60" w:type="dxa"/>
+              <w:start w:w="80" w:type="dxa"/>
+              <w:bottom w:w="60" w:type="dxa"/>
+              <w:end w:w="80" w:type="dxa"/>
             </w:tcMar>
-            <w:vAlign w:val="center"/>
           </w:tcPr>
           <w:p>
             <w:pPr>
-              <w:spacing w:after="0" w:line="252" w:lineRule="auto"/>
+              <w:spacing w:before="0" w:after="0" w:line="240" w:lineRule="auto"/>
               <w:jc w:val="center"/>
             </w:pPr>
+            <w:r/>
             <w:r>
               <w:rPr>
                 <w:rFonts w:ascii="Calibri" w:hAnsi="Calibri"/>
-                <w:sz w:val="16"/>
+                <w:b w:val="0"/>
+                <w:color w:val="111111"/>
+                <w:sz w:val="13"/>
               </w:rPr>
               <w:t>0.911</w:t>
             </w:r>
@@ -3812,24 +4562,27 @@
         </w:tc>
         <w:tc>
           <w:tcPr>
-            <w:tcW w:type="dxa" w:w="792"/>
+            <w:tcW w:type="dxa" w:w="827"/>
+            <w:vAlign w:val="center"/>
             <w:tcMar>
-              <w:top w:w="80" w:type="dxa"/>
-              <w:start w:w="100" w:type="dxa"/>
-              <w:bottom w:w="80" w:type="dxa"/>
-              <w:end w:w="100" w:type="dxa"/>
+              <w:top w:w="60" w:type="dxa"/>
+              <w:start w:w="80" w:type="dxa"/>
+              <w:bottom w:w="60" w:type="dxa"/>
+              <w:end w:w="80" w:type="dxa"/>
             </w:tcMar>
-            <w:vAlign w:val="center"/>
           </w:tcPr>
           <w:p>
             <w:pPr>
-              <w:spacing w:after="0" w:line="252" w:lineRule="auto"/>
-              <w:jc w:val="left"/>
+              <w:spacing w:before="0" w:after="0" w:line="240" w:lineRule="auto"/>
+              <w:jc w:val="center"/>
             </w:pPr>
+            <w:r/>
             <w:r>
               <w:rPr>
                 <w:rFonts w:ascii="Calibri" w:hAnsi="Calibri"/>
-                <w:sz w:val="16"/>
+                <w:b w:val="0"/>
+                <w:color w:val="111111"/>
+                <w:sz w:val="13"/>
               </w:rPr>
               <w:t>0.727</w:t>
             </w:r>
@@ -3837,24 +4590,27 @@
         </w:tc>
         <w:tc>
           <w:tcPr>
-            <w:tcW w:type="dxa" w:w="792"/>
+            <w:tcW w:type="dxa" w:w="827"/>
+            <w:vAlign w:val="center"/>
             <w:tcMar>
-              <w:top w:w="80" w:type="dxa"/>
-              <w:start w:w="100" w:type="dxa"/>
-              <w:bottom w:w="80" w:type="dxa"/>
-              <w:end w:w="100" w:type="dxa"/>
+              <w:top w:w="60" w:type="dxa"/>
+              <w:start w:w="80" w:type="dxa"/>
+              <w:bottom w:w="60" w:type="dxa"/>
+              <w:end w:w="80" w:type="dxa"/>
             </w:tcMar>
-            <w:vAlign w:val="center"/>
           </w:tcPr>
           <w:p>
             <w:pPr>
-              <w:spacing w:after="0" w:line="252" w:lineRule="auto"/>
+              <w:spacing w:before="0" w:after="0" w:line="240" w:lineRule="auto"/>
               <w:jc w:val="center"/>
             </w:pPr>
+            <w:r/>
             <w:r>
               <w:rPr>
                 <w:rFonts w:ascii="Calibri" w:hAnsi="Calibri"/>
-                <w:sz w:val="16"/>
+                <w:b w:val="0"/>
+                <w:color w:val="111111"/>
+                <w:sz w:val="13"/>
               </w:rPr>
               <w:t>0.779</w:t>
             </w:r>
@@ -3862,24 +4618,27 @@
         </w:tc>
         <w:tc>
           <w:tcPr>
-            <w:tcW w:type="dxa" w:w="720"/>
+            <w:tcW w:type="dxa" w:w="744"/>
+            <w:vAlign w:val="center"/>
             <w:tcMar>
-              <w:top w:w="80" w:type="dxa"/>
-              <w:start w:w="100" w:type="dxa"/>
-              <w:bottom w:w="80" w:type="dxa"/>
-              <w:end w:w="100" w:type="dxa"/>
+              <w:top w:w="60" w:type="dxa"/>
+              <w:start w:w="80" w:type="dxa"/>
+              <w:bottom w:w="60" w:type="dxa"/>
+              <w:end w:w="80" w:type="dxa"/>
             </w:tcMar>
-            <w:vAlign w:val="center"/>
           </w:tcPr>
           <w:p>
             <w:pPr>
-              <w:spacing w:after="0" w:line="252" w:lineRule="auto"/>
+              <w:spacing w:before="0" w:after="0" w:line="240" w:lineRule="auto"/>
               <w:jc w:val="center"/>
             </w:pPr>
+            <w:r/>
             <w:r>
               <w:rPr>
                 <w:rFonts w:ascii="Calibri" w:hAnsi="Calibri"/>
-                <w:sz w:val="16"/>
+                <w:b w:val="0"/>
+                <w:color w:val="111111"/>
+                <w:sz w:val="13"/>
               </w:rPr>
               <w:t>0.577</w:t>
             </w:r>
@@ -3887,26 +4646,395 @@
         </w:tc>
         <w:tc>
           <w:tcPr>
-            <w:tcW w:type="dxa" w:w="3816"/>
+            <w:tcW w:type="dxa" w:w="2730"/>
+            <w:vAlign w:val="center"/>
             <w:tcMar>
-              <w:top w:w="80" w:type="dxa"/>
-              <w:start w:w="100" w:type="dxa"/>
-              <w:bottom w:w="80" w:type="dxa"/>
-              <w:end w:w="100" w:type="dxa"/>
+              <w:top w:w="60" w:type="dxa"/>
+              <w:start w:w="80" w:type="dxa"/>
+              <w:bottom w:w="60" w:type="dxa"/>
+              <w:end w:w="80" w:type="dxa"/>
             </w:tcMar>
-            <w:vAlign w:val="center"/>
           </w:tcPr>
           <w:p>
             <w:pPr>
-              <w:spacing w:after="0" w:line="252" w:lineRule="auto"/>
+              <w:spacing w:before="0" w:after="0" w:line="240" w:lineRule="auto"/>
               <w:jc w:val="left"/>
             </w:pPr>
+            <w:r/>
             <w:r>
               <w:rPr>
                 <w:rFonts w:ascii="Calibri" w:hAnsi="Calibri"/>
-                <w:sz w:val="16"/>
+                <w:b w:val="0"/>
+                <w:color w:val="111111"/>
+                <w:sz w:val="13"/>
               </w:rPr>
-              <w:t>Thresholded summary of continuous LVOT VTI predictions</w:t>
+              <w:t>Exploratory thresholded summary of continuous LVOT VTI predictions</w:t>
+            </w:r>
+          </w:p>
+        </w:tc>
+      </w:tr>
+      <w:tr>
+        <w:tc>
+          <w:tcPr>
+            <w:tcW w:type="dxa" w:w="1290"/>
+            <w:vAlign w:val="center"/>
+            <w:tcMar>
+              <w:top w:w="60" w:type="dxa"/>
+              <w:start w:w="80" w:type="dxa"/>
+              <w:bottom w:w="60" w:type="dxa"/>
+              <w:end w:w="80" w:type="dxa"/>
+            </w:tcMar>
+          </w:tcPr>
+          <w:p>
+            <w:pPr>
+              <w:spacing w:before="0" w:after="0" w:line="240" w:lineRule="auto"/>
+              <w:jc w:val="left"/>
+            </w:pPr>
+            <w:r/>
+            <w:r>
+              <w:rPr>
+                <w:rFonts w:ascii="Calibri" w:hAnsi="Calibri"/>
+                <w:b w:val="0"/>
+                <w:color w:val="111111"/>
+                <w:sz w:val="13"/>
+              </w:rPr>
+              <w:t>TAPSE</w:t>
+            </w:r>
+          </w:p>
+        </w:tc>
+        <w:tc>
+          <w:tcPr>
+            <w:tcW w:type="dxa" w:w="1025"/>
+            <w:vAlign w:val="center"/>
+            <w:tcMar>
+              <w:top w:w="60" w:type="dxa"/>
+              <w:start w:w="80" w:type="dxa"/>
+              <w:bottom w:w="60" w:type="dxa"/>
+              <w:end w:w="80" w:type="dxa"/>
+            </w:tcMar>
+          </w:tcPr>
+          <w:p>
+            <w:pPr>
+              <w:spacing w:before="0" w:after="0" w:line="240" w:lineRule="auto"/>
+              <w:jc w:val="center"/>
+            </w:pPr>
+            <w:r/>
+            <w:r>
+              <w:rPr>
+                <w:rFonts w:ascii="Calibri" w:hAnsi="Calibri"/>
+                <w:b w:val="0"/>
+                <w:color w:val="111111"/>
+                <w:sz w:val="13"/>
+              </w:rPr>
+              <w:t>&lt;17 mm</w:t>
+            </w:r>
+          </w:p>
+        </w:tc>
+        <w:tc>
+          <w:tcPr>
+            <w:tcW w:type="dxa" w:w="827"/>
+            <w:vAlign w:val="center"/>
+            <w:tcMar>
+              <w:top w:w="60" w:type="dxa"/>
+              <w:start w:w="80" w:type="dxa"/>
+              <w:bottom w:w="60" w:type="dxa"/>
+              <w:end w:w="80" w:type="dxa"/>
+            </w:tcMar>
+          </w:tcPr>
+          <w:p>
+            <w:pPr>
+              <w:spacing w:before="0" w:after="0" w:line="240" w:lineRule="auto"/>
+              <w:jc w:val="center"/>
+            </w:pPr>
+            <w:r/>
+            <w:r>
+              <w:rPr>
+                <w:rFonts w:ascii="Calibri" w:hAnsi="Calibri"/>
+                <w:b w:val="0"/>
+                <w:color w:val="111111"/>
+                <w:sz w:val="13"/>
+              </w:rPr>
+              <w:t>160</w:t>
+            </w:r>
+          </w:p>
+        </w:tc>
+        <w:tc>
+          <w:tcPr>
+            <w:tcW w:type="dxa" w:w="959"/>
+            <w:vAlign w:val="center"/>
+            <w:tcMar>
+              <w:top w:w="60" w:type="dxa"/>
+              <w:start w:w="80" w:type="dxa"/>
+              <w:bottom w:w="60" w:type="dxa"/>
+              <w:end w:w="80" w:type="dxa"/>
+            </w:tcMar>
+          </w:tcPr>
+          <w:p>
+            <w:pPr>
+              <w:spacing w:before="0" w:after="0" w:line="240" w:lineRule="auto"/>
+              <w:jc w:val="center"/>
+            </w:pPr>
+            <w:r/>
+            <w:r>
+              <w:rPr>
+                <w:rFonts w:ascii="Calibri" w:hAnsi="Calibri"/>
+                <w:b w:val="0"/>
+                <w:color w:val="111111"/>
+                <w:sz w:val="13"/>
+              </w:rPr>
+              <w:t>36</w:t>
+            </w:r>
+          </w:p>
+        </w:tc>
+        <w:tc>
+          <w:tcPr>
+            <w:tcW w:type="dxa" w:w="1025"/>
+            <w:vAlign w:val="center"/>
+            <w:tcMar>
+              <w:top w:w="60" w:type="dxa"/>
+              <w:start w:w="80" w:type="dxa"/>
+              <w:bottom w:w="60" w:type="dxa"/>
+              <w:end w:w="80" w:type="dxa"/>
+            </w:tcMar>
+          </w:tcPr>
+          <w:p>
+            <w:pPr>
+              <w:spacing w:before="0" w:after="0" w:line="240" w:lineRule="auto"/>
+              <w:jc w:val="center"/>
+            </w:pPr>
+            <w:r/>
+            <w:r>
+              <w:rPr>
+                <w:rFonts w:ascii="Calibri" w:hAnsi="Calibri"/>
+                <w:b w:val="0"/>
+                <w:color w:val="111111"/>
+                <w:sz w:val="13"/>
+              </w:rPr>
+              <w:t>0.225</w:t>
+            </w:r>
+          </w:p>
+        </w:tc>
+        <w:tc>
+          <w:tcPr>
+            <w:tcW w:type="dxa" w:w="910"/>
+            <w:vAlign w:val="center"/>
+            <w:tcMar>
+              <w:top w:w="60" w:type="dxa"/>
+              <w:start w:w="80" w:type="dxa"/>
+              <w:bottom w:w="60" w:type="dxa"/>
+              <w:end w:w="80" w:type="dxa"/>
+            </w:tcMar>
+          </w:tcPr>
+          <w:p>
+            <w:pPr>
+              <w:spacing w:before="0" w:after="0" w:line="240" w:lineRule="auto"/>
+              <w:jc w:val="center"/>
+            </w:pPr>
+            <w:r/>
+            <w:r>
+              <w:rPr>
+                <w:rFonts w:ascii="Calibri" w:hAnsi="Calibri"/>
+                <w:b w:val="0"/>
+                <w:color w:val="111111"/>
+                <w:sz w:val="13"/>
+              </w:rPr>
+              <w:t>0.789</w:t>
+            </w:r>
+          </w:p>
+        </w:tc>
+        <w:tc>
+          <w:tcPr>
+            <w:tcW w:type="dxa" w:w="1191"/>
+            <w:vAlign w:val="center"/>
+            <w:tcMar>
+              <w:top w:w="60" w:type="dxa"/>
+              <w:start w:w="80" w:type="dxa"/>
+              <w:bottom w:w="60" w:type="dxa"/>
+              <w:end w:w="80" w:type="dxa"/>
+            </w:tcMar>
+          </w:tcPr>
+          <w:p>
+            <w:pPr>
+              <w:spacing w:before="0" w:after="0" w:line="240" w:lineRule="auto"/>
+              <w:jc w:val="center"/>
+            </w:pPr>
+            <w:r/>
+            <w:r>
+              <w:rPr>
+                <w:rFonts w:ascii="Calibri" w:hAnsi="Calibri"/>
+                <w:b w:val="0"/>
+                <w:color w:val="111111"/>
+                <w:sz w:val="13"/>
+              </w:rPr>
+              <w:t>0.638</w:t>
+            </w:r>
+          </w:p>
+        </w:tc>
+        <w:tc>
+          <w:tcPr>
+            <w:tcW w:type="dxa" w:w="1092"/>
+            <w:vAlign w:val="center"/>
+            <w:tcMar>
+              <w:top w:w="60" w:type="dxa"/>
+              <w:start w:w="80" w:type="dxa"/>
+              <w:bottom w:w="60" w:type="dxa"/>
+              <w:end w:w="80" w:type="dxa"/>
+            </w:tcMar>
+          </w:tcPr>
+          <w:p>
+            <w:pPr>
+              <w:spacing w:before="0" w:after="0" w:line="240" w:lineRule="auto"/>
+              <w:jc w:val="center"/>
+            </w:pPr>
+            <w:r/>
+            <w:r>
+              <w:rPr>
+                <w:rFonts w:ascii="Calibri" w:hAnsi="Calibri"/>
+                <w:b w:val="0"/>
+                <w:color w:val="111111"/>
+                <w:sz w:val="13"/>
+              </w:rPr>
+              <w:t>0.472</w:t>
+            </w:r>
+          </w:p>
+        </w:tc>
+        <w:tc>
+          <w:tcPr>
+            <w:tcW w:type="dxa" w:w="1092"/>
+            <w:vAlign w:val="center"/>
+            <w:tcMar>
+              <w:top w:w="60" w:type="dxa"/>
+              <w:start w:w="80" w:type="dxa"/>
+              <w:bottom w:w="60" w:type="dxa"/>
+              <w:end w:w="80" w:type="dxa"/>
+            </w:tcMar>
+          </w:tcPr>
+          <w:p>
+            <w:pPr>
+              <w:spacing w:before="0" w:after="0" w:line="240" w:lineRule="auto"/>
+              <w:jc w:val="center"/>
+            </w:pPr>
+            <w:r/>
+            <w:r>
+              <w:rPr>
+                <w:rFonts w:ascii="Calibri" w:hAnsi="Calibri"/>
+                <w:b w:val="0"/>
+                <w:color w:val="111111"/>
+                <w:sz w:val="13"/>
+              </w:rPr>
+              <w:t>0.944</w:t>
+            </w:r>
+          </w:p>
+        </w:tc>
+        <w:tc>
+          <w:tcPr>
+            <w:tcW w:type="dxa" w:w="827"/>
+            <w:vAlign w:val="center"/>
+            <w:tcMar>
+              <w:top w:w="60" w:type="dxa"/>
+              <w:start w:w="80" w:type="dxa"/>
+              <w:bottom w:w="60" w:type="dxa"/>
+              <w:end w:w="80" w:type="dxa"/>
+            </w:tcMar>
+          </w:tcPr>
+          <w:p>
+            <w:pPr>
+              <w:spacing w:before="0" w:after="0" w:line="240" w:lineRule="auto"/>
+              <w:jc w:val="center"/>
+            </w:pPr>
+            <w:r/>
+            <w:r>
+              <w:rPr>
+                <w:rFonts w:ascii="Calibri" w:hAnsi="Calibri"/>
+                <w:b w:val="0"/>
+                <w:color w:val="111111"/>
+                <w:sz w:val="13"/>
+              </w:rPr>
+              <w:t>0.708</w:t>
+            </w:r>
+          </w:p>
+        </w:tc>
+        <w:tc>
+          <w:tcPr>
+            <w:tcW w:type="dxa" w:w="827"/>
+            <w:vAlign w:val="center"/>
+            <w:tcMar>
+              <w:top w:w="60" w:type="dxa"/>
+              <w:start w:w="80" w:type="dxa"/>
+              <w:bottom w:w="60" w:type="dxa"/>
+              <w:end w:w="80" w:type="dxa"/>
+            </w:tcMar>
+          </w:tcPr>
+          <w:p>
+            <w:pPr>
+              <w:spacing w:before="0" w:after="0" w:line="240" w:lineRule="auto"/>
+              <w:jc w:val="center"/>
+            </w:pPr>
+            <w:r/>
+            <w:r>
+              <w:rPr>
+                <w:rFonts w:ascii="Calibri" w:hAnsi="Calibri"/>
+                <w:b w:val="0"/>
+                <w:color w:val="111111"/>
+                <w:sz w:val="13"/>
+              </w:rPr>
+              <w:t>0.860</w:t>
+            </w:r>
+          </w:p>
+        </w:tc>
+        <w:tc>
+          <w:tcPr>
+            <w:tcW w:type="dxa" w:w="744"/>
+            <w:vAlign w:val="center"/>
+            <w:tcMar>
+              <w:top w:w="60" w:type="dxa"/>
+              <w:start w:w="80" w:type="dxa"/>
+              <w:bottom w:w="60" w:type="dxa"/>
+              <w:end w:w="80" w:type="dxa"/>
+            </w:tcMar>
+          </w:tcPr>
+          <w:p>
+            <w:pPr>
+              <w:spacing w:before="0" w:after="0" w:line="240" w:lineRule="auto"/>
+              <w:jc w:val="center"/>
+            </w:pPr>
+            <w:r/>
+            <w:r>
+              <w:rPr>
+                <w:rFonts w:ascii="Calibri" w:hAnsi="Calibri"/>
+                <w:b w:val="0"/>
+                <w:color w:val="111111"/>
+                <w:sz w:val="13"/>
+              </w:rPr>
+              <w:t>0.567</w:t>
+            </w:r>
+          </w:p>
+        </w:tc>
+        <w:tc>
+          <w:tcPr>
+            <w:tcW w:type="dxa" w:w="2730"/>
+            <w:vAlign w:val="center"/>
+            <w:tcMar>
+              <w:top w:w="60" w:type="dxa"/>
+              <w:start w:w="80" w:type="dxa"/>
+              <w:bottom w:w="60" w:type="dxa"/>
+              <w:end w:w="80" w:type="dxa"/>
+            </w:tcMar>
+          </w:tcPr>
+          <w:p>
+            <w:pPr>
+              <w:spacing w:before="0" w:after="0" w:line="240" w:lineRule="auto"/>
+              <w:jc w:val="left"/>
+            </w:pPr>
+            <w:r/>
+            <w:r>
+              <w:rPr>
+                <w:rFonts w:ascii="Calibri" w:hAnsi="Calibri"/>
+                <w:b w:val="0"/>
+                <w:color w:val="111111"/>
+                <w:sz w:val="13"/>
+              </w:rPr>
+              <w:t>Exploratory thresholded summary of continuous TAPSE predictions</w:t>
             </w:r>
           </w:p>
         </w:tc>
@@ -3914,18 +5042,2673 @@
     </w:tbl>
     <w:p>
       <w:pPr>
-        <w:spacing w:before="160"/>
+        <w:spacing w:before="60" w:after="160" w:line="252" w:lineRule="auto"/>
       </w:pPr>
       <w:r>
         <w:rPr>
+          <w:rFonts w:ascii="Calibri" w:hAnsi="Calibri"/>
+          <w:b/>
+          <w:color w:val="444444"/>
           <w:sz w:val="16"/>
         </w:rPr>
-        <w:t>Abbreviations: AUROC, area under the receiver operating characteristic curve; CI, confidence interval; LVOT VTI, left ventricular outflow tract velocity-time integral; MAE, mean absolute error; NPV, negative predictive value; PPV, positive predictive value; RMSE, root mean squared error; TAPSE, tricuspid annular plane systolic excursion.</w:t>
+        <w:t xml:space="preserve">Footnote: </w:t>
+      </w:r>
+      <w:r>
+        <w:rPr>
+          <w:rFonts w:ascii="Calibri" w:hAnsi="Calibri"/>
+          <w:color w:val="444444"/>
+          <w:sz w:val="16"/>
+        </w:rPr>
+        <w:t>AUROC = area under the receiver operating characteristic curve; NPV = negative predictive value; PPV = positive predictive value. Thresholded summaries were derived from the continuous regression models and were not separately trained classifiers.</w:t>
+      </w:r>
+    </w:p>
+    <w:p>
+      <w:r>
+        <w:br w:type="page"/>
+      </w:r>
+    </w:p>
+    <w:p>
+      <w:pPr>
+        <w:pStyle w:val="Heading1"/>
+      </w:pPr>
+      <w:r>
+        <w:t>Supplementary Table S4. Leakage-Safe Non-Image Baselines</w:t>
+      </w:r>
+    </w:p>
+    <w:tbl>
+      <w:tblGrid>
+        <w:gridCol w:w="1056"/>
+        <w:gridCol w:w="1659"/>
+        <w:gridCol w:w="678"/>
+        <w:gridCol w:w="1735"/>
+        <w:gridCol w:w="829"/>
+        <w:gridCol w:w="935"/>
+        <w:gridCol w:w="1237"/>
+        <w:gridCol w:w="829"/>
+        <w:gridCol w:w="1206"/>
+        <w:gridCol w:w="980"/>
+        <w:gridCol w:w="829"/>
+        <w:gridCol w:w="829"/>
+        <w:gridCol w:w="1735"/>
+      </w:tblGrid>
+      <w:tblPr>
+        <w:tblW w:type="dxa" w:w="14544"/>
+        <w:jc w:val="center"/>
+        <w:tblLayout w:type="fixed"/>
+        <w:tblLook w:firstColumn="1" w:firstRow="1" w:lastColumn="0" w:lastRow="0" w:noHBand="0" w:noVBand="1" w:val="04A0"/>
+        <w:tblBorders>
+          <w:top w:val="single" w:sz="4" w:space="0" w:color="9AA6B2"/>
+          <w:left w:val="single" w:sz="4" w:space="0" w:color="9AA6B2"/>
+          <w:bottom w:val="single" w:sz="4" w:space="0" w:color="9AA6B2"/>
+          <w:right w:val="single" w:sz="4" w:space="0" w:color="9AA6B2"/>
+          <w:insideH w:val="single" w:sz="4" w:space="0" w:color="9AA6B2"/>
+          <w:insideV w:val="single" w:sz="4" w:space="0" w:color="9AA6B2"/>
+        </w:tblBorders>
+      </w:tblPr>
+      <w:tr>
+        <w:trPr>
+          <w:tblHeader/>
+        </w:trPr>
+        <w:tc>
+          <w:tcPr>
+            <w:tcW w:type="dxa" w:w="1056"/>
+            <w:tcMar>
+              <w:top w:w="60" w:type="dxa"/>
+              <w:start w:w="80" w:type="dxa"/>
+              <w:bottom w:w="60" w:type="dxa"/>
+              <w:end w:w="80" w:type="dxa"/>
+            </w:tcMar>
+            <w:shd w:fill="E8EEF5"/>
+            <w:vAlign w:val="center"/>
+          </w:tcPr>
+          <w:p>
+            <w:pPr>
+              <w:spacing w:before="0" w:after="0" w:line="240" w:lineRule="auto"/>
+              <w:jc w:val="center"/>
+            </w:pPr>
+            <w:r/>
+            <w:r>
+              <w:rPr>
+                <w:rFonts w:ascii="Calibri" w:hAnsi="Calibri"/>
+                <w:b/>
+                <w:color w:val="111111"/>
+                <w:sz w:val="13"/>
+              </w:rPr>
+              <w:t>Target</w:t>
+            </w:r>
+          </w:p>
+        </w:tc>
+        <w:tc>
+          <w:tcPr>
+            <w:tcW w:type="dxa" w:w="1659"/>
+            <w:tcMar>
+              <w:top w:w="60" w:type="dxa"/>
+              <w:start w:w="80" w:type="dxa"/>
+              <w:bottom w:w="60" w:type="dxa"/>
+              <w:end w:w="80" w:type="dxa"/>
+            </w:tcMar>
+            <w:shd w:fill="E8EEF5"/>
+            <w:vAlign w:val="center"/>
+          </w:tcPr>
+          <w:p>
+            <w:pPr>
+              <w:spacing w:before="0" w:after="0" w:line="240" w:lineRule="auto"/>
+              <w:jc w:val="center"/>
+            </w:pPr>
+            <w:r/>
+            <w:r>
+              <w:rPr>
+                <w:rFonts w:ascii="Calibri" w:hAnsi="Calibri"/>
+                <w:b/>
+                <w:color w:val="111111"/>
+                <w:sz w:val="13"/>
+              </w:rPr>
+              <w:t>Baseline</w:t>
+            </w:r>
+          </w:p>
+        </w:tc>
+        <w:tc>
+          <w:tcPr>
+            <w:tcW w:type="dxa" w:w="678"/>
+            <w:tcMar>
+              <w:top w:w="60" w:type="dxa"/>
+              <w:start w:w="80" w:type="dxa"/>
+              <w:bottom w:w="60" w:type="dxa"/>
+              <w:end w:w="80" w:type="dxa"/>
+            </w:tcMar>
+            <w:shd w:fill="E8EEF5"/>
+            <w:vAlign w:val="center"/>
+          </w:tcPr>
+          <w:p>
+            <w:pPr>
+              <w:spacing w:before="0" w:after="0" w:line="240" w:lineRule="auto"/>
+              <w:jc w:val="center"/>
+            </w:pPr>
+            <w:r/>
+            <w:r>
+              <w:rPr>
+                <w:rFonts w:ascii="Calibri" w:hAnsi="Calibri"/>
+                <w:b/>
+                <w:color w:val="111111"/>
+                <w:sz w:val="13"/>
+              </w:rPr>
+              <w:t>Test N</w:t>
+            </w:r>
+          </w:p>
+        </w:tc>
+        <w:tc>
+          <w:tcPr>
+            <w:tcW w:type="dxa" w:w="1735"/>
+            <w:tcMar>
+              <w:top w:w="60" w:type="dxa"/>
+              <w:start w:w="80" w:type="dxa"/>
+              <w:bottom w:w="60" w:type="dxa"/>
+              <w:end w:w="80" w:type="dxa"/>
+            </w:tcMar>
+            <w:shd w:fill="E8EEF5"/>
+            <w:vAlign w:val="center"/>
+          </w:tcPr>
+          <w:p>
+            <w:pPr>
+              <w:spacing w:before="0" w:after="0" w:line="240" w:lineRule="auto"/>
+              <w:jc w:val="center"/>
+            </w:pPr>
+            <w:r/>
+            <w:r>
+              <w:rPr>
+                <w:rFonts w:ascii="Calibri" w:hAnsi="Calibri"/>
+                <w:b/>
+                <w:color w:val="111111"/>
+                <w:sz w:val="13"/>
+              </w:rPr>
+              <w:t>Predictors</w:t>
+            </w:r>
+          </w:p>
+        </w:tc>
+        <w:tc>
+          <w:tcPr>
+            <w:tcW w:type="dxa" w:w="829"/>
+            <w:tcMar>
+              <w:top w:w="60" w:type="dxa"/>
+              <w:start w:w="80" w:type="dxa"/>
+              <w:bottom w:w="60" w:type="dxa"/>
+              <w:end w:w="80" w:type="dxa"/>
+            </w:tcMar>
+            <w:shd w:fill="E8EEF5"/>
+            <w:vAlign w:val="center"/>
+          </w:tcPr>
+          <w:p>
+            <w:pPr>
+              <w:spacing w:before="0" w:after="0" w:line="240" w:lineRule="auto"/>
+              <w:jc w:val="center"/>
+            </w:pPr>
+            <w:r/>
+            <w:r>
+              <w:rPr>
+                <w:rFonts w:ascii="Calibri" w:hAnsi="Calibri"/>
+                <w:b/>
+                <w:color w:val="111111"/>
+                <w:sz w:val="13"/>
+              </w:rPr>
+              <w:t>Null MAE</w:t>
+            </w:r>
+          </w:p>
+        </w:tc>
+        <w:tc>
+          <w:tcPr>
+            <w:tcW w:type="dxa" w:w="935"/>
+            <w:tcMar>
+              <w:top w:w="60" w:type="dxa"/>
+              <w:start w:w="80" w:type="dxa"/>
+              <w:bottom w:w="60" w:type="dxa"/>
+              <w:end w:w="80" w:type="dxa"/>
+            </w:tcMar>
+            <w:shd w:fill="E8EEF5"/>
+            <w:vAlign w:val="center"/>
+          </w:tcPr>
+          <w:p>
+            <w:pPr>
+              <w:spacing w:before="0" w:after="0" w:line="240" w:lineRule="auto"/>
+              <w:jc w:val="center"/>
+            </w:pPr>
+            <w:r/>
+            <w:r>
+              <w:rPr>
+                <w:rFonts w:ascii="Calibri" w:hAnsi="Calibri"/>
+                <w:b/>
+                <w:color w:val="111111"/>
+                <w:sz w:val="13"/>
+              </w:rPr>
+              <w:t>Baseline MAE</w:t>
+            </w:r>
+          </w:p>
+        </w:tc>
+        <w:tc>
+          <w:tcPr>
+            <w:tcW w:type="dxa" w:w="1237"/>
+            <w:tcMar>
+              <w:top w:w="60" w:type="dxa"/>
+              <w:start w:w="80" w:type="dxa"/>
+              <w:bottom w:w="60" w:type="dxa"/>
+              <w:end w:w="80" w:type="dxa"/>
+            </w:tcMar>
+            <w:shd w:fill="E8EEF5"/>
+            <w:vAlign w:val="center"/>
+          </w:tcPr>
+          <w:p>
+            <w:pPr>
+              <w:spacing w:before="0" w:after="0" w:line="240" w:lineRule="auto"/>
+              <w:jc w:val="center"/>
+            </w:pPr>
+            <w:r/>
+            <w:r>
+              <w:rPr>
+                <w:rFonts w:ascii="Calibri" w:hAnsi="Calibri"/>
+                <w:b/>
+                <w:color w:val="111111"/>
+                <w:sz w:val="13"/>
+              </w:rPr>
+              <w:t>Baseline MAE 95% CI</w:t>
+            </w:r>
+          </w:p>
+        </w:tc>
+        <w:tc>
+          <w:tcPr>
+            <w:tcW w:type="dxa" w:w="829"/>
+            <w:tcMar>
+              <w:top w:w="60" w:type="dxa"/>
+              <w:start w:w="80" w:type="dxa"/>
+              <w:bottom w:w="60" w:type="dxa"/>
+              <w:end w:w="80" w:type="dxa"/>
+            </w:tcMar>
+            <w:shd w:fill="E8EEF5"/>
+            <w:vAlign w:val="center"/>
+          </w:tcPr>
+          <w:p>
+            <w:pPr>
+              <w:spacing w:before="0" w:after="0" w:line="240" w:lineRule="auto"/>
+              <w:jc w:val="center"/>
+            </w:pPr>
+            <w:r/>
+            <w:r>
+              <w:rPr>
+                <w:rFonts w:ascii="Calibri" w:hAnsi="Calibri"/>
+                <w:b/>
+                <w:color w:val="111111"/>
+                <w:sz w:val="13"/>
+              </w:rPr>
+              <w:t>Baseline R2</w:t>
+            </w:r>
+          </w:p>
+        </w:tc>
+        <w:tc>
+          <w:tcPr>
+            <w:tcW w:type="dxa" w:w="1206"/>
+            <w:tcMar>
+              <w:top w:w="60" w:type="dxa"/>
+              <w:start w:w="80" w:type="dxa"/>
+              <w:bottom w:w="60" w:type="dxa"/>
+              <w:end w:w="80" w:type="dxa"/>
+            </w:tcMar>
+            <w:shd w:fill="E8EEF5"/>
+            <w:vAlign w:val="center"/>
+          </w:tcPr>
+          <w:p>
+            <w:pPr>
+              <w:spacing w:before="0" w:after="0" w:line="240" w:lineRule="auto"/>
+              <w:jc w:val="center"/>
+            </w:pPr>
+            <w:r/>
+            <w:r>
+              <w:rPr>
+                <w:rFonts w:ascii="Calibri" w:hAnsi="Calibri"/>
+                <w:b/>
+                <w:color w:val="111111"/>
+                <w:sz w:val="13"/>
+              </w:rPr>
+              <w:t>Baseline R2 95% CI</w:t>
+            </w:r>
+          </w:p>
+        </w:tc>
+        <w:tc>
+          <w:tcPr>
+            <w:tcW w:type="dxa" w:w="980"/>
+            <w:tcMar>
+              <w:top w:w="60" w:type="dxa"/>
+              <w:start w:w="80" w:type="dxa"/>
+              <w:bottom w:w="60" w:type="dxa"/>
+              <w:end w:w="80" w:type="dxa"/>
+            </w:tcMar>
+            <w:shd w:fill="E8EEF5"/>
+            <w:vAlign w:val="center"/>
+          </w:tcPr>
+          <w:p>
+            <w:pPr>
+              <w:spacing w:before="0" w:after="0" w:line="240" w:lineRule="auto"/>
+              <w:jc w:val="center"/>
+            </w:pPr>
+            <w:r/>
+            <w:r>
+              <w:rPr>
+                <w:rFonts w:ascii="Calibri" w:hAnsi="Calibri"/>
+                <w:b/>
+                <w:color w:val="111111"/>
+                <w:sz w:val="13"/>
+              </w:rPr>
+              <w:t>Imaging Ridge MAE</w:t>
+            </w:r>
+          </w:p>
+        </w:tc>
+        <w:tc>
+          <w:tcPr>
+            <w:tcW w:type="dxa" w:w="829"/>
+            <w:tcMar>
+              <w:top w:w="60" w:type="dxa"/>
+              <w:start w:w="80" w:type="dxa"/>
+              <w:bottom w:w="60" w:type="dxa"/>
+              <w:end w:w="80" w:type="dxa"/>
+            </w:tcMar>
+            <w:shd w:fill="E8EEF5"/>
+            <w:vAlign w:val="center"/>
+          </w:tcPr>
+          <w:p>
+            <w:pPr>
+              <w:spacing w:before="0" w:after="0" w:line="240" w:lineRule="auto"/>
+              <w:jc w:val="center"/>
+            </w:pPr>
+            <w:r/>
+            <w:r>
+              <w:rPr>
+                <w:rFonts w:ascii="Calibri" w:hAnsi="Calibri"/>
+                <w:b/>
+                <w:color w:val="111111"/>
+                <w:sz w:val="13"/>
+              </w:rPr>
+              <w:t>Imaging Ridge R2</w:t>
+            </w:r>
+          </w:p>
+        </w:tc>
+        <w:tc>
+          <w:tcPr>
+            <w:tcW w:type="dxa" w:w="829"/>
+            <w:tcMar>
+              <w:top w:w="60" w:type="dxa"/>
+              <w:start w:w="80" w:type="dxa"/>
+              <w:bottom w:w="60" w:type="dxa"/>
+              <w:end w:w="80" w:type="dxa"/>
+            </w:tcMar>
+            <w:shd w:fill="E8EEF5"/>
+            <w:vAlign w:val="center"/>
+          </w:tcPr>
+          <w:p>
+            <w:pPr>
+              <w:spacing w:before="0" w:after="0" w:line="240" w:lineRule="auto"/>
+              <w:jc w:val="center"/>
+            </w:pPr>
+            <w:r/>
+            <w:r>
+              <w:rPr>
+                <w:rFonts w:ascii="Calibri" w:hAnsi="Calibri"/>
+                <w:b/>
+                <w:color w:val="111111"/>
+                <w:sz w:val="13"/>
+              </w:rPr>
+              <w:t>Selected alpha</w:t>
+            </w:r>
+          </w:p>
+        </w:tc>
+        <w:tc>
+          <w:tcPr>
+            <w:tcW w:type="dxa" w:w="1735"/>
+            <w:tcMar>
+              <w:top w:w="60" w:type="dxa"/>
+              <w:start w:w="80" w:type="dxa"/>
+              <w:bottom w:w="60" w:type="dxa"/>
+              <w:end w:w="80" w:type="dxa"/>
+            </w:tcMar>
+            <w:shd w:fill="E8EEF5"/>
+            <w:vAlign w:val="center"/>
+          </w:tcPr>
+          <w:p>
+            <w:pPr>
+              <w:spacing w:before="0" w:after="0" w:line="240" w:lineRule="auto"/>
+              <w:jc w:val="center"/>
+            </w:pPr>
+            <w:r/>
+            <w:r>
+              <w:rPr>
+                <w:rFonts w:ascii="Calibri" w:hAnsi="Calibri"/>
+                <w:b/>
+                <w:color w:val="111111"/>
+                <w:sz w:val="13"/>
+              </w:rPr>
+              <w:t>Note</w:t>
+            </w:r>
+          </w:p>
+        </w:tc>
+      </w:tr>
+      <w:tr>
+        <w:tc>
+          <w:tcPr>
+            <w:tcW w:type="dxa" w:w="1056"/>
+            <w:vAlign w:val="center"/>
+            <w:tcMar>
+              <w:top w:w="60" w:type="dxa"/>
+              <w:start w:w="80" w:type="dxa"/>
+              <w:bottom w:w="60" w:type="dxa"/>
+              <w:end w:w="80" w:type="dxa"/>
+            </w:tcMar>
+          </w:tcPr>
+          <w:p>
+            <w:pPr>
+              <w:spacing w:before="0" w:after="0" w:line="240" w:lineRule="auto"/>
+              <w:jc w:val="left"/>
+            </w:pPr>
+            <w:r/>
+            <w:r>
+              <w:rPr>
+                <w:rFonts w:ascii="Calibri" w:hAnsi="Calibri"/>
+                <w:b w:val="0"/>
+                <w:color w:val="111111"/>
+                <w:sz w:val="13"/>
+              </w:rPr>
+              <w:t>LVOT VTI</w:t>
+            </w:r>
+          </w:p>
+        </w:tc>
+        <w:tc>
+          <w:tcPr>
+            <w:tcW w:type="dxa" w:w="1659"/>
+            <w:vAlign w:val="center"/>
+            <w:tcMar>
+              <w:top w:w="60" w:type="dxa"/>
+              <w:start w:w="80" w:type="dxa"/>
+              <w:bottom w:w="60" w:type="dxa"/>
+              <w:end w:w="80" w:type="dxa"/>
+            </w:tcMar>
+          </w:tcPr>
+          <w:p>
+            <w:pPr>
+              <w:spacing w:before="0" w:after="0" w:line="240" w:lineRule="auto"/>
+              <w:jc w:val="left"/>
+            </w:pPr>
+            <w:r/>
+            <w:r>
+              <w:rPr>
+                <w:rFonts w:ascii="Calibri" w:hAnsi="Calibri"/>
+                <w:b w:val="0"/>
+                <w:color w:val="111111"/>
+                <w:sz w:val="13"/>
+              </w:rPr>
+              <w:t>Demographics-only Ridge</w:t>
+            </w:r>
+          </w:p>
+        </w:tc>
+        <w:tc>
+          <w:tcPr>
+            <w:tcW w:type="dxa" w:w="678"/>
+            <w:vAlign w:val="center"/>
+            <w:tcMar>
+              <w:top w:w="60" w:type="dxa"/>
+              <w:start w:w="80" w:type="dxa"/>
+              <w:bottom w:w="60" w:type="dxa"/>
+              <w:end w:w="80" w:type="dxa"/>
+            </w:tcMar>
+          </w:tcPr>
+          <w:p>
+            <w:pPr>
+              <w:spacing w:before="0" w:after="0" w:line="240" w:lineRule="auto"/>
+              <w:jc w:val="center"/>
+            </w:pPr>
+            <w:r/>
+            <w:r>
+              <w:rPr>
+                <w:rFonts w:ascii="Calibri" w:hAnsi="Calibri"/>
+                <w:b w:val="0"/>
+                <w:color w:val="111111"/>
+                <w:sz w:val="13"/>
+              </w:rPr>
+              <w:t>555</w:t>
+            </w:r>
+          </w:p>
+        </w:tc>
+        <w:tc>
+          <w:tcPr>
+            <w:tcW w:type="dxa" w:w="1735"/>
+            <w:vAlign w:val="center"/>
+            <w:tcMar>
+              <w:top w:w="60" w:type="dxa"/>
+              <w:start w:w="80" w:type="dxa"/>
+              <w:bottom w:w="60" w:type="dxa"/>
+              <w:end w:w="80" w:type="dxa"/>
+            </w:tcMar>
+          </w:tcPr>
+          <w:p>
+            <w:pPr>
+              <w:spacing w:before="0" w:after="0" w:line="240" w:lineRule="auto"/>
+              <w:jc w:val="left"/>
+            </w:pPr>
+            <w:r/>
+            <w:r>
+              <w:rPr>
+                <w:rFonts w:ascii="Calibri" w:hAnsi="Calibri"/>
+                <w:b w:val="0"/>
+                <w:color w:val="111111"/>
+                <w:sz w:val="13"/>
+              </w:rPr>
+              <w:t>age_at_echo_approx; sex</w:t>
+            </w:r>
+          </w:p>
+        </w:tc>
+        <w:tc>
+          <w:tcPr>
+            <w:tcW w:type="dxa" w:w="829"/>
+            <w:vAlign w:val="center"/>
+            <w:tcMar>
+              <w:top w:w="60" w:type="dxa"/>
+              <w:start w:w="80" w:type="dxa"/>
+              <w:bottom w:w="60" w:type="dxa"/>
+              <w:end w:w="80" w:type="dxa"/>
+            </w:tcMar>
+          </w:tcPr>
+          <w:p>
+            <w:pPr>
+              <w:spacing w:before="0" w:after="0" w:line="240" w:lineRule="auto"/>
+              <w:jc w:val="center"/>
+            </w:pPr>
+            <w:r/>
+            <w:r>
+              <w:rPr>
+                <w:rFonts w:ascii="Calibri" w:hAnsi="Calibri"/>
+                <w:b w:val="0"/>
+                <w:color w:val="111111"/>
+                <w:sz w:val="13"/>
+              </w:rPr>
+              <w:t>4.54 cm</w:t>
+            </w:r>
+          </w:p>
+        </w:tc>
+        <w:tc>
+          <w:tcPr>
+            <w:tcW w:type="dxa" w:w="935"/>
+            <w:vAlign w:val="center"/>
+            <w:tcMar>
+              <w:top w:w="60" w:type="dxa"/>
+              <w:start w:w="80" w:type="dxa"/>
+              <w:bottom w:w="60" w:type="dxa"/>
+              <w:end w:w="80" w:type="dxa"/>
+            </w:tcMar>
+          </w:tcPr>
+          <w:p>
+            <w:pPr>
+              <w:spacing w:before="0" w:after="0" w:line="240" w:lineRule="auto"/>
+              <w:jc w:val="center"/>
+            </w:pPr>
+            <w:r/>
+            <w:r>
+              <w:rPr>
+                <w:rFonts w:ascii="Calibri" w:hAnsi="Calibri"/>
+                <w:b w:val="0"/>
+                <w:color w:val="111111"/>
+                <w:sz w:val="13"/>
+              </w:rPr>
+              <w:t>4.47 cm</w:t>
+            </w:r>
+          </w:p>
+        </w:tc>
+        <w:tc>
+          <w:tcPr>
+            <w:tcW w:type="dxa" w:w="1237"/>
+            <w:vAlign w:val="center"/>
+            <w:tcMar>
+              <w:top w:w="60" w:type="dxa"/>
+              <w:start w:w="80" w:type="dxa"/>
+              <w:bottom w:w="60" w:type="dxa"/>
+              <w:end w:w="80" w:type="dxa"/>
+            </w:tcMar>
+          </w:tcPr>
+          <w:p>
+            <w:pPr>
+              <w:spacing w:before="0" w:after="0" w:line="240" w:lineRule="auto"/>
+              <w:jc w:val="center"/>
+            </w:pPr>
+            <w:r/>
+            <w:r>
+              <w:rPr>
+                <w:rFonts w:ascii="Calibri" w:hAnsi="Calibri"/>
+                <w:b w:val="0"/>
+                <w:color w:val="111111"/>
+                <w:sz w:val="13"/>
+              </w:rPr>
+              <w:t>4.16 to 4.76 cm</w:t>
+            </w:r>
+          </w:p>
+        </w:tc>
+        <w:tc>
+          <w:tcPr>
+            <w:tcW w:type="dxa" w:w="829"/>
+            <w:vAlign w:val="center"/>
+            <w:tcMar>
+              <w:top w:w="60" w:type="dxa"/>
+              <w:start w:w="80" w:type="dxa"/>
+              <w:bottom w:w="60" w:type="dxa"/>
+              <w:end w:w="80" w:type="dxa"/>
+            </w:tcMar>
+          </w:tcPr>
+          <w:p>
+            <w:pPr>
+              <w:spacing w:before="0" w:after="0" w:line="240" w:lineRule="auto"/>
+              <w:jc w:val="center"/>
+            </w:pPr>
+            <w:r/>
+            <w:r>
+              <w:rPr>
+                <w:rFonts w:ascii="Calibri" w:hAnsi="Calibri"/>
+                <w:b w:val="0"/>
+                <w:color w:val="111111"/>
+                <w:sz w:val="13"/>
+              </w:rPr>
+              <w:t>0.043</w:t>
+            </w:r>
+          </w:p>
+        </w:tc>
+        <w:tc>
+          <w:tcPr>
+            <w:tcW w:type="dxa" w:w="1206"/>
+            <w:vAlign w:val="center"/>
+            <w:tcMar>
+              <w:top w:w="60" w:type="dxa"/>
+              <w:start w:w="80" w:type="dxa"/>
+              <w:bottom w:w="60" w:type="dxa"/>
+              <w:end w:w="80" w:type="dxa"/>
+            </w:tcMar>
+          </w:tcPr>
+          <w:p>
+            <w:pPr>
+              <w:spacing w:before="0" w:after="0" w:line="240" w:lineRule="auto"/>
+              <w:jc w:val="center"/>
+            </w:pPr>
+            <w:r/>
+            <w:r>
+              <w:rPr>
+                <w:rFonts w:ascii="Calibri" w:hAnsi="Calibri"/>
+                <w:b w:val="0"/>
+                <w:color w:val="111111"/>
+                <w:sz w:val="13"/>
+              </w:rPr>
+              <w:t>0.023 to 0.058</w:t>
+            </w:r>
+          </w:p>
+        </w:tc>
+        <w:tc>
+          <w:tcPr>
+            <w:tcW w:type="dxa" w:w="980"/>
+            <w:vAlign w:val="center"/>
+            <w:tcMar>
+              <w:top w:w="60" w:type="dxa"/>
+              <w:start w:w="80" w:type="dxa"/>
+              <w:bottom w:w="60" w:type="dxa"/>
+              <w:end w:w="80" w:type="dxa"/>
+            </w:tcMar>
+          </w:tcPr>
+          <w:p>
+            <w:pPr>
+              <w:spacing w:before="0" w:after="0" w:line="240" w:lineRule="auto"/>
+              <w:jc w:val="center"/>
+            </w:pPr>
+            <w:r/>
+            <w:r>
+              <w:rPr>
+                <w:rFonts w:ascii="Calibri" w:hAnsi="Calibri"/>
+                <w:b w:val="0"/>
+                <w:color w:val="111111"/>
+                <w:sz w:val="13"/>
+              </w:rPr>
+              <w:t>3.64 cm</w:t>
+            </w:r>
+          </w:p>
+        </w:tc>
+        <w:tc>
+          <w:tcPr>
+            <w:tcW w:type="dxa" w:w="829"/>
+            <w:vAlign w:val="center"/>
+            <w:tcMar>
+              <w:top w:w="60" w:type="dxa"/>
+              <w:start w:w="80" w:type="dxa"/>
+              <w:bottom w:w="60" w:type="dxa"/>
+              <w:end w:w="80" w:type="dxa"/>
+            </w:tcMar>
+          </w:tcPr>
+          <w:p>
+            <w:pPr>
+              <w:spacing w:before="0" w:after="0" w:line="240" w:lineRule="auto"/>
+              <w:jc w:val="center"/>
+            </w:pPr>
+            <w:r/>
+            <w:r>
+              <w:rPr>
+                <w:rFonts w:ascii="Calibri" w:hAnsi="Calibri"/>
+                <w:b w:val="0"/>
+                <w:color w:val="111111"/>
+                <w:sz w:val="13"/>
+              </w:rPr>
+              <w:t>0.372</w:t>
+            </w:r>
+          </w:p>
+        </w:tc>
+        <w:tc>
+          <w:tcPr>
+            <w:tcW w:type="dxa" w:w="829"/>
+            <w:vAlign w:val="center"/>
+            <w:tcMar>
+              <w:top w:w="60" w:type="dxa"/>
+              <w:start w:w="80" w:type="dxa"/>
+              <w:bottom w:w="60" w:type="dxa"/>
+              <w:end w:w="80" w:type="dxa"/>
+            </w:tcMar>
+          </w:tcPr>
+          <w:p>
+            <w:pPr>
+              <w:spacing w:before="0" w:after="0" w:line="240" w:lineRule="auto"/>
+              <w:jc w:val="center"/>
+            </w:pPr>
+            <w:r/>
+            <w:r>
+              <w:rPr>
+                <w:rFonts w:ascii="Calibri" w:hAnsi="Calibri"/>
+                <w:b w:val="0"/>
+                <w:color w:val="111111"/>
+                <w:sz w:val="13"/>
+              </w:rPr>
+              <w:t>0.01</w:t>
+            </w:r>
+          </w:p>
+        </w:tc>
+        <w:tc>
+          <w:tcPr>
+            <w:tcW w:type="dxa" w:w="1735"/>
+            <w:vAlign w:val="center"/>
+            <w:tcMar>
+              <w:top w:w="60" w:type="dxa"/>
+              <w:start w:w="80" w:type="dxa"/>
+              <w:bottom w:w="60" w:type="dxa"/>
+              <w:end w:w="80" w:type="dxa"/>
+            </w:tcMar>
+          </w:tcPr>
+          <w:p>
+            <w:pPr>
+              <w:spacing w:before="0" w:after="0" w:line="240" w:lineRule="auto"/>
+              <w:jc w:val="left"/>
+            </w:pPr>
+            <w:r/>
+            <w:r>
+              <w:rPr>
+                <w:rFonts w:ascii="Calibri" w:hAnsi="Calibri"/>
+                <w:b w:val="0"/>
+                <w:color w:val="111111"/>
+                <w:sz w:val="13"/>
+              </w:rPr>
+              <w:t>Modest improvement over null; below imaging-only Ridge.</w:t>
+            </w:r>
+          </w:p>
+        </w:tc>
+      </w:tr>
+      <w:tr>
+        <w:tc>
+          <w:tcPr>
+            <w:tcW w:type="dxa" w:w="1056"/>
+            <w:vAlign w:val="center"/>
+            <w:tcMar>
+              <w:top w:w="60" w:type="dxa"/>
+              <w:start w:w="80" w:type="dxa"/>
+              <w:bottom w:w="60" w:type="dxa"/>
+              <w:end w:w="80" w:type="dxa"/>
+            </w:tcMar>
+          </w:tcPr>
+          <w:p>
+            <w:pPr>
+              <w:spacing w:before="0" w:after="0" w:line="240" w:lineRule="auto"/>
+              <w:jc w:val="left"/>
+            </w:pPr>
+            <w:r/>
+            <w:r>
+              <w:rPr>
+                <w:rFonts w:ascii="Calibri" w:hAnsi="Calibri"/>
+                <w:b w:val="0"/>
+                <w:color w:val="111111"/>
+                <w:sz w:val="13"/>
+              </w:rPr>
+              <w:t>LVOT VTI</w:t>
+            </w:r>
+          </w:p>
+        </w:tc>
+        <w:tc>
+          <w:tcPr>
+            <w:tcW w:type="dxa" w:w="1659"/>
+            <w:vAlign w:val="center"/>
+            <w:tcMar>
+              <w:top w:w="60" w:type="dxa"/>
+              <w:start w:w="80" w:type="dxa"/>
+              <w:bottom w:w="60" w:type="dxa"/>
+              <w:end w:w="80" w:type="dxa"/>
+            </w:tcMar>
+          </w:tcPr>
+          <w:p>
+            <w:pPr>
+              <w:spacing w:before="0" w:after="0" w:line="240" w:lineRule="auto"/>
+              <w:jc w:val="left"/>
+            </w:pPr>
+            <w:r/>
+            <w:r>
+              <w:rPr>
+                <w:rFonts w:ascii="Calibri" w:hAnsi="Calibri"/>
+                <w:b w:val="0"/>
+                <w:color w:val="111111"/>
+                <w:sz w:val="13"/>
+              </w:rPr>
+              <w:t>Study/acquisition metadata Ridge</w:t>
+            </w:r>
+          </w:p>
+        </w:tc>
+        <w:tc>
+          <w:tcPr>
+            <w:tcW w:type="dxa" w:w="678"/>
+            <w:vAlign w:val="center"/>
+            <w:tcMar>
+              <w:top w:w="60" w:type="dxa"/>
+              <w:start w:w="80" w:type="dxa"/>
+              <w:bottom w:w="60" w:type="dxa"/>
+              <w:end w:w="80" w:type="dxa"/>
+            </w:tcMar>
+          </w:tcPr>
+          <w:p>
+            <w:pPr>
+              <w:spacing w:before="0" w:after="0" w:line="240" w:lineRule="auto"/>
+              <w:jc w:val="center"/>
+            </w:pPr>
+            <w:r/>
+            <w:r>
+              <w:rPr>
+                <w:rFonts w:ascii="Calibri" w:hAnsi="Calibri"/>
+                <w:b w:val="0"/>
+                <w:color w:val="111111"/>
+                <w:sz w:val="13"/>
+              </w:rPr>
+              <w:t>555</w:t>
+            </w:r>
+          </w:p>
+        </w:tc>
+        <w:tc>
+          <w:tcPr>
+            <w:tcW w:type="dxa" w:w="1735"/>
+            <w:vAlign w:val="center"/>
+            <w:tcMar>
+              <w:top w:w="60" w:type="dxa"/>
+              <w:start w:w="80" w:type="dxa"/>
+              <w:bottom w:w="60" w:type="dxa"/>
+              <w:end w:w="80" w:type="dxa"/>
+            </w:tcMar>
+          </w:tcPr>
+          <w:p>
+            <w:pPr>
+              <w:spacing w:before="0" w:after="0" w:line="240" w:lineRule="auto"/>
+              <w:jc w:val="left"/>
+            </w:pPr>
+            <w:r/>
+            <w:r>
+              <w:rPr>
+                <w:rFonts w:ascii="Calibri" w:hAnsi="Calibri"/>
+                <w:b w:val="0"/>
+                <w:color w:val="111111"/>
+                <w:sz w:val="13"/>
+              </w:rPr>
+              <w:t>n_clips; n_dicoms</w:t>
+            </w:r>
+          </w:p>
+        </w:tc>
+        <w:tc>
+          <w:tcPr>
+            <w:tcW w:type="dxa" w:w="829"/>
+            <w:vAlign w:val="center"/>
+            <w:tcMar>
+              <w:top w:w="60" w:type="dxa"/>
+              <w:start w:w="80" w:type="dxa"/>
+              <w:bottom w:w="60" w:type="dxa"/>
+              <w:end w:w="80" w:type="dxa"/>
+            </w:tcMar>
+          </w:tcPr>
+          <w:p>
+            <w:pPr>
+              <w:spacing w:before="0" w:after="0" w:line="240" w:lineRule="auto"/>
+              <w:jc w:val="center"/>
+            </w:pPr>
+            <w:r/>
+            <w:r>
+              <w:rPr>
+                <w:rFonts w:ascii="Calibri" w:hAnsi="Calibri"/>
+                <w:b w:val="0"/>
+                <w:color w:val="111111"/>
+                <w:sz w:val="13"/>
+              </w:rPr>
+              <w:t>4.54 cm</w:t>
+            </w:r>
+          </w:p>
+        </w:tc>
+        <w:tc>
+          <w:tcPr>
+            <w:tcW w:type="dxa" w:w="935"/>
+            <w:vAlign w:val="center"/>
+            <w:tcMar>
+              <w:top w:w="60" w:type="dxa"/>
+              <w:start w:w="80" w:type="dxa"/>
+              <w:bottom w:w="60" w:type="dxa"/>
+              <w:end w:w="80" w:type="dxa"/>
+            </w:tcMar>
+          </w:tcPr>
+          <w:p>
+            <w:pPr>
+              <w:spacing w:before="0" w:after="0" w:line="240" w:lineRule="auto"/>
+              <w:jc w:val="center"/>
+            </w:pPr>
+            <w:r/>
+            <w:r>
+              <w:rPr>
+                <w:rFonts w:ascii="Calibri" w:hAnsi="Calibri"/>
+                <w:b w:val="0"/>
+                <w:color w:val="111111"/>
+                <w:sz w:val="13"/>
+              </w:rPr>
+              <w:t>4.58 cm</w:t>
+            </w:r>
+          </w:p>
+        </w:tc>
+        <w:tc>
+          <w:tcPr>
+            <w:tcW w:type="dxa" w:w="1237"/>
+            <w:vAlign w:val="center"/>
+            <w:tcMar>
+              <w:top w:w="60" w:type="dxa"/>
+              <w:start w:w="80" w:type="dxa"/>
+              <w:bottom w:w="60" w:type="dxa"/>
+              <w:end w:w="80" w:type="dxa"/>
+            </w:tcMar>
+          </w:tcPr>
+          <w:p>
+            <w:pPr>
+              <w:spacing w:before="0" w:after="0" w:line="240" w:lineRule="auto"/>
+              <w:jc w:val="center"/>
+            </w:pPr>
+            <w:r/>
+            <w:r>
+              <w:rPr>
+                <w:rFonts w:ascii="Calibri" w:hAnsi="Calibri"/>
+                <w:b w:val="0"/>
+                <w:color w:val="111111"/>
+                <w:sz w:val="13"/>
+              </w:rPr>
+              <w:t>4.28 to 4.89 cm</w:t>
+            </w:r>
+          </w:p>
+        </w:tc>
+        <w:tc>
+          <w:tcPr>
+            <w:tcW w:type="dxa" w:w="829"/>
+            <w:vAlign w:val="center"/>
+            <w:tcMar>
+              <w:top w:w="60" w:type="dxa"/>
+              <w:start w:w="80" w:type="dxa"/>
+              <w:bottom w:w="60" w:type="dxa"/>
+              <w:end w:w="80" w:type="dxa"/>
+            </w:tcMar>
+          </w:tcPr>
+          <w:p>
+            <w:pPr>
+              <w:spacing w:before="0" w:after="0" w:line="240" w:lineRule="auto"/>
+              <w:jc w:val="center"/>
+            </w:pPr>
+            <w:r/>
+            <w:r>
+              <w:rPr>
+                <w:rFonts w:ascii="Calibri" w:hAnsi="Calibri"/>
+                <w:b w:val="0"/>
+                <w:color w:val="111111"/>
+                <w:sz w:val="13"/>
+              </w:rPr>
+              <w:t>0.008</w:t>
+            </w:r>
+          </w:p>
+        </w:tc>
+        <w:tc>
+          <w:tcPr>
+            <w:tcW w:type="dxa" w:w="1206"/>
+            <w:vAlign w:val="center"/>
+            <w:tcMar>
+              <w:top w:w="60" w:type="dxa"/>
+              <w:start w:w="80" w:type="dxa"/>
+              <w:bottom w:w="60" w:type="dxa"/>
+              <w:end w:w="80" w:type="dxa"/>
+            </w:tcMar>
+          </w:tcPr>
+          <w:p>
+            <w:pPr>
+              <w:spacing w:before="0" w:after="0" w:line="240" w:lineRule="auto"/>
+              <w:jc w:val="center"/>
+            </w:pPr>
+            <w:r/>
+            <w:r>
+              <w:rPr>
+                <w:rFonts w:ascii="Calibri" w:hAnsi="Calibri"/>
+                <w:b w:val="0"/>
+                <w:color w:val="111111"/>
+                <w:sz w:val="13"/>
+              </w:rPr>
+              <w:t>-0.012 to 0.025</w:t>
+            </w:r>
+          </w:p>
+        </w:tc>
+        <w:tc>
+          <w:tcPr>
+            <w:tcW w:type="dxa" w:w="980"/>
+            <w:vAlign w:val="center"/>
+            <w:tcMar>
+              <w:top w:w="60" w:type="dxa"/>
+              <w:start w:w="80" w:type="dxa"/>
+              <w:bottom w:w="60" w:type="dxa"/>
+              <w:end w:w="80" w:type="dxa"/>
+            </w:tcMar>
+          </w:tcPr>
+          <w:p>
+            <w:pPr>
+              <w:spacing w:before="0" w:after="0" w:line="240" w:lineRule="auto"/>
+              <w:jc w:val="center"/>
+            </w:pPr>
+            <w:r/>
+            <w:r>
+              <w:rPr>
+                <w:rFonts w:ascii="Calibri" w:hAnsi="Calibri"/>
+                <w:b w:val="0"/>
+                <w:color w:val="111111"/>
+                <w:sz w:val="13"/>
+              </w:rPr>
+              <w:t>3.64 cm</w:t>
+            </w:r>
+          </w:p>
+        </w:tc>
+        <w:tc>
+          <w:tcPr>
+            <w:tcW w:type="dxa" w:w="829"/>
+            <w:vAlign w:val="center"/>
+            <w:tcMar>
+              <w:top w:w="60" w:type="dxa"/>
+              <w:start w:w="80" w:type="dxa"/>
+              <w:bottom w:w="60" w:type="dxa"/>
+              <w:end w:w="80" w:type="dxa"/>
+            </w:tcMar>
+          </w:tcPr>
+          <w:p>
+            <w:pPr>
+              <w:spacing w:before="0" w:after="0" w:line="240" w:lineRule="auto"/>
+              <w:jc w:val="center"/>
+            </w:pPr>
+            <w:r/>
+            <w:r>
+              <w:rPr>
+                <w:rFonts w:ascii="Calibri" w:hAnsi="Calibri"/>
+                <w:b w:val="0"/>
+                <w:color w:val="111111"/>
+                <w:sz w:val="13"/>
+              </w:rPr>
+              <w:t>0.372</w:t>
+            </w:r>
+          </w:p>
+        </w:tc>
+        <w:tc>
+          <w:tcPr>
+            <w:tcW w:type="dxa" w:w="829"/>
+            <w:vAlign w:val="center"/>
+            <w:tcMar>
+              <w:top w:w="60" w:type="dxa"/>
+              <w:start w:w="80" w:type="dxa"/>
+              <w:bottom w:w="60" w:type="dxa"/>
+              <w:end w:w="80" w:type="dxa"/>
+            </w:tcMar>
+          </w:tcPr>
+          <w:p>
+            <w:pPr>
+              <w:spacing w:before="0" w:after="0" w:line="240" w:lineRule="auto"/>
+              <w:jc w:val="center"/>
+            </w:pPr>
+            <w:r/>
+            <w:r>
+              <w:rPr>
+                <w:rFonts w:ascii="Calibri" w:hAnsi="Calibri"/>
+                <w:b w:val="0"/>
+                <w:color w:val="111111"/>
+                <w:sz w:val="13"/>
+              </w:rPr>
+              <w:t>0.01</w:t>
+            </w:r>
+          </w:p>
+        </w:tc>
+        <w:tc>
+          <w:tcPr>
+            <w:tcW w:type="dxa" w:w="1735"/>
+            <w:vAlign w:val="center"/>
+            <w:tcMar>
+              <w:top w:w="60" w:type="dxa"/>
+              <w:start w:w="80" w:type="dxa"/>
+              <w:bottom w:w="60" w:type="dxa"/>
+              <w:end w:w="80" w:type="dxa"/>
+            </w:tcMar>
+          </w:tcPr>
+          <w:p>
+            <w:pPr>
+              <w:spacing w:before="0" w:after="0" w:line="240" w:lineRule="auto"/>
+              <w:jc w:val="left"/>
+            </w:pPr>
+            <w:r/>
+            <w:r>
+              <w:rPr>
+                <w:rFonts w:ascii="Calibri" w:hAnsi="Calibri"/>
+                <w:b w:val="0"/>
+                <w:color w:val="111111"/>
+                <w:sz w:val="13"/>
+              </w:rPr>
+              <w:t>Metadata-only baseline performed near null.</w:t>
+            </w:r>
+          </w:p>
+        </w:tc>
+      </w:tr>
+      <w:tr>
+        <w:tc>
+          <w:tcPr>
+            <w:tcW w:type="dxa" w:w="1056"/>
+            <w:vAlign w:val="center"/>
+            <w:tcMar>
+              <w:top w:w="60" w:type="dxa"/>
+              <w:start w:w="80" w:type="dxa"/>
+              <w:bottom w:w="60" w:type="dxa"/>
+              <w:end w:w="80" w:type="dxa"/>
+            </w:tcMar>
+          </w:tcPr>
+          <w:p>
+            <w:pPr>
+              <w:spacing w:before="0" w:after="0" w:line="240" w:lineRule="auto"/>
+              <w:jc w:val="left"/>
+            </w:pPr>
+            <w:r/>
+            <w:r>
+              <w:rPr>
+                <w:rFonts w:ascii="Calibri" w:hAnsi="Calibri"/>
+                <w:b w:val="0"/>
+                <w:color w:val="111111"/>
+                <w:sz w:val="13"/>
+              </w:rPr>
+              <w:t>LVOT VTI</w:t>
+            </w:r>
+          </w:p>
+        </w:tc>
+        <w:tc>
+          <w:tcPr>
+            <w:tcW w:type="dxa" w:w="1659"/>
+            <w:vAlign w:val="center"/>
+            <w:tcMar>
+              <w:top w:w="60" w:type="dxa"/>
+              <w:start w:w="80" w:type="dxa"/>
+              <w:bottom w:w="60" w:type="dxa"/>
+              <w:end w:w="80" w:type="dxa"/>
+            </w:tcMar>
+          </w:tcPr>
+          <w:p>
+            <w:pPr>
+              <w:spacing w:before="0" w:after="0" w:line="240" w:lineRule="auto"/>
+              <w:jc w:val="left"/>
+            </w:pPr>
+            <w:r/>
+            <w:r>
+              <w:rPr>
+                <w:rFonts w:ascii="Calibri" w:hAnsi="Calibri"/>
+                <w:b w:val="0"/>
+                <w:color w:val="111111"/>
+                <w:sz w:val="13"/>
+              </w:rPr>
+              <w:t>Demographics + study/acquisition metadata Ridge</w:t>
+            </w:r>
+          </w:p>
+        </w:tc>
+        <w:tc>
+          <w:tcPr>
+            <w:tcW w:type="dxa" w:w="678"/>
+            <w:vAlign w:val="center"/>
+            <w:tcMar>
+              <w:top w:w="60" w:type="dxa"/>
+              <w:start w:w="80" w:type="dxa"/>
+              <w:bottom w:w="60" w:type="dxa"/>
+              <w:end w:w="80" w:type="dxa"/>
+            </w:tcMar>
+          </w:tcPr>
+          <w:p>
+            <w:pPr>
+              <w:spacing w:before="0" w:after="0" w:line="240" w:lineRule="auto"/>
+              <w:jc w:val="center"/>
+            </w:pPr>
+            <w:r/>
+            <w:r>
+              <w:rPr>
+                <w:rFonts w:ascii="Calibri" w:hAnsi="Calibri"/>
+                <w:b w:val="0"/>
+                <w:color w:val="111111"/>
+                <w:sz w:val="13"/>
+              </w:rPr>
+              <w:t>555</w:t>
+            </w:r>
+          </w:p>
+        </w:tc>
+        <w:tc>
+          <w:tcPr>
+            <w:tcW w:type="dxa" w:w="1735"/>
+            <w:vAlign w:val="center"/>
+            <w:tcMar>
+              <w:top w:w="60" w:type="dxa"/>
+              <w:start w:w="80" w:type="dxa"/>
+              <w:bottom w:w="60" w:type="dxa"/>
+              <w:end w:w="80" w:type="dxa"/>
+            </w:tcMar>
+          </w:tcPr>
+          <w:p>
+            <w:pPr>
+              <w:spacing w:before="0" w:after="0" w:line="240" w:lineRule="auto"/>
+              <w:jc w:val="left"/>
+            </w:pPr>
+            <w:r/>
+            <w:r>
+              <w:rPr>
+                <w:rFonts w:ascii="Calibri" w:hAnsi="Calibri"/>
+                <w:b w:val="0"/>
+                <w:color w:val="111111"/>
+                <w:sz w:val="13"/>
+              </w:rPr>
+              <w:t>age_at_echo_approx; sex; n_clips; n_dicoms</w:t>
+            </w:r>
+          </w:p>
+        </w:tc>
+        <w:tc>
+          <w:tcPr>
+            <w:tcW w:type="dxa" w:w="829"/>
+            <w:vAlign w:val="center"/>
+            <w:tcMar>
+              <w:top w:w="60" w:type="dxa"/>
+              <w:start w:w="80" w:type="dxa"/>
+              <w:bottom w:w="60" w:type="dxa"/>
+              <w:end w:w="80" w:type="dxa"/>
+            </w:tcMar>
+          </w:tcPr>
+          <w:p>
+            <w:pPr>
+              <w:spacing w:before="0" w:after="0" w:line="240" w:lineRule="auto"/>
+              <w:jc w:val="center"/>
+            </w:pPr>
+            <w:r/>
+            <w:r>
+              <w:rPr>
+                <w:rFonts w:ascii="Calibri" w:hAnsi="Calibri"/>
+                <w:b w:val="0"/>
+                <w:color w:val="111111"/>
+                <w:sz w:val="13"/>
+              </w:rPr>
+              <w:t>4.54 cm</w:t>
+            </w:r>
+          </w:p>
+        </w:tc>
+        <w:tc>
+          <w:tcPr>
+            <w:tcW w:type="dxa" w:w="935"/>
+            <w:vAlign w:val="center"/>
+            <w:tcMar>
+              <w:top w:w="60" w:type="dxa"/>
+              <w:start w:w="80" w:type="dxa"/>
+              <w:bottom w:w="60" w:type="dxa"/>
+              <w:end w:w="80" w:type="dxa"/>
+            </w:tcMar>
+          </w:tcPr>
+          <w:p>
+            <w:pPr>
+              <w:spacing w:before="0" w:after="0" w:line="240" w:lineRule="auto"/>
+              <w:jc w:val="center"/>
+            </w:pPr>
+            <w:r/>
+            <w:r>
+              <w:rPr>
+                <w:rFonts w:ascii="Calibri" w:hAnsi="Calibri"/>
+                <w:b w:val="0"/>
+                <w:color w:val="111111"/>
+                <w:sz w:val="13"/>
+              </w:rPr>
+              <w:t>4.48 cm</w:t>
+            </w:r>
+          </w:p>
+        </w:tc>
+        <w:tc>
+          <w:tcPr>
+            <w:tcW w:type="dxa" w:w="1237"/>
+            <w:vAlign w:val="center"/>
+            <w:tcMar>
+              <w:top w:w="60" w:type="dxa"/>
+              <w:start w:w="80" w:type="dxa"/>
+              <w:bottom w:w="60" w:type="dxa"/>
+              <w:end w:w="80" w:type="dxa"/>
+            </w:tcMar>
+          </w:tcPr>
+          <w:p>
+            <w:pPr>
+              <w:spacing w:before="0" w:after="0" w:line="240" w:lineRule="auto"/>
+              <w:jc w:val="center"/>
+            </w:pPr>
+            <w:r/>
+            <w:r>
+              <w:rPr>
+                <w:rFonts w:ascii="Calibri" w:hAnsi="Calibri"/>
+                <w:b w:val="0"/>
+                <w:color w:val="111111"/>
+                <w:sz w:val="13"/>
+              </w:rPr>
+              <w:t>4.19 to 4.80 cm</w:t>
+            </w:r>
+          </w:p>
+        </w:tc>
+        <w:tc>
+          <w:tcPr>
+            <w:tcW w:type="dxa" w:w="829"/>
+            <w:vAlign w:val="center"/>
+            <w:tcMar>
+              <w:top w:w="60" w:type="dxa"/>
+              <w:start w:w="80" w:type="dxa"/>
+              <w:bottom w:w="60" w:type="dxa"/>
+              <w:end w:w="80" w:type="dxa"/>
+            </w:tcMar>
+          </w:tcPr>
+          <w:p>
+            <w:pPr>
+              <w:spacing w:before="0" w:after="0" w:line="240" w:lineRule="auto"/>
+              <w:jc w:val="center"/>
+            </w:pPr>
+            <w:r/>
+            <w:r>
+              <w:rPr>
+                <w:rFonts w:ascii="Calibri" w:hAnsi="Calibri"/>
+                <w:b w:val="0"/>
+                <w:color w:val="111111"/>
+                <w:sz w:val="13"/>
+              </w:rPr>
+              <w:t>0.048</w:t>
+            </w:r>
+          </w:p>
+        </w:tc>
+        <w:tc>
+          <w:tcPr>
+            <w:tcW w:type="dxa" w:w="1206"/>
+            <w:vAlign w:val="center"/>
+            <w:tcMar>
+              <w:top w:w="60" w:type="dxa"/>
+              <w:start w:w="80" w:type="dxa"/>
+              <w:bottom w:w="60" w:type="dxa"/>
+              <w:end w:w="80" w:type="dxa"/>
+            </w:tcMar>
+          </w:tcPr>
+          <w:p>
+            <w:pPr>
+              <w:spacing w:before="0" w:after="0" w:line="240" w:lineRule="auto"/>
+              <w:jc w:val="center"/>
+            </w:pPr>
+            <w:r/>
+            <w:r>
+              <w:rPr>
+                <w:rFonts w:ascii="Calibri" w:hAnsi="Calibri"/>
+                <w:b w:val="0"/>
+                <w:color w:val="111111"/>
+                <w:sz w:val="13"/>
+              </w:rPr>
+              <w:t>0.021 to 0.070</w:t>
+            </w:r>
+          </w:p>
+        </w:tc>
+        <w:tc>
+          <w:tcPr>
+            <w:tcW w:type="dxa" w:w="980"/>
+            <w:vAlign w:val="center"/>
+            <w:tcMar>
+              <w:top w:w="60" w:type="dxa"/>
+              <w:start w:w="80" w:type="dxa"/>
+              <w:bottom w:w="60" w:type="dxa"/>
+              <w:end w:w="80" w:type="dxa"/>
+            </w:tcMar>
+          </w:tcPr>
+          <w:p>
+            <w:pPr>
+              <w:spacing w:before="0" w:after="0" w:line="240" w:lineRule="auto"/>
+              <w:jc w:val="center"/>
+            </w:pPr>
+            <w:r/>
+            <w:r>
+              <w:rPr>
+                <w:rFonts w:ascii="Calibri" w:hAnsi="Calibri"/>
+                <w:b w:val="0"/>
+                <w:color w:val="111111"/>
+                <w:sz w:val="13"/>
+              </w:rPr>
+              <w:t>3.64 cm</w:t>
+            </w:r>
+          </w:p>
+        </w:tc>
+        <w:tc>
+          <w:tcPr>
+            <w:tcW w:type="dxa" w:w="829"/>
+            <w:vAlign w:val="center"/>
+            <w:tcMar>
+              <w:top w:w="60" w:type="dxa"/>
+              <w:start w:w="80" w:type="dxa"/>
+              <w:bottom w:w="60" w:type="dxa"/>
+              <w:end w:w="80" w:type="dxa"/>
+            </w:tcMar>
+          </w:tcPr>
+          <w:p>
+            <w:pPr>
+              <w:spacing w:before="0" w:after="0" w:line="240" w:lineRule="auto"/>
+              <w:jc w:val="center"/>
+            </w:pPr>
+            <w:r/>
+            <w:r>
+              <w:rPr>
+                <w:rFonts w:ascii="Calibri" w:hAnsi="Calibri"/>
+                <w:b w:val="0"/>
+                <w:color w:val="111111"/>
+                <w:sz w:val="13"/>
+              </w:rPr>
+              <w:t>0.372</w:t>
+            </w:r>
+          </w:p>
+        </w:tc>
+        <w:tc>
+          <w:tcPr>
+            <w:tcW w:type="dxa" w:w="829"/>
+            <w:vAlign w:val="center"/>
+            <w:tcMar>
+              <w:top w:w="60" w:type="dxa"/>
+              <w:start w:w="80" w:type="dxa"/>
+              <w:bottom w:w="60" w:type="dxa"/>
+              <w:end w:w="80" w:type="dxa"/>
+            </w:tcMar>
+          </w:tcPr>
+          <w:p>
+            <w:pPr>
+              <w:spacing w:before="0" w:after="0" w:line="240" w:lineRule="auto"/>
+              <w:jc w:val="center"/>
+            </w:pPr>
+            <w:r/>
+            <w:r>
+              <w:rPr>
+                <w:rFonts w:ascii="Calibri" w:hAnsi="Calibri"/>
+                <w:b w:val="0"/>
+                <w:color w:val="111111"/>
+                <w:sz w:val="13"/>
+              </w:rPr>
+              <w:t>0.01</w:t>
+            </w:r>
+          </w:p>
+        </w:tc>
+        <w:tc>
+          <w:tcPr>
+            <w:tcW w:type="dxa" w:w="1735"/>
+            <w:vAlign w:val="center"/>
+            <w:tcMar>
+              <w:top w:w="60" w:type="dxa"/>
+              <w:start w:w="80" w:type="dxa"/>
+              <w:bottom w:w="60" w:type="dxa"/>
+              <w:end w:w="80" w:type="dxa"/>
+            </w:tcMar>
+          </w:tcPr>
+          <w:p>
+            <w:pPr>
+              <w:spacing w:before="0" w:after="0" w:line="240" w:lineRule="auto"/>
+              <w:jc w:val="left"/>
+            </w:pPr>
+            <w:r/>
+            <w:r>
+              <w:rPr>
+                <w:rFonts w:ascii="Calibri" w:hAnsi="Calibri"/>
+                <w:b w:val="0"/>
+                <w:color w:val="111111"/>
+                <w:sz w:val="13"/>
+              </w:rPr>
+              <w:t>Similar to demographics-only; below imaging-only Ridge.</w:t>
+            </w:r>
+          </w:p>
+        </w:tc>
+      </w:tr>
+      <w:tr>
+        <w:tc>
+          <w:tcPr>
+            <w:tcW w:type="dxa" w:w="1056"/>
+            <w:vAlign w:val="center"/>
+            <w:tcMar>
+              <w:top w:w="60" w:type="dxa"/>
+              <w:start w:w="80" w:type="dxa"/>
+              <w:bottom w:w="60" w:type="dxa"/>
+              <w:end w:w="80" w:type="dxa"/>
+            </w:tcMar>
+          </w:tcPr>
+          <w:p>
+            <w:pPr>
+              <w:spacing w:before="0" w:after="0" w:line="240" w:lineRule="auto"/>
+              <w:jc w:val="left"/>
+            </w:pPr>
+            <w:r/>
+            <w:r>
+              <w:rPr>
+                <w:rFonts w:ascii="Calibri" w:hAnsi="Calibri"/>
+                <w:b w:val="0"/>
+                <w:color w:val="111111"/>
+                <w:sz w:val="13"/>
+              </w:rPr>
+              <w:t>TAPSE</w:t>
+            </w:r>
+          </w:p>
+        </w:tc>
+        <w:tc>
+          <w:tcPr>
+            <w:tcW w:type="dxa" w:w="1659"/>
+            <w:vAlign w:val="center"/>
+            <w:tcMar>
+              <w:top w:w="60" w:type="dxa"/>
+              <w:start w:w="80" w:type="dxa"/>
+              <w:bottom w:w="60" w:type="dxa"/>
+              <w:end w:w="80" w:type="dxa"/>
+            </w:tcMar>
+          </w:tcPr>
+          <w:p>
+            <w:pPr>
+              <w:spacing w:before="0" w:after="0" w:line="240" w:lineRule="auto"/>
+              <w:jc w:val="left"/>
+            </w:pPr>
+            <w:r/>
+            <w:r>
+              <w:rPr>
+                <w:rFonts w:ascii="Calibri" w:hAnsi="Calibri"/>
+                <w:b w:val="0"/>
+                <w:color w:val="111111"/>
+                <w:sz w:val="13"/>
+              </w:rPr>
+              <w:t>Demographics-only Ridge</w:t>
+            </w:r>
+          </w:p>
+        </w:tc>
+        <w:tc>
+          <w:tcPr>
+            <w:tcW w:type="dxa" w:w="678"/>
+            <w:vAlign w:val="center"/>
+            <w:tcMar>
+              <w:top w:w="60" w:type="dxa"/>
+              <w:start w:w="80" w:type="dxa"/>
+              <w:bottom w:w="60" w:type="dxa"/>
+              <w:end w:w="80" w:type="dxa"/>
+            </w:tcMar>
+          </w:tcPr>
+          <w:p>
+            <w:pPr>
+              <w:spacing w:before="0" w:after="0" w:line="240" w:lineRule="auto"/>
+              <w:jc w:val="center"/>
+            </w:pPr>
+            <w:r/>
+            <w:r>
+              <w:rPr>
+                <w:rFonts w:ascii="Calibri" w:hAnsi="Calibri"/>
+                <w:b w:val="0"/>
+                <w:color w:val="111111"/>
+                <w:sz w:val="13"/>
+              </w:rPr>
+              <w:t>160</w:t>
+            </w:r>
+          </w:p>
+        </w:tc>
+        <w:tc>
+          <w:tcPr>
+            <w:tcW w:type="dxa" w:w="1735"/>
+            <w:vAlign w:val="center"/>
+            <w:tcMar>
+              <w:top w:w="60" w:type="dxa"/>
+              <w:start w:w="80" w:type="dxa"/>
+              <w:bottom w:w="60" w:type="dxa"/>
+              <w:end w:w="80" w:type="dxa"/>
+            </w:tcMar>
+          </w:tcPr>
+          <w:p>
+            <w:pPr>
+              <w:spacing w:before="0" w:after="0" w:line="240" w:lineRule="auto"/>
+              <w:jc w:val="left"/>
+            </w:pPr>
+            <w:r/>
+            <w:r>
+              <w:rPr>
+                <w:rFonts w:ascii="Calibri" w:hAnsi="Calibri"/>
+                <w:b w:val="0"/>
+                <w:color w:val="111111"/>
+                <w:sz w:val="13"/>
+              </w:rPr>
+              <w:t>age_at_echo_approx; sex</w:t>
+            </w:r>
+          </w:p>
+        </w:tc>
+        <w:tc>
+          <w:tcPr>
+            <w:tcW w:type="dxa" w:w="829"/>
+            <w:vAlign w:val="center"/>
+            <w:tcMar>
+              <w:top w:w="60" w:type="dxa"/>
+              <w:start w:w="80" w:type="dxa"/>
+              <w:bottom w:w="60" w:type="dxa"/>
+              <w:end w:w="80" w:type="dxa"/>
+            </w:tcMar>
+          </w:tcPr>
+          <w:p>
+            <w:pPr>
+              <w:spacing w:before="0" w:after="0" w:line="240" w:lineRule="auto"/>
+              <w:jc w:val="center"/>
+            </w:pPr>
+            <w:r/>
+            <w:r>
+              <w:rPr>
+                <w:rFonts w:ascii="Calibri" w:hAnsi="Calibri"/>
+                <w:b w:val="0"/>
+                <w:color w:val="111111"/>
+                <w:sz w:val="13"/>
+              </w:rPr>
+              <w:t>3.79 mm</w:t>
+            </w:r>
+          </w:p>
+        </w:tc>
+        <w:tc>
+          <w:tcPr>
+            <w:tcW w:type="dxa" w:w="935"/>
+            <w:vAlign w:val="center"/>
+            <w:tcMar>
+              <w:top w:w="60" w:type="dxa"/>
+              <w:start w:w="80" w:type="dxa"/>
+              <w:bottom w:w="60" w:type="dxa"/>
+              <w:end w:w="80" w:type="dxa"/>
+            </w:tcMar>
+          </w:tcPr>
+          <w:p>
+            <w:pPr>
+              <w:spacing w:before="0" w:after="0" w:line="240" w:lineRule="auto"/>
+              <w:jc w:val="center"/>
+            </w:pPr>
+            <w:r/>
+            <w:r>
+              <w:rPr>
+                <w:rFonts w:ascii="Calibri" w:hAnsi="Calibri"/>
+                <w:b w:val="0"/>
+                <w:color w:val="111111"/>
+                <w:sz w:val="13"/>
+              </w:rPr>
+              <w:t>3.80 mm</w:t>
+            </w:r>
+          </w:p>
+        </w:tc>
+        <w:tc>
+          <w:tcPr>
+            <w:tcW w:type="dxa" w:w="1237"/>
+            <w:vAlign w:val="center"/>
+            <w:tcMar>
+              <w:top w:w="60" w:type="dxa"/>
+              <w:start w:w="80" w:type="dxa"/>
+              <w:bottom w:w="60" w:type="dxa"/>
+              <w:end w:w="80" w:type="dxa"/>
+            </w:tcMar>
+          </w:tcPr>
+          <w:p>
+            <w:pPr>
+              <w:spacing w:before="0" w:after="0" w:line="240" w:lineRule="auto"/>
+              <w:jc w:val="center"/>
+            </w:pPr>
+            <w:r/>
+            <w:r>
+              <w:rPr>
+                <w:rFonts w:ascii="Calibri" w:hAnsi="Calibri"/>
+                <w:b w:val="0"/>
+                <w:color w:val="111111"/>
+                <w:sz w:val="13"/>
+              </w:rPr>
+              <w:t>3.36 to 4.24 mm</w:t>
+            </w:r>
+          </w:p>
+        </w:tc>
+        <w:tc>
+          <w:tcPr>
+            <w:tcW w:type="dxa" w:w="829"/>
+            <w:vAlign w:val="center"/>
+            <w:tcMar>
+              <w:top w:w="60" w:type="dxa"/>
+              <w:start w:w="80" w:type="dxa"/>
+              <w:bottom w:w="60" w:type="dxa"/>
+              <w:end w:w="80" w:type="dxa"/>
+            </w:tcMar>
+          </w:tcPr>
+          <w:p>
+            <w:pPr>
+              <w:spacing w:before="0" w:after="0" w:line="240" w:lineRule="auto"/>
+              <w:jc w:val="center"/>
+            </w:pPr>
+            <w:r/>
+            <w:r>
+              <w:rPr>
+                <w:rFonts w:ascii="Calibri" w:hAnsi="Calibri"/>
+                <w:b w:val="0"/>
+                <w:color w:val="111111"/>
+                <w:sz w:val="13"/>
+              </w:rPr>
+              <w:t>-0.024</w:t>
+            </w:r>
+          </w:p>
+        </w:tc>
+        <w:tc>
+          <w:tcPr>
+            <w:tcW w:type="dxa" w:w="1206"/>
+            <w:vAlign w:val="center"/>
+            <w:tcMar>
+              <w:top w:w="60" w:type="dxa"/>
+              <w:start w:w="80" w:type="dxa"/>
+              <w:bottom w:w="60" w:type="dxa"/>
+              <w:end w:w="80" w:type="dxa"/>
+            </w:tcMar>
+          </w:tcPr>
+          <w:p>
+            <w:pPr>
+              <w:spacing w:before="0" w:after="0" w:line="240" w:lineRule="auto"/>
+              <w:jc w:val="center"/>
+            </w:pPr>
+            <w:r/>
+            <w:r>
+              <w:rPr>
+                <w:rFonts w:ascii="Calibri" w:hAnsi="Calibri"/>
+                <w:b w:val="0"/>
+                <w:color w:val="111111"/>
+                <w:sz w:val="13"/>
+              </w:rPr>
+              <w:t>-0.095 to 0.020</w:t>
+            </w:r>
+          </w:p>
+        </w:tc>
+        <w:tc>
+          <w:tcPr>
+            <w:tcW w:type="dxa" w:w="980"/>
+            <w:vAlign w:val="center"/>
+            <w:tcMar>
+              <w:top w:w="60" w:type="dxa"/>
+              <w:start w:w="80" w:type="dxa"/>
+              <w:bottom w:w="60" w:type="dxa"/>
+              <w:end w:w="80" w:type="dxa"/>
+            </w:tcMar>
+          </w:tcPr>
+          <w:p>
+            <w:pPr>
+              <w:spacing w:before="0" w:after="0" w:line="240" w:lineRule="auto"/>
+              <w:jc w:val="center"/>
+            </w:pPr>
+            <w:r/>
+            <w:r>
+              <w:rPr>
+                <w:rFonts w:ascii="Calibri" w:hAnsi="Calibri"/>
+                <w:b w:val="0"/>
+                <w:color w:val="111111"/>
+                <w:sz w:val="13"/>
+              </w:rPr>
+              <w:t>3.17 mm</w:t>
+            </w:r>
+          </w:p>
+        </w:tc>
+        <w:tc>
+          <w:tcPr>
+            <w:tcW w:type="dxa" w:w="829"/>
+            <w:vAlign w:val="center"/>
+            <w:tcMar>
+              <w:top w:w="60" w:type="dxa"/>
+              <w:start w:w="80" w:type="dxa"/>
+              <w:bottom w:w="60" w:type="dxa"/>
+              <w:end w:w="80" w:type="dxa"/>
+            </w:tcMar>
+          </w:tcPr>
+          <w:p>
+            <w:pPr>
+              <w:spacing w:before="0" w:after="0" w:line="240" w:lineRule="auto"/>
+              <w:jc w:val="center"/>
+            </w:pPr>
+            <w:r/>
+            <w:r>
+              <w:rPr>
+                <w:rFonts w:ascii="Calibri" w:hAnsi="Calibri"/>
+                <w:b w:val="0"/>
+                <w:color w:val="111111"/>
+                <w:sz w:val="13"/>
+              </w:rPr>
+              <w:t>0.284</w:t>
+            </w:r>
+          </w:p>
+        </w:tc>
+        <w:tc>
+          <w:tcPr>
+            <w:tcW w:type="dxa" w:w="829"/>
+            <w:vAlign w:val="center"/>
+            <w:tcMar>
+              <w:top w:w="60" w:type="dxa"/>
+              <w:start w:w="80" w:type="dxa"/>
+              <w:bottom w:w="60" w:type="dxa"/>
+              <w:end w:w="80" w:type="dxa"/>
+            </w:tcMar>
+          </w:tcPr>
+          <w:p>
+            <w:pPr>
+              <w:spacing w:before="0" w:after="0" w:line="240" w:lineRule="auto"/>
+              <w:jc w:val="center"/>
+            </w:pPr>
+            <w:r/>
+            <w:r>
+              <w:rPr>
+                <w:rFonts w:ascii="Calibri" w:hAnsi="Calibri"/>
+                <w:b w:val="0"/>
+                <w:color w:val="111111"/>
+                <w:sz w:val="13"/>
+              </w:rPr>
+              <w:t>0.01</w:t>
+            </w:r>
+          </w:p>
+        </w:tc>
+        <w:tc>
+          <w:tcPr>
+            <w:tcW w:type="dxa" w:w="1735"/>
+            <w:vAlign w:val="center"/>
+            <w:tcMar>
+              <w:top w:w="60" w:type="dxa"/>
+              <w:start w:w="80" w:type="dxa"/>
+              <w:bottom w:w="60" w:type="dxa"/>
+              <w:end w:w="80" w:type="dxa"/>
+            </w:tcMar>
+          </w:tcPr>
+          <w:p>
+            <w:pPr>
+              <w:spacing w:before="0" w:after="0" w:line="240" w:lineRule="auto"/>
+              <w:jc w:val="left"/>
+            </w:pPr>
+            <w:r/>
+            <w:r>
+              <w:rPr>
+                <w:rFonts w:ascii="Calibri" w:hAnsi="Calibri"/>
+                <w:b w:val="0"/>
+                <w:color w:val="111111"/>
+                <w:sz w:val="13"/>
+              </w:rPr>
+              <w:t>Performed near null; below imaging-only Ridge.</w:t>
+            </w:r>
+          </w:p>
+        </w:tc>
+      </w:tr>
+      <w:tr>
+        <w:tc>
+          <w:tcPr>
+            <w:tcW w:type="dxa" w:w="1056"/>
+            <w:vAlign w:val="center"/>
+            <w:tcMar>
+              <w:top w:w="60" w:type="dxa"/>
+              <w:start w:w="80" w:type="dxa"/>
+              <w:bottom w:w="60" w:type="dxa"/>
+              <w:end w:w="80" w:type="dxa"/>
+            </w:tcMar>
+          </w:tcPr>
+          <w:p>
+            <w:pPr>
+              <w:spacing w:before="0" w:after="0" w:line="240" w:lineRule="auto"/>
+              <w:jc w:val="left"/>
+            </w:pPr>
+            <w:r/>
+            <w:r>
+              <w:rPr>
+                <w:rFonts w:ascii="Calibri" w:hAnsi="Calibri"/>
+                <w:b w:val="0"/>
+                <w:color w:val="111111"/>
+                <w:sz w:val="13"/>
+              </w:rPr>
+              <w:t>TAPSE</w:t>
+            </w:r>
+          </w:p>
+        </w:tc>
+        <w:tc>
+          <w:tcPr>
+            <w:tcW w:type="dxa" w:w="1659"/>
+            <w:vAlign w:val="center"/>
+            <w:tcMar>
+              <w:top w:w="60" w:type="dxa"/>
+              <w:start w:w="80" w:type="dxa"/>
+              <w:bottom w:w="60" w:type="dxa"/>
+              <w:end w:w="80" w:type="dxa"/>
+            </w:tcMar>
+          </w:tcPr>
+          <w:p>
+            <w:pPr>
+              <w:spacing w:before="0" w:after="0" w:line="240" w:lineRule="auto"/>
+              <w:jc w:val="left"/>
+            </w:pPr>
+            <w:r/>
+            <w:r>
+              <w:rPr>
+                <w:rFonts w:ascii="Calibri" w:hAnsi="Calibri"/>
+                <w:b w:val="0"/>
+                <w:color w:val="111111"/>
+                <w:sz w:val="13"/>
+              </w:rPr>
+              <w:t>Study/acquisition metadata Ridge</w:t>
+            </w:r>
+          </w:p>
+        </w:tc>
+        <w:tc>
+          <w:tcPr>
+            <w:tcW w:type="dxa" w:w="678"/>
+            <w:vAlign w:val="center"/>
+            <w:tcMar>
+              <w:top w:w="60" w:type="dxa"/>
+              <w:start w:w="80" w:type="dxa"/>
+              <w:bottom w:w="60" w:type="dxa"/>
+              <w:end w:w="80" w:type="dxa"/>
+            </w:tcMar>
+          </w:tcPr>
+          <w:p>
+            <w:pPr>
+              <w:spacing w:before="0" w:after="0" w:line="240" w:lineRule="auto"/>
+              <w:jc w:val="center"/>
+            </w:pPr>
+            <w:r/>
+            <w:r>
+              <w:rPr>
+                <w:rFonts w:ascii="Calibri" w:hAnsi="Calibri"/>
+                <w:b w:val="0"/>
+                <w:color w:val="111111"/>
+                <w:sz w:val="13"/>
+              </w:rPr>
+              <w:t>160</w:t>
+            </w:r>
+          </w:p>
+        </w:tc>
+        <w:tc>
+          <w:tcPr>
+            <w:tcW w:type="dxa" w:w="1735"/>
+            <w:vAlign w:val="center"/>
+            <w:tcMar>
+              <w:top w:w="60" w:type="dxa"/>
+              <w:start w:w="80" w:type="dxa"/>
+              <w:bottom w:w="60" w:type="dxa"/>
+              <w:end w:w="80" w:type="dxa"/>
+            </w:tcMar>
+          </w:tcPr>
+          <w:p>
+            <w:pPr>
+              <w:spacing w:before="0" w:after="0" w:line="240" w:lineRule="auto"/>
+              <w:jc w:val="left"/>
+            </w:pPr>
+            <w:r/>
+            <w:r>
+              <w:rPr>
+                <w:rFonts w:ascii="Calibri" w:hAnsi="Calibri"/>
+                <w:b w:val="0"/>
+                <w:color w:val="111111"/>
+                <w:sz w:val="13"/>
+              </w:rPr>
+              <w:t>n_clips; n_dicoms</w:t>
+            </w:r>
+          </w:p>
+        </w:tc>
+        <w:tc>
+          <w:tcPr>
+            <w:tcW w:type="dxa" w:w="829"/>
+            <w:vAlign w:val="center"/>
+            <w:tcMar>
+              <w:top w:w="60" w:type="dxa"/>
+              <w:start w:w="80" w:type="dxa"/>
+              <w:bottom w:w="60" w:type="dxa"/>
+              <w:end w:w="80" w:type="dxa"/>
+            </w:tcMar>
+          </w:tcPr>
+          <w:p>
+            <w:pPr>
+              <w:spacing w:before="0" w:after="0" w:line="240" w:lineRule="auto"/>
+              <w:jc w:val="center"/>
+            </w:pPr>
+            <w:r/>
+            <w:r>
+              <w:rPr>
+                <w:rFonts w:ascii="Calibri" w:hAnsi="Calibri"/>
+                <w:b w:val="0"/>
+                <w:color w:val="111111"/>
+                <w:sz w:val="13"/>
+              </w:rPr>
+              <w:t>3.79 mm</w:t>
+            </w:r>
+          </w:p>
+        </w:tc>
+        <w:tc>
+          <w:tcPr>
+            <w:tcW w:type="dxa" w:w="935"/>
+            <w:vAlign w:val="center"/>
+            <w:tcMar>
+              <w:top w:w="60" w:type="dxa"/>
+              <w:start w:w="80" w:type="dxa"/>
+              <w:bottom w:w="60" w:type="dxa"/>
+              <w:end w:w="80" w:type="dxa"/>
+            </w:tcMar>
+          </w:tcPr>
+          <w:p>
+            <w:pPr>
+              <w:spacing w:before="0" w:after="0" w:line="240" w:lineRule="auto"/>
+              <w:jc w:val="center"/>
+            </w:pPr>
+            <w:r/>
+            <w:r>
+              <w:rPr>
+                <w:rFonts w:ascii="Calibri" w:hAnsi="Calibri"/>
+                <w:b w:val="0"/>
+                <w:color w:val="111111"/>
+                <w:sz w:val="13"/>
+              </w:rPr>
+              <w:t>3.77 mm</w:t>
+            </w:r>
+          </w:p>
+        </w:tc>
+        <w:tc>
+          <w:tcPr>
+            <w:tcW w:type="dxa" w:w="1237"/>
+            <w:vAlign w:val="center"/>
+            <w:tcMar>
+              <w:top w:w="60" w:type="dxa"/>
+              <w:start w:w="80" w:type="dxa"/>
+              <w:bottom w:w="60" w:type="dxa"/>
+              <w:end w:w="80" w:type="dxa"/>
+            </w:tcMar>
+          </w:tcPr>
+          <w:p>
+            <w:pPr>
+              <w:spacing w:before="0" w:after="0" w:line="240" w:lineRule="auto"/>
+              <w:jc w:val="center"/>
+            </w:pPr>
+            <w:r/>
+            <w:r>
+              <w:rPr>
+                <w:rFonts w:ascii="Calibri" w:hAnsi="Calibri"/>
+                <w:b w:val="0"/>
+                <w:color w:val="111111"/>
+                <w:sz w:val="13"/>
+              </w:rPr>
+              <w:t>3.35 to 4.19 mm</w:t>
+            </w:r>
+          </w:p>
+        </w:tc>
+        <w:tc>
+          <w:tcPr>
+            <w:tcW w:type="dxa" w:w="829"/>
+            <w:vAlign w:val="center"/>
+            <w:tcMar>
+              <w:top w:w="60" w:type="dxa"/>
+              <w:start w:w="80" w:type="dxa"/>
+              <w:bottom w:w="60" w:type="dxa"/>
+              <w:end w:w="80" w:type="dxa"/>
+            </w:tcMar>
+          </w:tcPr>
+          <w:p>
+            <w:pPr>
+              <w:spacing w:before="0" w:after="0" w:line="240" w:lineRule="auto"/>
+              <w:jc w:val="center"/>
+            </w:pPr>
+            <w:r/>
+            <w:r>
+              <w:rPr>
+                <w:rFonts w:ascii="Calibri" w:hAnsi="Calibri"/>
+                <w:b w:val="0"/>
+                <w:color w:val="111111"/>
+                <w:sz w:val="13"/>
+              </w:rPr>
+              <w:t>0.0004</w:t>
+            </w:r>
+          </w:p>
+        </w:tc>
+        <w:tc>
+          <w:tcPr>
+            <w:tcW w:type="dxa" w:w="1206"/>
+            <w:vAlign w:val="center"/>
+            <w:tcMar>
+              <w:top w:w="60" w:type="dxa"/>
+              <w:start w:w="80" w:type="dxa"/>
+              <w:bottom w:w="60" w:type="dxa"/>
+              <w:end w:w="80" w:type="dxa"/>
+            </w:tcMar>
+          </w:tcPr>
+          <w:p>
+            <w:pPr>
+              <w:spacing w:before="0" w:after="0" w:line="240" w:lineRule="auto"/>
+              <w:jc w:val="center"/>
+            </w:pPr>
+            <w:r/>
+            <w:r>
+              <w:rPr>
+                <w:rFonts w:ascii="Calibri" w:hAnsi="Calibri"/>
+                <w:b w:val="0"/>
+                <w:color w:val="111111"/>
+                <w:sz w:val="13"/>
+              </w:rPr>
+              <w:t>-0.046 to 0.012</w:t>
+            </w:r>
+          </w:p>
+        </w:tc>
+        <w:tc>
+          <w:tcPr>
+            <w:tcW w:type="dxa" w:w="980"/>
+            <w:vAlign w:val="center"/>
+            <w:tcMar>
+              <w:top w:w="60" w:type="dxa"/>
+              <w:start w:w="80" w:type="dxa"/>
+              <w:bottom w:w="60" w:type="dxa"/>
+              <w:end w:w="80" w:type="dxa"/>
+            </w:tcMar>
+          </w:tcPr>
+          <w:p>
+            <w:pPr>
+              <w:spacing w:before="0" w:after="0" w:line="240" w:lineRule="auto"/>
+              <w:jc w:val="center"/>
+            </w:pPr>
+            <w:r/>
+            <w:r>
+              <w:rPr>
+                <w:rFonts w:ascii="Calibri" w:hAnsi="Calibri"/>
+                <w:b w:val="0"/>
+                <w:color w:val="111111"/>
+                <w:sz w:val="13"/>
+              </w:rPr>
+              <w:t>3.17 mm</w:t>
+            </w:r>
+          </w:p>
+        </w:tc>
+        <w:tc>
+          <w:tcPr>
+            <w:tcW w:type="dxa" w:w="829"/>
+            <w:vAlign w:val="center"/>
+            <w:tcMar>
+              <w:top w:w="60" w:type="dxa"/>
+              <w:start w:w="80" w:type="dxa"/>
+              <w:bottom w:w="60" w:type="dxa"/>
+              <w:end w:w="80" w:type="dxa"/>
+            </w:tcMar>
+          </w:tcPr>
+          <w:p>
+            <w:pPr>
+              <w:spacing w:before="0" w:after="0" w:line="240" w:lineRule="auto"/>
+              <w:jc w:val="center"/>
+            </w:pPr>
+            <w:r/>
+            <w:r>
+              <w:rPr>
+                <w:rFonts w:ascii="Calibri" w:hAnsi="Calibri"/>
+                <w:b w:val="0"/>
+                <w:color w:val="111111"/>
+                <w:sz w:val="13"/>
+              </w:rPr>
+              <w:t>0.284</w:t>
+            </w:r>
+          </w:p>
+        </w:tc>
+        <w:tc>
+          <w:tcPr>
+            <w:tcW w:type="dxa" w:w="829"/>
+            <w:vAlign w:val="center"/>
+            <w:tcMar>
+              <w:top w:w="60" w:type="dxa"/>
+              <w:start w:w="80" w:type="dxa"/>
+              <w:bottom w:w="60" w:type="dxa"/>
+              <w:end w:w="80" w:type="dxa"/>
+            </w:tcMar>
+          </w:tcPr>
+          <w:p>
+            <w:pPr>
+              <w:spacing w:before="0" w:after="0" w:line="240" w:lineRule="auto"/>
+              <w:jc w:val="center"/>
+            </w:pPr>
+            <w:r/>
+            <w:r>
+              <w:rPr>
+                <w:rFonts w:ascii="Calibri" w:hAnsi="Calibri"/>
+                <w:b w:val="0"/>
+                <w:color w:val="111111"/>
+                <w:sz w:val="13"/>
+              </w:rPr>
+              <w:t>100</w:t>
+            </w:r>
+          </w:p>
+        </w:tc>
+        <w:tc>
+          <w:tcPr>
+            <w:tcW w:type="dxa" w:w="1735"/>
+            <w:vAlign w:val="center"/>
+            <w:tcMar>
+              <w:top w:w="60" w:type="dxa"/>
+              <w:start w:w="80" w:type="dxa"/>
+              <w:bottom w:w="60" w:type="dxa"/>
+              <w:end w:w="80" w:type="dxa"/>
+            </w:tcMar>
+          </w:tcPr>
+          <w:p>
+            <w:pPr>
+              <w:spacing w:before="0" w:after="0" w:line="240" w:lineRule="auto"/>
+              <w:jc w:val="left"/>
+            </w:pPr>
+            <w:r/>
+            <w:r>
+              <w:rPr>
+                <w:rFonts w:ascii="Calibri" w:hAnsi="Calibri"/>
+                <w:b w:val="0"/>
+                <w:color w:val="111111"/>
+                <w:sz w:val="13"/>
+              </w:rPr>
+              <w:t>Metadata-only baseline performed near null.</w:t>
+            </w:r>
+          </w:p>
+        </w:tc>
+      </w:tr>
+      <w:tr>
+        <w:tc>
+          <w:tcPr>
+            <w:tcW w:type="dxa" w:w="1056"/>
+            <w:vAlign w:val="center"/>
+            <w:tcMar>
+              <w:top w:w="60" w:type="dxa"/>
+              <w:start w:w="80" w:type="dxa"/>
+              <w:bottom w:w="60" w:type="dxa"/>
+              <w:end w:w="80" w:type="dxa"/>
+            </w:tcMar>
+          </w:tcPr>
+          <w:p>
+            <w:pPr>
+              <w:spacing w:before="0" w:after="0" w:line="240" w:lineRule="auto"/>
+              <w:jc w:val="left"/>
+            </w:pPr>
+            <w:r/>
+            <w:r>
+              <w:rPr>
+                <w:rFonts w:ascii="Calibri" w:hAnsi="Calibri"/>
+                <w:b w:val="0"/>
+                <w:color w:val="111111"/>
+                <w:sz w:val="13"/>
+              </w:rPr>
+              <w:t>TAPSE</w:t>
+            </w:r>
+          </w:p>
+        </w:tc>
+        <w:tc>
+          <w:tcPr>
+            <w:tcW w:type="dxa" w:w="1659"/>
+            <w:vAlign w:val="center"/>
+            <w:tcMar>
+              <w:top w:w="60" w:type="dxa"/>
+              <w:start w:w="80" w:type="dxa"/>
+              <w:bottom w:w="60" w:type="dxa"/>
+              <w:end w:w="80" w:type="dxa"/>
+            </w:tcMar>
+          </w:tcPr>
+          <w:p>
+            <w:pPr>
+              <w:spacing w:before="0" w:after="0" w:line="240" w:lineRule="auto"/>
+              <w:jc w:val="left"/>
+            </w:pPr>
+            <w:r/>
+            <w:r>
+              <w:rPr>
+                <w:rFonts w:ascii="Calibri" w:hAnsi="Calibri"/>
+                <w:b w:val="0"/>
+                <w:color w:val="111111"/>
+                <w:sz w:val="13"/>
+              </w:rPr>
+              <w:t>Demographics + study/acquisition metadata Ridge</w:t>
+            </w:r>
+          </w:p>
+        </w:tc>
+        <w:tc>
+          <w:tcPr>
+            <w:tcW w:type="dxa" w:w="678"/>
+            <w:vAlign w:val="center"/>
+            <w:tcMar>
+              <w:top w:w="60" w:type="dxa"/>
+              <w:start w:w="80" w:type="dxa"/>
+              <w:bottom w:w="60" w:type="dxa"/>
+              <w:end w:w="80" w:type="dxa"/>
+            </w:tcMar>
+          </w:tcPr>
+          <w:p>
+            <w:pPr>
+              <w:spacing w:before="0" w:after="0" w:line="240" w:lineRule="auto"/>
+              <w:jc w:val="center"/>
+            </w:pPr>
+            <w:r/>
+            <w:r>
+              <w:rPr>
+                <w:rFonts w:ascii="Calibri" w:hAnsi="Calibri"/>
+                <w:b w:val="0"/>
+                <w:color w:val="111111"/>
+                <w:sz w:val="13"/>
+              </w:rPr>
+              <w:t>160</w:t>
+            </w:r>
+          </w:p>
+        </w:tc>
+        <w:tc>
+          <w:tcPr>
+            <w:tcW w:type="dxa" w:w="1735"/>
+            <w:vAlign w:val="center"/>
+            <w:tcMar>
+              <w:top w:w="60" w:type="dxa"/>
+              <w:start w:w="80" w:type="dxa"/>
+              <w:bottom w:w="60" w:type="dxa"/>
+              <w:end w:w="80" w:type="dxa"/>
+            </w:tcMar>
+          </w:tcPr>
+          <w:p>
+            <w:pPr>
+              <w:spacing w:before="0" w:after="0" w:line="240" w:lineRule="auto"/>
+              <w:jc w:val="left"/>
+            </w:pPr>
+            <w:r/>
+            <w:r>
+              <w:rPr>
+                <w:rFonts w:ascii="Calibri" w:hAnsi="Calibri"/>
+                <w:b w:val="0"/>
+                <w:color w:val="111111"/>
+                <w:sz w:val="13"/>
+              </w:rPr>
+              <w:t>age_at_echo_approx; sex; n_clips; n_dicoms</w:t>
+            </w:r>
+          </w:p>
+        </w:tc>
+        <w:tc>
+          <w:tcPr>
+            <w:tcW w:type="dxa" w:w="829"/>
+            <w:vAlign w:val="center"/>
+            <w:tcMar>
+              <w:top w:w="60" w:type="dxa"/>
+              <w:start w:w="80" w:type="dxa"/>
+              <w:bottom w:w="60" w:type="dxa"/>
+              <w:end w:w="80" w:type="dxa"/>
+            </w:tcMar>
+          </w:tcPr>
+          <w:p>
+            <w:pPr>
+              <w:spacing w:before="0" w:after="0" w:line="240" w:lineRule="auto"/>
+              <w:jc w:val="center"/>
+            </w:pPr>
+            <w:r/>
+            <w:r>
+              <w:rPr>
+                <w:rFonts w:ascii="Calibri" w:hAnsi="Calibri"/>
+                <w:b w:val="0"/>
+                <w:color w:val="111111"/>
+                <w:sz w:val="13"/>
+              </w:rPr>
+              <w:t>3.79 mm</w:t>
+            </w:r>
+          </w:p>
+        </w:tc>
+        <w:tc>
+          <w:tcPr>
+            <w:tcW w:type="dxa" w:w="935"/>
+            <w:vAlign w:val="center"/>
+            <w:tcMar>
+              <w:top w:w="60" w:type="dxa"/>
+              <w:start w:w="80" w:type="dxa"/>
+              <w:bottom w:w="60" w:type="dxa"/>
+              <w:end w:w="80" w:type="dxa"/>
+            </w:tcMar>
+          </w:tcPr>
+          <w:p>
+            <w:pPr>
+              <w:spacing w:before="0" w:after="0" w:line="240" w:lineRule="auto"/>
+              <w:jc w:val="center"/>
+            </w:pPr>
+            <w:r/>
+            <w:r>
+              <w:rPr>
+                <w:rFonts w:ascii="Calibri" w:hAnsi="Calibri"/>
+                <w:b w:val="0"/>
+                <w:color w:val="111111"/>
+                <w:sz w:val="13"/>
+              </w:rPr>
+              <w:t>3.79 mm</w:t>
+            </w:r>
+          </w:p>
+        </w:tc>
+        <w:tc>
+          <w:tcPr>
+            <w:tcW w:type="dxa" w:w="1237"/>
+            <w:vAlign w:val="center"/>
+            <w:tcMar>
+              <w:top w:w="60" w:type="dxa"/>
+              <w:start w:w="80" w:type="dxa"/>
+              <w:bottom w:w="60" w:type="dxa"/>
+              <w:end w:w="80" w:type="dxa"/>
+            </w:tcMar>
+          </w:tcPr>
+          <w:p>
+            <w:pPr>
+              <w:spacing w:before="0" w:after="0" w:line="240" w:lineRule="auto"/>
+              <w:jc w:val="center"/>
+            </w:pPr>
+            <w:r/>
+            <w:r>
+              <w:rPr>
+                <w:rFonts w:ascii="Calibri" w:hAnsi="Calibri"/>
+                <w:b w:val="0"/>
+                <w:color w:val="111111"/>
+                <w:sz w:val="13"/>
+              </w:rPr>
+              <w:t>3.37 to 4.22 mm</w:t>
+            </w:r>
+          </w:p>
+        </w:tc>
+        <w:tc>
+          <w:tcPr>
+            <w:tcW w:type="dxa" w:w="829"/>
+            <w:vAlign w:val="center"/>
+            <w:tcMar>
+              <w:top w:w="60" w:type="dxa"/>
+              <w:start w:w="80" w:type="dxa"/>
+              <w:bottom w:w="60" w:type="dxa"/>
+              <w:end w:w="80" w:type="dxa"/>
+            </w:tcMar>
+          </w:tcPr>
+          <w:p>
+            <w:pPr>
+              <w:spacing w:before="0" w:after="0" w:line="240" w:lineRule="auto"/>
+              <w:jc w:val="center"/>
+            </w:pPr>
+            <w:r/>
+            <w:r>
+              <w:rPr>
+                <w:rFonts w:ascii="Calibri" w:hAnsi="Calibri"/>
+                <w:b w:val="0"/>
+                <w:color w:val="111111"/>
+                <w:sz w:val="13"/>
+              </w:rPr>
+              <w:t>-0.018</w:t>
+            </w:r>
+          </w:p>
+        </w:tc>
+        <w:tc>
+          <w:tcPr>
+            <w:tcW w:type="dxa" w:w="1206"/>
+            <w:vAlign w:val="center"/>
+            <w:tcMar>
+              <w:top w:w="60" w:type="dxa"/>
+              <w:start w:w="80" w:type="dxa"/>
+              <w:bottom w:w="60" w:type="dxa"/>
+              <w:end w:w="80" w:type="dxa"/>
+            </w:tcMar>
+          </w:tcPr>
+          <w:p>
+            <w:pPr>
+              <w:spacing w:before="0" w:after="0" w:line="240" w:lineRule="auto"/>
+              <w:jc w:val="center"/>
+            </w:pPr>
+            <w:r/>
+            <w:r>
+              <w:rPr>
+                <w:rFonts w:ascii="Calibri" w:hAnsi="Calibri"/>
+                <w:b w:val="0"/>
+                <w:color w:val="111111"/>
+                <w:sz w:val="13"/>
+              </w:rPr>
+              <w:t>-0.091 to 0.032</w:t>
+            </w:r>
+          </w:p>
+        </w:tc>
+        <w:tc>
+          <w:tcPr>
+            <w:tcW w:type="dxa" w:w="980"/>
+            <w:vAlign w:val="center"/>
+            <w:tcMar>
+              <w:top w:w="60" w:type="dxa"/>
+              <w:start w:w="80" w:type="dxa"/>
+              <w:bottom w:w="60" w:type="dxa"/>
+              <w:end w:w="80" w:type="dxa"/>
+            </w:tcMar>
+          </w:tcPr>
+          <w:p>
+            <w:pPr>
+              <w:spacing w:before="0" w:after="0" w:line="240" w:lineRule="auto"/>
+              <w:jc w:val="center"/>
+            </w:pPr>
+            <w:r/>
+            <w:r>
+              <w:rPr>
+                <w:rFonts w:ascii="Calibri" w:hAnsi="Calibri"/>
+                <w:b w:val="0"/>
+                <w:color w:val="111111"/>
+                <w:sz w:val="13"/>
+              </w:rPr>
+              <w:t>3.17 mm</w:t>
+            </w:r>
+          </w:p>
+        </w:tc>
+        <w:tc>
+          <w:tcPr>
+            <w:tcW w:type="dxa" w:w="829"/>
+            <w:vAlign w:val="center"/>
+            <w:tcMar>
+              <w:top w:w="60" w:type="dxa"/>
+              <w:start w:w="80" w:type="dxa"/>
+              <w:bottom w:w="60" w:type="dxa"/>
+              <w:end w:w="80" w:type="dxa"/>
+            </w:tcMar>
+          </w:tcPr>
+          <w:p>
+            <w:pPr>
+              <w:spacing w:before="0" w:after="0" w:line="240" w:lineRule="auto"/>
+              <w:jc w:val="center"/>
+            </w:pPr>
+            <w:r/>
+            <w:r>
+              <w:rPr>
+                <w:rFonts w:ascii="Calibri" w:hAnsi="Calibri"/>
+                <w:b w:val="0"/>
+                <w:color w:val="111111"/>
+                <w:sz w:val="13"/>
+              </w:rPr>
+              <w:t>0.284</w:t>
+            </w:r>
+          </w:p>
+        </w:tc>
+        <w:tc>
+          <w:tcPr>
+            <w:tcW w:type="dxa" w:w="829"/>
+            <w:vAlign w:val="center"/>
+            <w:tcMar>
+              <w:top w:w="60" w:type="dxa"/>
+              <w:start w:w="80" w:type="dxa"/>
+              <w:bottom w:w="60" w:type="dxa"/>
+              <w:end w:w="80" w:type="dxa"/>
+            </w:tcMar>
+          </w:tcPr>
+          <w:p>
+            <w:pPr>
+              <w:spacing w:before="0" w:after="0" w:line="240" w:lineRule="auto"/>
+              <w:jc w:val="center"/>
+            </w:pPr>
+            <w:r/>
+            <w:r>
+              <w:rPr>
+                <w:rFonts w:ascii="Calibri" w:hAnsi="Calibri"/>
+                <w:b w:val="0"/>
+                <w:color w:val="111111"/>
+                <w:sz w:val="13"/>
+              </w:rPr>
+              <w:t>0.01</w:t>
+            </w:r>
+          </w:p>
+        </w:tc>
+        <w:tc>
+          <w:tcPr>
+            <w:tcW w:type="dxa" w:w="1735"/>
+            <w:vAlign w:val="center"/>
+            <w:tcMar>
+              <w:top w:w="60" w:type="dxa"/>
+              <w:start w:w="80" w:type="dxa"/>
+              <w:bottom w:w="60" w:type="dxa"/>
+              <w:end w:w="80" w:type="dxa"/>
+            </w:tcMar>
+          </w:tcPr>
+          <w:p>
+            <w:pPr>
+              <w:spacing w:before="0" w:after="0" w:line="240" w:lineRule="auto"/>
+              <w:jc w:val="left"/>
+            </w:pPr>
+            <w:r/>
+            <w:r>
+              <w:rPr>
+                <w:rFonts w:ascii="Calibri" w:hAnsi="Calibri"/>
+                <w:b w:val="0"/>
+                <w:color w:val="111111"/>
+                <w:sz w:val="13"/>
+              </w:rPr>
+              <w:t>Performed near null; below imaging-only Ridge.</w:t>
+            </w:r>
+          </w:p>
+        </w:tc>
+      </w:tr>
+    </w:tbl>
+    <w:p>
+      <w:pPr>
+        <w:spacing w:before="60" w:after="160" w:line="252" w:lineRule="auto"/>
+      </w:pPr>
+      <w:r>
+        <w:rPr>
+          <w:rFonts w:ascii="Calibri" w:hAnsi="Calibri"/>
+          <w:b/>
+          <w:color w:val="444444"/>
+          <w:sz w:val="16"/>
+        </w:rPr>
+        <w:t xml:space="preserve">Footnote: </w:t>
+      </w:r>
+      <w:r>
+        <w:rPr>
+          <w:rFonts w:ascii="Calibri" w:hAnsi="Calibri"/>
+          <w:color w:val="444444"/>
+          <w:sz w:val="16"/>
+        </w:rPr>
+        <w:t>Demographic features were approximate age at echo and sex. Approximate age at echo was derived from MIMIC-IV anchor_age and anchor_year adjusted by echo study year; all exported demographics rows used study_datetime as the study-year source in the aggregate run. Race/ethnicity was not included because a direct echo-study-to-admission linkage was not used for this leakage-safe baseline. Study/acquisition metadata were limited to the number of DICOMs and successfully embedded clips per study. No echo measurements, report text, diagnoses, post-echo variables, qualitative echo findings, or variables derived from echocardiogram interpretation were used.</w:t>
       </w:r>
     </w:p>
     <w:sectPr>
       <w:pgSz w:w="15840" w:h="12240" w:orient="landscape"/>
-      <w:pgMar w:top="720" w:right="720" w:bottom="720" w:left="720" w:header="720" w:footer="720" w:gutter="0"/>
+      <w:pgMar w:top="648" w:right="648" w:bottom="648" w:left="648" w:header="360" w:footer="360" w:gutter="0"/>
       <w:cols w:space="720"/>
       <w:docGrid w:linePitch="360"/>
     </w:sectPr>
@@ -4296,8 +8079,12 @@
     <w:name w:val="Normal"/>
     <w:qFormat/>
     <w:rsid w:val="00FC693F"/>
+    <w:pPr>
+      <w:spacing w:after="100" w:line="264" w:lineRule="auto"/>
+    </w:pPr>
     <w:rPr>
       <w:rFonts w:ascii="Calibri" w:hAnsi="Calibri"/>
+      <w:color w:val="111111"/>
       <w:sz w:val="18"/>
     </w:rPr>
   </w:style>
@@ -4356,15 +8143,15 @@
     <w:pPr>
       <w:keepNext/>
       <w:keepLines/>
-      <w:spacing w:before="480" w:after="0"/>
+      <w:spacing w:before="240" w:after="120"/>
       <w:outlineLvl w:val="0"/>
     </w:pPr>
     <w:rPr>
       <w:rFonts w:asciiTheme="majorHAnsi" w:eastAsiaTheme="majorEastAsia" w:hAnsiTheme="majorHAnsi" w:cstheme="majorBidi" w:ascii="Calibri" w:hAnsi="Calibri"/>
       <w:b/>
       <w:bCs/>
-      <w:color w:val="365F91" w:themeColor="accent1" w:themeShade="BF"/>
-      <w:sz w:val="32"/>
+      <w:color w:val="2E74B5"/>
+      <w:sz w:val="26"/>
       <w:szCs w:val="28"/>
     </w:rPr>
   </w:style>
@@ -4380,15 +8167,15 @@
     <w:pPr>
       <w:keepNext/>
       <w:keepLines/>
-      <w:spacing w:before="200" w:after="0"/>
+      <w:spacing w:before="160" w:after="80"/>
       <w:outlineLvl w:val="1"/>
     </w:pPr>
     <w:rPr>
       <w:rFonts w:asciiTheme="majorHAnsi" w:eastAsiaTheme="majorEastAsia" w:hAnsiTheme="majorHAnsi" w:cstheme="majorBidi" w:ascii="Calibri" w:hAnsi="Calibri"/>
       <w:b/>
       <w:bCs/>
-      <w:color w:val="4F81BD" w:themeColor="accent1"/>
-      <w:sz w:val="26"/>
+      <w:color w:val="2E74B5"/>
+      <w:sz w:val="22"/>
       <w:szCs w:val="26"/>
     </w:rPr>
   </w:style>
@@ -4642,18 +8429,20 @@
     <w:qFormat/>
     <w:rsid w:val="00FC693F"/>
     <w:pPr>
+      <w:keepNext/>
       <w:pBdr>
         <w:bottom w:val="single" w:sz="8" w:space="4" w:color="4F81BD" w:themeColor="accent1"/>
       </w:pBdr>
-      <w:spacing w:after="300" w:line="240" w:lineRule="auto"/>
+      <w:spacing w:after="160" w:line="240" w:lineRule="auto" w:before="0"/>
       <w:contextualSpacing/>
     </w:pPr>
     <w:rPr>
-      <w:rFonts w:asciiTheme="majorHAnsi" w:eastAsiaTheme="majorEastAsia" w:hAnsiTheme="majorHAnsi" w:cstheme="majorBidi"/>
-      <w:color w:val="17365D" w:themeColor="text2" w:themeShade="BF"/>
+      <w:rFonts w:asciiTheme="majorHAnsi" w:eastAsiaTheme="majorEastAsia" w:hAnsiTheme="majorHAnsi" w:cstheme="majorBidi" w:ascii="Calibri" w:hAnsi="Calibri"/>
+      <w:b/>
+      <w:color w:val="0B2545"/>
       <w:spacing w:val="5"/>
       <w:kern w:val="28"/>
-      <w:sz w:val="52"/>
+      <w:sz w:val="32"/>
       <w:szCs w:val="52"/>
     </w:rPr>
   </w:style>

--- a/docs/tables/phase2/phase2_tables_for_manuscript.docx
+++ b/docs/tables/phase2/phase2_tables_for_manuscript.docx
@@ -4,91 +4,89 @@
   <w:body>
     <w:p>
       <w:pPr>
-        <w:pStyle w:val="Title"/>
+        <w:jc w:val="center"/>
       </w:pPr>
       <w:r>
-        <w:t>Phase 2 Manuscript Tables</w:t>
+        <w:rPr>
+          <w:b/>
+          <w:sz w:val="28"/>
+        </w:rPr>
+        <w:t>Phase 2 Tables for Manuscript</w:t>
       </w:r>
     </w:p>
     <w:p>
       <w:pPr>
-        <w:spacing w:after="200"/>
+        <w:jc w:val="center"/>
       </w:pPr>
       <w:r>
         <w:rPr>
-          <w:rFonts w:ascii="Calibri" w:hAnsi="Calibri"/>
-          <w:color w:val="444444"/>
+          <w:i/>
           <w:sz w:val="18"/>
         </w:rPr>
-        <w:t>Canonical table packet regenerated from canonical CSV table sources. Contains aggregate manuscript tables only; no row-level data, identifiers, paths, or restricted manifests.</w:t>
+        <w:t>Aggregate-only manuscript table packet</w:t>
       </w:r>
     </w:p>
     <w:p>
       <w:pPr>
-        <w:pStyle w:val="Heading1"/>
+        <w:keepNext/>
+        <w:spacing w:after="80"/>
       </w:pPr>
       <w:r>
+        <w:rPr>
+          <w:b/>
+          <w:sz w:val="22"/>
+        </w:rPr>
         <w:t>Table 1. Main Continuous Performance Metrics</w:t>
       </w:r>
     </w:p>
     <w:tbl>
-      <w:tblGrid>
-        <w:gridCol w:w="1196"/>
-        <w:gridCol w:w="1104"/>
-        <w:gridCol w:w="736"/>
-        <w:gridCol w:w="1043"/>
-        <w:gridCol w:w="1043"/>
-        <w:gridCol w:w="1380"/>
-        <w:gridCol w:w="1043"/>
-        <w:gridCol w:w="889"/>
-        <w:gridCol w:w="1196"/>
-        <w:gridCol w:w="920"/>
-        <w:gridCol w:w="1150"/>
-        <w:gridCol w:w="1610"/>
-        <w:gridCol w:w="1227"/>
-      </w:tblGrid>
       <w:tblPr>
-        <w:tblW w:type="dxa" w:w="14544"/>
+        <w:tblStyle w:val="TableGrid"/>
+        <w:tblW w:type="auto" w:w="0"/>
         <w:jc w:val="center"/>
         <w:tblLayout w:type="fixed"/>
         <w:tblLook w:firstColumn="1" w:firstRow="1" w:lastColumn="0" w:lastRow="0" w:noHBand="0" w:noVBand="1" w:val="04A0"/>
-        <w:tblBorders>
-          <w:top w:val="single" w:sz="4" w:space="0" w:color="9AA6B2"/>
-          <w:left w:val="single" w:sz="4" w:space="0" w:color="9AA6B2"/>
-          <w:bottom w:val="single" w:sz="4" w:space="0" w:color="9AA6B2"/>
-          <w:right w:val="single" w:sz="4" w:space="0" w:color="9AA6B2"/>
-          <w:insideH w:val="single" w:sz="4" w:space="0" w:color="9AA6B2"/>
-          <w:insideV w:val="single" w:sz="4" w:space="0" w:color="9AA6B2"/>
-        </w:tblBorders>
+        <w:tblCellMar>
+          <w:top w:w="45" w:type="dxa"/>
+          <w:start w:w="45" w:type="dxa"/>
+          <w:bottom w:w="45" w:type="dxa"/>
+          <w:end w:w="45" w:type="dxa"/>
+        </w:tblCellMar>
       </w:tblPr>
+      <w:tblGrid>
+        <w:gridCol w:w="1119"/>
+        <w:gridCol w:w="1119"/>
+        <w:gridCol w:w="1119"/>
+        <w:gridCol w:w="1119"/>
+        <w:gridCol w:w="1119"/>
+        <w:gridCol w:w="1119"/>
+        <w:gridCol w:w="1119"/>
+        <w:gridCol w:w="1119"/>
+        <w:gridCol w:w="1119"/>
+        <w:gridCol w:w="1119"/>
+        <w:gridCol w:w="1119"/>
+        <w:gridCol w:w="1119"/>
+        <w:gridCol w:w="1119"/>
+      </w:tblGrid>
       <w:tr>
         <w:trPr>
-          <w:tblHeader/>
+          <w:tblHeader w:val="true"/>
         </w:trPr>
         <w:tc>
           <w:tcPr>
-            <w:tcW w:type="dxa" w:w="1196"/>
-            <w:tcMar>
-              <w:top w:w="60" w:type="dxa"/>
-              <w:start w:w="80" w:type="dxa"/>
-              <w:bottom w:w="60" w:type="dxa"/>
-              <w:end w:w="80" w:type="dxa"/>
-            </w:tcMar>
-            <w:shd w:fill="E8EEF5"/>
+            <w:tcW w:type="dxa" w:w="991"/>
+            <w:shd w:fill="D9D9D9"/>
             <w:vAlign w:val="center"/>
           </w:tcPr>
           <w:p>
             <w:pPr>
-              <w:spacing w:before="0" w:after="0" w:line="240" w:lineRule="auto"/>
+              <w:spacing w:after="0"/>
               <w:jc w:val="center"/>
             </w:pPr>
-            <w:r/>
             <w:r>
               <w:rPr>
-                <w:rFonts w:ascii="Calibri" w:hAnsi="Calibri"/>
                 <w:b/>
-                <w:color w:val="111111"/>
-                <w:sz w:val="13"/>
+                <w:sz w:val="14"/>
               </w:rPr>
               <w:t>Target</w:t>
             </w:r>
@@ -96,28 +94,19 @@
         </w:tc>
         <w:tc>
           <w:tcPr>
-            <w:tcW w:type="dxa" w:w="1104"/>
-            <w:tcMar>
-              <w:top w:w="60" w:type="dxa"/>
-              <w:start w:w="80" w:type="dxa"/>
-              <w:bottom w:w="60" w:type="dxa"/>
-              <w:end w:w="80" w:type="dxa"/>
-            </w:tcMar>
-            <w:shd w:fill="E8EEF5"/>
+            <w:tcW w:type="dxa" w:w="1115"/>
+            <w:shd w:fill="D9D9D9"/>
             <w:vAlign w:val="center"/>
           </w:tcPr>
           <w:p>
             <w:pPr>
-              <w:spacing w:before="0" w:after="0" w:line="240" w:lineRule="auto"/>
+              <w:spacing w:after="0"/>
               <w:jc w:val="center"/>
             </w:pPr>
-            <w:r/>
             <w:r>
               <w:rPr>
-                <w:rFonts w:ascii="Calibri" w:hAnsi="Calibri"/>
                 <w:b/>
-                <w:color w:val="111111"/>
-                <w:sz w:val="13"/>
+                <w:sz w:val="14"/>
               </w:rPr>
               <w:t>Role</w:t>
             </w:r>
@@ -125,28 +114,19 @@
         </w:tc>
         <w:tc>
           <w:tcPr>
-            <w:tcW w:type="dxa" w:w="736"/>
-            <w:tcMar>
-              <w:top w:w="60" w:type="dxa"/>
-              <w:start w:w="80" w:type="dxa"/>
-              <w:bottom w:w="60" w:type="dxa"/>
-              <w:end w:w="80" w:type="dxa"/>
-            </w:tcMar>
-            <w:shd w:fill="E8EEF5"/>
+            <w:tcW w:type="dxa" w:w="803"/>
+            <w:shd w:fill="D9D9D9"/>
             <w:vAlign w:val="center"/>
           </w:tcPr>
           <w:p>
             <w:pPr>
-              <w:spacing w:before="0" w:after="0" w:line="240" w:lineRule="auto"/>
+              <w:spacing w:after="0"/>
               <w:jc w:val="center"/>
             </w:pPr>
-            <w:r/>
             <w:r>
               <w:rPr>
-                <w:rFonts w:ascii="Calibri" w:hAnsi="Calibri"/>
                 <w:b/>
-                <w:color w:val="111111"/>
-                <w:sz w:val="13"/>
+                <w:sz w:val="14"/>
               </w:rPr>
               <w:t>Test N</w:t>
             </w:r>
@@ -154,28 +134,19 @@
         </w:tc>
         <w:tc>
           <w:tcPr>
-            <w:tcW w:type="dxa" w:w="1043"/>
-            <w:tcMar>
-              <w:top w:w="60" w:type="dxa"/>
-              <w:start w:w="80" w:type="dxa"/>
-              <w:bottom w:w="60" w:type="dxa"/>
-              <w:end w:w="80" w:type="dxa"/>
-            </w:tcMar>
-            <w:shd w:fill="E8EEF5"/>
+            <w:tcW w:type="dxa" w:w="803"/>
+            <w:shd w:fill="D9D9D9"/>
             <w:vAlign w:val="center"/>
           </w:tcPr>
           <w:p>
             <w:pPr>
-              <w:spacing w:before="0" w:after="0" w:line="240" w:lineRule="auto"/>
+              <w:spacing w:after="0"/>
               <w:jc w:val="center"/>
             </w:pPr>
-            <w:r/>
             <w:r>
               <w:rPr>
-                <w:rFonts w:ascii="Calibri" w:hAnsi="Calibri"/>
                 <w:b/>
-                <w:color w:val="111111"/>
-                <w:sz w:val="13"/>
+                <w:sz w:val="14"/>
               </w:rPr>
               <w:t>Null MAE</w:t>
             </w:r>
@@ -183,28 +154,19 @@
         </w:tc>
         <w:tc>
           <w:tcPr>
-            <w:tcW w:type="dxa" w:w="1043"/>
-            <w:tcMar>
-              <w:top w:w="60" w:type="dxa"/>
-              <w:start w:w="80" w:type="dxa"/>
-              <w:bottom w:w="60" w:type="dxa"/>
-              <w:end w:w="80" w:type="dxa"/>
-            </w:tcMar>
-            <w:shd w:fill="E8EEF5"/>
+            <w:tcW w:type="dxa" w:w="803"/>
+            <w:shd w:fill="D9D9D9"/>
             <w:vAlign w:val="center"/>
           </w:tcPr>
           <w:p>
             <w:pPr>
-              <w:spacing w:before="0" w:after="0" w:line="240" w:lineRule="auto"/>
+              <w:spacing w:after="0"/>
               <w:jc w:val="center"/>
             </w:pPr>
-            <w:r/>
             <w:r>
               <w:rPr>
-                <w:rFonts w:ascii="Calibri" w:hAnsi="Calibri"/>
                 <w:b/>
-                <w:color w:val="111111"/>
-                <w:sz w:val="13"/>
+                <w:sz w:val="14"/>
               </w:rPr>
               <w:t>Ridge MAE</w:t>
             </w:r>
@@ -212,28 +174,19 @@
         </w:tc>
         <w:tc>
           <w:tcPr>
-            <w:tcW w:type="dxa" w:w="1380"/>
-            <w:tcMar>
-              <w:top w:w="60" w:type="dxa"/>
-              <w:start w:w="80" w:type="dxa"/>
-              <w:bottom w:w="60" w:type="dxa"/>
-              <w:end w:w="80" w:type="dxa"/>
-            </w:tcMar>
-            <w:shd w:fill="E8EEF5"/>
+            <w:tcW w:type="dxa" w:w="803"/>
+            <w:shd w:fill="D9D9D9"/>
             <w:vAlign w:val="center"/>
           </w:tcPr>
           <w:p>
             <w:pPr>
-              <w:spacing w:before="0" w:after="0" w:line="240" w:lineRule="auto"/>
+              <w:spacing w:after="0"/>
               <w:jc w:val="center"/>
             </w:pPr>
-            <w:r/>
             <w:r>
               <w:rPr>
-                <w:rFonts w:ascii="Calibri" w:hAnsi="Calibri"/>
                 <w:b/>
-                <w:color w:val="111111"/>
-                <w:sz w:val="13"/>
+                <w:sz w:val="14"/>
               </w:rPr>
               <w:t>Ridge MAE 95% CI</w:t>
             </w:r>
@@ -241,28 +194,19 @@
         </w:tc>
         <w:tc>
           <w:tcPr>
-            <w:tcW w:type="dxa" w:w="1043"/>
-            <w:tcMar>
-              <w:top w:w="60" w:type="dxa"/>
-              <w:start w:w="80" w:type="dxa"/>
-              <w:bottom w:w="60" w:type="dxa"/>
-              <w:end w:w="80" w:type="dxa"/>
-            </w:tcMar>
-            <w:shd w:fill="E8EEF5"/>
+            <w:tcW w:type="dxa" w:w="803"/>
+            <w:shd w:fill="D9D9D9"/>
             <w:vAlign w:val="center"/>
           </w:tcPr>
           <w:p>
             <w:pPr>
-              <w:spacing w:before="0" w:after="0" w:line="240" w:lineRule="auto"/>
+              <w:spacing w:after="0"/>
               <w:jc w:val="center"/>
             </w:pPr>
-            <w:r/>
             <w:r>
               <w:rPr>
-                <w:rFonts w:ascii="Calibri" w:hAnsi="Calibri"/>
                 <w:b/>
-                <w:color w:val="111111"/>
-                <w:sz w:val="13"/>
+                <w:sz w:val="14"/>
               </w:rPr>
               <w:t>Ridge RMSE</w:t>
             </w:r>
@@ -270,28 +214,19 @@
         </w:tc>
         <w:tc>
           <w:tcPr>
-            <w:tcW w:type="dxa" w:w="889"/>
-            <w:tcMar>
-              <w:top w:w="60" w:type="dxa"/>
-              <w:start w:w="80" w:type="dxa"/>
-              <w:bottom w:w="60" w:type="dxa"/>
-              <w:end w:w="80" w:type="dxa"/>
-            </w:tcMar>
-            <w:shd w:fill="E8EEF5"/>
+            <w:tcW w:type="dxa" w:w="803"/>
+            <w:shd w:fill="D9D9D9"/>
             <w:vAlign w:val="center"/>
           </w:tcPr>
           <w:p>
             <w:pPr>
-              <w:spacing w:before="0" w:after="0" w:line="240" w:lineRule="auto"/>
+              <w:spacing w:after="0"/>
               <w:jc w:val="center"/>
             </w:pPr>
-            <w:r/>
             <w:r>
               <w:rPr>
-                <w:rFonts w:ascii="Calibri" w:hAnsi="Calibri"/>
                 <w:b/>
-                <w:color w:val="111111"/>
-                <w:sz w:val="13"/>
+                <w:sz w:val="14"/>
               </w:rPr>
               <w:t>Ridge R2</w:t>
             </w:r>
@@ -299,28 +234,19 @@
         </w:tc>
         <w:tc>
           <w:tcPr>
-            <w:tcW w:type="dxa" w:w="1196"/>
-            <w:tcMar>
-              <w:top w:w="60" w:type="dxa"/>
-              <w:start w:w="80" w:type="dxa"/>
-              <w:bottom w:w="60" w:type="dxa"/>
-              <w:end w:w="80" w:type="dxa"/>
-            </w:tcMar>
-            <w:shd w:fill="E8EEF5"/>
+            <w:tcW w:type="dxa" w:w="803"/>
+            <w:shd w:fill="D9D9D9"/>
             <w:vAlign w:val="center"/>
           </w:tcPr>
           <w:p>
             <w:pPr>
-              <w:spacing w:before="0" w:after="0" w:line="240" w:lineRule="auto"/>
+              <w:spacing w:after="0"/>
               <w:jc w:val="center"/>
             </w:pPr>
-            <w:r/>
             <w:r>
               <w:rPr>
-                <w:rFonts w:ascii="Calibri" w:hAnsi="Calibri"/>
                 <w:b/>
-                <w:color w:val="111111"/>
-                <w:sz w:val="13"/>
+                <w:sz w:val="14"/>
               </w:rPr>
               <w:t>Ridge R2 95% CI</w:t>
             </w:r>
@@ -328,28 +254,19 @@
         </w:tc>
         <w:tc>
           <w:tcPr>
-            <w:tcW w:type="dxa" w:w="920"/>
-            <w:tcMar>
-              <w:top w:w="60" w:type="dxa"/>
-              <w:start w:w="80" w:type="dxa"/>
-              <w:bottom w:w="60" w:type="dxa"/>
-              <w:end w:w="80" w:type="dxa"/>
-            </w:tcMar>
-            <w:shd w:fill="E8EEF5"/>
+            <w:tcW w:type="dxa" w:w="803"/>
+            <w:shd w:fill="D9D9D9"/>
             <w:vAlign w:val="center"/>
           </w:tcPr>
           <w:p>
             <w:pPr>
-              <w:spacing w:before="0" w:after="0" w:line="240" w:lineRule="auto"/>
+              <w:spacing w:after="0"/>
               <w:jc w:val="center"/>
             </w:pPr>
-            <w:r/>
             <w:r>
               <w:rPr>
-                <w:rFonts w:ascii="Calibri" w:hAnsi="Calibri"/>
                 <w:b/>
-                <w:color w:val="111111"/>
-                <w:sz w:val="13"/>
+                <w:sz w:val="14"/>
               </w:rPr>
               <w:t>Selected alpha</w:t>
             </w:r>
@@ -357,28 +274,19 @@
         </w:tc>
         <w:tc>
           <w:tcPr>
-            <w:tcW w:type="dxa" w:w="1150"/>
-            <w:tcMar>
-              <w:top w:w="60" w:type="dxa"/>
-              <w:start w:w="80" w:type="dxa"/>
-              <w:bottom w:w="60" w:type="dxa"/>
-              <w:end w:w="80" w:type="dxa"/>
-            </w:tcMar>
-            <w:shd w:fill="E8EEF5"/>
+            <w:tcW w:type="dxa" w:w="803"/>
+            <w:shd w:fill="D9D9D9"/>
             <w:vAlign w:val="center"/>
           </w:tcPr>
           <w:p>
             <w:pPr>
-              <w:spacing w:before="0" w:after="0" w:line="240" w:lineRule="auto"/>
+              <w:spacing w:after="0"/>
               <w:jc w:val="center"/>
             </w:pPr>
-            <w:r/>
             <w:r>
               <w:rPr>
-                <w:rFonts w:ascii="Calibri" w:hAnsi="Calibri"/>
                 <w:b/>
-                <w:color w:val="111111"/>
-                <w:sz w:val="13"/>
+                <w:sz w:val="14"/>
               </w:rPr>
               <w:t>Bland-Altman bias</w:t>
             </w:r>
@@ -386,28 +294,19 @@
         </w:tc>
         <w:tc>
           <w:tcPr>
-            <w:tcW w:type="dxa" w:w="1610"/>
-            <w:tcMar>
-              <w:top w:w="60" w:type="dxa"/>
-              <w:start w:w="80" w:type="dxa"/>
-              <w:bottom w:w="60" w:type="dxa"/>
-              <w:end w:w="80" w:type="dxa"/>
-            </w:tcMar>
-            <w:shd w:fill="E8EEF5"/>
+            <w:tcW w:type="dxa" w:w="2566"/>
+            <w:shd w:fill="D9D9D9"/>
             <w:vAlign w:val="center"/>
           </w:tcPr>
           <w:p>
             <w:pPr>
-              <w:spacing w:before="0" w:after="0" w:line="240" w:lineRule="auto"/>
+              <w:spacing w:after="0"/>
               <w:jc w:val="center"/>
             </w:pPr>
-            <w:r/>
             <w:r>
               <w:rPr>
-                <w:rFonts w:ascii="Calibri" w:hAnsi="Calibri"/>
                 <w:b/>
-                <w:color w:val="111111"/>
-                <w:sz w:val="13"/>
+                <w:sz w:val="14"/>
               </w:rPr>
               <w:t>Bland-Altman limits of agreement</w:t>
             </w:r>
@@ -415,28 +314,19 @@
         </w:tc>
         <w:tc>
           <w:tcPr>
-            <w:tcW w:type="dxa" w:w="1227"/>
-            <w:tcMar>
-              <w:top w:w="60" w:type="dxa"/>
-              <w:start w:w="80" w:type="dxa"/>
-              <w:bottom w:w="60" w:type="dxa"/>
-              <w:end w:w="80" w:type="dxa"/>
-            </w:tcMar>
-            <w:shd w:fill="E8EEF5"/>
+            <w:tcW w:type="dxa" w:w="2566"/>
+            <w:shd w:fill="D9D9D9"/>
             <w:vAlign w:val="center"/>
           </w:tcPr>
           <w:p>
             <w:pPr>
-              <w:spacing w:before="0" w:after="0" w:line="240" w:lineRule="auto"/>
+              <w:spacing w:after="0"/>
               <w:jc w:val="center"/>
             </w:pPr>
-            <w:r/>
             <w:r>
               <w:rPr>
-                <w:rFonts w:ascii="Calibri" w:hAnsi="Calibri"/>
                 <w:b/>
-                <w:color w:val="111111"/>
-                <w:sz w:val="13"/>
+                <w:sz w:val="14"/>
               </w:rPr>
               <w:t>Figure callout</w:t>
             </w:r>
@@ -446,26 +336,16 @@
       <w:tr>
         <w:tc>
           <w:tcPr>
-            <w:tcW w:type="dxa" w:w="1196"/>
-            <w:vAlign w:val="center"/>
-            <w:tcMar>
-              <w:top w:w="60" w:type="dxa"/>
-              <w:start w:w="80" w:type="dxa"/>
-              <w:bottom w:w="60" w:type="dxa"/>
-              <w:end w:w="80" w:type="dxa"/>
-            </w:tcMar>
+            <w:tcW w:type="dxa" w:w="991"/>
+            <w:vAlign w:val="top"/>
           </w:tcPr>
           <w:p>
             <w:pPr>
-              <w:spacing w:before="0" w:after="0" w:line="240" w:lineRule="auto"/>
+              <w:spacing w:after="0"/>
               <w:jc w:val="left"/>
             </w:pPr>
-            <w:r/>
             <w:r>
               <w:rPr>
-                <w:rFonts w:ascii="Calibri" w:hAnsi="Calibri"/>
-                <w:b w:val="0"/>
-                <w:color w:val="111111"/>
                 <w:sz w:val="13"/>
               </w:rPr>
               <w:t>LVOT VTI</w:t>
@@ -474,26 +354,16 @@
         </w:tc>
         <w:tc>
           <w:tcPr>
-            <w:tcW w:type="dxa" w:w="1104"/>
-            <w:vAlign w:val="center"/>
-            <w:tcMar>
-              <w:top w:w="60" w:type="dxa"/>
-              <w:start w:w="80" w:type="dxa"/>
-              <w:bottom w:w="60" w:type="dxa"/>
-              <w:end w:w="80" w:type="dxa"/>
-            </w:tcMar>
+            <w:tcW w:type="dxa" w:w="1115"/>
+            <w:vAlign w:val="top"/>
           </w:tcPr>
           <w:p>
             <w:pPr>
-              <w:spacing w:before="0" w:after="0" w:line="240" w:lineRule="auto"/>
+              <w:spacing w:after="0"/>
               <w:jc w:val="left"/>
             </w:pPr>
-            <w:r/>
             <w:r>
               <w:rPr>
-                <w:rFonts w:ascii="Calibri" w:hAnsi="Calibri"/>
-                <w:b w:val="0"/>
-                <w:color w:val="111111"/>
                 <w:sz w:val="13"/>
               </w:rPr>
               <w:t>Primary</w:t>
@@ -502,26 +372,16 @@
         </w:tc>
         <w:tc>
           <w:tcPr>
-            <w:tcW w:type="dxa" w:w="736"/>
-            <w:vAlign w:val="center"/>
-            <w:tcMar>
-              <w:top w:w="60" w:type="dxa"/>
-              <w:start w:w="80" w:type="dxa"/>
-              <w:bottom w:w="60" w:type="dxa"/>
-              <w:end w:w="80" w:type="dxa"/>
-            </w:tcMar>
+            <w:tcW w:type="dxa" w:w="803"/>
+            <w:vAlign w:val="top"/>
           </w:tcPr>
           <w:p>
             <w:pPr>
-              <w:spacing w:before="0" w:after="0" w:line="240" w:lineRule="auto"/>
+              <w:spacing w:after="0"/>
               <w:jc w:val="center"/>
             </w:pPr>
-            <w:r/>
             <w:r>
               <w:rPr>
-                <w:rFonts w:ascii="Calibri" w:hAnsi="Calibri"/>
-                <w:b w:val="0"/>
-                <w:color w:val="111111"/>
                 <w:sz w:val="13"/>
               </w:rPr>
               <w:t>555</w:t>
@@ -530,26 +390,16 @@
         </w:tc>
         <w:tc>
           <w:tcPr>
-            <w:tcW w:type="dxa" w:w="1043"/>
-            <w:vAlign w:val="center"/>
-            <w:tcMar>
-              <w:top w:w="60" w:type="dxa"/>
-              <w:start w:w="80" w:type="dxa"/>
-              <w:bottom w:w="60" w:type="dxa"/>
-              <w:end w:w="80" w:type="dxa"/>
-            </w:tcMar>
+            <w:tcW w:type="dxa" w:w="803"/>
+            <w:vAlign w:val="top"/>
           </w:tcPr>
           <w:p>
             <w:pPr>
-              <w:spacing w:before="0" w:after="0" w:line="240" w:lineRule="auto"/>
+              <w:spacing w:after="0"/>
               <w:jc w:val="center"/>
             </w:pPr>
-            <w:r/>
             <w:r>
               <w:rPr>
-                <w:rFonts w:ascii="Calibri" w:hAnsi="Calibri"/>
-                <w:b w:val="0"/>
-                <w:color w:val="111111"/>
                 <w:sz w:val="13"/>
               </w:rPr>
               <w:t>4.54 cm</w:t>
@@ -558,26 +408,16 @@
         </w:tc>
         <w:tc>
           <w:tcPr>
-            <w:tcW w:type="dxa" w:w="1043"/>
-            <w:vAlign w:val="center"/>
-            <w:tcMar>
-              <w:top w:w="60" w:type="dxa"/>
-              <w:start w:w="80" w:type="dxa"/>
-              <w:bottom w:w="60" w:type="dxa"/>
-              <w:end w:w="80" w:type="dxa"/>
-            </w:tcMar>
+            <w:tcW w:type="dxa" w:w="803"/>
+            <w:vAlign w:val="top"/>
           </w:tcPr>
           <w:p>
             <w:pPr>
-              <w:spacing w:before="0" w:after="0" w:line="240" w:lineRule="auto"/>
+              <w:spacing w:after="0"/>
               <w:jc w:val="center"/>
             </w:pPr>
-            <w:r/>
             <w:r>
               <w:rPr>
-                <w:rFonts w:ascii="Calibri" w:hAnsi="Calibri"/>
-                <w:b w:val="0"/>
-                <w:color w:val="111111"/>
                 <w:sz w:val="13"/>
               </w:rPr>
               <w:t>3.64 cm</w:t>
@@ -586,26 +426,16 @@
         </w:tc>
         <w:tc>
           <w:tcPr>
-            <w:tcW w:type="dxa" w:w="1380"/>
-            <w:vAlign w:val="center"/>
-            <w:tcMar>
-              <w:top w:w="60" w:type="dxa"/>
-              <w:start w:w="80" w:type="dxa"/>
-              <w:bottom w:w="60" w:type="dxa"/>
-              <w:end w:w="80" w:type="dxa"/>
-            </w:tcMar>
+            <w:tcW w:type="dxa" w:w="803"/>
+            <w:vAlign w:val="top"/>
           </w:tcPr>
           <w:p>
             <w:pPr>
-              <w:spacing w:before="0" w:after="0" w:line="240" w:lineRule="auto"/>
+              <w:spacing w:after="0"/>
               <w:jc w:val="center"/>
             </w:pPr>
-            <w:r/>
             <w:r>
               <w:rPr>
-                <w:rFonts w:ascii="Calibri" w:hAnsi="Calibri"/>
-                <w:b w:val="0"/>
-                <w:color w:val="111111"/>
                 <w:sz w:val="13"/>
               </w:rPr>
               <w:t>3.41 to 3.88 cm</w:t>
@@ -614,26 +444,16 @@
         </w:tc>
         <w:tc>
           <w:tcPr>
-            <w:tcW w:type="dxa" w:w="1043"/>
-            <w:vAlign w:val="center"/>
-            <w:tcMar>
-              <w:top w:w="60" w:type="dxa"/>
-              <w:start w:w="80" w:type="dxa"/>
-              <w:bottom w:w="60" w:type="dxa"/>
-              <w:end w:w="80" w:type="dxa"/>
-            </w:tcMar>
+            <w:tcW w:type="dxa" w:w="803"/>
+            <w:vAlign w:val="top"/>
           </w:tcPr>
           <w:p>
             <w:pPr>
-              <w:spacing w:before="0" w:after="0" w:line="240" w:lineRule="auto"/>
+              <w:spacing w:after="0"/>
               <w:jc w:val="center"/>
             </w:pPr>
-            <w:r/>
             <w:r>
               <w:rPr>
-                <w:rFonts w:ascii="Calibri" w:hAnsi="Calibri"/>
-                <w:b w:val="0"/>
-                <w:color w:val="111111"/>
                 <w:sz w:val="13"/>
               </w:rPr>
               <w:t>4.66 cm</w:t>
@@ -642,26 +462,16 @@
         </w:tc>
         <w:tc>
           <w:tcPr>
-            <w:tcW w:type="dxa" w:w="889"/>
-            <w:vAlign w:val="center"/>
-            <w:tcMar>
-              <w:top w:w="60" w:type="dxa"/>
-              <w:start w:w="80" w:type="dxa"/>
-              <w:bottom w:w="60" w:type="dxa"/>
-              <w:end w:w="80" w:type="dxa"/>
-            </w:tcMar>
+            <w:tcW w:type="dxa" w:w="803"/>
+            <w:vAlign w:val="top"/>
           </w:tcPr>
           <w:p>
             <w:pPr>
-              <w:spacing w:before="0" w:after="0" w:line="240" w:lineRule="auto"/>
+              <w:spacing w:after="0"/>
               <w:jc w:val="center"/>
             </w:pPr>
-            <w:r/>
             <w:r>
               <w:rPr>
-                <w:rFonts w:ascii="Calibri" w:hAnsi="Calibri"/>
-                <w:b w:val="0"/>
-                <w:color w:val="111111"/>
                 <w:sz w:val="13"/>
               </w:rPr>
               <w:t>0.372</w:t>
@@ -670,26 +480,16 @@
         </w:tc>
         <w:tc>
           <w:tcPr>
-            <w:tcW w:type="dxa" w:w="1196"/>
-            <w:vAlign w:val="center"/>
-            <w:tcMar>
-              <w:top w:w="60" w:type="dxa"/>
-              <w:start w:w="80" w:type="dxa"/>
-              <w:bottom w:w="60" w:type="dxa"/>
-              <w:end w:w="80" w:type="dxa"/>
-            </w:tcMar>
+            <w:tcW w:type="dxa" w:w="803"/>
+            <w:vAlign w:val="top"/>
           </w:tcPr>
           <w:p>
             <w:pPr>
-              <w:spacing w:before="0" w:after="0" w:line="240" w:lineRule="auto"/>
+              <w:spacing w:after="0"/>
               <w:jc w:val="center"/>
             </w:pPr>
-            <w:r/>
             <w:r>
               <w:rPr>
-                <w:rFonts w:ascii="Calibri" w:hAnsi="Calibri"/>
-                <w:b w:val="0"/>
-                <w:color w:val="111111"/>
                 <w:sz w:val="13"/>
               </w:rPr>
               <w:t>0.30 to 0.43</w:t>
@@ -698,26 +498,16 @@
         </w:tc>
         <w:tc>
           <w:tcPr>
-            <w:tcW w:type="dxa" w:w="920"/>
-            <w:vAlign w:val="center"/>
-            <w:tcMar>
-              <w:top w:w="60" w:type="dxa"/>
-              <w:start w:w="80" w:type="dxa"/>
-              <w:bottom w:w="60" w:type="dxa"/>
-              <w:end w:w="80" w:type="dxa"/>
-            </w:tcMar>
+            <w:tcW w:type="dxa" w:w="803"/>
+            <w:vAlign w:val="top"/>
           </w:tcPr>
           <w:p>
             <w:pPr>
-              <w:spacing w:before="0" w:after="0" w:line="240" w:lineRule="auto"/>
+              <w:spacing w:after="0"/>
               <w:jc w:val="center"/>
             </w:pPr>
-            <w:r/>
             <w:r>
               <w:rPr>
-                <w:rFonts w:ascii="Calibri" w:hAnsi="Calibri"/>
-                <w:b w:val="0"/>
-                <w:color w:val="111111"/>
                 <w:sz w:val="13"/>
               </w:rPr>
               <w:t>0.3</w:t>
@@ -726,26 +516,16 @@
         </w:tc>
         <w:tc>
           <w:tcPr>
-            <w:tcW w:type="dxa" w:w="1150"/>
-            <w:vAlign w:val="center"/>
-            <w:tcMar>
-              <w:top w:w="60" w:type="dxa"/>
-              <w:start w:w="80" w:type="dxa"/>
-              <w:bottom w:w="60" w:type="dxa"/>
-              <w:end w:w="80" w:type="dxa"/>
-            </w:tcMar>
+            <w:tcW w:type="dxa" w:w="803"/>
+            <w:vAlign w:val="top"/>
           </w:tcPr>
           <w:p>
             <w:pPr>
-              <w:spacing w:before="0" w:after="0" w:line="240" w:lineRule="auto"/>
+              <w:spacing w:after="0"/>
               <w:jc w:val="center"/>
             </w:pPr>
-            <w:r/>
             <w:r>
               <w:rPr>
-                <w:rFonts w:ascii="Calibri" w:hAnsi="Calibri"/>
-                <w:b w:val="0"/>
-                <w:color w:val="111111"/>
                 <w:sz w:val="13"/>
               </w:rPr>
               <w:t>+0.28 cm</w:t>
@@ -754,26 +534,16 @@
         </w:tc>
         <w:tc>
           <w:tcPr>
-            <w:tcW w:type="dxa" w:w="1610"/>
-            <w:vAlign w:val="center"/>
-            <w:tcMar>
-              <w:top w:w="60" w:type="dxa"/>
-              <w:start w:w="80" w:type="dxa"/>
-              <w:bottom w:w="60" w:type="dxa"/>
-              <w:end w:w="80" w:type="dxa"/>
-            </w:tcMar>
+            <w:tcW w:type="dxa" w:w="2566"/>
+            <w:vAlign w:val="top"/>
           </w:tcPr>
           <w:p>
             <w:pPr>
-              <w:spacing w:before="0" w:after="0" w:line="240" w:lineRule="auto"/>
-              <w:jc w:val="center"/>
+              <w:spacing w:after="0"/>
+              <w:jc w:val="left"/>
             </w:pPr>
-            <w:r/>
             <w:r>
               <w:rPr>
-                <w:rFonts w:ascii="Calibri" w:hAnsi="Calibri"/>
-                <w:b w:val="0"/>
-                <w:color w:val="111111"/>
                 <w:sz w:val="13"/>
               </w:rPr>
               <w:t>-8.85 to +9.41 cm</w:t>
@@ -782,26 +552,16 @@
         </w:tc>
         <w:tc>
           <w:tcPr>
-            <w:tcW w:type="dxa" w:w="1227"/>
-            <w:vAlign w:val="center"/>
-            <w:tcMar>
-              <w:top w:w="60" w:type="dxa"/>
-              <w:start w:w="80" w:type="dxa"/>
-              <w:bottom w:w="60" w:type="dxa"/>
-              <w:end w:w="80" w:type="dxa"/>
-            </w:tcMar>
+            <w:tcW w:type="dxa" w:w="2566"/>
+            <w:vAlign w:val="top"/>
           </w:tcPr>
           <w:p>
             <w:pPr>
-              <w:spacing w:before="0" w:after="0" w:line="240" w:lineRule="auto"/>
-              <w:jc w:val="center"/>
+              <w:spacing w:after="0"/>
+              <w:jc w:val="left"/>
             </w:pPr>
-            <w:r/>
             <w:r>
               <w:rPr>
-                <w:rFonts w:ascii="Calibri" w:hAnsi="Calibri"/>
-                <w:b w:val="0"/>
-                <w:color w:val="111111"/>
                 <w:sz w:val="13"/>
               </w:rPr>
               <w:t>Figure 1</w:t>
@@ -812,26 +572,16 @@
       <w:tr>
         <w:tc>
           <w:tcPr>
-            <w:tcW w:type="dxa" w:w="1196"/>
-            <w:vAlign w:val="center"/>
-            <w:tcMar>
-              <w:top w:w="60" w:type="dxa"/>
-              <w:start w:w="80" w:type="dxa"/>
-              <w:bottom w:w="60" w:type="dxa"/>
-              <w:end w:w="80" w:type="dxa"/>
-            </w:tcMar>
+            <w:tcW w:type="dxa" w:w="991"/>
+            <w:vAlign w:val="top"/>
           </w:tcPr>
           <w:p>
             <w:pPr>
-              <w:spacing w:before="0" w:after="0" w:line="240" w:lineRule="auto"/>
+              <w:spacing w:after="0"/>
               <w:jc w:val="left"/>
             </w:pPr>
-            <w:r/>
             <w:r>
               <w:rPr>
-                <w:rFonts w:ascii="Calibri" w:hAnsi="Calibri"/>
-                <w:b w:val="0"/>
-                <w:color w:val="111111"/>
                 <w:sz w:val="13"/>
               </w:rPr>
               <w:t>TAPSE</w:t>
@@ -840,26 +590,16 @@
         </w:tc>
         <w:tc>
           <w:tcPr>
-            <w:tcW w:type="dxa" w:w="1104"/>
-            <w:vAlign w:val="center"/>
-            <w:tcMar>
-              <w:top w:w="60" w:type="dxa"/>
-              <w:start w:w="80" w:type="dxa"/>
-              <w:bottom w:w="60" w:type="dxa"/>
-              <w:end w:w="80" w:type="dxa"/>
-            </w:tcMar>
+            <w:tcW w:type="dxa" w:w="1115"/>
+            <w:vAlign w:val="top"/>
           </w:tcPr>
           <w:p>
             <w:pPr>
-              <w:spacing w:before="0" w:after="0" w:line="240" w:lineRule="auto"/>
+              <w:spacing w:after="0"/>
               <w:jc w:val="left"/>
             </w:pPr>
-            <w:r/>
             <w:r>
               <w:rPr>
-                <w:rFonts w:ascii="Calibri" w:hAnsi="Calibri"/>
-                <w:b w:val="0"/>
-                <w:color w:val="111111"/>
                 <w:sz w:val="13"/>
               </w:rPr>
               <w:t>Secondary</w:t>
@@ -868,26 +608,16 @@
         </w:tc>
         <w:tc>
           <w:tcPr>
-            <w:tcW w:type="dxa" w:w="736"/>
-            <w:vAlign w:val="center"/>
-            <w:tcMar>
-              <w:top w:w="60" w:type="dxa"/>
-              <w:start w:w="80" w:type="dxa"/>
-              <w:bottom w:w="60" w:type="dxa"/>
-              <w:end w:w="80" w:type="dxa"/>
-            </w:tcMar>
+            <w:tcW w:type="dxa" w:w="803"/>
+            <w:vAlign w:val="top"/>
           </w:tcPr>
           <w:p>
             <w:pPr>
-              <w:spacing w:before="0" w:after="0" w:line="240" w:lineRule="auto"/>
+              <w:spacing w:after="0"/>
               <w:jc w:val="center"/>
             </w:pPr>
-            <w:r/>
             <w:r>
               <w:rPr>
-                <w:rFonts w:ascii="Calibri" w:hAnsi="Calibri"/>
-                <w:b w:val="0"/>
-                <w:color w:val="111111"/>
                 <w:sz w:val="13"/>
               </w:rPr>
               <w:t>160</w:t>
@@ -896,26 +626,16 @@
         </w:tc>
         <w:tc>
           <w:tcPr>
-            <w:tcW w:type="dxa" w:w="1043"/>
-            <w:vAlign w:val="center"/>
-            <w:tcMar>
-              <w:top w:w="60" w:type="dxa"/>
-              <w:start w:w="80" w:type="dxa"/>
-              <w:bottom w:w="60" w:type="dxa"/>
-              <w:end w:w="80" w:type="dxa"/>
-            </w:tcMar>
+            <w:tcW w:type="dxa" w:w="803"/>
+            <w:vAlign w:val="top"/>
           </w:tcPr>
           <w:p>
             <w:pPr>
-              <w:spacing w:before="0" w:after="0" w:line="240" w:lineRule="auto"/>
+              <w:spacing w:after="0"/>
               <w:jc w:val="center"/>
             </w:pPr>
-            <w:r/>
             <w:r>
               <w:rPr>
-                <w:rFonts w:ascii="Calibri" w:hAnsi="Calibri"/>
-                <w:b w:val="0"/>
-                <w:color w:val="111111"/>
                 <w:sz w:val="13"/>
               </w:rPr>
               <w:t>3.79 mm</w:t>
@@ -924,26 +644,16 @@
         </w:tc>
         <w:tc>
           <w:tcPr>
-            <w:tcW w:type="dxa" w:w="1043"/>
-            <w:vAlign w:val="center"/>
-            <w:tcMar>
-              <w:top w:w="60" w:type="dxa"/>
-              <w:start w:w="80" w:type="dxa"/>
-              <w:bottom w:w="60" w:type="dxa"/>
-              <w:end w:w="80" w:type="dxa"/>
-            </w:tcMar>
+            <w:tcW w:type="dxa" w:w="803"/>
+            <w:vAlign w:val="top"/>
           </w:tcPr>
           <w:p>
             <w:pPr>
-              <w:spacing w:before="0" w:after="0" w:line="240" w:lineRule="auto"/>
+              <w:spacing w:after="0"/>
               <w:jc w:val="center"/>
             </w:pPr>
-            <w:r/>
             <w:r>
               <w:rPr>
-                <w:rFonts w:ascii="Calibri" w:hAnsi="Calibri"/>
-                <w:b w:val="0"/>
-                <w:color w:val="111111"/>
                 <w:sz w:val="13"/>
               </w:rPr>
               <w:t>3.17 mm</w:t>
@@ -952,26 +662,16 @@
         </w:tc>
         <w:tc>
           <w:tcPr>
-            <w:tcW w:type="dxa" w:w="1380"/>
-            <w:vAlign w:val="center"/>
-            <w:tcMar>
-              <w:top w:w="60" w:type="dxa"/>
-              <w:start w:w="80" w:type="dxa"/>
-              <w:bottom w:w="60" w:type="dxa"/>
-              <w:end w:w="80" w:type="dxa"/>
-            </w:tcMar>
+            <w:tcW w:type="dxa" w:w="803"/>
+            <w:vAlign w:val="top"/>
           </w:tcPr>
           <w:p>
             <w:pPr>
-              <w:spacing w:before="0" w:after="0" w:line="240" w:lineRule="auto"/>
+              <w:spacing w:after="0"/>
               <w:jc w:val="center"/>
             </w:pPr>
-            <w:r/>
             <w:r>
               <w:rPr>
-                <w:rFonts w:ascii="Calibri" w:hAnsi="Calibri"/>
-                <w:b w:val="0"/>
-                <w:color w:val="111111"/>
                 <w:sz w:val="13"/>
               </w:rPr>
               <w:t>2.80 to 3.56 mm</w:t>
@@ -980,26 +680,16 @@
         </w:tc>
         <w:tc>
           <w:tcPr>
-            <w:tcW w:type="dxa" w:w="1043"/>
-            <w:vAlign w:val="center"/>
-            <w:tcMar>
-              <w:top w:w="60" w:type="dxa"/>
-              <w:start w:w="80" w:type="dxa"/>
-              <w:bottom w:w="60" w:type="dxa"/>
-              <w:end w:w="80" w:type="dxa"/>
-            </w:tcMar>
+            <w:tcW w:type="dxa" w:w="803"/>
+            <w:vAlign w:val="top"/>
           </w:tcPr>
           <w:p>
             <w:pPr>
-              <w:spacing w:before="0" w:after="0" w:line="240" w:lineRule="auto"/>
+              <w:spacing w:after="0"/>
               <w:jc w:val="center"/>
             </w:pPr>
-            <w:r/>
             <w:r>
               <w:rPr>
-                <w:rFonts w:ascii="Calibri" w:hAnsi="Calibri"/>
-                <w:b w:val="0"/>
-                <w:color w:val="111111"/>
                 <w:sz w:val="13"/>
               </w:rPr>
               <w:t>3.94 mm</w:t>
@@ -1008,26 +698,16 @@
         </w:tc>
         <w:tc>
           <w:tcPr>
-            <w:tcW w:type="dxa" w:w="889"/>
-            <w:vAlign w:val="center"/>
-            <w:tcMar>
-              <w:top w:w="60" w:type="dxa"/>
-              <w:start w:w="80" w:type="dxa"/>
-              <w:bottom w:w="60" w:type="dxa"/>
-              <w:end w:w="80" w:type="dxa"/>
-            </w:tcMar>
+            <w:tcW w:type="dxa" w:w="803"/>
+            <w:vAlign w:val="top"/>
           </w:tcPr>
           <w:p>
             <w:pPr>
-              <w:spacing w:before="0" w:after="0" w:line="240" w:lineRule="auto"/>
+              <w:spacing w:after="0"/>
               <w:jc w:val="center"/>
             </w:pPr>
-            <w:r/>
             <w:r>
               <w:rPr>
-                <w:rFonts w:ascii="Calibri" w:hAnsi="Calibri"/>
-                <w:b w:val="0"/>
-                <w:color w:val="111111"/>
                 <w:sz w:val="13"/>
               </w:rPr>
               <w:t>0.284</w:t>
@@ -1036,26 +716,16 @@
         </w:tc>
         <w:tc>
           <w:tcPr>
-            <w:tcW w:type="dxa" w:w="1196"/>
-            <w:vAlign w:val="center"/>
-            <w:tcMar>
-              <w:top w:w="60" w:type="dxa"/>
-              <w:start w:w="80" w:type="dxa"/>
-              <w:bottom w:w="60" w:type="dxa"/>
-              <w:end w:w="80" w:type="dxa"/>
-            </w:tcMar>
+            <w:tcW w:type="dxa" w:w="803"/>
+            <w:vAlign w:val="top"/>
           </w:tcPr>
           <w:p>
             <w:pPr>
-              <w:spacing w:before="0" w:after="0" w:line="240" w:lineRule="auto"/>
+              <w:spacing w:after="0"/>
               <w:jc w:val="center"/>
             </w:pPr>
-            <w:r/>
             <w:r>
               <w:rPr>
-                <w:rFonts w:ascii="Calibri" w:hAnsi="Calibri"/>
-                <w:b w:val="0"/>
-                <w:color w:val="111111"/>
                 <w:sz w:val="13"/>
               </w:rPr>
               <w:t>0.13 to 0.40</w:t>
@@ -1064,26 +734,16 @@
         </w:tc>
         <w:tc>
           <w:tcPr>
-            <w:tcW w:type="dxa" w:w="920"/>
-            <w:vAlign w:val="center"/>
-            <w:tcMar>
-              <w:top w:w="60" w:type="dxa"/>
-              <w:start w:w="80" w:type="dxa"/>
-              <w:bottom w:w="60" w:type="dxa"/>
-              <w:end w:w="80" w:type="dxa"/>
-            </w:tcMar>
+            <w:tcW w:type="dxa" w:w="803"/>
+            <w:vAlign w:val="top"/>
           </w:tcPr>
           <w:p>
             <w:pPr>
-              <w:spacing w:before="0" w:after="0" w:line="240" w:lineRule="auto"/>
+              <w:spacing w:after="0"/>
               <w:jc w:val="center"/>
             </w:pPr>
-            <w:r/>
             <w:r>
               <w:rPr>
-                <w:rFonts w:ascii="Calibri" w:hAnsi="Calibri"/>
-                <w:b w:val="0"/>
-                <w:color w:val="111111"/>
                 <w:sz w:val="13"/>
               </w:rPr>
               <w:t>1000</w:t>
@@ -1092,26 +752,16 @@
         </w:tc>
         <w:tc>
           <w:tcPr>
-            <w:tcW w:type="dxa" w:w="1150"/>
-            <w:vAlign w:val="center"/>
-            <w:tcMar>
-              <w:top w:w="60" w:type="dxa"/>
-              <w:start w:w="80" w:type="dxa"/>
-              <w:bottom w:w="60" w:type="dxa"/>
-              <w:end w:w="80" w:type="dxa"/>
-            </w:tcMar>
+            <w:tcW w:type="dxa" w:w="803"/>
+            <w:vAlign w:val="top"/>
           </w:tcPr>
           <w:p>
             <w:pPr>
-              <w:spacing w:before="0" w:after="0" w:line="240" w:lineRule="auto"/>
+              <w:spacing w:after="0"/>
               <w:jc w:val="center"/>
             </w:pPr>
-            <w:r/>
             <w:r>
               <w:rPr>
-                <w:rFonts w:ascii="Calibri" w:hAnsi="Calibri"/>
-                <w:b w:val="0"/>
-                <w:color w:val="111111"/>
                 <w:sz w:val="13"/>
               </w:rPr>
               <w:t>+0.22 mm</w:t>
@@ -1120,26 +770,16 @@
         </w:tc>
         <w:tc>
           <w:tcPr>
-            <w:tcW w:type="dxa" w:w="1610"/>
-            <w:vAlign w:val="center"/>
-            <w:tcMar>
-              <w:top w:w="60" w:type="dxa"/>
-              <w:start w:w="80" w:type="dxa"/>
-              <w:bottom w:w="60" w:type="dxa"/>
-              <w:end w:w="80" w:type="dxa"/>
-            </w:tcMar>
+            <w:tcW w:type="dxa" w:w="2566"/>
+            <w:vAlign w:val="top"/>
           </w:tcPr>
           <w:p>
             <w:pPr>
-              <w:spacing w:before="0" w:after="0" w:line="240" w:lineRule="auto"/>
-              <w:jc w:val="center"/>
+              <w:spacing w:after="0"/>
+              <w:jc w:val="left"/>
             </w:pPr>
-            <w:r/>
             <w:r>
               <w:rPr>
-                <w:rFonts w:ascii="Calibri" w:hAnsi="Calibri"/>
-                <w:b w:val="0"/>
-                <w:color w:val="111111"/>
                 <w:sz w:val="13"/>
               </w:rPr>
               <w:t>-7.52 to +7.96 mm</w:t>
@@ -1148,26 +788,16 @@
         </w:tc>
         <w:tc>
           <w:tcPr>
-            <w:tcW w:type="dxa" w:w="1227"/>
-            <w:vAlign w:val="center"/>
-            <w:tcMar>
-              <w:top w:w="60" w:type="dxa"/>
-              <w:start w:w="80" w:type="dxa"/>
-              <w:bottom w:w="60" w:type="dxa"/>
-              <w:end w:w="80" w:type="dxa"/>
-            </w:tcMar>
+            <w:tcW w:type="dxa" w:w="2566"/>
+            <w:vAlign w:val="top"/>
           </w:tcPr>
           <w:p>
             <w:pPr>
-              <w:spacing w:before="0" w:after="0" w:line="240" w:lineRule="auto"/>
+              <w:spacing w:after="0"/>
               <w:jc w:val="left"/>
             </w:pPr>
-            <w:r/>
             <w:r>
               <w:rPr>
-                <w:rFonts w:ascii="Calibri" w:hAnsi="Calibri"/>
-                <w:b w:val="0"/>
-                <w:color w:val="111111"/>
                 <w:sz w:val="13"/>
               </w:rPr>
               <w:t>Supplementary Figure S1</w:t>
@@ -1178,24 +808,13 @@
     </w:tbl>
     <w:p>
       <w:pPr>
-        <w:spacing w:before="60" w:after="160" w:line="252" w:lineRule="auto"/>
+        <w:spacing w:before="80" w:after="0"/>
       </w:pPr>
       <w:r>
         <w:rPr>
-          <w:rFonts w:ascii="Calibri" w:hAnsi="Calibri"/>
-          <w:b/>
-          <w:color w:val="444444"/>
           <w:sz w:val="16"/>
         </w:rPr>
-        <w:t xml:space="preserve">Footnote: </w:t>
-      </w:r>
-      <w:r>
-        <w:rPr>
-          <w:rFonts w:ascii="Calibri" w:hAnsi="Calibri"/>
-          <w:color w:val="444444"/>
-          <w:sz w:val="16"/>
-        </w:rPr>
-        <w:t>Main imaging-only baseline performance using frozen EchoPrime study embeddings and deterministic subject-level train/validation/test splits. MAE and RMSE units are cm for LVOT VTI and mm for TAPSE. CI = confidence interval; LVOT VTI = left ventricular outflow tract velocity-time integral; MAE = mean absolute error; RMSE = root mean squared error; TAPSE = tricuspid annular plane systolic excursion.</w:t>
+        <w:t>Footnote: Abbreviations: CI = confidence interval; LVOT VTI = left ventricular outflow tract velocity-time integral; MAE = mean absolute error; RMSE = root mean squared error; R2 = coefficient of determination; TAPSE = tricuspid annular plane systolic excursion. MAE, RMSE, bias, and limits of agreement are reported in the clinical units of each target.</w:t>
       </w:r>
     </w:p>
     <w:p>
@@ -1205,64 +824,59 @@
     </w:p>
     <w:p>
       <w:pPr>
-        <w:pStyle w:val="Heading1"/>
+        <w:keepNext/>
+        <w:spacing w:after="80"/>
       </w:pPr>
       <w:r>
+        <w:rPr>
+          <w:b/>
+          <w:sz w:val="22"/>
+        </w:rPr>
         <w:t>Supplementary Table S1. Hard-Extreme Robustness</w:t>
       </w:r>
     </w:p>
     <w:tbl>
-      <w:tblGrid>
-        <w:gridCol w:w="1726"/>
-        <w:gridCol w:w="2206"/>
-        <w:gridCol w:w="1151"/>
-        <w:gridCol w:w="1496"/>
-        <w:gridCol w:w="1247"/>
-        <w:gridCol w:w="3453"/>
-        <w:gridCol w:w="3261"/>
-      </w:tblGrid>
       <w:tblPr>
-        <w:tblW w:type="dxa" w:w="14544"/>
+        <w:tblStyle w:val="TableGrid"/>
+        <w:tblW w:type="auto" w:w="0"/>
         <w:jc w:val="center"/>
         <w:tblLayout w:type="fixed"/>
         <w:tblLook w:firstColumn="1" w:firstRow="1" w:lastColumn="0" w:lastRow="0" w:noHBand="0" w:noVBand="1" w:val="04A0"/>
-        <w:tblBorders>
-          <w:top w:val="single" w:sz="4" w:space="0" w:color="9AA6B2"/>
-          <w:left w:val="single" w:sz="4" w:space="0" w:color="9AA6B2"/>
-          <w:bottom w:val="single" w:sz="4" w:space="0" w:color="9AA6B2"/>
-          <w:right w:val="single" w:sz="4" w:space="0" w:color="9AA6B2"/>
-          <w:insideH w:val="single" w:sz="4" w:space="0" w:color="9AA6B2"/>
-          <w:insideV w:val="single" w:sz="4" w:space="0" w:color="9AA6B2"/>
-        </w:tblBorders>
+        <w:tblCellMar>
+          <w:top w:w="45" w:type="dxa"/>
+          <w:start w:w="45" w:type="dxa"/>
+          <w:bottom w:w="45" w:type="dxa"/>
+          <w:end w:w="45" w:type="dxa"/>
+        </w:tblCellMar>
       </w:tblPr>
+      <w:tblGrid>
+        <w:gridCol w:w="2078"/>
+        <w:gridCol w:w="2078"/>
+        <w:gridCol w:w="2078"/>
+        <w:gridCol w:w="2078"/>
+        <w:gridCol w:w="2078"/>
+        <w:gridCol w:w="2078"/>
+        <w:gridCol w:w="2078"/>
+      </w:tblGrid>
       <w:tr>
         <w:trPr>
-          <w:tblHeader/>
+          <w:tblHeader w:val="true"/>
         </w:trPr>
         <w:tc>
           <w:tcPr>
-            <w:tcW w:type="dxa" w:w="1726"/>
-            <w:tcMar>
-              <w:top w:w="60" w:type="dxa"/>
-              <w:start w:w="80" w:type="dxa"/>
-              <w:bottom w:w="60" w:type="dxa"/>
-              <w:end w:w="80" w:type="dxa"/>
-            </w:tcMar>
-            <w:shd w:fill="E8EEF5"/>
+            <w:tcW w:type="dxa" w:w="1413"/>
+            <w:shd w:fill="D9D9D9"/>
             <w:vAlign w:val="center"/>
           </w:tcPr>
           <w:p>
             <w:pPr>
-              <w:spacing w:before="0" w:after="0" w:line="240" w:lineRule="auto"/>
+              <w:spacing w:after="0"/>
               <w:jc w:val="center"/>
             </w:pPr>
-            <w:r/>
             <w:r>
               <w:rPr>
-                <w:rFonts w:ascii="Calibri" w:hAnsi="Calibri"/>
                 <w:b/>
-                <w:color w:val="111111"/>
-                <w:sz w:val="13"/>
+                <w:sz w:val="16"/>
               </w:rPr>
               <w:t>Target</w:t>
             </w:r>
@@ -1270,28 +884,19 @@
         </w:tc>
         <w:tc>
           <w:tcPr>
-            <w:tcW w:type="dxa" w:w="2206"/>
-            <w:tcMar>
-              <w:top w:w="60" w:type="dxa"/>
-              <w:start w:w="80" w:type="dxa"/>
-              <w:bottom w:w="60" w:type="dxa"/>
-              <w:end w:w="80" w:type="dxa"/>
-            </w:tcMar>
-            <w:shd w:fill="E8EEF5"/>
+            <w:tcW w:type="dxa" w:w="2306"/>
+            <w:shd w:fill="D9D9D9"/>
             <w:vAlign w:val="center"/>
           </w:tcPr>
           <w:p>
             <w:pPr>
-              <w:spacing w:before="0" w:after="0" w:line="240" w:lineRule="auto"/>
+              <w:spacing w:after="0"/>
               <w:jc w:val="center"/>
             </w:pPr>
-            <w:r/>
             <w:r>
               <w:rPr>
-                <w:rFonts w:ascii="Calibri" w:hAnsi="Calibri"/>
                 <w:b/>
-                <w:color w:val="111111"/>
-                <w:sz w:val="13"/>
+                <w:sz w:val="16"/>
               </w:rPr>
               <w:t>Sensitivity analysis</w:t>
             </w:r>
@@ -1299,28 +904,19 @@
         </w:tc>
         <w:tc>
           <w:tcPr>
-            <w:tcW w:type="dxa" w:w="1151"/>
-            <w:tcMar>
-              <w:top w:w="60" w:type="dxa"/>
-              <w:start w:w="80" w:type="dxa"/>
-              <w:bottom w:w="60" w:type="dxa"/>
-              <w:end w:w="80" w:type="dxa"/>
-            </w:tcMar>
-            <w:shd w:fill="E8EEF5"/>
+            <w:tcW w:type="dxa" w:w="1145"/>
+            <w:shd w:fill="D9D9D9"/>
             <w:vAlign w:val="center"/>
           </w:tcPr>
           <w:p>
             <w:pPr>
-              <w:spacing w:before="0" w:after="0" w:line="240" w:lineRule="auto"/>
+              <w:spacing w:after="0"/>
               <w:jc w:val="center"/>
             </w:pPr>
-            <w:r/>
             <w:r>
               <w:rPr>
-                <w:rFonts w:ascii="Calibri" w:hAnsi="Calibri"/>
                 <w:b/>
-                <w:color w:val="111111"/>
-                <w:sz w:val="13"/>
+                <w:sz w:val="16"/>
               </w:rPr>
               <w:t>Test N</w:t>
             </w:r>
@@ -1328,28 +924,19 @@
         </w:tc>
         <w:tc>
           <w:tcPr>
-            <w:tcW w:type="dxa" w:w="1496"/>
-            <w:tcMar>
-              <w:top w:w="60" w:type="dxa"/>
-              <w:start w:w="80" w:type="dxa"/>
-              <w:bottom w:w="60" w:type="dxa"/>
-              <w:end w:w="80" w:type="dxa"/>
-            </w:tcMar>
-            <w:shd w:fill="E8EEF5"/>
+            <w:tcW w:type="dxa" w:w="1145"/>
+            <w:shd w:fill="D9D9D9"/>
             <w:vAlign w:val="center"/>
           </w:tcPr>
           <w:p>
             <w:pPr>
-              <w:spacing w:before="0" w:after="0" w:line="240" w:lineRule="auto"/>
+              <w:spacing w:after="0"/>
               <w:jc w:val="center"/>
             </w:pPr>
-            <w:r/>
             <w:r>
               <w:rPr>
-                <w:rFonts w:ascii="Calibri" w:hAnsi="Calibri"/>
                 <w:b/>
-                <w:color w:val="111111"/>
-                <w:sz w:val="13"/>
+                <w:sz w:val="16"/>
               </w:rPr>
               <w:t>Ridge MAE</w:t>
             </w:r>
@@ -1357,28 +944,19 @@
         </w:tc>
         <w:tc>
           <w:tcPr>
-            <w:tcW w:type="dxa" w:w="1247"/>
-            <w:tcMar>
-              <w:top w:w="60" w:type="dxa"/>
-              <w:start w:w="80" w:type="dxa"/>
-              <w:bottom w:w="60" w:type="dxa"/>
-              <w:end w:w="80" w:type="dxa"/>
-            </w:tcMar>
-            <w:shd w:fill="E8EEF5"/>
+            <w:tcW w:type="dxa" w:w="1145"/>
+            <w:shd w:fill="D9D9D9"/>
             <w:vAlign w:val="center"/>
           </w:tcPr>
           <w:p>
             <w:pPr>
-              <w:spacing w:before="0" w:after="0" w:line="240" w:lineRule="auto"/>
+              <w:spacing w:after="0"/>
               <w:jc w:val="center"/>
             </w:pPr>
-            <w:r/>
             <w:r>
               <w:rPr>
-                <w:rFonts w:ascii="Calibri" w:hAnsi="Calibri"/>
                 <w:b/>
-                <w:color w:val="111111"/>
-                <w:sz w:val="13"/>
+                <w:sz w:val="16"/>
               </w:rPr>
               <w:t>Ridge R2</w:t>
             </w:r>
@@ -1386,28 +964,19 @@
         </w:tc>
         <w:tc>
           <w:tcPr>
-            <w:tcW w:type="dxa" w:w="3453"/>
-            <w:tcMar>
-              <w:top w:w="60" w:type="dxa"/>
-              <w:start w:w="80" w:type="dxa"/>
-              <w:bottom w:w="60" w:type="dxa"/>
-              <w:end w:w="80" w:type="dxa"/>
-            </w:tcMar>
-            <w:shd w:fill="E8EEF5"/>
+            <w:tcW w:type="dxa" w:w="3658"/>
+            <w:shd w:fill="D9D9D9"/>
             <w:vAlign w:val="center"/>
           </w:tcPr>
           <w:p>
             <w:pPr>
-              <w:spacing w:before="0" w:after="0" w:line="240" w:lineRule="auto"/>
+              <w:spacing w:after="0"/>
               <w:jc w:val="center"/>
             </w:pPr>
-            <w:r/>
             <w:r>
               <w:rPr>
-                <w:rFonts w:ascii="Calibri" w:hAnsi="Calibri"/>
                 <w:b/>
-                <w:color w:val="111111"/>
-                <w:sz w:val="13"/>
+                <w:sz w:val="16"/>
               </w:rPr>
               <w:t>Comparison with primary analysis</w:t>
             </w:r>
@@ -1415,28 +984,19 @@
         </w:tc>
         <w:tc>
           <w:tcPr>
-            <w:tcW w:type="dxa" w:w="3261"/>
-            <w:tcMar>
-              <w:top w:w="60" w:type="dxa"/>
-              <w:start w:w="80" w:type="dxa"/>
-              <w:bottom w:w="60" w:type="dxa"/>
-              <w:end w:w="80" w:type="dxa"/>
-            </w:tcMar>
-            <w:shd w:fill="E8EEF5"/>
+            <w:tcW w:type="dxa" w:w="3658"/>
+            <w:shd w:fill="D9D9D9"/>
             <w:vAlign w:val="center"/>
           </w:tcPr>
           <w:p>
             <w:pPr>
-              <w:spacing w:before="0" w:after="0" w:line="240" w:lineRule="auto"/>
+              <w:spacing w:after="0"/>
               <w:jc w:val="center"/>
             </w:pPr>
-            <w:r/>
             <w:r>
               <w:rPr>
-                <w:rFonts w:ascii="Calibri" w:hAnsi="Calibri"/>
                 <w:b/>
-                <w:color w:val="111111"/>
-                <w:sz w:val="13"/>
+                <w:sz w:val="16"/>
               </w:rPr>
               <w:t>Interpretation note</w:t>
             </w:r>
@@ -1446,27 +1006,17 @@
       <w:tr>
         <w:tc>
           <w:tcPr>
-            <w:tcW w:type="dxa" w:w="1726"/>
-            <w:vAlign w:val="center"/>
-            <w:tcMar>
-              <w:top w:w="60" w:type="dxa"/>
-              <w:start w:w="80" w:type="dxa"/>
-              <w:bottom w:w="60" w:type="dxa"/>
-              <w:end w:w="80" w:type="dxa"/>
-            </w:tcMar>
+            <w:tcW w:type="dxa" w:w="1413"/>
+            <w:vAlign w:val="top"/>
           </w:tcPr>
           <w:p>
             <w:pPr>
-              <w:spacing w:before="0" w:after="0" w:line="240" w:lineRule="auto"/>
+              <w:spacing w:after="0"/>
               <w:jc w:val="left"/>
             </w:pPr>
-            <w:r/>
             <w:r>
               <w:rPr>
-                <w:rFonts w:ascii="Calibri" w:hAnsi="Calibri"/>
-                <w:b w:val="0"/>
-                <w:color w:val="111111"/>
-                <w:sz w:val="13"/>
+                <w:sz w:val="16"/>
               </w:rPr>
               <w:t>LVOT VTI</w:t>
             </w:r>
@@ -1474,27 +1024,17 @@
         </w:tc>
         <w:tc>
           <w:tcPr>
-            <w:tcW w:type="dxa" w:w="2206"/>
-            <w:vAlign w:val="center"/>
-            <w:tcMar>
-              <w:top w:w="60" w:type="dxa"/>
-              <w:start w:w="80" w:type="dxa"/>
-              <w:bottom w:w="60" w:type="dxa"/>
-              <w:end w:w="80" w:type="dxa"/>
-            </w:tcMar>
+            <w:tcW w:type="dxa" w:w="2306"/>
+            <w:vAlign w:val="top"/>
           </w:tcPr>
           <w:p>
             <w:pPr>
-              <w:spacing w:before="0" w:after="0" w:line="240" w:lineRule="auto"/>
+              <w:spacing w:after="0"/>
               <w:jc w:val="left"/>
             </w:pPr>
-            <w:r/>
             <w:r>
               <w:rPr>
-                <w:rFonts w:ascii="Calibri" w:hAnsi="Calibri"/>
-                <w:b w:val="0"/>
-                <w:color w:val="111111"/>
-                <w:sz w:val="13"/>
+                <w:sz w:val="16"/>
               </w:rPr>
               <w:t>Hard-extreme exclusion</w:t>
             </w:r>
@@ -1502,27 +1042,17 @@
         </w:tc>
         <w:tc>
           <w:tcPr>
-            <w:tcW w:type="dxa" w:w="1151"/>
-            <w:vAlign w:val="center"/>
-            <w:tcMar>
-              <w:top w:w="60" w:type="dxa"/>
-              <w:start w:w="80" w:type="dxa"/>
-              <w:bottom w:w="60" w:type="dxa"/>
-              <w:end w:w="80" w:type="dxa"/>
-            </w:tcMar>
+            <w:tcW w:type="dxa" w:w="1145"/>
+            <w:vAlign w:val="top"/>
           </w:tcPr>
           <w:p>
             <w:pPr>
-              <w:spacing w:before="0" w:after="0" w:line="240" w:lineRule="auto"/>
+              <w:spacing w:after="0"/>
               <w:jc w:val="center"/>
             </w:pPr>
-            <w:r/>
             <w:r>
               <w:rPr>
-                <w:rFonts w:ascii="Calibri" w:hAnsi="Calibri"/>
-                <w:b w:val="0"/>
-                <w:color w:val="111111"/>
-                <w:sz w:val="13"/>
+                <w:sz w:val="16"/>
               </w:rPr>
               <w:t>555</w:t>
             </w:r>
@@ -1530,27 +1060,17 @@
         </w:tc>
         <w:tc>
           <w:tcPr>
-            <w:tcW w:type="dxa" w:w="1496"/>
-            <w:vAlign w:val="center"/>
-            <w:tcMar>
-              <w:top w:w="60" w:type="dxa"/>
-              <w:start w:w="80" w:type="dxa"/>
-              <w:bottom w:w="60" w:type="dxa"/>
-              <w:end w:w="80" w:type="dxa"/>
-            </w:tcMar>
+            <w:tcW w:type="dxa" w:w="1145"/>
+            <w:vAlign w:val="top"/>
           </w:tcPr>
           <w:p>
             <w:pPr>
-              <w:spacing w:before="0" w:after="0" w:line="240" w:lineRule="auto"/>
+              <w:spacing w:after="0"/>
               <w:jc w:val="center"/>
             </w:pPr>
-            <w:r/>
             <w:r>
               <w:rPr>
-                <w:rFonts w:ascii="Calibri" w:hAnsi="Calibri"/>
-                <w:b w:val="0"/>
-                <w:color w:val="111111"/>
-                <w:sz w:val="13"/>
+                <w:sz w:val="16"/>
               </w:rPr>
               <w:t>3.62 cm</w:t>
             </w:r>
@@ -1558,27 +1078,17 @@
         </w:tc>
         <w:tc>
           <w:tcPr>
-            <w:tcW w:type="dxa" w:w="1247"/>
-            <w:vAlign w:val="center"/>
-            <w:tcMar>
-              <w:top w:w="60" w:type="dxa"/>
-              <w:start w:w="80" w:type="dxa"/>
-              <w:bottom w:w="60" w:type="dxa"/>
-              <w:end w:w="80" w:type="dxa"/>
-            </w:tcMar>
+            <w:tcW w:type="dxa" w:w="1145"/>
+            <w:vAlign w:val="top"/>
           </w:tcPr>
           <w:p>
             <w:pPr>
-              <w:spacing w:before="0" w:after="0" w:line="240" w:lineRule="auto"/>
+              <w:spacing w:after="0"/>
               <w:jc w:val="center"/>
             </w:pPr>
-            <w:r/>
             <w:r>
               <w:rPr>
-                <w:rFonts w:ascii="Calibri" w:hAnsi="Calibri"/>
-                <w:b w:val="0"/>
-                <w:color w:val="111111"/>
-                <w:sz w:val="13"/>
+                <w:sz w:val="16"/>
               </w:rPr>
               <w:t>0.376</w:t>
             </w:r>
@@ -1586,27 +1096,17 @@
         </w:tc>
         <w:tc>
           <w:tcPr>
-            <w:tcW w:type="dxa" w:w="3453"/>
-            <w:vAlign w:val="center"/>
-            <w:tcMar>
-              <w:top w:w="60" w:type="dxa"/>
-              <w:start w:w="80" w:type="dxa"/>
-              <w:bottom w:w="60" w:type="dxa"/>
-              <w:end w:w="80" w:type="dxa"/>
-            </w:tcMar>
+            <w:tcW w:type="dxa" w:w="3658"/>
+            <w:vAlign w:val="top"/>
           </w:tcPr>
           <w:p>
             <w:pPr>
-              <w:spacing w:before="0" w:after="0" w:line="240" w:lineRule="auto"/>
+              <w:spacing w:after="0"/>
               <w:jc w:val="left"/>
             </w:pPr>
-            <w:r/>
             <w:r>
               <w:rPr>
-                <w:rFonts w:ascii="Calibri" w:hAnsi="Calibri"/>
-                <w:b w:val="0"/>
-                <w:color w:val="111111"/>
-                <w:sz w:val="13"/>
+                <w:sz w:val="16"/>
               </w:rPr>
               <w:t>Primary: MAE 3.64 cm; R2 0.372</w:t>
             </w:r>
@@ -1614,27 +1114,17 @@
         </w:tc>
         <w:tc>
           <w:tcPr>
-            <w:tcW w:type="dxa" w:w="3261"/>
-            <w:vAlign w:val="center"/>
-            <w:tcMar>
-              <w:top w:w="60" w:type="dxa"/>
-              <w:start w:w="80" w:type="dxa"/>
-              <w:bottom w:w="60" w:type="dxa"/>
-              <w:end w:w="80" w:type="dxa"/>
-            </w:tcMar>
+            <w:tcW w:type="dxa" w:w="3658"/>
+            <w:vAlign w:val="top"/>
           </w:tcPr>
           <w:p>
             <w:pPr>
-              <w:spacing w:before="0" w:after="0" w:line="240" w:lineRule="auto"/>
+              <w:spacing w:after="0"/>
               <w:jc w:val="left"/>
             </w:pPr>
-            <w:r/>
             <w:r>
               <w:rPr>
-                <w:rFonts w:ascii="Calibri" w:hAnsi="Calibri"/>
-                <w:b w:val="0"/>
-                <w:color w:val="111111"/>
-                <w:sz w:val="13"/>
+                <w:sz w:val="16"/>
               </w:rPr>
               <w:t>Similar to primary analysis</w:t>
             </w:r>
@@ -1644,27 +1134,17 @@
       <w:tr>
         <w:tc>
           <w:tcPr>
-            <w:tcW w:type="dxa" w:w="1726"/>
-            <w:vAlign w:val="center"/>
-            <w:tcMar>
-              <w:top w:w="60" w:type="dxa"/>
-              <w:start w:w="80" w:type="dxa"/>
-              <w:bottom w:w="60" w:type="dxa"/>
-              <w:end w:w="80" w:type="dxa"/>
-            </w:tcMar>
+            <w:tcW w:type="dxa" w:w="1413"/>
+            <w:vAlign w:val="top"/>
           </w:tcPr>
           <w:p>
             <w:pPr>
-              <w:spacing w:before="0" w:after="0" w:line="240" w:lineRule="auto"/>
+              <w:spacing w:after="0"/>
               <w:jc w:val="left"/>
             </w:pPr>
-            <w:r/>
             <w:r>
               <w:rPr>
-                <w:rFonts w:ascii="Calibri" w:hAnsi="Calibri"/>
-                <w:b w:val="0"/>
-                <w:color w:val="111111"/>
-                <w:sz w:val="13"/>
+                <w:sz w:val="16"/>
               </w:rPr>
               <w:t>TAPSE</w:t>
             </w:r>
@@ -1672,27 +1152,17 @@
         </w:tc>
         <w:tc>
           <w:tcPr>
-            <w:tcW w:type="dxa" w:w="2206"/>
-            <w:vAlign w:val="center"/>
-            <w:tcMar>
-              <w:top w:w="60" w:type="dxa"/>
-              <w:start w:w="80" w:type="dxa"/>
-              <w:bottom w:w="60" w:type="dxa"/>
-              <w:end w:w="80" w:type="dxa"/>
-            </w:tcMar>
+            <w:tcW w:type="dxa" w:w="2306"/>
+            <w:vAlign w:val="top"/>
           </w:tcPr>
           <w:p>
             <w:pPr>
-              <w:spacing w:before="0" w:after="0" w:line="240" w:lineRule="auto"/>
+              <w:spacing w:after="0"/>
               <w:jc w:val="left"/>
             </w:pPr>
-            <w:r/>
             <w:r>
               <w:rPr>
-                <w:rFonts w:ascii="Calibri" w:hAnsi="Calibri"/>
-                <w:b w:val="0"/>
-                <w:color w:val="111111"/>
-                <w:sz w:val="13"/>
+                <w:sz w:val="16"/>
               </w:rPr>
               <w:t>Hard-extreme exclusion</w:t>
             </w:r>
@@ -1700,27 +1170,17 @@
         </w:tc>
         <w:tc>
           <w:tcPr>
-            <w:tcW w:type="dxa" w:w="1151"/>
-            <w:vAlign w:val="center"/>
-            <w:tcMar>
-              <w:top w:w="60" w:type="dxa"/>
-              <w:start w:w="80" w:type="dxa"/>
-              <w:bottom w:w="60" w:type="dxa"/>
-              <w:end w:w="80" w:type="dxa"/>
-            </w:tcMar>
+            <w:tcW w:type="dxa" w:w="1145"/>
+            <w:vAlign w:val="top"/>
           </w:tcPr>
           <w:p>
             <w:pPr>
-              <w:spacing w:before="0" w:after="0" w:line="240" w:lineRule="auto"/>
+              <w:spacing w:after="0"/>
               <w:jc w:val="center"/>
             </w:pPr>
-            <w:r/>
             <w:r>
               <w:rPr>
-                <w:rFonts w:ascii="Calibri" w:hAnsi="Calibri"/>
-                <w:b w:val="0"/>
-                <w:color w:val="111111"/>
-                <w:sz w:val="13"/>
+                <w:sz w:val="16"/>
               </w:rPr>
               <w:t>160</w:t>
             </w:r>
@@ -1728,27 +1188,17 @@
         </w:tc>
         <w:tc>
           <w:tcPr>
-            <w:tcW w:type="dxa" w:w="1496"/>
-            <w:vAlign w:val="center"/>
-            <w:tcMar>
-              <w:top w:w="60" w:type="dxa"/>
-              <w:start w:w="80" w:type="dxa"/>
-              <w:bottom w:w="60" w:type="dxa"/>
-              <w:end w:w="80" w:type="dxa"/>
-            </w:tcMar>
+            <w:tcW w:type="dxa" w:w="1145"/>
+            <w:vAlign w:val="top"/>
           </w:tcPr>
           <w:p>
             <w:pPr>
-              <w:spacing w:before="0" w:after="0" w:line="240" w:lineRule="auto"/>
+              <w:spacing w:after="0"/>
               <w:jc w:val="center"/>
             </w:pPr>
-            <w:r/>
             <w:r>
               <w:rPr>
-                <w:rFonts w:ascii="Calibri" w:hAnsi="Calibri"/>
-                <w:b w:val="0"/>
-                <w:color w:val="111111"/>
-                <w:sz w:val="13"/>
+                <w:sz w:val="16"/>
               </w:rPr>
               <w:t>3.17 mm</w:t>
             </w:r>
@@ -1756,27 +1206,17 @@
         </w:tc>
         <w:tc>
           <w:tcPr>
-            <w:tcW w:type="dxa" w:w="1247"/>
-            <w:vAlign w:val="center"/>
-            <w:tcMar>
-              <w:top w:w="60" w:type="dxa"/>
-              <w:start w:w="80" w:type="dxa"/>
-              <w:bottom w:w="60" w:type="dxa"/>
-              <w:end w:w="80" w:type="dxa"/>
-            </w:tcMar>
+            <w:tcW w:type="dxa" w:w="1145"/>
+            <w:vAlign w:val="top"/>
           </w:tcPr>
           <w:p>
             <w:pPr>
-              <w:spacing w:before="0" w:after="0" w:line="240" w:lineRule="auto"/>
+              <w:spacing w:after="0"/>
               <w:jc w:val="center"/>
             </w:pPr>
-            <w:r/>
             <w:r>
               <w:rPr>
-                <w:rFonts w:ascii="Calibri" w:hAnsi="Calibri"/>
-                <w:b w:val="0"/>
-                <w:color w:val="111111"/>
-                <w:sz w:val="13"/>
+                <w:sz w:val="16"/>
               </w:rPr>
               <w:t>0.284</w:t>
             </w:r>
@@ -1784,27 +1224,17 @@
         </w:tc>
         <w:tc>
           <w:tcPr>
-            <w:tcW w:type="dxa" w:w="3453"/>
-            <w:vAlign w:val="center"/>
-            <w:tcMar>
-              <w:top w:w="60" w:type="dxa"/>
-              <w:start w:w="80" w:type="dxa"/>
-              <w:bottom w:w="60" w:type="dxa"/>
-              <w:end w:w="80" w:type="dxa"/>
-            </w:tcMar>
+            <w:tcW w:type="dxa" w:w="3658"/>
+            <w:vAlign w:val="top"/>
           </w:tcPr>
           <w:p>
             <w:pPr>
-              <w:spacing w:before="0" w:after="0" w:line="240" w:lineRule="auto"/>
+              <w:spacing w:after="0"/>
               <w:jc w:val="left"/>
             </w:pPr>
-            <w:r/>
             <w:r>
               <w:rPr>
-                <w:rFonts w:ascii="Calibri" w:hAnsi="Calibri"/>
-                <w:b w:val="0"/>
-                <w:color w:val="111111"/>
-                <w:sz w:val="13"/>
+                <w:sz w:val="16"/>
               </w:rPr>
               <w:t>Primary: MAE 3.17 mm; R2 0.284</w:t>
             </w:r>
@@ -1812,27 +1242,17 @@
         </w:tc>
         <w:tc>
           <w:tcPr>
-            <w:tcW w:type="dxa" w:w="3261"/>
-            <w:vAlign w:val="center"/>
-            <w:tcMar>
-              <w:top w:w="60" w:type="dxa"/>
-              <w:start w:w="80" w:type="dxa"/>
-              <w:bottom w:w="60" w:type="dxa"/>
-              <w:end w:w="80" w:type="dxa"/>
-            </w:tcMar>
+            <w:tcW w:type="dxa" w:w="3658"/>
+            <w:vAlign w:val="top"/>
           </w:tcPr>
           <w:p>
             <w:pPr>
-              <w:spacing w:before="0" w:after="0" w:line="240" w:lineRule="auto"/>
+              <w:spacing w:after="0"/>
               <w:jc w:val="left"/>
             </w:pPr>
-            <w:r/>
             <w:r>
               <w:rPr>
-                <w:rFonts w:ascii="Calibri" w:hAnsi="Calibri"/>
-                <w:b w:val="0"/>
-                <w:color w:val="111111"/>
-                <w:sz w:val="13"/>
+                <w:sz w:val="16"/>
               </w:rPr>
               <w:t>No material change</w:t>
             </w:r>
@@ -1842,24 +1262,13 @@
     </w:tbl>
     <w:p>
       <w:pPr>
-        <w:spacing w:before="60" w:after="160" w:line="252" w:lineRule="auto"/>
+        <w:spacing w:before="80" w:after="0"/>
       </w:pPr>
       <w:r>
         <w:rPr>
-          <w:rFonts w:ascii="Calibri" w:hAnsi="Calibri"/>
-          <w:b/>
-          <w:color w:val="444444"/>
           <w:sz w:val="16"/>
         </w:rPr>
-        <w:t xml:space="preserve">Footnote: </w:t>
-      </w:r>
-      <w:r>
-        <w:rPr>
-          <w:rFonts w:ascii="Calibri" w:hAnsi="Calibri"/>
-          <w:color w:val="444444"/>
-          <w:sz w:val="16"/>
-        </w:rPr>
-        <w:t>Hard-extreme exclusion was a robustness check and was not treated as a co-primary analysis.</w:t>
+        <w:t>Footnote: Hard-extreme exclusions were evaluated as robustness analyses using the same stable-v2 modeling configuration and deterministic subject-level split framework; these analyses were not co-primary.</w:t>
       </w:r>
     </w:p>
     <w:p>
@@ -1869,65 +1278,60 @@
     </w:p>
     <w:p>
       <w:pPr>
-        <w:pStyle w:val="Heading1"/>
+        <w:keepNext/>
+        <w:spacing w:after="80"/>
       </w:pPr>
       <w:r>
+        <w:rPr>
+          <w:b/>
+          <w:sz w:val="22"/>
+        </w:rPr>
         <w:t>Supplementary Table S2. ECHOVIEW View-Filtered Sensitivity Analyses</w:t>
       </w:r>
     </w:p>
     <w:tbl>
-      <w:tblGrid>
-        <w:gridCol w:w="1962"/>
-        <w:gridCol w:w="1084"/>
-        <w:gridCol w:w="1028"/>
-        <w:gridCol w:w="1308"/>
-        <w:gridCol w:w="1028"/>
-        <w:gridCol w:w="3458"/>
-        <w:gridCol w:w="1775"/>
-        <w:gridCol w:w="2897"/>
-      </w:tblGrid>
       <w:tblPr>
-        <w:tblW w:type="dxa" w:w="14544"/>
+        <w:tblStyle w:val="TableGrid"/>
+        <w:tblW w:type="auto" w:w="0"/>
         <w:jc w:val="center"/>
         <w:tblLayout w:type="fixed"/>
         <w:tblLook w:firstColumn="1" w:firstRow="1" w:lastColumn="0" w:lastRow="0" w:noHBand="0" w:noVBand="1" w:val="04A0"/>
-        <w:tblBorders>
-          <w:top w:val="single" w:sz="4" w:space="0" w:color="9AA6B2"/>
-          <w:left w:val="single" w:sz="4" w:space="0" w:color="9AA6B2"/>
-          <w:bottom w:val="single" w:sz="4" w:space="0" w:color="9AA6B2"/>
-          <w:right w:val="single" w:sz="4" w:space="0" w:color="9AA6B2"/>
-          <w:insideH w:val="single" w:sz="4" w:space="0" w:color="9AA6B2"/>
-          <w:insideV w:val="single" w:sz="4" w:space="0" w:color="9AA6B2"/>
-        </w:tblBorders>
+        <w:tblCellMar>
+          <w:top w:w="45" w:type="dxa"/>
+          <w:start w:w="45" w:type="dxa"/>
+          <w:bottom w:w="45" w:type="dxa"/>
+          <w:end w:w="45" w:type="dxa"/>
+        </w:tblCellMar>
       </w:tblPr>
+      <w:tblGrid>
+        <w:gridCol w:w="1818"/>
+        <w:gridCol w:w="1818"/>
+        <w:gridCol w:w="1818"/>
+        <w:gridCol w:w="1818"/>
+        <w:gridCol w:w="1818"/>
+        <w:gridCol w:w="1818"/>
+        <w:gridCol w:w="1818"/>
+        <w:gridCol w:w="1818"/>
+      </w:tblGrid>
       <w:tr>
         <w:trPr>
-          <w:tblHeader/>
+          <w:tblHeader w:val="true"/>
         </w:trPr>
         <w:tc>
           <w:tcPr>
-            <w:tcW w:type="dxa" w:w="1962"/>
-            <w:tcMar>
-              <w:top w:w="60" w:type="dxa"/>
-              <w:start w:w="80" w:type="dxa"/>
-              <w:bottom w:w="60" w:type="dxa"/>
-              <w:end w:w="80" w:type="dxa"/>
-            </w:tcMar>
-            <w:shd w:fill="E8EEF5"/>
+            <w:tcW w:type="dxa" w:w="1880"/>
+            <w:shd w:fill="D9D9D9"/>
             <w:vAlign w:val="center"/>
           </w:tcPr>
           <w:p>
             <w:pPr>
-              <w:spacing w:before="0" w:after="0" w:line="240" w:lineRule="auto"/>
+              <w:spacing w:after="0"/>
               <w:jc w:val="center"/>
             </w:pPr>
-            <w:r/>
             <w:r>
               <w:rPr>
-                <w:rFonts w:ascii="Calibri" w:hAnsi="Calibri"/>
                 <w:b/>
-                <w:color w:val="111111"/>
-                <w:sz w:val="13"/>
+                <w:sz w:val="16"/>
               </w:rPr>
               <w:t>View policy</w:t>
             </w:r>
@@ -1935,28 +1339,19 @@
         </w:tc>
         <w:tc>
           <w:tcPr>
-            <w:tcW w:type="dxa" w:w="1084"/>
-            <w:tcMar>
-              <w:top w:w="60" w:type="dxa"/>
-              <w:start w:w="80" w:type="dxa"/>
-              <w:bottom w:w="60" w:type="dxa"/>
-              <w:end w:w="80" w:type="dxa"/>
-            </w:tcMar>
-            <w:shd w:fill="E8EEF5"/>
+            <w:tcW w:type="dxa" w:w="1015"/>
+            <w:shd w:fill="D9D9D9"/>
             <w:vAlign w:val="center"/>
           </w:tcPr>
           <w:p>
             <w:pPr>
-              <w:spacing w:before="0" w:after="0" w:line="240" w:lineRule="auto"/>
+              <w:spacing w:after="0"/>
               <w:jc w:val="center"/>
             </w:pPr>
-            <w:r/>
             <w:r>
               <w:rPr>
-                <w:rFonts w:ascii="Calibri" w:hAnsi="Calibri"/>
                 <w:b/>
-                <w:color w:val="111111"/>
-                <w:sz w:val="13"/>
+                <w:sz w:val="16"/>
               </w:rPr>
               <w:t>Threshold</w:t>
             </w:r>
@@ -1964,28 +1359,19 @@
         </w:tc>
         <w:tc>
           <w:tcPr>
-            <w:tcW w:type="dxa" w:w="1028"/>
-            <w:tcMar>
-              <w:top w:w="60" w:type="dxa"/>
-              <w:start w:w="80" w:type="dxa"/>
-              <w:bottom w:w="60" w:type="dxa"/>
-              <w:end w:w="80" w:type="dxa"/>
-            </w:tcMar>
-            <w:shd w:fill="E8EEF5"/>
+            <w:tcW w:type="dxa" w:w="1015"/>
+            <w:shd w:fill="D9D9D9"/>
             <w:vAlign w:val="center"/>
           </w:tcPr>
           <w:p>
             <w:pPr>
-              <w:spacing w:before="0" w:after="0" w:line="240" w:lineRule="auto"/>
+              <w:spacing w:after="0"/>
               <w:jc w:val="center"/>
             </w:pPr>
-            <w:r/>
             <w:r>
               <w:rPr>
-                <w:rFonts w:ascii="Calibri" w:hAnsi="Calibri"/>
                 <w:b/>
-                <w:color w:val="111111"/>
-                <w:sz w:val="13"/>
+                <w:sz w:val="16"/>
               </w:rPr>
               <w:t>Test N</w:t>
             </w:r>
@@ -1993,28 +1379,19 @@
         </w:tc>
         <w:tc>
           <w:tcPr>
-            <w:tcW w:type="dxa" w:w="1308"/>
-            <w:tcMar>
-              <w:top w:w="60" w:type="dxa"/>
-              <w:start w:w="80" w:type="dxa"/>
-              <w:bottom w:w="60" w:type="dxa"/>
-              <w:end w:w="80" w:type="dxa"/>
-            </w:tcMar>
-            <w:shd w:fill="E8EEF5"/>
+            <w:tcW w:type="dxa" w:w="1015"/>
+            <w:shd w:fill="D9D9D9"/>
             <w:vAlign w:val="center"/>
           </w:tcPr>
           <w:p>
             <w:pPr>
-              <w:spacing w:before="0" w:after="0" w:line="240" w:lineRule="auto"/>
+              <w:spacing w:after="0"/>
               <w:jc w:val="center"/>
             </w:pPr>
-            <w:r/>
             <w:r>
               <w:rPr>
-                <w:rFonts w:ascii="Calibri" w:hAnsi="Calibri"/>
                 <w:b/>
-                <w:color w:val="111111"/>
-                <w:sz w:val="13"/>
+                <w:sz w:val="16"/>
               </w:rPr>
               <w:t>Ridge MAE</w:t>
             </w:r>
@@ -2022,28 +1399,19 @@
         </w:tc>
         <w:tc>
           <w:tcPr>
-            <w:tcW w:type="dxa" w:w="1028"/>
-            <w:tcMar>
-              <w:top w:w="60" w:type="dxa"/>
-              <w:start w:w="80" w:type="dxa"/>
-              <w:bottom w:w="60" w:type="dxa"/>
-              <w:end w:w="80" w:type="dxa"/>
-            </w:tcMar>
-            <w:shd w:fill="E8EEF5"/>
+            <w:tcW w:type="dxa" w:w="1015"/>
+            <w:shd w:fill="D9D9D9"/>
             <w:vAlign w:val="center"/>
           </w:tcPr>
           <w:p>
             <w:pPr>
-              <w:spacing w:before="0" w:after="0" w:line="240" w:lineRule="auto"/>
+              <w:spacing w:after="0"/>
               <w:jc w:val="center"/>
             </w:pPr>
-            <w:r/>
             <w:r>
               <w:rPr>
-                <w:rFonts w:ascii="Calibri" w:hAnsi="Calibri"/>
                 <w:b/>
-                <w:color w:val="111111"/>
-                <w:sz w:val="13"/>
+                <w:sz w:val="16"/>
               </w:rPr>
               <w:t>Ridge R2</w:t>
             </w:r>
@@ -2051,28 +1419,19 @@
         </w:tc>
         <w:tc>
           <w:tcPr>
-            <w:tcW w:type="dxa" w:w="3458"/>
-            <w:tcMar>
-              <w:top w:w="60" w:type="dxa"/>
-              <w:start w:w="80" w:type="dxa"/>
-              <w:bottom w:w="60" w:type="dxa"/>
-              <w:end w:w="80" w:type="dxa"/>
-            </w:tcMar>
-            <w:shd w:fill="E8EEF5"/>
+            <w:tcW w:type="dxa" w:w="3243"/>
+            <w:shd w:fill="D9D9D9"/>
             <w:vAlign w:val="center"/>
           </w:tcPr>
           <w:p>
             <w:pPr>
-              <w:spacing w:before="0" w:after="0" w:line="240" w:lineRule="auto"/>
+              <w:spacing w:after="0"/>
               <w:jc w:val="center"/>
             </w:pPr>
-            <w:r/>
             <w:r>
               <w:rPr>
-                <w:rFonts w:ascii="Calibri" w:hAnsi="Calibri"/>
                 <w:b/>
-                <w:color w:val="111111"/>
-                <w:sz w:val="13"/>
+                <w:sz w:val="16"/>
               </w:rPr>
               <w:t>Bootstrap CI note</w:t>
             </w:r>
@@ -2080,28 +1439,19 @@
         </w:tc>
         <w:tc>
           <w:tcPr>
-            <w:tcW w:type="dxa" w:w="1775"/>
-            <w:tcMar>
-              <w:top w:w="60" w:type="dxa"/>
-              <w:start w:w="80" w:type="dxa"/>
-              <w:bottom w:w="60" w:type="dxa"/>
-              <w:end w:w="80" w:type="dxa"/>
-            </w:tcMar>
-            <w:shd w:fill="E8EEF5"/>
+            <w:tcW w:type="dxa" w:w="2044"/>
+            <w:shd w:fill="D9D9D9"/>
             <w:vAlign w:val="center"/>
           </w:tcPr>
           <w:p>
             <w:pPr>
-              <w:spacing w:before="0" w:after="0" w:line="240" w:lineRule="auto"/>
+              <w:spacing w:after="0"/>
               <w:jc w:val="center"/>
             </w:pPr>
-            <w:r/>
             <w:r>
               <w:rPr>
-                <w:rFonts w:ascii="Calibri" w:hAnsi="Calibri"/>
                 <w:b/>
-                <w:color w:val="111111"/>
-                <w:sz w:val="13"/>
+                <w:sz w:val="16"/>
               </w:rPr>
               <w:t>Status</w:t>
             </w:r>
@@ -2109,28 +1459,19 @@
         </w:tc>
         <w:tc>
           <w:tcPr>
-            <w:tcW w:type="dxa" w:w="2897"/>
-            <w:tcMar>
-              <w:top w:w="60" w:type="dxa"/>
-              <w:start w:w="80" w:type="dxa"/>
-              <w:bottom w:w="60" w:type="dxa"/>
-              <w:end w:w="80" w:type="dxa"/>
-            </w:tcMar>
-            <w:shd w:fill="E8EEF5"/>
+            <w:tcW w:type="dxa" w:w="3243"/>
+            <w:shd w:fill="D9D9D9"/>
             <w:vAlign w:val="center"/>
           </w:tcPr>
           <w:p>
             <w:pPr>
-              <w:spacing w:before="0" w:after="0" w:line="240" w:lineRule="auto"/>
+              <w:spacing w:after="0"/>
               <w:jc w:val="center"/>
             </w:pPr>
-            <w:r/>
             <w:r>
               <w:rPr>
-                <w:rFonts w:ascii="Calibri" w:hAnsi="Calibri"/>
                 <w:b/>
-                <w:color w:val="111111"/>
-                <w:sz w:val="13"/>
+                <w:sz w:val="16"/>
               </w:rPr>
               <w:t>Interpretation note</w:t>
             </w:r>
@@ -2140,27 +1481,17 @@
       <w:tr>
         <w:tc>
           <w:tcPr>
-            <w:tcW w:type="dxa" w:w="1962"/>
-            <w:vAlign w:val="center"/>
-            <w:tcMar>
-              <w:top w:w="60" w:type="dxa"/>
-              <w:start w:w="80" w:type="dxa"/>
-              <w:bottom w:w="60" w:type="dxa"/>
-              <w:end w:w="80" w:type="dxa"/>
-            </w:tcMar>
+            <w:tcW w:type="dxa" w:w="1880"/>
+            <w:vAlign w:val="top"/>
           </w:tcPr>
           <w:p>
             <w:pPr>
-              <w:spacing w:before="0" w:after="0" w:line="240" w:lineRule="auto"/>
+              <w:spacing w:after="0"/>
               <w:jc w:val="left"/>
             </w:pPr>
-            <w:r/>
             <w:r>
               <w:rPr>
-                <w:rFonts w:ascii="Calibri" w:hAnsi="Calibri"/>
-                <w:b w:val="0"/>
-                <w:color w:val="111111"/>
-                <w:sz w:val="13"/>
+                <w:sz w:val="16"/>
               </w:rPr>
               <w:t>A5C-or-other</w:t>
             </w:r>
@@ -2168,27 +1499,17 @@
         </w:tc>
         <w:tc>
           <w:tcPr>
-            <w:tcW w:type="dxa" w:w="1084"/>
-            <w:vAlign w:val="center"/>
-            <w:tcMar>
-              <w:top w:w="60" w:type="dxa"/>
-              <w:start w:w="80" w:type="dxa"/>
-              <w:bottom w:w="60" w:type="dxa"/>
-              <w:end w:w="80" w:type="dxa"/>
-            </w:tcMar>
+            <w:tcW w:type="dxa" w:w="1015"/>
+            <w:vAlign w:val="top"/>
           </w:tcPr>
           <w:p>
             <w:pPr>
-              <w:spacing w:before="0" w:after="0" w:line="240" w:lineRule="auto"/>
+              <w:spacing w:after="0"/>
               <w:jc w:val="center"/>
             </w:pPr>
-            <w:r/>
             <w:r>
               <w:rPr>
-                <w:rFonts w:ascii="Calibri" w:hAnsi="Calibri"/>
-                <w:b w:val="0"/>
-                <w:color w:val="111111"/>
-                <w:sz w:val="13"/>
+                <w:sz w:val="16"/>
               </w:rPr>
               <w:t>0.70</w:t>
             </w:r>
@@ -2196,27 +1517,17 @@
         </w:tc>
         <w:tc>
           <w:tcPr>
-            <w:tcW w:type="dxa" w:w="1028"/>
-            <w:vAlign w:val="center"/>
-            <w:tcMar>
-              <w:top w:w="60" w:type="dxa"/>
-              <w:start w:w="80" w:type="dxa"/>
-              <w:bottom w:w="60" w:type="dxa"/>
-              <w:end w:w="80" w:type="dxa"/>
-            </w:tcMar>
+            <w:tcW w:type="dxa" w:w="1015"/>
+            <w:vAlign w:val="top"/>
           </w:tcPr>
           <w:p>
             <w:pPr>
-              <w:spacing w:before="0" w:after="0" w:line="240" w:lineRule="auto"/>
+              <w:spacing w:after="0"/>
               <w:jc w:val="center"/>
             </w:pPr>
-            <w:r/>
             <w:r>
               <w:rPr>
-                <w:rFonts w:ascii="Calibri" w:hAnsi="Calibri"/>
-                <w:b w:val="0"/>
-                <w:color w:val="111111"/>
-                <w:sz w:val="13"/>
+                <w:sz w:val="16"/>
               </w:rPr>
               <w:t>65</w:t>
             </w:r>
@@ -2224,27 +1535,17 @@
         </w:tc>
         <w:tc>
           <w:tcPr>
-            <w:tcW w:type="dxa" w:w="1308"/>
-            <w:vAlign w:val="center"/>
-            <w:tcMar>
-              <w:top w:w="60" w:type="dxa"/>
-              <w:start w:w="80" w:type="dxa"/>
-              <w:bottom w:w="60" w:type="dxa"/>
-              <w:end w:w="80" w:type="dxa"/>
-            </w:tcMar>
+            <w:tcW w:type="dxa" w:w="1015"/>
+            <w:vAlign w:val="top"/>
           </w:tcPr>
           <w:p>
             <w:pPr>
-              <w:spacing w:before="0" w:after="0" w:line="240" w:lineRule="auto"/>
+              <w:spacing w:after="0"/>
               <w:jc w:val="center"/>
             </w:pPr>
-            <w:r/>
             <w:r>
               <w:rPr>
-                <w:rFonts w:ascii="Calibri" w:hAnsi="Calibri"/>
-                <w:b w:val="0"/>
-                <w:color w:val="111111"/>
-                <w:sz w:val="13"/>
+                <w:sz w:val="16"/>
               </w:rPr>
               <w:t>4.07 cm</w:t>
             </w:r>
@@ -2252,27 +1553,17 @@
         </w:tc>
         <w:tc>
           <w:tcPr>
-            <w:tcW w:type="dxa" w:w="1028"/>
-            <w:vAlign w:val="center"/>
-            <w:tcMar>
-              <w:top w:w="60" w:type="dxa"/>
-              <w:start w:w="80" w:type="dxa"/>
-              <w:bottom w:w="60" w:type="dxa"/>
-              <w:end w:w="80" w:type="dxa"/>
-            </w:tcMar>
+            <w:tcW w:type="dxa" w:w="1015"/>
+            <w:vAlign w:val="top"/>
           </w:tcPr>
           <w:p>
             <w:pPr>
-              <w:spacing w:before="0" w:after="0" w:line="240" w:lineRule="auto"/>
+              <w:spacing w:after="0"/>
               <w:jc w:val="center"/>
             </w:pPr>
-            <w:r/>
             <w:r>
               <w:rPr>
-                <w:rFonts w:ascii="Calibri" w:hAnsi="Calibri"/>
-                <w:b w:val="0"/>
-                <w:color w:val="111111"/>
-                <w:sz w:val="13"/>
+                <w:sz w:val="16"/>
               </w:rPr>
               <w:t>0.151</w:t>
             </w:r>
@@ -2280,27 +1571,17 @@
         </w:tc>
         <w:tc>
           <w:tcPr>
-            <w:tcW w:type="dxa" w:w="3458"/>
-            <w:vAlign w:val="center"/>
-            <w:tcMar>
-              <w:top w:w="60" w:type="dxa"/>
-              <w:start w:w="80" w:type="dxa"/>
-              <w:bottom w:w="60" w:type="dxa"/>
-              <w:end w:w="80" w:type="dxa"/>
-            </w:tcMar>
+            <w:tcW w:type="dxa" w:w="3243"/>
+            <w:vAlign w:val="top"/>
           </w:tcPr>
           <w:p>
             <w:pPr>
-              <w:spacing w:before="0" w:after="0" w:line="240" w:lineRule="auto"/>
+              <w:spacing w:after="0"/>
               <w:jc w:val="left"/>
             </w:pPr>
-            <w:r/>
             <w:r>
               <w:rPr>
-                <w:rFonts w:ascii="Calibri" w:hAnsi="Calibri"/>
-                <w:b w:val="0"/>
-                <w:color w:val="111111"/>
-                <w:sz w:val="13"/>
+                <w:sz w:val="16"/>
               </w:rPr>
               <w:t>MAE 3.32 to 4.83 cm; R2 -0.06 to 0.32</w:t>
             </w:r>
@@ -2308,27 +1589,17 @@
         </w:tc>
         <w:tc>
           <w:tcPr>
-            <w:tcW w:type="dxa" w:w="1775"/>
-            <w:vAlign w:val="center"/>
-            <w:tcMar>
-              <w:top w:w="60" w:type="dxa"/>
-              <w:start w:w="80" w:type="dxa"/>
-              <w:bottom w:w="60" w:type="dxa"/>
-              <w:end w:w="80" w:type="dxa"/>
-            </w:tcMar>
+            <w:tcW w:type="dxa" w:w="2044"/>
+            <w:vAlign w:val="top"/>
           </w:tcPr>
           <w:p>
             <w:pPr>
-              <w:spacing w:before="0" w:after="0" w:line="240" w:lineRule="auto"/>
-              <w:jc w:val="center"/>
+              <w:spacing w:after="0"/>
+              <w:jc w:val="left"/>
             </w:pPr>
-            <w:r/>
             <w:r>
               <w:rPr>
-                <w:rFonts w:ascii="Calibri" w:hAnsi="Calibri"/>
-                <w:b w:val="0"/>
-                <w:color w:val="111111"/>
-                <w:sz w:val="13"/>
+                <w:sz w:val="16"/>
               </w:rPr>
               <w:t>Completed</w:t>
             </w:r>
@@ -2336,27 +1607,17 @@
         </w:tc>
         <w:tc>
           <w:tcPr>
-            <w:tcW w:type="dxa" w:w="2897"/>
-            <w:vAlign w:val="center"/>
-            <w:tcMar>
-              <w:top w:w="60" w:type="dxa"/>
-              <w:start w:w="80" w:type="dxa"/>
-              <w:bottom w:w="60" w:type="dxa"/>
-              <w:end w:w="80" w:type="dxa"/>
-            </w:tcMar>
+            <w:tcW w:type="dxa" w:w="3243"/>
+            <w:vAlign w:val="top"/>
           </w:tcPr>
           <w:p>
             <w:pPr>
-              <w:spacing w:before="0" w:after="0" w:line="240" w:lineRule="auto"/>
+              <w:spacing w:after="0"/>
               <w:jc w:val="left"/>
             </w:pPr>
-            <w:r/>
             <w:r>
               <w:rPr>
-                <w:rFonts w:ascii="Calibri" w:hAnsi="Calibri"/>
-                <w:b w:val="0"/>
-                <w:color w:val="111111"/>
-                <w:sz w:val="13"/>
+                <w:sz w:val="16"/>
               </w:rPr>
               <w:t>Smaller ECHOVIEW subset</w:t>
             </w:r>
@@ -2366,27 +1627,17 @@
       <w:tr>
         <w:tc>
           <w:tcPr>
-            <w:tcW w:type="dxa" w:w="1962"/>
-            <w:vAlign w:val="center"/>
-            <w:tcMar>
-              <w:top w:w="60" w:type="dxa"/>
-              <w:start w:w="80" w:type="dxa"/>
-              <w:bottom w:w="60" w:type="dxa"/>
-              <w:end w:w="80" w:type="dxa"/>
-            </w:tcMar>
+            <w:tcW w:type="dxa" w:w="1880"/>
+            <w:vAlign w:val="top"/>
           </w:tcPr>
           <w:p>
             <w:pPr>
-              <w:spacing w:before="0" w:after="0" w:line="240" w:lineRule="auto"/>
+              <w:spacing w:after="0"/>
               <w:jc w:val="left"/>
             </w:pPr>
-            <w:r/>
             <w:r>
               <w:rPr>
-                <w:rFonts w:ascii="Calibri" w:hAnsi="Calibri"/>
-                <w:b w:val="0"/>
-                <w:color w:val="111111"/>
-                <w:sz w:val="13"/>
+                <w:sz w:val="16"/>
               </w:rPr>
               <w:t>Other-only</w:t>
             </w:r>
@@ -2394,27 +1645,17 @@
         </w:tc>
         <w:tc>
           <w:tcPr>
-            <w:tcW w:type="dxa" w:w="1084"/>
-            <w:vAlign w:val="center"/>
-            <w:tcMar>
-              <w:top w:w="60" w:type="dxa"/>
-              <w:start w:w="80" w:type="dxa"/>
-              <w:bottom w:w="60" w:type="dxa"/>
-              <w:end w:w="80" w:type="dxa"/>
-            </w:tcMar>
+            <w:tcW w:type="dxa" w:w="1015"/>
+            <w:vAlign w:val="top"/>
           </w:tcPr>
           <w:p>
             <w:pPr>
-              <w:spacing w:before="0" w:after="0" w:line="240" w:lineRule="auto"/>
+              <w:spacing w:after="0"/>
               <w:jc w:val="center"/>
             </w:pPr>
-            <w:r/>
             <w:r>
               <w:rPr>
-                <w:rFonts w:ascii="Calibri" w:hAnsi="Calibri"/>
-                <w:b w:val="0"/>
-                <w:color w:val="111111"/>
-                <w:sz w:val="13"/>
+                <w:sz w:val="16"/>
               </w:rPr>
               <w:t>0.70</w:t>
             </w:r>
@@ -2422,27 +1663,17 @@
         </w:tc>
         <w:tc>
           <w:tcPr>
-            <w:tcW w:type="dxa" w:w="1028"/>
-            <w:vAlign w:val="center"/>
-            <w:tcMar>
-              <w:top w:w="60" w:type="dxa"/>
-              <w:start w:w="80" w:type="dxa"/>
-              <w:bottom w:w="60" w:type="dxa"/>
-              <w:end w:w="80" w:type="dxa"/>
-            </w:tcMar>
+            <w:tcW w:type="dxa" w:w="1015"/>
+            <w:vAlign w:val="top"/>
           </w:tcPr>
           <w:p>
             <w:pPr>
-              <w:spacing w:before="0" w:after="0" w:line="240" w:lineRule="auto"/>
+              <w:spacing w:after="0"/>
               <w:jc w:val="center"/>
             </w:pPr>
-            <w:r/>
             <w:r>
               <w:rPr>
-                <w:rFonts w:ascii="Calibri" w:hAnsi="Calibri"/>
-                <w:b w:val="0"/>
-                <w:color w:val="111111"/>
-                <w:sz w:val="13"/>
+                <w:sz w:val="16"/>
               </w:rPr>
               <w:t>65</w:t>
             </w:r>
@@ -2450,27 +1681,17 @@
         </w:tc>
         <w:tc>
           <w:tcPr>
-            <w:tcW w:type="dxa" w:w="1308"/>
-            <w:vAlign w:val="center"/>
-            <w:tcMar>
-              <w:top w:w="60" w:type="dxa"/>
-              <w:start w:w="80" w:type="dxa"/>
-              <w:bottom w:w="60" w:type="dxa"/>
-              <w:end w:w="80" w:type="dxa"/>
-            </w:tcMar>
+            <w:tcW w:type="dxa" w:w="1015"/>
+            <w:vAlign w:val="top"/>
           </w:tcPr>
           <w:p>
             <w:pPr>
-              <w:spacing w:before="0" w:after="0" w:line="240" w:lineRule="auto"/>
+              <w:spacing w:after="0"/>
               <w:jc w:val="center"/>
             </w:pPr>
-            <w:r/>
             <w:r>
               <w:rPr>
-                <w:rFonts w:ascii="Calibri" w:hAnsi="Calibri"/>
-                <w:b w:val="0"/>
-                <w:color w:val="111111"/>
-                <w:sz w:val="13"/>
+                <w:sz w:val="16"/>
               </w:rPr>
               <w:t>4.14 cm</w:t>
             </w:r>
@@ -2478,27 +1699,17 @@
         </w:tc>
         <w:tc>
           <w:tcPr>
-            <w:tcW w:type="dxa" w:w="1028"/>
-            <w:vAlign w:val="center"/>
-            <w:tcMar>
-              <w:top w:w="60" w:type="dxa"/>
-              <w:start w:w="80" w:type="dxa"/>
-              <w:bottom w:w="60" w:type="dxa"/>
-              <w:end w:w="80" w:type="dxa"/>
-            </w:tcMar>
+            <w:tcW w:type="dxa" w:w="1015"/>
+            <w:vAlign w:val="top"/>
           </w:tcPr>
           <w:p>
             <w:pPr>
-              <w:spacing w:before="0" w:after="0" w:line="240" w:lineRule="auto"/>
+              <w:spacing w:after="0"/>
               <w:jc w:val="center"/>
             </w:pPr>
-            <w:r/>
             <w:r>
               <w:rPr>
-                <w:rFonts w:ascii="Calibri" w:hAnsi="Calibri"/>
-                <w:b w:val="0"/>
-                <w:color w:val="111111"/>
-                <w:sz w:val="13"/>
+                <w:sz w:val="16"/>
               </w:rPr>
               <w:t>0.123</w:t>
             </w:r>
@@ -2506,27 +1717,17 @@
         </w:tc>
         <w:tc>
           <w:tcPr>
-            <w:tcW w:type="dxa" w:w="3458"/>
-            <w:vAlign w:val="center"/>
-            <w:tcMar>
-              <w:top w:w="60" w:type="dxa"/>
-              <w:start w:w="80" w:type="dxa"/>
-              <w:bottom w:w="60" w:type="dxa"/>
-              <w:end w:w="80" w:type="dxa"/>
-            </w:tcMar>
+            <w:tcW w:type="dxa" w:w="3243"/>
+            <w:vAlign w:val="top"/>
           </w:tcPr>
           <w:p>
             <w:pPr>
-              <w:spacing w:before="0" w:after="0" w:line="240" w:lineRule="auto"/>
+              <w:spacing w:after="0"/>
               <w:jc w:val="left"/>
             </w:pPr>
-            <w:r/>
             <w:r>
               <w:rPr>
-                <w:rFonts w:ascii="Calibri" w:hAnsi="Calibri"/>
-                <w:b w:val="0"/>
-                <w:color w:val="111111"/>
-                <w:sz w:val="13"/>
+                <w:sz w:val="16"/>
               </w:rPr>
               <w:t>MAE 3.36 to 4.93 cm; R2 -0.12 to 0.30</w:t>
             </w:r>
@@ -2534,27 +1735,17 @@
         </w:tc>
         <w:tc>
           <w:tcPr>
-            <w:tcW w:type="dxa" w:w="1775"/>
-            <w:vAlign w:val="center"/>
-            <w:tcMar>
-              <w:top w:w="60" w:type="dxa"/>
-              <w:start w:w="80" w:type="dxa"/>
-              <w:bottom w:w="60" w:type="dxa"/>
-              <w:end w:w="80" w:type="dxa"/>
-            </w:tcMar>
+            <w:tcW w:type="dxa" w:w="2044"/>
+            <w:vAlign w:val="top"/>
           </w:tcPr>
           <w:p>
             <w:pPr>
-              <w:spacing w:before="0" w:after="0" w:line="240" w:lineRule="auto"/>
-              <w:jc w:val="center"/>
+              <w:spacing w:after="0"/>
+              <w:jc w:val="left"/>
             </w:pPr>
-            <w:r/>
             <w:r>
               <w:rPr>
-                <w:rFonts w:ascii="Calibri" w:hAnsi="Calibri"/>
-                <w:b w:val="0"/>
-                <w:color w:val="111111"/>
-                <w:sz w:val="13"/>
+                <w:sz w:val="16"/>
               </w:rPr>
               <w:t>Completed</w:t>
             </w:r>
@@ -2562,27 +1753,17 @@
         </w:tc>
         <w:tc>
           <w:tcPr>
-            <w:tcW w:type="dxa" w:w="2897"/>
-            <w:vAlign w:val="center"/>
-            <w:tcMar>
-              <w:top w:w="60" w:type="dxa"/>
-              <w:start w:w="80" w:type="dxa"/>
-              <w:bottom w:w="60" w:type="dxa"/>
-              <w:end w:w="80" w:type="dxa"/>
-            </w:tcMar>
+            <w:tcW w:type="dxa" w:w="3243"/>
+            <w:vAlign w:val="top"/>
           </w:tcPr>
           <w:p>
             <w:pPr>
-              <w:spacing w:before="0" w:after="0" w:line="240" w:lineRule="auto"/>
+              <w:spacing w:after="0"/>
               <w:jc w:val="left"/>
             </w:pPr>
-            <w:r/>
             <w:r>
               <w:rPr>
-                <w:rFonts w:ascii="Calibri" w:hAnsi="Calibri"/>
-                <w:b w:val="0"/>
-                <w:color w:val="111111"/>
-                <w:sz w:val="13"/>
+                <w:sz w:val="16"/>
               </w:rPr>
               <w:t>Smaller ECHOVIEW subset</w:t>
             </w:r>
@@ -2592,27 +1773,17 @@
       <w:tr>
         <w:tc>
           <w:tcPr>
-            <w:tcW w:type="dxa" w:w="1962"/>
-            <w:vAlign w:val="center"/>
-            <w:tcMar>
-              <w:top w:w="60" w:type="dxa"/>
-              <w:start w:w="80" w:type="dxa"/>
-              <w:bottom w:w="60" w:type="dxa"/>
-              <w:end w:w="80" w:type="dxa"/>
-            </w:tcMar>
+            <w:tcW w:type="dxa" w:w="1880"/>
+            <w:vAlign w:val="top"/>
           </w:tcPr>
           <w:p>
             <w:pPr>
-              <w:spacing w:before="0" w:after="0" w:line="240" w:lineRule="auto"/>
+              <w:spacing w:after="0"/>
               <w:jc w:val="left"/>
             </w:pPr>
-            <w:r/>
             <w:r>
               <w:rPr>
-                <w:rFonts w:ascii="Calibri" w:hAnsi="Calibri"/>
-                <w:b w:val="0"/>
-                <w:color w:val="111111"/>
-                <w:sz w:val="13"/>
+                <w:sz w:val="16"/>
               </w:rPr>
               <w:t>A5C-only</w:t>
             </w:r>
@@ -2620,27 +1791,17 @@
         </w:tc>
         <w:tc>
           <w:tcPr>
-            <w:tcW w:type="dxa" w:w="1084"/>
-            <w:vAlign w:val="center"/>
-            <w:tcMar>
-              <w:top w:w="60" w:type="dxa"/>
-              <w:start w:w="80" w:type="dxa"/>
-              <w:bottom w:w="60" w:type="dxa"/>
-              <w:end w:w="80" w:type="dxa"/>
-            </w:tcMar>
+            <w:tcW w:type="dxa" w:w="1015"/>
+            <w:vAlign w:val="top"/>
           </w:tcPr>
           <w:p>
             <w:pPr>
-              <w:spacing w:before="0" w:after="0" w:line="240" w:lineRule="auto"/>
+              <w:spacing w:after="0"/>
               <w:jc w:val="center"/>
             </w:pPr>
-            <w:r/>
             <w:r>
               <w:rPr>
-                <w:rFonts w:ascii="Calibri" w:hAnsi="Calibri"/>
-                <w:b w:val="0"/>
-                <w:color w:val="111111"/>
-                <w:sz w:val="13"/>
+                <w:sz w:val="16"/>
               </w:rPr>
               <w:t>0.70</w:t>
             </w:r>
@@ -2648,27 +1809,17 @@
         </w:tc>
         <w:tc>
           <w:tcPr>
-            <w:tcW w:type="dxa" w:w="1028"/>
-            <w:vAlign w:val="center"/>
-            <w:tcMar>
-              <w:top w:w="60" w:type="dxa"/>
-              <w:start w:w="80" w:type="dxa"/>
-              <w:bottom w:w="60" w:type="dxa"/>
-              <w:end w:w="80" w:type="dxa"/>
-            </w:tcMar>
+            <w:tcW w:type="dxa" w:w="1015"/>
+            <w:vAlign w:val="top"/>
           </w:tcPr>
           <w:p>
             <w:pPr>
-              <w:spacing w:before="0" w:after="0" w:line="240" w:lineRule="auto"/>
+              <w:spacing w:after="0"/>
               <w:jc w:val="center"/>
             </w:pPr>
-            <w:r/>
             <w:r>
               <w:rPr>
-                <w:rFonts w:ascii="Calibri" w:hAnsi="Calibri"/>
-                <w:b w:val="0"/>
-                <w:color w:val="111111"/>
-                <w:sz w:val="13"/>
+                <w:sz w:val="16"/>
               </w:rPr>
               <w:t>22</w:t>
             </w:r>
@@ -2676,27 +1827,17 @@
         </w:tc>
         <w:tc>
           <w:tcPr>
-            <w:tcW w:type="dxa" w:w="1308"/>
-            <w:vAlign w:val="center"/>
-            <w:tcMar>
-              <w:top w:w="60" w:type="dxa"/>
-              <w:start w:w="80" w:type="dxa"/>
-              <w:bottom w:w="60" w:type="dxa"/>
-              <w:end w:w="80" w:type="dxa"/>
-            </w:tcMar>
+            <w:tcW w:type="dxa" w:w="1015"/>
+            <w:vAlign w:val="top"/>
           </w:tcPr>
           <w:p>
             <w:pPr>
-              <w:spacing w:before="0" w:after="0" w:line="240" w:lineRule="auto"/>
+              <w:spacing w:after="0"/>
               <w:jc w:val="center"/>
             </w:pPr>
-            <w:r/>
             <w:r>
               <w:rPr>
-                <w:rFonts w:ascii="Calibri" w:hAnsi="Calibri"/>
-                <w:b w:val="0"/>
-                <w:color w:val="111111"/>
-                <w:sz w:val="13"/>
+                <w:sz w:val="16"/>
               </w:rPr>
               <w:t>Not estimated</w:t>
             </w:r>
@@ -2704,27 +1845,17 @@
         </w:tc>
         <w:tc>
           <w:tcPr>
-            <w:tcW w:type="dxa" w:w="1028"/>
-            <w:vAlign w:val="center"/>
-            <w:tcMar>
-              <w:top w:w="60" w:type="dxa"/>
-              <w:start w:w="80" w:type="dxa"/>
-              <w:bottom w:w="60" w:type="dxa"/>
-              <w:end w:w="80" w:type="dxa"/>
-            </w:tcMar>
+            <w:tcW w:type="dxa" w:w="1015"/>
+            <w:vAlign w:val="top"/>
           </w:tcPr>
           <w:p>
             <w:pPr>
-              <w:spacing w:before="0" w:after="0" w:line="240" w:lineRule="auto"/>
+              <w:spacing w:after="0"/>
               <w:jc w:val="center"/>
             </w:pPr>
-            <w:r/>
             <w:r>
               <w:rPr>
-                <w:rFonts w:ascii="Calibri" w:hAnsi="Calibri"/>
-                <w:b w:val="0"/>
-                <w:color w:val="111111"/>
-                <w:sz w:val="13"/>
+                <w:sz w:val="16"/>
               </w:rPr>
               <w:t>Not estimated</w:t>
             </w:r>
@@ -2732,27 +1863,17 @@
         </w:tc>
         <w:tc>
           <w:tcPr>
-            <w:tcW w:type="dxa" w:w="3458"/>
-            <w:vAlign w:val="center"/>
-            <w:tcMar>
-              <w:top w:w="60" w:type="dxa"/>
-              <w:start w:w="80" w:type="dxa"/>
-              <w:bottom w:w="60" w:type="dxa"/>
-              <w:end w:w="80" w:type="dxa"/>
-            </w:tcMar>
+            <w:tcW w:type="dxa" w:w="3243"/>
+            <w:vAlign w:val="top"/>
           </w:tcPr>
           <w:p>
             <w:pPr>
-              <w:spacing w:before="0" w:after="0" w:line="240" w:lineRule="auto"/>
+              <w:spacing w:after="0"/>
               <w:jc w:val="left"/>
             </w:pPr>
-            <w:r/>
             <w:r>
               <w:rPr>
-                <w:rFonts w:ascii="Calibri" w:hAnsi="Calibri"/>
-                <w:b w:val="0"/>
-                <w:color w:val="111111"/>
-                <w:sz w:val="13"/>
+                <w:sz w:val="16"/>
               </w:rPr>
               <w:t>Not available</w:t>
             </w:r>
@@ -2760,27 +1881,17 @@
         </w:tc>
         <w:tc>
           <w:tcPr>
-            <w:tcW w:type="dxa" w:w="1775"/>
-            <w:vAlign w:val="center"/>
-            <w:tcMar>
-              <w:top w:w="60" w:type="dxa"/>
-              <w:start w:w="80" w:type="dxa"/>
-              <w:bottom w:w="60" w:type="dxa"/>
-              <w:end w:w="80" w:type="dxa"/>
-            </w:tcMar>
+            <w:tcW w:type="dxa" w:w="2044"/>
+            <w:vAlign w:val="top"/>
           </w:tcPr>
           <w:p>
             <w:pPr>
-              <w:spacing w:before="0" w:after="0" w:line="240" w:lineRule="auto"/>
+              <w:spacing w:after="0"/>
               <w:jc w:val="left"/>
             </w:pPr>
-            <w:r/>
             <w:r>
               <w:rPr>
-                <w:rFonts w:ascii="Calibri" w:hAnsi="Calibri"/>
-                <w:b w:val="0"/>
-                <w:color w:val="111111"/>
-                <w:sz w:val="13"/>
+                <w:sz w:val="16"/>
               </w:rPr>
               <w:t>Skipped/underpowered</w:t>
             </w:r>
@@ -2788,27 +1899,17 @@
         </w:tc>
         <w:tc>
           <w:tcPr>
-            <w:tcW w:type="dxa" w:w="2897"/>
-            <w:vAlign w:val="center"/>
-            <w:tcMar>
-              <w:top w:w="60" w:type="dxa"/>
-              <w:start w:w="80" w:type="dxa"/>
-              <w:bottom w:w="60" w:type="dxa"/>
-              <w:end w:w="80" w:type="dxa"/>
-            </w:tcMar>
+            <w:tcW w:type="dxa" w:w="3243"/>
+            <w:vAlign w:val="top"/>
           </w:tcPr>
           <w:p>
             <w:pPr>
-              <w:spacing w:before="0" w:after="0" w:line="240" w:lineRule="auto"/>
+              <w:spacing w:after="0"/>
               <w:jc w:val="left"/>
             </w:pPr>
-            <w:r/>
             <w:r>
               <w:rPr>
-                <w:rFonts w:ascii="Calibri" w:hAnsi="Calibri"/>
-                <w:b w:val="0"/>
-                <w:color w:val="111111"/>
-                <w:sz w:val="13"/>
+                <w:sz w:val="16"/>
               </w:rPr>
               <w:t>Insufficient training data</w:t>
             </w:r>
@@ -2818,27 +1919,17 @@
       <w:tr>
         <w:tc>
           <w:tcPr>
-            <w:tcW w:type="dxa" w:w="1962"/>
-            <w:vAlign w:val="center"/>
-            <w:tcMar>
-              <w:top w:w="60" w:type="dxa"/>
-              <w:start w:w="80" w:type="dxa"/>
-              <w:bottom w:w="60" w:type="dxa"/>
-              <w:end w:w="80" w:type="dxa"/>
-            </w:tcMar>
+            <w:tcW w:type="dxa" w:w="1880"/>
+            <w:vAlign w:val="top"/>
           </w:tcPr>
           <w:p>
             <w:pPr>
-              <w:spacing w:before="0" w:after="0" w:line="240" w:lineRule="auto"/>
+              <w:spacing w:after="0"/>
               <w:jc w:val="left"/>
             </w:pPr>
-            <w:r/>
             <w:r>
               <w:rPr>
-                <w:rFonts w:ascii="Calibri" w:hAnsi="Calibri"/>
-                <w:b w:val="0"/>
-                <w:color w:val="111111"/>
-                <w:sz w:val="13"/>
+                <w:sz w:val="16"/>
               </w:rPr>
               <w:t>A5C-or-other</w:t>
             </w:r>
@@ -2846,27 +1937,17 @@
         </w:tc>
         <w:tc>
           <w:tcPr>
-            <w:tcW w:type="dxa" w:w="1084"/>
-            <w:vAlign w:val="center"/>
-            <w:tcMar>
-              <w:top w:w="60" w:type="dxa"/>
-              <w:start w:w="80" w:type="dxa"/>
-              <w:bottom w:w="60" w:type="dxa"/>
-              <w:end w:w="80" w:type="dxa"/>
-            </w:tcMar>
+            <w:tcW w:type="dxa" w:w="1015"/>
+            <w:vAlign w:val="top"/>
           </w:tcPr>
           <w:p>
             <w:pPr>
-              <w:spacing w:before="0" w:after="0" w:line="240" w:lineRule="auto"/>
+              <w:spacing w:after="0"/>
               <w:jc w:val="center"/>
             </w:pPr>
-            <w:r/>
             <w:r>
               <w:rPr>
-                <w:rFonts w:ascii="Calibri" w:hAnsi="Calibri"/>
-                <w:b w:val="0"/>
-                <w:color w:val="111111"/>
-                <w:sz w:val="13"/>
+                <w:sz w:val="16"/>
               </w:rPr>
               <w:t>0.80</w:t>
             </w:r>
@@ -2874,27 +1955,17 @@
         </w:tc>
         <w:tc>
           <w:tcPr>
-            <w:tcW w:type="dxa" w:w="1028"/>
-            <w:vAlign w:val="center"/>
-            <w:tcMar>
-              <w:top w:w="60" w:type="dxa"/>
-              <w:start w:w="80" w:type="dxa"/>
-              <w:bottom w:w="60" w:type="dxa"/>
-              <w:end w:w="80" w:type="dxa"/>
-            </w:tcMar>
+            <w:tcW w:type="dxa" w:w="1015"/>
+            <w:vAlign w:val="top"/>
           </w:tcPr>
           <w:p>
             <w:pPr>
-              <w:spacing w:before="0" w:after="0" w:line="240" w:lineRule="auto"/>
+              <w:spacing w:after="0"/>
               <w:jc w:val="center"/>
             </w:pPr>
-            <w:r/>
             <w:r>
               <w:rPr>
-                <w:rFonts w:ascii="Calibri" w:hAnsi="Calibri"/>
-                <w:b w:val="0"/>
-                <w:color w:val="111111"/>
-                <w:sz w:val="13"/>
+                <w:sz w:val="16"/>
               </w:rPr>
               <w:t>65</w:t>
             </w:r>
@@ -2902,27 +1973,17 @@
         </w:tc>
         <w:tc>
           <w:tcPr>
-            <w:tcW w:type="dxa" w:w="1308"/>
-            <w:vAlign w:val="center"/>
-            <w:tcMar>
-              <w:top w:w="60" w:type="dxa"/>
-              <w:start w:w="80" w:type="dxa"/>
-              <w:bottom w:w="60" w:type="dxa"/>
-              <w:end w:w="80" w:type="dxa"/>
-            </w:tcMar>
+            <w:tcW w:type="dxa" w:w="1015"/>
+            <w:vAlign w:val="top"/>
           </w:tcPr>
           <w:p>
             <w:pPr>
-              <w:spacing w:before="0" w:after="0" w:line="240" w:lineRule="auto"/>
+              <w:spacing w:after="0"/>
               <w:jc w:val="center"/>
             </w:pPr>
-            <w:r/>
             <w:r>
               <w:rPr>
-                <w:rFonts w:ascii="Calibri" w:hAnsi="Calibri"/>
-                <w:b w:val="0"/>
-                <w:color w:val="111111"/>
-                <w:sz w:val="13"/>
+                <w:sz w:val="16"/>
               </w:rPr>
               <w:t>4.10 cm</w:t>
             </w:r>
@@ -2930,27 +1991,17 @@
         </w:tc>
         <w:tc>
           <w:tcPr>
-            <w:tcW w:type="dxa" w:w="1028"/>
-            <w:vAlign w:val="center"/>
-            <w:tcMar>
-              <w:top w:w="60" w:type="dxa"/>
-              <w:start w:w="80" w:type="dxa"/>
-              <w:bottom w:w="60" w:type="dxa"/>
-              <w:end w:w="80" w:type="dxa"/>
-            </w:tcMar>
+            <w:tcW w:type="dxa" w:w="1015"/>
+            <w:vAlign w:val="top"/>
           </w:tcPr>
           <w:p>
             <w:pPr>
-              <w:spacing w:before="0" w:after="0" w:line="240" w:lineRule="auto"/>
+              <w:spacing w:after="0"/>
               <w:jc w:val="center"/>
             </w:pPr>
-            <w:r/>
             <w:r>
               <w:rPr>
-                <w:rFonts w:ascii="Calibri" w:hAnsi="Calibri"/>
-                <w:b w:val="0"/>
-                <w:color w:val="111111"/>
-                <w:sz w:val="13"/>
+                <w:sz w:val="16"/>
               </w:rPr>
               <w:t>0.140</w:t>
             </w:r>
@@ -2958,27 +2009,17 @@
         </w:tc>
         <w:tc>
           <w:tcPr>
-            <w:tcW w:type="dxa" w:w="3458"/>
-            <w:vAlign w:val="center"/>
-            <w:tcMar>
-              <w:top w:w="60" w:type="dxa"/>
-              <w:start w:w="80" w:type="dxa"/>
-              <w:bottom w:w="60" w:type="dxa"/>
-              <w:end w:w="80" w:type="dxa"/>
-            </w:tcMar>
+            <w:tcW w:type="dxa" w:w="3243"/>
+            <w:vAlign w:val="top"/>
           </w:tcPr>
           <w:p>
             <w:pPr>
-              <w:spacing w:before="0" w:after="0" w:line="240" w:lineRule="auto"/>
+              <w:spacing w:after="0"/>
               <w:jc w:val="left"/>
             </w:pPr>
-            <w:r/>
             <w:r>
               <w:rPr>
-                <w:rFonts w:ascii="Calibri" w:hAnsi="Calibri"/>
-                <w:b w:val="0"/>
-                <w:color w:val="111111"/>
-                <w:sz w:val="13"/>
+                <w:sz w:val="16"/>
               </w:rPr>
               <w:t>MAE 3.34 to 4.87 cm; R2 -0.10 to 0.32</w:t>
             </w:r>
@@ -2986,27 +2027,17 @@
         </w:tc>
         <w:tc>
           <w:tcPr>
-            <w:tcW w:type="dxa" w:w="1775"/>
-            <w:vAlign w:val="center"/>
-            <w:tcMar>
-              <w:top w:w="60" w:type="dxa"/>
-              <w:start w:w="80" w:type="dxa"/>
-              <w:bottom w:w="60" w:type="dxa"/>
-              <w:end w:w="80" w:type="dxa"/>
-            </w:tcMar>
+            <w:tcW w:type="dxa" w:w="2044"/>
+            <w:vAlign w:val="top"/>
           </w:tcPr>
           <w:p>
             <w:pPr>
-              <w:spacing w:before="0" w:after="0" w:line="240" w:lineRule="auto"/>
-              <w:jc w:val="center"/>
+              <w:spacing w:after="0"/>
+              <w:jc w:val="left"/>
             </w:pPr>
-            <w:r/>
             <w:r>
               <w:rPr>
-                <w:rFonts w:ascii="Calibri" w:hAnsi="Calibri"/>
-                <w:b w:val="0"/>
-                <w:color w:val="111111"/>
-                <w:sz w:val="13"/>
+                <w:sz w:val="16"/>
               </w:rPr>
               <w:t>Completed</w:t>
             </w:r>
@@ -3014,27 +2045,17 @@
         </w:tc>
         <w:tc>
           <w:tcPr>
-            <w:tcW w:type="dxa" w:w="2897"/>
-            <w:vAlign w:val="center"/>
-            <w:tcMar>
-              <w:top w:w="60" w:type="dxa"/>
-              <w:start w:w="80" w:type="dxa"/>
-              <w:bottom w:w="60" w:type="dxa"/>
-              <w:end w:w="80" w:type="dxa"/>
-            </w:tcMar>
+            <w:tcW w:type="dxa" w:w="3243"/>
+            <w:vAlign w:val="top"/>
           </w:tcPr>
           <w:p>
             <w:pPr>
-              <w:spacing w:before="0" w:after="0" w:line="240" w:lineRule="auto"/>
+              <w:spacing w:after="0"/>
               <w:jc w:val="left"/>
             </w:pPr>
-            <w:r/>
             <w:r>
               <w:rPr>
-                <w:rFonts w:ascii="Calibri" w:hAnsi="Calibri"/>
-                <w:b w:val="0"/>
-                <w:color w:val="111111"/>
-                <w:sz w:val="13"/>
+                <w:sz w:val="16"/>
               </w:rPr>
               <w:t>Higher threshold did not improve performance</w:t>
             </w:r>
@@ -3044,27 +2065,17 @@
       <w:tr>
         <w:tc>
           <w:tcPr>
-            <w:tcW w:type="dxa" w:w="1962"/>
-            <w:vAlign w:val="center"/>
-            <w:tcMar>
-              <w:top w:w="60" w:type="dxa"/>
-              <w:start w:w="80" w:type="dxa"/>
-              <w:bottom w:w="60" w:type="dxa"/>
-              <w:end w:w="80" w:type="dxa"/>
-            </w:tcMar>
+            <w:tcW w:type="dxa" w:w="1880"/>
+            <w:vAlign w:val="top"/>
           </w:tcPr>
           <w:p>
             <w:pPr>
-              <w:spacing w:before="0" w:after="0" w:line="240" w:lineRule="auto"/>
+              <w:spacing w:after="0"/>
               <w:jc w:val="left"/>
             </w:pPr>
-            <w:r/>
             <w:r>
               <w:rPr>
-                <w:rFonts w:ascii="Calibri" w:hAnsi="Calibri"/>
-                <w:b w:val="0"/>
-                <w:color w:val="111111"/>
-                <w:sz w:val="13"/>
+                <w:sz w:val="16"/>
               </w:rPr>
               <w:t>A5C-or-other</w:t>
             </w:r>
@@ -3072,27 +2083,17 @@
         </w:tc>
         <w:tc>
           <w:tcPr>
-            <w:tcW w:type="dxa" w:w="1084"/>
-            <w:vAlign w:val="center"/>
-            <w:tcMar>
-              <w:top w:w="60" w:type="dxa"/>
-              <w:start w:w="80" w:type="dxa"/>
-              <w:bottom w:w="60" w:type="dxa"/>
-              <w:end w:w="80" w:type="dxa"/>
-            </w:tcMar>
+            <w:tcW w:type="dxa" w:w="1015"/>
+            <w:vAlign w:val="top"/>
           </w:tcPr>
           <w:p>
             <w:pPr>
-              <w:spacing w:before="0" w:after="0" w:line="240" w:lineRule="auto"/>
+              <w:spacing w:after="0"/>
               <w:jc w:val="center"/>
             </w:pPr>
-            <w:r/>
             <w:r>
               <w:rPr>
-                <w:rFonts w:ascii="Calibri" w:hAnsi="Calibri"/>
-                <w:b w:val="0"/>
-                <w:color w:val="111111"/>
-                <w:sz w:val="13"/>
+                <w:sz w:val="16"/>
               </w:rPr>
               <w:t>0.90</w:t>
             </w:r>
@@ -3100,27 +2101,17 @@
         </w:tc>
         <w:tc>
           <w:tcPr>
-            <w:tcW w:type="dxa" w:w="1028"/>
-            <w:vAlign w:val="center"/>
-            <w:tcMar>
-              <w:top w:w="60" w:type="dxa"/>
-              <w:start w:w="80" w:type="dxa"/>
-              <w:bottom w:w="60" w:type="dxa"/>
-              <w:end w:w="80" w:type="dxa"/>
-            </w:tcMar>
+            <w:tcW w:type="dxa" w:w="1015"/>
+            <w:vAlign w:val="top"/>
           </w:tcPr>
           <w:p>
             <w:pPr>
-              <w:spacing w:before="0" w:after="0" w:line="240" w:lineRule="auto"/>
+              <w:spacing w:after="0"/>
               <w:jc w:val="center"/>
             </w:pPr>
-            <w:r/>
             <w:r>
               <w:rPr>
-                <w:rFonts w:ascii="Calibri" w:hAnsi="Calibri"/>
-                <w:b w:val="0"/>
-                <w:color w:val="111111"/>
-                <w:sz w:val="13"/>
+                <w:sz w:val="16"/>
               </w:rPr>
               <w:t>65</w:t>
             </w:r>
@@ -3128,27 +2119,17 @@
         </w:tc>
         <w:tc>
           <w:tcPr>
-            <w:tcW w:type="dxa" w:w="1308"/>
-            <w:vAlign w:val="center"/>
-            <w:tcMar>
-              <w:top w:w="60" w:type="dxa"/>
-              <w:start w:w="80" w:type="dxa"/>
-              <w:bottom w:w="60" w:type="dxa"/>
-              <w:end w:w="80" w:type="dxa"/>
-            </w:tcMar>
+            <w:tcW w:type="dxa" w:w="1015"/>
+            <w:vAlign w:val="top"/>
           </w:tcPr>
           <w:p>
             <w:pPr>
-              <w:spacing w:before="0" w:after="0" w:line="240" w:lineRule="auto"/>
+              <w:spacing w:after="0"/>
               <w:jc w:val="center"/>
             </w:pPr>
-            <w:r/>
             <w:r>
               <w:rPr>
-                <w:rFonts w:ascii="Calibri" w:hAnsi="Calibri"/>
-                <w:b w:val="0"/>
-                <w:color w:val="111111"/>
-                <w:sz w:val="13"/>
+                <w:sz w:val="16"/>
               </w:rPr>
               <w:t>4.14 cm</w:t>
             </w:r>
@@ -3156,27 +2137,17 @@
         </w:tc>
         <w:tc>
           <w:tcPr>
-            <w:tcW w:type="dxa" w:w="1028"/>
-            <w:vAlign w:val="center"/>
-            <w:tcMar>
-              <w:top w:w="60" w:type="dxa"/>
-              <w:start w:w="80" w:type="dxa"/>
-              <w:bottom w:w="60" w:type="dxa"/>
-              <w:end w:w="80" w:type="dxa"/>
-            </w:tcMar>
+            <w:tcW w:type="dxa" w:w="1015"/>
+            <w:vAlign w:val="top"/>
           </w:tcPr>
           <w:p>
             <w:pPr>
-              <w:spacing w:before="0" w:after="0" w:line="240" w:lineRule="auto"/>
+              <w:spacing w:after="0"/>
               <w:jc w:val="center"/>
             </w:pPr>
-            <w:r/>
             <w:r>
               <w:rPr>
-                <w:rFonts w:ascii="Calibri" w:hAnsi="Calibri"/>
-                <w:b w:val="0"/>
-                <w:color w:val="111111"/>
-                <w:sz w:val="13"/>
+                <w:sz w:val="16"/>
               </w:rPr>
               <w:t>0.118</w:t>
             </w:r>
@@ -3184,27 +2155,17 @@
         </w:tc>
         <w:tc>
           <w:tcPr>
-            <w:tcW w:type="dxa" w:w="3458"/>
-            <w:vAlign w:val="center"/>
-            <w:tcMar>
-              <w:top w:w="60" w:type="dxa"/>
-              <w:start w:w="80" w:type="dxa"/>
-              <w:bottom w:w="60" w:type="dxa"/>
-              <w:end w:w="80" w:type="dxa"/>
-            </w:tcMar>
+            <w:tcW w:type="dxa" w:w="3243"/>
+            <w:vAlign w:val="top"/>
           </w:tcPr>
           <w:p>
             <w:pPr>
-              <w:spacing w:before="0" w:after="0" w:line="240" w:lineRule="auto"/>
+              <w:spacing w:after="0"/>
               <w:jc w:val="left"/>
             </w:pPr>
-            <w:r/>
             <w:r>
               <w:rPr>
-                <w:rFonts w:ascii="Calibri" w:hAnsi="Calibri"/>
-                <w:b w:val="0"/>
-                <w:color w:val="111111"/>
-                <w:sz w:val="13"/>
+                <w:sz w:val="16"/>
               </w:rPr>
               <w:t>MAE 3.36 to 5.01 cm; R2 -0.13 to 0.32</w:t>
             </w:r>
@@ -3212,27 +2173,17 @@
         </w:tc>
         <w:tc>
           <w:tcPr>
-            <w:tcW w:type="dxa" w:w="1775"/>
-            <w:vAlign w:val="center"/>
-            <w:tcMar>
-              <w:top w:w="60" w:type="dxa"/>
-              <w:start w:w="80" w:type="dxa"/>
-              <w:bottom w:w="60" w:type="dxa"/>
-              <w:end w:w="80" w:type="dxa"/>
-            </w:tcMar>
+            <w:tcW w:type="dxa" w:w="2044"/>
+            <w:vAlign w:val="top"/>
           </w:tcPr>
           <w:p>
             <w:pPr>
-              <w:spacing w:before="0" w:after="0" w:line="240" w:lineRule="auto"/>
-              <w:jc w:val="center"/>
+              <w:spacing w:after="0"/>
+              <w:jc w:val="left"/>
             </w:pPr>
-            <w:r/>
             <w:r>
               <w:rPr>
-                <w:rFonts w:ascii="Calibri" w:hAnsi="Calibri"/>
-                <w:b w:val="0"/>
-                <w:color w:val="111111"/>
-                <w:sz w:val="13"/>
+                <w:sz w:val="16"/>
               </w:rPr>
               <w:t>Completed</w:t>
             </w:r>
@@ -3240,27 +2191,17 @@
         </w:tc>
         <w:tc>
           <w:tcPr>
-            <w:tcW w:type="dxa" w:w="2897"/>
-            <w:vAlign w:val="center"/>
-            <w:tcMar>
-              <w:top w:w="60" w:type="dxa"/>
-              <w:start w:w="80" w:type="dxa"/>
-              <w:bottom w:w="60" w:type="dxa"/>
-              <w:end w:w="80" w:type="dxa"/>
-            </w:tcMar>
+            <w:tcW w:type="dxa" w:w="3243"/>
+            <w:vAlign w:val="top"/>
           </w:tcPr>
           <w:p>
             <w:pPr>
-              <w:spacing w:before="0" w:after="0" w:line="240" w:lineRule="auto"/>
+              <w:spacing w:after="0"/>
               <w:jc w:val="left"/>
             </w:pPr>
-            <w:r/>
             <w:r>
               <w:rPr>
-                <w:rFonts w:ascii="Calibri" w:hAnsi="Calibri"/>
-                <w:b w:val="0"/>
-                <w:color w:val="111111"/>
-                <w:sz w:val="13"/>
+                <w:sz w:val="16"/>
               </w:rPr>
               <w:t>Higher threshold did not improve performance</w:t>
             </w:r>
@@ -3270,27 +2211,17 @@
       <w:tr>
         <w:tc>
           <w:tcPr>
-            <w:tcW w:type="dxa" w:w="1962"/>
-            <w:vAlign w:val="center"/>
-            <w:tcMar>
-              <w:top w:w="60" w:type="dxa"/>
-              <w:start w:w="80" w:type="dxa"/>
-              <w:bottom w:w="60" w:type="dxa"/>
-              <w:end w:w="80" w:type="dxa"/>
-            </w:tcMar>
+            <w:tcW w:type="dxa" w:w="1880"/>
+            <w:vAlign w:val="top"/>
           </w:tcPr>
           <w:p>
             <w:pPr>
-              <w:spacing w:before="0" w:after="0" w:line="240" w:lineRule="auto"/>
+              <w:spacing w:after="0"/>
               <w:jc w:val="left"/>
             </w:pPr>
-            <w:r/>
             <w:r>
               <w:rPr>
-                <w:rFonts w:ascii="Calibri" w:hAnsi="Calibri"/>
-                <w:b w:val="0"/>
-                <w:color w:val="111111"/>
-                <w:sz w:val="13"/>
+                <w:sz w:val="16"/>
               </w:rPr>
               <w:t>A5C-or-other</w:t>
             </w:r>
@@ -3298,27 +2229,17 @@
         </w:tc>
         <w:tc>
           <w:tcPr>
-            <w:tcW w:type="dxa" w:w="1084"/>
-            <w:vAlign w:val="center"/>
-            <w:tcMar>
-              <w:top w:w="60" w:type="dxa"/>
-              <w:start w:w="80" w:type="dxa"/>
-              <w:bottom w:w="60" w:type="dxa"/>
-              <w:end w:w="80" w:type="dxa"/>
-            </w:tcMar>
+            <w:tcW w:type="dxa" w:w="1015"/>
+            <w:vAlign w:val="top"/>
           </w:tcPr>
           <w:p>
             <w:pPr>
-              <w:spacing w:before="0" w:after="0" w:line="240" w:lineRule="auto"/>
+              <w:spacing w:after="0"/>
               <w:jc w:val="center"/>
             </w:pPr>
-            <w:r/>
             <w:r>
               <w:rPr>
-                <w:rFonts w:ascii="Calibri" w:hAnsi="Calibri"/>
-                <w:b w:val="0"/>
-                <w:color w:val="111111"/>
-                <w:sz w:val="13"/>
+                <w:sz w:val="16"/>
               </w:rPr>
               <w:t>0.95</w:t>
             </w:r>
@@ -3326,27 +2247,17 @@
         </w:tc>
         <w:tc>
           <w:tcPr>
-            <w:tcW w:type="dxa" w:w="1028"/>
-            <w:vAlign w:val="center"/>
-            <w:tcMar>
-              <w:top w:w="60" w:type="dxa"/>
-              <w:start w:w="80" w:type="dxa"/>
-              <w:bottom w:w="60" w:type="dxa"/>
-              <w:end w:w="80" w:type="dxa"/>
-            </w:tcMar>
+            <w:tcW w:type="dxa" w:w="1015"/>
+            <w:vAlign w:val="top"/>
           </w:tcPr>
           <w:p>
             <w:pPr>
-              <w:spacing w:before="0" w:after="0" w:line="240" w:lineRule="auto"/>
+              <w:spacing w:after="0"/>
               <w:jc w:val="center"/>
             </w:pPr>
-            <w:r/>
             <w:r>
               <w:rPr>
-                <w:rFonts w:ascii="Calibri" w:hAnsi="Calibri"/>
-                <w:b w:val="0"/>
-                <w:color w:val="111111"/>
-                <w:sz w:val="13"/>
+                <w:sz w:val="16"/>
               </w:rPr>
               <w:t>65</w:t>
             </w:r>
@@ -3354,27 +2265,17 @@
         </w:tc>
         <w:tc>
           <w:tcPr>
-            <w:tcW w:type="dxa" w:w="1308"/>
-            <w:vAlign w:val="center"/>
-            <w:tcMar>
-              <w:top w:w="60" w:type="dxa"/>
-              <w:start w:w="80" w:type="dxa"/>
-              <w:bottom w:w="60" w:type="dxa"/>
-              <w:end w:w="80" w:type="dxa"/>
-            </w:tcMar>
+            <w:tcW w:type="dxa" w:w="1015"/>
+            <w:vAlign w:val="top"/>
           </w:tcPr>
           <w:p>
             <w:pPr>
-              <w:spacing w:before="0" w:after="0" w:line="240" w:lineRule="auto"/>
+              <w:spacing w:after="0"/>
               <w:jc w:val="center"/>
             </w:pPr>
-            <w:r/>
             <w:r>
               <w:rPr>
-                <w:rFonts w:ascii="Calibri" w:hAnsi="Calibri"/>
-                <w:b w:val="0"/>
-                <w:color w:val="111111"/>
-                <w:sz w:val="13"/>
+                <w:sz w:val="16"/>
               </w:rPr>
               <w:t>4.14 cm</w:t>
             </w:r>
@@ -3382,27 +2283,17 @@
         </w:tc>
         <w:tc>
           <w:tcPr>
-            <w:tcW w:type="dxa" w:w="1028"/>
-            <w:vAlign w:val="center"/>
-            <w:tcMar>
-              <w:top w:w="60" w:type="dxa"/>
-              <w:start w:w="80" w:type="dxa"/>
-              <w:bottom w:w="60" w:type="dxa"/>
-              <w:end w:w="80" w:type="dxa"/>
-            </w:tcMar>
+            <w:tcW w:type="dxa" w:w="1015"/>
+            <w:vAlign w:val="top"/>
           </w:tcPr>
           <w:p>
             <w:pPr>
-              <w:spacing w:before="0" w:after="0" w:line="240" w:lineRule="auto"/>
+              <w:spacing w:after="0"/>
               <w:jc w:val="center"/>
             </w:pPr>
-            <w:r/>
             <w:r>
               <w:rPr>
-                <w:rFonts w:ascii="Calibri" w:hAnsi="Calibri"/>
-                <w:b w:val="0"/>
-                <w:color w:val="111111"/>
-                <w:sz w:val="13"/>
+                <w:sz w:val="16"/>
               </w:rPr>
               <w:t>0.119</w:t>
             </w:r>
@@ -3410,27 +2301,17 @@
         </w:tc>
         <w:tc>
           <w:tcPr>
-            <w:tcW w:type="dxa" w:w="3458"/>
-            <w:vAlign w:val="center"/>
-            <w:tcMar>
-              <w:top w:w="60" w:type="dxa"/>
-              <w:start w:w="80" w:type="dxa"/>
-              <w:bottom w:w="60" w:type="dxa"/>
-              <w:end w:w="80" w:type="dxa"/>
-            </w:tcMar>
+            <w:tcW w:type="dxa" w:w="3243"/>
+            <w:vAlign w:val="top"/>
           </w:tcPr>
           <w:p>
             <w:pPr>
-              <w:spacing w:before="0" w:after="0" w:line="240" w:lineRule="auto"/>
+              <w:spacing w:after="0"/>
               <w:jc w:val="left"/>
             </w:pPr>
-            <w:r/>
             <w:r>
               <w:rPr>
-                <w:rFonts w:ascii="Calibri" w:hAnsi="Calibri"/>
-                <w:b w:val="0"/>
-                <w:color w:val="111111"/>
-                <w:sz w:val="13"/>
+                <w:sz w:val="16"/>
               </w:rPr>
               <w:t>MAE 3.38 to 4.96 cm; R2 -0.12 to 0.31</w:t>
             </w:r>
@@ -3438,27 +2319,17 @@
         </w:tc>
         <w:tc>
           <w:tcPr>
-            <w:tcW w:type="dxa" w:w="1775"/>
-            <w:vAlign w:val="center"/>
-            <w:tcMar>
-              <w:top w:w="60" w:type="dxa"/>
-              <w:start w:w="80" w:type="dxa"/>
-              <w:bottom w:w="60" w:type="dxa"/>
-              <w:end w:w="80" w:type="dxa"/>
-            </w:tcMar>
+            <w:tcW w:type="dxa" w:w="2044"/>
+            <w:vAlign w:val="top"/>
           </w:tcPr>
           <w:p>
             <w:pPr>
-              <w:spacing w:before="0" w:after="0" w:line="240" w:lineRule="auto"/>
-              <w:jc w:val="center"/>
+              <w:spacing w:after="0"/>
+              <w:jc w:val="left"/>
             </w:pPr>
-            <w:r/>
             <w:r>
               <w:rPr>
-                <w:rFonts w:ascii="Calibri" w:hAnsi="Calibri"/>
-                <w:b w:val="0"/>
-                <w:color w:val="111111"/>
-                <w:sz w:val="13"/>
+                <w:sz w:val="16"/>
               </w:rPr>
               <w:t>Completed</w:t>
             </w:r>
@@ -3466,27 +2337,17 @@
         </w:tc>
         <w:tc>
           <w:tcPr>
-            <w:tcW w:type="dxa" w:w="2897"/>
-            <w:vAlign w:val="center"/>
-            <w:tcMar>
-              <w:top w:w="60" w:type="dxa"/>
-              <w:start w:w="80" w:type="dxa"/>
-              <w:bottom w:w="60" w:type="dxa"/>
-              <w:end w:w="80" w:type="dxa"/>
-            </w:tcMar>
+            <w:tcW w:type="dxa" w:w="3243"/>
+            <w:vAlign w:val="top"/>
           </w:tcPr>
           <w:p>
             <w:pPr>
-              <w:spacing w:before="0" w:after="0" w:line="240" w:lineRule="auto"/>
+              <w:spacing w:after="0"/>
               <w:jc w:val="left"/>
             </w:pPr>
-            <w:r/>
             <w:r>
               <w:rPr>
-                <w:rFonts w:ascii="Calibri" w:hAnsi="Calibri"/>
-                <w:b w:val="0"/>
-                <w:color w:val="111111"/>
-                <w:sz w:val="13"/>
+                <w:sz w:val="16"/>
               </w:rPr>
               <w:t>Higher threshold did not improve performance</w:t>
             </w:r>
@@ -3496,24 +2357,13 @@
     </w:tbl>
     <w:p>
       <w:pPr>
-        <w:spacing w:before="60" w:after="160" w:line="252" w:lineRule="auto"/>
+        <w:spacing w:before="80" w:after="0"/>
       </w:pPr>
       <w:r>
         <w:rPr>
-          <w:rFonts w:ascii="Calibri" w:hAnsi="Calibri"/>
-          <w:b/>
-          <w:color w:val="444444"/>
           <w:sz w:val="16"/>
         </w:rPr>
-        <w:t xml:space="preserve">Footnote: </w:t>
-      </w:r>
-      <w:r>
-        <w:rPr>
-          <w:rFonts w:ascii="Calibri" w:hAnsi="Calibri"/>
-          <w:color w:val="444444"/>
-          <w:sz w:val="16"/>
-        </w:rPr>
-        <w:t>LVOT VTI sensitivity analyses using ECHOVIEW view-filtered embeddings. These analyses are limited subset analyses and were not used as the primary modeling denominator. A5C-only at threshold 0.70 was skipped because of insufficient training data and should not be interpreted as a negative result.</w:t>
+        <w:t>Footnote: ECHOVIEW analyses were limited subset sensitivity analyses. The A5C-only 0.70 run was skipped or underpowered because the available training data were insufficient; it should not be interpreted as a negative result.</w:t>
       </w:r>
     </w:p>
     <w:p>
@@ -3523,70 +2373,65 @@
     </w:p>
     <w:p>
       <w:pPr>
-        <w:pStyle w:val="Heading1"/>
+        <w:keepNext/>
+        <w:spacing w:after="80"/>
       </w:pPr>
       <w:r>
+        <w:rPr>
+          <w:b/>
+          <w:sz w:val="22"/>
+        </w:rPr>
         <w:t>Supplementary Table S3. Exploratory Binary Threshold Summaries Derived From Continuous Predictions</w:t>
       </w:r>
     </w:p>
     <w:tbl>
-      <w:tblGrid>
-        <w:gridCol w:w="1290"/>
-        <w:gridCol w:w="1025"/>
-        <w:gridCol w:w="827"/>
-        <w:gridCol w:w="959"/>
-        <w:gridCol w:w="1025"/>
-        <w:gridCol w:w="910"/>
-        <w:gridCol w:w="1191"/>
-        <w:gridCol w:w="1092"/>
-        <w:gridCol w:w="1092"/>
-        <w:gridCol w:w="827"/>
-        <w:gridCol w:w="827"/>
-        <w:gridCol w:w="744"/>
-        <w:gridCol w:w="2730"/>
-      </w:tblGrid>
       <w:tblPr>
-        <w:tblW w:type="dxa" w:w="14544"/>
+        <w:tblStyle w:val="TableGrid"/>
+        <w:tblW w:type="auto" w:w="0"/>
         <w:jc w:val="center"/>
         <w:tblLayout w:type="fixed"/>
         <w:tblLook w:firstColumn="1" w:firstRow="1" w:lastColumn="0" w:lastRow="0" w:noHBand="0" w:noVBand="1" w:val="04A0"/>
-        <w:tblBorders>
-          <w:top w:val="single" w:sz="4" w:space="0" w:color="9AA6B2"/>
-          <w:left w:val="single" w:sz="4" w:space="0" w:color="9AA6B2"/>
-          <w:bottom w:val="single" w:sz="4" w:space="0" w:color="9AA6B2"/>
-          <w:right w:val="single" w:sz="4" w:space="0" w:color="9AA6B2"/>
-          <w:insideH w:val="single" w:sz="4" w:space="0" w:color="9AA6B2"/>
-          <w:insideV w:val="single" w:sz="4" w:space="0" w:color="9AA6B2"/>
-        </w:tblBorders>
+        <w:tblCellMar>
+          <w:top w:w="45" w:type="dxa"/>
+          <w:start w:w="45" w:type="dxa"/>
+          <w:bottom w:w="45" w:type="dxa"/>
+          <w:end w:w="45" w:type="dxa"/>
+        </w:tblCellMar>
       </w:tblPr>
+      <w:tblGrid>
+        <w:gridCol w:w="1119"/>
+        <w:gridCol w:w="1119"/>
+        <w:gridCol w:w="1119"/>
+        <w:gridCol w:w="1119"/>
+        <w:gridCol w:w="1119"/>
+        <w:gridCol w:w="1119"/>
+        <w:gridCol w:w="1119"/>
+        <w:gridCol w:w="1119"/>
+        <w:gridCol w:w="1119"/>
+        <w:gridCol w:w="1119"/>
+        <w:gridCol w:w="1119"/>
+        <w:gridCol w:w="1119"/>
+        <w:gridCol w:w="1119"/>
+      </w:tblGrid>
       <w:tr>
         <w:trPr>
-          <w:tblHeader/>
+          <w:tblHeader w:val="true"/>
         </w:trPr>
         <w:tc>
           <w:tcPr>
-            <w:tcW w:type="dxa" w:w="1290"/>
-            <w:tcMar>
-              <w:top w:w="60" w:type="dxa"/>
-              <w:start w:w="80" w:type="dxa"/>
-              <w:bottom w:w="60" w:type="dxa"/>
-              <w:end w:w="80" w:type="dxa"/>
-            </w:tcMar>
-            <w:shd w:fill="E8EEF5"/>
+            <w:tcW w:type="dxa" w:w="1054"/>
+            <w:shd w:fill="D9D9D9"/>
             <w:vAlign w:val="center"/>
           </w:tcPr>
           <w:p>
             <w:pPr>
-              <w:spacing w:before="0" w:after="0" w:line="240" w:lineRule="auto"/>
+              <w:spacing w:after="0"/>
               <w:jc w:val="center"/>
             </w:pPr>
-            <w:r/>
             <w:r>
               <w:rPr>
-                <w:rFonts w:ascii="Calibri" w:hAnsi="Calibri"/>
                 <w:b/>
-                <w:color w:val="111111"/>
-                <w:sz w:val="13"/>
+                <w:sz w:val="14"/>
               </w:rPr>
               <w:t>Target</w:t>
             </w:r>
@@ -3594,28 +2439,19 @@
         </w:tc>
         <w:tc>
           <w:tcPr>
-            <w:tcW w:type="dxa" w:w="1025"/>
-            <w:tcMar>
-              <w:top w:w="60" w:type="dxa"/>
-              <w:start w:w="80" w:type="dxa"/>
-              <w:bottom w:w="60" w:type="dxa"/>
-              <w:end w:w="80" w:type="dxa"/>
-            </w:tcMar>
-            <w:shd w:fill="E8EEF5"/>
+            <w:tcW w:type="dxa" w:w="933"/>
+            <w:shd w:fill="D9D9D9"/>
             <w:vAlign w:val="center"/>
           </w:tcPr>
           <w:p>
             <w:pPr>
-              <w:spacing w:before="0" w:after="0" w:line="240" w:lineRule="auto"/>
+              <w:spacing w:after="0"/>
               <w:jc w:val="center"/>
             </w:pPr>
-            <w:r/>
             <w:r>
               <w:rPr>
-                <w:rFonts w:ascii="Calibri" w:hAnsi="Calibri"/>
                 <w:b/>
-                <w:color w:val="111111"/>
-                <w:sz w:val="13"/>
+                <w:sz w:val="14"/>
               </w:rPr>
               <w:t>Threshold</w:t>
             </w:r>
@@ -3623,28 +2459,19 @@
         </w:tc>
         <w:tc>
           <w:tcPr>
-            <w:tcW w:type="dxa" w:w="827"/>
-            <w:tcMar>
-              <w:top w:w="60" w:type="dxa"/>
-              <w:start w:w="80" w:type="dxa"/>
-              <w:bottom w:w="60" w:type="dxa"/>
-              <w:end w:w="80" w:type="dxa"/>
-            </w:tcMar>
-            <w:shd w:fill="E8EEF5"/>
+            <w:tcW w:type="dxa" w:w="828"/>
+            <w:shd w:fill="D9D9D9"/>
             <w:vAlign w:val="center"/>
           </w:tcPr>
           <w:p>
             <w:pPr>
-              <w:spacing w:before="0" w:after="0" w:line="240" w:lineRule="auto"/>
+              <w:spacing w:after="0"/>
               <w:jc w:val="center"/>
             </w:pPr>
-            <w:r/>
             <w:r>
               <w:rPr>
-                <w:rFonts w:ascii="Calibri" w:hAnsi="Calibri"/>
                 <w:b/>
-                <w:color w:val="111111"/>
-                <w:sz w:val="13"/>
+                <w:sz w:val="14"/>
               </w:rPr>
               <w:t>Test N</w:t>
             </w:r>
@@ -3652,28 +2479,19 @@
         </w:tc>
         <w:tc>
           <w:tcPr>
-            <w:tcW w:type="dxa" w:w="959"/>
-            <w:tcMar>
-              <w:top w:w="60" w:type="dxa"/>
-              <w:start w:w="80" w:type="dxa"/>
-              <w:bottom w:w="60" w:type="dxa"/>
-              <w:end w:w="80" w:type="dxa"/>
-            </w:tcMar>
-            <w:shd w:fill="E8EEF5"/>
+            <w:tcW w:type="dxa" w:w="903"/>
+            <w:shd w:fill="D9D9D9"/>
             <w:vAlign w:val="center"/>
           </w:tcPr>
           <w:p>
             <w:pPr>
-              <w:spacing w:before="0" w:after="0" w:line="240" w:lineRule="auto"/>
+              <w:spacing w:after="0"/>
               <w:jc w:val="center"/>
             </w:pPr>
-            <w:r/>
             <w:r>
               <w:rPr>
-                <w:rFonts w:ascii="Calibri" w:hAnsi="Calibri"/>
                 <w:b/>
-                <w:color w:val="111111"/>
-                <w:sz w:val="13"/>
+                <w:sz w:val="14"/>
               </w:rPr>
               <w:t>Positives</w:t>
             </w:r>
@@ -3681,28 +2499,19 @@
         </w:tc>
         <w:tc>
           <w:tcPr>
-            <w:tcW w:type="dxa" w:w="1025"/>
-            <w:tcMar>
-              <w:top w:w="60" w:type="dxa"/>
-              <w:start w:w="80" w:type="dxa"/>
-              <w:bottom w:w="60" w:type="dxa"/>
-              <w:end w:w="80" w:type="dxa"/>
-            </w:tcMar>
-            <w:shd w:fill="E8EEF5"/>
+            <w:tcW w:type="dxa" w:w="993"/>
+            <w:shd w:fill="D9D9D9"/>
             <w:vAlign w:val="center"/>
           </w:tcPr>
           <w:p>
             <w:pPr>
-              <w:spacing w:before="0" w:after="0" w:line="240" w:lineRule="auto"/>
+              <w:spacing w:after="0"/>
               <w:jc w:val="center"/>
             </w:pPr>
-            <w:r/>
             <w:r>
               <w:rPr>
-                <w:rFonts w:ascii="Calibri" w:hAnsi="Calibri"/>
                 <w:b/>
-                <w:color w:val="111111"/>
-                <w:sz w:val="13"/>
+                <w:sz w:val="14"/>
               </w:rPr>
               <w:t>Prevalence</w:t>
             </w:r>
@@ -3710,28 +2519,19 @@
         </w:tc>
         <w:tc>
           <w:tcPr>
-            <w:tcW w:type="dxa" w:w="910"/>
-            <w:tcMar>
-              <w:top w:w="60" w:type="dxa"/>
-              <w:start w:w="80" w:type="dxa"/>
-              <w:bottom w:w="60" w:type="dxa"/>
-              <w:end w:w="80" w:type="dxa"/>
-            </w:tcMar>
-            <w:shd w:fill="E8EEF5"/>
+            <w:tcW w:type="dxa" w:w="873"/>
+            <w:shd w:fill="D9D9D9"/>
             <w:vAlign w:val="center"/>
           </w:tcPr>
           <w:p>
             <w:pPr>
-              <w:spacing w:before="0" w:after="0" w:line="240" w:lineRule="auto"/>
+              <w:spacing w:after="0"/>
               <w:jc w:val="center"/>
             </w:pPr>
-            <w:r/>
             <w:r>
               <w:rPr>
-                <w:rFonts w:ascii="Calibri" w:hAnsi="Calibri"/>
                 <w:b/>
-                <w:color w:val="111111"/>
-                <w:sz w:val="13"/>
+                <w:sz w:val="14"/>
               </w:rPr>
               <w:t>AUROC</w:t>
             </w:r>
@@ -3739,28 +2539,19 @@
         </w:tc>
         <w:tc>
           <w:tcPr>
-            <w:tcW w:type="dxa" w:w="1191"/>
-            <w:tcMar>
-              <w:top w:w="60" w:type="dxa"/>
-              <w:start w:w="80" w:type="dxa"/>
-              <w:bottom w:w="60" w:type="dxa"/>
-              <w:end w:w="80" w:type="dxa"/>
-            </w:tcMar>
-            <w:shd w:fill="E8EEF5"/>
+            <w:tcW w:type="dxa" w:w="1234"/>
+            <w:shd w:fill="D9D9D9"/>
             <w:vAlign w:val="center"/>
           </w:tcPr>
           <w:p>
             <w:pPr>
-              <w:spacing w:before="0" w:after="0" w:line="240" w:lineRule="auto"/>
+              <w:spacing w:after="0"/>
               <w:jc w:val="center"/>
             </w:pPr>
-            <w:r/>
             <w:r>
               <w:rPr>
-                <w:rFonts w:ascii="Calibri" w:hAnsi="Calibri"/>
                 <w:b/>
-                <w:color w:val="111111"/>
-                <w:sz w:val="13"/>
+                <w:sz w:val="14"/>
               </w:rPr>
               <w:t>Average precision</w:t>
             </w:r>
@@ -3768,28 +2559,19 @@
         </w:tc>
         <w:tc>
           <w:tcPr>
-            <w:tcW w:type="dxa" w:w="1092"/>
-            <w:tcMar>
-              <w:top w:w="60" w:type="dxa"/>
-              <w:start w:w="80" w:type="dxa"/>
-              <w:bottom w:w="60" w:type="dxa"/>
-              <w:end w:w="80" w:type="dxa"/>
-            </w:tcMar>
-            <w:shd w:fill="E8EEF5"/>
+            <w:tcW w:type="dxa" w:w="1024"/>
+            <w:shd w:fill="D9D9D9"/>
             <w:vAlign w:val="center"/>
           </w:tcPr>
           <w:p>
             <w:pPr>
-              <w:spacing w:before="0" w:after="0" w:line="240" w:lineRule="auto"/>
+              <w:spacing w:after="0"/>
               <w:jc w:val="center"/>
             </w:pPr>
-            <w:r/>
             <w:r>
               <w:rPr>
-                <w:rFonts w:ascii="Calibri" w:hAnsi="Calibri"/>
                 <w:b/>
-                <w:color w:val="111111"/>
-                <w:sz w:val="13"/>
+                <w:sz w:val="14"/>
               </w:rPr>
               <w:t>Sensitivity</w:t>
             </w:r>
@@ -3797,28 +2579,19 @@
         </w:tc>
         <w:tc>
           <w:tcPr>
-            <w:tcW w:type="dxa" w:w="1092"/>
-            <w:tcMar>
-              <w:top w:w="60" w:type="dxa"/>
-              <w:start w:w="80" w:type="dxa"/>
-              <w:bottom w:w="60" w:type="dxa"/>
-              <w:end w:w="80" w:type="dxa"/>
-            </w:tcMar>
-            <w:shd w:fill="E8EEF5"/>
+            <w:tcW w:type="dxa" w:w="1024"/>
+            <w:shd w:fill="D9D9D9"/>
             <w:vAlign w:val="center"/>
           </w:tcPr>
           <w:p>
             <w:pPr>
-              <w:spacing w:before="0" w:after="0" w:line="240" w:lineRule="auto"/>
+              <w:spacing w:after="0"/>
               <w:jc w:val="center"/>
             </w:pPr>
-            <w:r/>
             <w:r>
               <w:rPr>
-                <w:rFonts w:ascii="Calibri" w:hAnsi="Calibri"/>
                 <w:b/>
-                <w:color w:val="111111"/>
-                <w:sz w:val="13"/>
+                <w:sz w:val="14"/>
               </w:rPr>
               <w:t>Specificity</w:t>
             </w:r>
@@ -3826,28 +2599,19 @@
         </w:tc>
         <w:tc>
           <w:tcPr>
-            <w:tcW w:type="dxa" w:w="827"/>
-            <w:tcMar>
-              <w:top w:w="60" w:type="dxa"/>
-              <w:start w:w="80" w:type="dxa"/>
-              <w:bottom w:w="60" w:type="dxa"/>
-              <w:end w:w="80" w:type="dxa"/>
-            </w:tcMar>
-            <w:shd w:fill="E8EEF5"/>
+            <w:tcW w:type="dxa" w:w="843"/>
+            <w:shd w:fill="D9D9D9"/>
             <w:vAlign w:val="center"/>
           </w:tcPr>
           <w:p>
             <w:pPr>
-              <w:spacing w:before="0" w:after="0" w:line="240" w:lineRule="auto"/>
+              <w:spacing w:after="0"/>
               <w:jc w:val="center"/>
             </w:pPr>
-            <w:r/>
             <w:r>
               <w:rPr>
-                <w:rFonts w:ascii="Calibri" w:hAnsi="Calibri"/>
                 <w:b/>
-                <w:color w:val="111111"/>
-                <w:sz w:val="13"/>
+                <w:sz w:val="14"/>
               </w:rPr>
               <w:t>PPV</w:t>
             </w:r>
@@ -3855,28 +2619,19 @@
         </w:tc>
         <w:tc>
           <w:tcPr>
-            <w:tcW w:type="dxa" w:w="827"/>
-            <w:tcMar>
-              <w:top w:w="60" w:type="dxa"/>
-              <w:start w:w="80" w:type="dxa"/>
-              <w:bottom w:w="60" w:type="dxa"/>
-              <w:end w:w="80" w:type="dxa"/>
-            </w:tcMar>
-            <w:shd w:fill="E8EEF5"/>
+            <w:tcW w:type="dxa" w:w="843"/>
+            <w:shd w:fill="D9D9D9"/>
             <w:vAlign w:val="center"/>
           </w:tcPr>
           <w:p>
             <w:pPr>
-              <w:spacing w:before="0" w:after="0" w:line="240" w:lineRule="auto"/>
+              <w:spacing w:after="0"/>
               <w:jc w:val="center"/>
             </w:pPr>
-            <w:r/>
             <w:r>
               <w:rPr>
-                <w:rFonts w:ascii="Calibri" w:hAnsi="Calibri"/>
                 <w:b/>
-                <w:color w:val="111111"/>
-                <w:sz w:val="13"/>
+                <w:sz w:val="14"/>
               </w:rPr>
               <w:t>NPV</w:t>
             </w:r>
@@ -3884,28 +2639,19 @@
         </w:tc>
         <w:tc>
           <w:tcPr>
-            <w:tcW w:type="dxa" w:w="744"/>
-            <w:tcMar>
-              <w:top w:w="60" w:type="dxa"/>
-              <w:start w:w="80" w:type="dxa"/>
-              <w:bottom w:w="60" w:type="dxa"/>
-              <w:end w:w="80" w:type="dxa"/>
-            </w:tcMar>
-            <w:shd w:fill="E8EEF5"/>
+            <w:tcW w:type="dxa" w:w="752"/>
+            <w:shd w:fill="D9D9D9"/>
             <w:vAlign w:val="center"/>
           </w:tcPr>
           <w:p>
             <w:pPr>
-              <w:spacing w:before="0" w:after="0" w:line="240" w:lineRule="auto"/>
+              <w:spacing w:after="0"/>
               <w:jc w:val="center"/>
             </w:pPr>
-            <w:r/>
             <w:r>
               <w:rPr>
-                <w:rFonts w:ascii="Calibri" w:hAnsi="Calibri"/>
                 <w:b/>
-                <w:color w:val="111111"/>
-                <w:sz w:val="13"/>
+                <w:sz w:val="14"/>
               </w:rPr>
               <w:t>F1</w:t>
             </w:r>
@@ -3913,28 +2659,19 @@
         </w:tc>
         <w:tc>
           <w:tcPr>
-            <w:tcW w:type="dxa" w:w="2730"/>
-            <w:tcMar>
-              <w:top w:w="60" w:type="dxa"/>
-              <w:start w:w="80" w:type="dxa"/>
-              <w:bottom w:w="60" w:type="dxa"/>
-              <w:end w:w="80" w:type="dxa"/>
-            </w:tcMar>
-            <w:shd w:fill="E8EEF5"/>
+            <w:tcW w:type="dxa" w:w="3162"/>
+            <w:shd w:fill="D9D9D9"/>
             <w:vAlign w:val="center"/>
           </w:tcPr>
           <w:p>
             <w:pPr>
-              <w:spacing w:before="0" w:after="0" w:line="240" w:lineRule="auto"/>
+              <w:spacing w:after="0"/>
               <w:jc w:val="center"/>
             </w:pPr>
-            <w:r/>
             <w:r>
               <w:rPr>
-                <w:rFonts w:ascii="Calibri" w:hAnsi="Calibri"/>
                 <w:b/>
-                <w:color w:val="111111"/>
-                <w:sz w:val="13"/>
+                <w:sz w:val="14"/>
               </w:rPr>
               <w:t>Note</w:t>
             </w:r>
@@ -3944,26 +2681,16 @@
       <w:tr>
         <w:tc>
           <w:tcPr>
-            <w:tcW w:type="dxa" w:w="1290"/>
-            <w:vAlign w:val="center"/>
-            <w:tcMar>
-              <w:top w:w="60" w:type="dxa"/>
-              <w:start w:w="80" w:type="dxa"/>
-              <w:bottom w:w="60" w:type="dxa"/>
-              <w:end w:w="80" w:type="dxa"/>
-            </w:tcMar>
+            <w:tcW w:type="dxa" w:w="1054"/>
+            <w:vAlign w:val="top"/>
           </w:tcPr>
           <w:p>
             <w:pPr>
-              <w:spacing w:before="0" w:after="0" w:line="240" w:lineRule="auto"/>
+              <w:spacing w:after="0"/>
               <w:jc w:val="left"/>
             </w:pPr>
-            <w:r/>
             <w:r>
               <w:rPr>
-                <w:rFonts w:ascii="Calibri" w:hAnsi="Calibri"/>
-                <w:b w:val="0"/>
-                <w:color w:val="111111"/>
                 <w:sz w:val="13"/>
               </w:rPr>
               <w:t>LVOT VTI</w:t>
@@ -3972,26 +2699,16 @@
         </w:tc>
         <w:tc>
           <w:tcPr>
-            <w:tcW w:type="dxa" w:w="1025"/>
-            <w:vAlign w:val="center"/>
-            <w:tcMar>
-              <w:top w:w="60" w:type="dxa"/>
-              <w:start w:w="80" w:type="dxa"/>
-              <w:bottom w:w="60" w:type="dxa"/>
-              <w:end w:w="80" w:type="dxa"/>
-            </w:tcMar>
+            <w:tcW w:type="dxa" w:w="933"/>
+            <w:vAlign w:val="top"/>
           </w:tcPr>
           <w:p>
             <w:pPr>
-              <w:spacing w:before="0" w:after="0" w:line="240" w:lineRule="auto"/>
+              <w:spacing w:after="0"/>
               <w:jc w:val="center"/>
             </w:pPr>
-            <w:r/>
             <w:r>
               <w:rPr>
-                <w:rFonts w:ascii="Calibri" w:hAnsi="Calibri"/>
-                <w:b w:val="0"/>
-                <w:color w:val="111111"/>
                 <w:sz w:val="13"/>
               </w:rPr>
               <w:t>&lt;18 cm</w:t>
@@ -4000,26 +2717,16 @@
         </w:tc>
         <w:tc>
           <w:tcPr>
-            <w:tcW w:type="dxa" w:w="827"/>
-            <w:vAlign w:val="center"/>
-            <w:tcMar>
-              <w:top w:w="60" w:type="dxa"/>
-              <w:start w:w="80" w:type="dxa"/>
-              <w:bottom w:w="60" w:type="dxa"/>
-              <w:end w:w="80" w:type="dxa"/>
-            </w:tcMar>
+            <w:tcW w:type="dxa" w:w="828"/>
+            <w:vAlign w:val="top"/>
           </w:tcPr>
           <w:p>
             <w:pPr>
-              <w:spacing w:before="0" w:after="0" w:line="240" w:lineRule="auto"/>
+              <w:spacing w:after="0"/>
               <w:jc w:val="center"/>
             </w:pPr>
-            <w:r/>
             <w:r>
               <w:rPr>
-                <w:rFonts w:ascii="Calibri" w:hAnsi="Calibri"/>
-                <w:b w:val="0"/>
-                <w:color w:val="111111"/>
                 <w:sz w:val="13"/>
               </w:rPr>
               <w:t>555</w:t>
@@ -4028,26 +2735,16 @@
         </w:tc>
         <w:tc>
           <w:tcPr>
-            <w:tcW w:type="dxa" w:w="959"/>
-            <w:vAlign w:val="center"/>
-            <w:tcMar>
-              <w:top w:w="60" w:type="dxa"/>
-              <w:start w:w="80" w:type="dxa"/>
-              <w:bottom w:w="60" w:type="dxa"/>
-              <w:end w:w="80" w:type="dxa"/>
-            </w:tcMar>
+            <w:tcW w:type="dxa" w:w="903"/>
+            <w:vAlign w:val="top"/>
           </w:tcPr>
           <w:p>
             <w:pPr>
-              <w:spacing w:before="0" w:after="0" w:line="240" w:lineRule="auto"/>
+              <w:spacing w:after="0"/>
               <w:jc w:val="center"/>
             </w:pPr>
-            <w:r/>
             <w:r>
               <w:rPr>
-                <w:rFonts w:ascii="Calibri" w:hAnsi="Calibri"/>
-                <w:b w:val="0"/>
-                <w:color w:val="111111"/>
                 <w:sz w:val="13"/>
               </w:rPr>
               <w:t>106</w:t>
@@ -4056,26 +2753,16 @@
         </w:tc>
         <w:tc>
           <w:tcPr>
-            <w:tcW w:type="dxa" w:w="1025"/>
-            <w:vAlign w:val="center"/>
-            <w:tcMar>
-              <w:top w:w="60" w:type="dxa"/>
-              <w:start w:w="80" w:type="dxa"/>
-              <w:bottom w:w="60" w:type="dxa"/>
-              <w:end w:w="80" w:type="dxa"/>
-            </w:tcMar>
+            <w:tcW w:type="dxa" w:w="993"/>
+            <w:vAlign w:val="top"/>
           </w:tcPr>
           <w:p>
             <w:pPr>
-              <w:spacing w:before="0" w:after="0" w:line="240" w:lineRule="auto"/>
+              <w:spacing w:after="0"/>
               <w:jc w:val="center"/>
             </w:pPr>
-            <w:r/>
             <w:r>
               <w:rPr>
-                <w:rFonts w:ascii="Calibri" w:hAnsi="Calibri"/>
-                <w:b w:val="0"/>
-                <w:color w:val="111111"/>
                 <w:sz w:val="13"/>
               </w:rPr>
               <w:t>0.191</w:t>
@@ -4084,26 +2771,16 @@
         </w:tc>
         <w:tc>
           <w:tcPr>
-            <w:tcW w:type="dxa" w:w="910"/>
-            <w:vAlign w:val="center"/>
-            <w:tcMar>
-              <w:top w:w="60" w:type="dxa"/>
-              <w:start w:w="80" w:type="dxa"/>
-              <w:bottom w:w="60" w:type="dxa"/>
-              <w:end w:w="80" w:type="dxa"/>
-            </w:tcMar>
+            <w:tcW w:type="dxa" w:w="873"/>
+            <w:vAlign w:val="top"/>
           </w:tcPr>
           <w:p>
             <w:pPr>
-              <w:spacing w:before="0" w:after="0" w:line="240" w:lineRule="auto"/>
+              <w:spacing w:after="0"/>
               <w:jc w:val="center"/>
             </w:pPr>
-            <w:r/>
             <w:r>
               <w:rPr>
-                <w:rFonts w:ascii="Calibri" w:hAnsi="Calibri"/>
-                <w:b w:val="0"/>
-                <w:color w:val="111111"/>
                 <w:sz w:val="13"/>
               </w:rPr>
               <w:t>0.846</w:t>
@@ -4112,26 +2789,16 @@
         </w:tc>
         <w:tc>
           <w:tcPr>
-            <w:tcW w:type="dxa" w:w="1191"/>
-            <w:vAlign w:val="center"/>
-            <w:tcMar>
-              <w:top w:w="60" w:type="dxa"/>
-              <w:start w:w="80" w:type="dxa"/>
-              <w:bottom w:w="60" w:type="dxa"/>
-              <w:end w:w="80" w:type="dxa"/>
-            </w:tcMar>
+            <w:tcW w:type="dxa" w:w="1234"/>
+            <w:vAlign w:val="top"/>
           </w:tcPr>
           <w:p>
             <w:pPr>
-              <w:spacing w:before="0" w:after="0" w:line="240" w:lineRule="auto"/>
+              <w:spacing w:after="0"/>
               <w:jc w:val="center"/>
             </w:pPr>
-            <w:r/>
             <w:r>
               <w:rPr>
-                <w:rFonts w:ascii="Calibri" w:hAnsi="Calibri"/>
-                <w:b w:val="0"/>
-                <w:color w:val="111111"/>
                 <w:sz w:val="13"/>
               </w:rPr>
               <w:t>0.569</w:t>
@@ -4140,26 +2807,16 @@
         </w:tc>
         <w:tc>
           <w:tcPr>
-            <w:tcW w:type="dxa" w:w="1092"/>
-            <w:vAlign w:val="center"/>
-            <w:tcMar>
-              <w:top w:w="60" w:type="dxa"/>
-              <w:start w:w="80" w:type="dxa"/>
-              <w:bottom w:w="60" w:type="dxa"/>
-              <w:end w:w="80" w:type="dxa"/>
-            </w:tcMar>
+            <w:tcW w:type="dxa" w:w="1024"/>
+            <w:vAlign w:val="top"/>
           </w:tcPr>
           <w:p>
             <w:pPr>
-              <w:spacing w:before="0" w:after="0" w:line="240" w:lineRule="auto"/>
+              <w:spacing w:after="0"/>
               <w:jc w:val="center"/>
             </w:pPr>
-            <w:r/>
             <w:r>
               <w:rPr>
-                <w:rFonts w:ascii="Calibri" w:hAnsi="Calibri"/>
-                <w:b w:val="0"/>
-                <w:color w:val="111111"/>
                 <w:sz w:val="13"/>
               </w:rPr>
               <w:t>0.358</w:t>
@@ -4168,26 +2825,16 @@
         </w:tc>
         <w:tc>
           <w:tcPr>
-            <w:tcW w:type="dxa" w:w="1092"/>
-            <w:vAlign w:val="center"/>
-            <w:tcMar>
-              <w:top w:w="60" w:type="dxa"/>
-              <w:start w:w="80" w:type="dxa"/>
-              <w:bottom w:w="60" w:type="dxa"/>
-              <w:end w:w="80" w:type="dxa"/>
-            </w:tcMar>
+            <w:tcW w:type="dxa" w:w="1024"/>
+            <w:vAlign w:val="top"/>
           </w:tcPr>
           <w:p>
             <w:pPr>
-              <w:spacing w:before="0" w:after="0" w:line="240" w:lineRule="auto"/>
+              <w:spacing w:after="0"/>
               <w:jc w:val="center"/>
             </w:pPr>
-            <w:r/>
             <w:r>
               <w:rPr>
-                <w:rFonts w:ascii="Calibri" w:hAnsi="Calibri"/>
-                <w:b w:val="0"/>
-                <w:color w:val="111111"/>
                 <w:sz w:val="13"/>
               </w:rPr>
               <w:t>0.960</w:t>
@@ -4196,26 +2843,16 @@
         </w:tc>
         <w:tc>
           <w:tcPr>
-            <w:tcW w:type="dxa" w:w="827"/>
-            <w:vAlign w:val="center"/>
-            <w:tcMar>
-              <w:top w:w="60" w:type="dxa"/>
-              <w:start w:w="80" w:type="dxa"/>
-              <w:bottom w:w="60" w:type="dxa"/>
-              <w:end w:w="80" w:type="dxa"/>
-            </w:tcMar>
+            <w:tcW w:type="dxa" w:w="843"/>
+            <w:vAlign w:val="top"/>
           </w:tcPr>
           <w:p>
             <w:pPr>
-              <w:spacing w:before="0" w:after="0" w:line="240" w:lineRule="auto"/>
+              <w:spacing w:after="0"/>
               <w:jc w:val="center"/>
             </w:pPr>
-            <w:r/>
             <w:r>
               <w:rPr>
-                <w:rFonts w:ascii="Calibri" w:hAnsi="Calibri"/>
-                <w:b w:val="0"/>
-                <w:color w:val="111111"/>
                 <w:sz w:val="13"/>
               </w:rPr>
               <w:t>0.679</w:t>
@@ -4224,26 +2861,16 @@
         </w:tc>
         <w:tc>
           <w:tcPr>
-            <w:tcW w:type="dxa" w:w="827"/>
-            <w:vAlign w:val="center"/>
-            <w:tcMar>
-              <w:top w:w="60" w:type="dxa"/>
-              <w:start w:w="80" w:type="dxa"/>
-              <w:bottom w:w="60" w:type="dxa"/>
-              <w:end w:w="80" w:type="dxa"/>
-            </w:tcMar>
+            <w:tcW w:type="dxa" w:w="843"/>
+            <w:vAlign w:val="top"/>
           </w:tcPr>
           <w:p>
             <w:pPr>
-              <w:spacing w:before="0" w:after="0" w:line="240" w:lineRule="auto"/>
+              <w:spacing w:after="0"/>
               <w:jc w:val="center"/>
             </w:pPr>
-            <w:r/>
             <w:r>
               <w:rPr>
-                <w:rFonts w:ascii="Calibri" w:hAnsi="Calibri"/>
-                <w:b w:val="0"/>
-                <w:color w:val="111111"/>
                 <w:sz w:val="13"/>
               </w:rPr>
               <w:t>0.864</w:t>
@@ -4252,26 +2879,16 @@
         </w:tc>
         <w:tc>
           <w:tcPr>
-            <w:tcW w:type="dxa" w:w="744"/>
-            <w:vAlign w:val="center"/>
-            <w:tcMar>
-              <w:top w:w="60" w:type="dxa"/>
-              <w:start w:w="80" w:type="dxa"/>
-              <w:bottom w:w="60" w:type="dxa"/>
-              <w:end w:w="80" w:type="dxa"/>
-            </w:tcMar>
+            <w:tcW w:type="dxa" w:w="752"/>
+            <w:vAlign w:val="top"/>
           </w:tcPr>
           <w:p>
             <w:pPr>
-              <w:spacing w:before="0" w:after="0" w:line="240" w:lineRule="auto"/>
+              <w:spacing w:after="0"/>
               <w:jc w:val="center"/>
             </w:pPr>
-            <w:r/>
             <w:r>
               <w:rPr>
-                <w:rFonts w:ascii="Calibri" w:hAnsi="Calibri"/>
-                <w:b w:val="0"/>
-                <w:color w:val="111111"/>
                 <w:sz w:val="13"/>
               </w:rPr>
               <w:t>0.469</w:t>
@@ -4280,26 +2897,16 @@
         </w:tc>
         <w:tc>
           <w:tcPr>
-            <w:tcW w:type="dxa" w:w="2730"/>
-            <w:vAlign w:val="center"/>
-            <w:tcMar>
-              <w:top w:w="60" w:type="dxa"/>
-              <w:start w:w="80" w:type="dxa"/>
-              <w:bottom w:w="60" w:type="dxa"/>
-              <w:end w:w="80" w:type="dxa"/>
-            </w:tcMar>
+            <w:tcW w:type="dxa" w:w="3162"/>
+            <w:vAlign w:val="top"/>
           </w:tcPr>
           <w:p>
             <w:pPr>
-              <w:spacing w:before="0" w:after="0" w:line="240" w:lineRule="auto"/>
+              <w:spacing w:after="0"/>
               <w:jc w:val="left"/>
             </w:pPr>
-            <w:r/>
             <w:r>
               <w:rPr>
-                <w:rFonts w:ascii="Calibri" w:hAnsi="Calibri"/>
-                <w:b w:val="0"/>
-                <w:color w:val="111111"/>
                 <w:sz w:val="13"/>
               </w:rPr>
               <w:t>Exploratory thresholded summary of continuous LVOT VTI predictions</w:t>
@@ -4310,26 +2917,16 @@
       <w:tr>
         <w:tc>
           <w:tcPr>
-            <w:tcW w:type="dxa" w:w="1290"/>
-            <w:vAlign w:val="center"/>
-            <w:tcMar>
-              <w:top w:w="60" w:type="dxa"/>
-              <w:start w:w="80" w:type="dxa"/>
-              <w:bottom w:w="60" w:type="dxa"/>
-              <w:end w:w="80" w:type="dxa"/>
-            </w:tcMar>
+            <w:tcW w:type="dxa" w:w="1054"/>
+            <w:vAlign w:val="top"/>
           </w:tcPr>
           <w:p>
             <w:pPr>
-              <w:spacing w:before="0" w:after="0" w:line="240" w:lineRule="auto"/>
+              <w:spacing w:after="0"/>
               <w:jc w:val="left"/>
             </w:pPr>
-            <w:r/>
             <w:r>
               <w:rPr>
-                <w:rFonts w:ascii="Calibri" w:hAnsi="Calibri"/>
-                <w:b w:val="0"/>
-                <w:color w:val="111111"/>
                 <w:sz w:val="13"/>
               </w:rPr>
               <w:t>LVOT VTI</w:t>
@@ -4338,26 +2935,16 @@
         </w:tc>
         <w:tc>
           <w:tcPr>
-            <w:tcW w:type="dxa" w:w="1025"/>
-            <w:vAlign w:val="center"/>
-            <w:tcMar>
-              <w:top w:w="60" w:type="dxa"/>
-              <w:start w:w="80" w:type="dxa"/>
-              <w:bottom w:w="60" w:type="dxa"/>
-              <w:end w:w="80" w:type="dxa"/>
-            </w:tcMar>
+            <w:tcW w:type="dxa" w:w="933"/>
+            <w:vAlign w:val="top"/>
           </w:tcPr>
           <w:p>
             <w:pPr>
-              <w:spacing w:before="0" w:after="0" w:line="240" w:lineRule="auto"/>
+              <w:spacing w:after="0"/>
               <w:jc w:val="center"/>
             </w:pPr>
-            <w:r/>
             <w:r>
               <w:rPr>
-                <w:rFonts w:ascii="Calibri" w:hAnsi="Calibri"/>
-                <w:b w:val="0"/>
-                <w:color w:val="111111"/>
                 <w:sz w:val="13"/>
               </w:rPr>
               <w:t>&lt;20 cm</w:t>
@@ -4366,26 +2953,16 @@
         </w:tc>
         <w:tc>
           <w:tcPr>
-            <w:tcW w:type="dxa" w:w="827"/>
-            <w:vAlign w:val="center"/>
-            <w:tcMar>
-              <w:top w:w="60" w:type="dxa"/>
-              <w:start w:w="80" w:type="dxa"/>
-              <w:bottom w:w="60" w:type="dxa"/>
-              <w:end w:w="80" w:type="dxa"/>
-            </w:tcMar>
+            <w:tcW w:type="dxa" w:w="828"/>
+            <w:vAlign w:val="top"/>
           </w:tcPr>
           <w:p>
             <w:pPr>
-              <w:spacing w:before="0" w:after="0" w:line="240" w:lineRule="auto"/>
+              <w:spacing w:after="0"/>
               <w:jc w:val="center"/>
             </w:pPr>
-            <w:r/>
             <w:r>
               <w:rPr>
-                <w:rFonts w:ascii="Calibri" w:hAnsi="Calibri"/>
-                <w:b w:val="0"/>
-                <w:color w:val="111111"/>
                 <w:sz w:val="13"/>
               </w:rPr>
               <w:t>555</w:t>
@@ -4394,26 +2971,16 @@
         </w:tc>
         <w:tc>
           <w:tcPr>
-            <w:tcW w:type="dxa" w:w="959"/>
-            <w:vAlign w:val="center"/>
-            <w:tcMar>
-              <w:top w:w="60" w:type="dxa"/>
-              <w:start w:w="80" w:type="dxa"/>
-              <w:bottom w:w="60" w:type="dxa"/>
-              <w:end w:w="80" w:type="dxa"/>
-            </w:tcMar>
+            <w:tcW w:type="dxa" w:w="903"/>
+            <w:vAlign w:val="top"/>
           </w:tcPr>
           <w:p>
             <w:pPr>
-              <w:spacing w:before="0" w:after="0" w:line="240" w:lineRule="auto"/>
+              <w:spacing w:after="0"/>
               <w:jc w:val="center"/>
             </w:pPr>
-            <w:r/>
             <w:r>
               <w:rPr>
-                <w:rFonts w:ascii="Calibri" w:hAnsi="Calibri"/>
-                <w:b w:val="0"/>
-                <w:color w:val="111111"/>
                 <w:sz w:val="13"/>
               </w:rPr>
               <w:t>184</w:t>
@@ -4422,26 +2989,16 @@
         </w:tc>
         <w:tc>
           <w:tcPr>
-            <w:tcW w:type="dxa" w:w="1025"/>
-            <w:vAlign w:val="center"/>
-            <w:tcMar>
-              <w:top w:w="60" w:type="dxa"/>
-              <w:start w:w="80" w:type="dxa"/>
-              <w:bottom w:w="60" w:type="dxa"/>
-              <w:end w:w="80" w:type="dxa"/>
-            </w:tcMar>
+            <w:tcW w:type="dxa" w:w="993"/>
+            <w:vAlign w:val="top"/>
           </w:tcPr>
           <w:p>
             <w:pPr>
-              <w:spacing w:before="0" w:after="0" w:line="240" w:lineRule="auto"/>
+              <w:spacing w:after="0"/>
               <w:jc w:val="center"/>
             </w:pPr>
-            <w:r/>
             <w:r>
               <w:rPr>
-                <w:rFonts w:ascii="Calibri" w:hAnsi="Calibri"/>
-                <w:b w:val="0"/>
-                <w:color w:val="111111"/>
                 <w:sz w:val="13"/>
               </w:rPr>
               <w:t>0.332</w:t>
@@ -4450,26 +3007,16 @@
         </w:tc>
         <w:tc>
           <w:tcPr>
-            <w:tcW w:type="dxa" w:w="910"/>
-            <w:vAlign w:val="center"/>
-            <w:tcMar>
-              <w:top w:w="60" w:type="dxa"/>
-              <w:start w:w="80" w:type="dxa"/>
-              <w:bottom w:w="60" w:type="dxa"/>
-              <w:end w:w="80" w:type="dxa"/>
-            </w:tcMar>
+            <w:tcW w:type="dxa" w:w="873"/>
+            <w:vAlign w:val="top"/>
           </w:tcPr>
           <w:p>
             <w:pPr>
-              <w:spacing w:before="0" w:after="0" w:line="240" w:lineRule="auto"/>
+              <w:spacing w:after="0"/>
               <w:jc w:val="center"/>
             </w:pPr>
-            <w:r/>
             <w:r>
               <w:rPr>
-                <w:rFonts w:ascii="Calibri" w:hAnsi="Calibri"/>
-                <w:b w:val="0"/>
-                <w:color w:val="111111"/>
                 <w:sz w:val="13"/>
               </w:rPr>
               <w:t>0.812</w:t>
@@ -4478,26 +3025,16 @@
         </w:tc>
         <w:tc>
           <w:tcPr>
-            <w:tcW w:type="dxa" w:w="1191"/>
-            <w:vAlign w:val="center"/>
-            <w:tcMar>
-              <w:top w:w="60" w:type="dxa"/>
-              <w:start w:w="80" w:type="dxa"/>
-              <w:bottom w:w="60" w:type="dxa"/>
-              <w:end w:w="80" w:type="dxa"/>
-            </w:tcMar>
+            <w:tcW w:type="dxa" w:w="1234"/>
+            <w:vAlign w:val="top"/>
           </w:tcPr>
           <w:p>
             <w:pPr>
-              <w:spacing w:before="0" w:after="0" w:line="240" w:lineRule="auto"/>
+              <w:spacing w:after="0"/>
               <w:jc w:val="center"/>
             </w:pPr>
-            <w:r/>
             <w:r>
               <w:rPr>
-                <w:rFonts w:ascii="Calibri" w:hAnsi="Calibri"/>
-                <w:b w:val="0"/>
-                <w:color w:val="111111"/>
                 <w:sz w:val="13"/>
               </w:rPr>
               <w:t>0.669</w:t>
@@ -4506,26 +3043,16 @@
         </w:tc>
         <w:tc>
           <w:tcPr>
-            <w:tcW w:type="dxa" w:w="1092"/>
-            <w:vAlign w:val="center"/>
-            <w:tcMar>
-              <w:top w:w="60" w:type="dxa"/>
-              <w:start w:w="80" w:type="dxa"/>
-              <w:bottom w:w="60" w:type="dxa"/>
-              <w:end w:w="80" w:type="dxa"/>
-            </w:tcMar>
+            <w:tcW w:type="dxa" w:w="1024"/>
+            <w:vAlign w:val="top"/>
           </w:tcPr>
           <w:p>
             <w:pPr>
-              <w:spacing w:before="0" w:after="0" w:line="240" w:lineRule="auto"/>
+              <w:spacing w:after="0"/>
               <w:jc w:val="center"/>
             </w:pPr>
-            <w:r/>
             <w:r>
               <w:rPr>
-                <w:rFonts w:ascii="Calibri" w:hAnsi="Calibri"/>
-                <w:b w:val="0"/>
-                <w:color w:val="111111"/>
                 <w:sz w:val="13"/>
               </w:rPr>
               <w:t>0.478</w:t>
@@ -4534,26 +3061,16 @@
         </w:tc>
         <w:tc>
           <w:tcPr>
-            <w:tcW w:type="dxa" w:w="1092"/>
-            <w:vAlign w:val="center"/>
-            <w:tcMar>
-              <w:top w:w="60" w:type="dxa"/>
-              <w:start w:w="80" w:type="dxa"/>
-              <w:bottom w:w="60" w:type="dxa"/>
-              <w:end w:w="80" w:type="dxa"/>
-            </w:tcMar>
+            <w:tcW w:type="dxa" w:w="1024"/>
+            <w:vAlign w:val="top"/>
           </w:tcPr>
           <w:p>
             <w:pPr>
-              <w:spacing w:before="0" w:after="0" w:line="240" w:lineRule="auto"/>
+              <w:spacing w:after="0"/>
               <w:jc w:val="center"/>
             </w:pPr>
-            <w:r/>
             <w:r>
               <w:rPr>
-                <w:rFonts w:ascii="Calibri" w:hAnsi="Calibri"/>
-                <w:b w:val="0"/>
-                <w:color w:val="111111"/>
                 <w:sz w:val="13"/>
               </w:rPr>
               <w:t>0.911</w:t>
@@ -4562,26 +3079,16 @@
         </w:tc>
         <w:tc>
           <w:tcPr>
-            <w:tcW w:type="dxa" w:w="827"/>
-            <w:vAlign w:val="center"/>
-            <w:tcMar>
-              <w:top w:w="60" w:type="dxa"/>
-              <w:start w:w="80" w:type="dxa"/>
-              <w:bottom w:w="60" w:type="dxa"/>
-              <w:end w:w="80" w:type="dxa"/>
-            </w:tcMar>
+            <w:tcW w:type="dxa" w:w="843"/>
+            <w:vAlign w:val="top"/>
           </w:tcPr>
           <w:p>
             <w:pPr>
-              <w:spacing w:before="0" w:after="0" w:line="240" w:lineRule="auto"/>
+              <w:spacing w:after="0"/>
               <w:jc w:val="center"/>
             </w:pPr>
-            <w:r/>
             <w:r>
               <w:rPr>
-                <w:rFonts w:ascii="Calibri" w:hAnsi="Calibri"/>
-                <w:b w:val="0"/>
-                <w:color w:val="111111"/>
                 <w:sz w:val="13"/>
               </w:rPr>
               <w:t>0.727</w:t>
@@ -4590,26 +3097,16 @@
         </w:tc>
         <w:tc>
           <w:tcPr>
-            <w:tcW w:type="dxa" w:w="827"/>
-            <w:vAlign w:val="center"/>
-            <w:tcMar>
-              <w:top w:w="60" w:type="dxa"/>
-              <w:start w:w="80" w:type="dxa"/>
-              <w:bottom w:w="60" w:type="dxa"/>
-              <w:end w:w="80" w:type="dxa"/>
-            </w:tcMar>
+            <w:tcW w:type="dxa" w:w="843"/>
+            <w:vAlign w:val="top"/>
           </w:tcPr>
           <w:p>
             <w:pPr>
-              <w:spacing w:before="0" w:after="0" w:line="240" w:lineRule="auto"/>
+              <w:spacing w:after="0"/>
               <w:jc w:val="center"/>
             </w:pPr>
-            <w:r/>
             <w:r>
               <w:rPr>
-                <w:rFonts w:ascii="Calibri" w:hAnsi="Calibri"/>
-                <w:b w:val="0"/>
-                <w:color w:val="111111"/>
                 <w:sz w:val="13"/>
               </w:rPr>
               <w:t>0.779</w:t>
@@ -4618,26 +3115,16 @@
         </w:tc>
         <w:tc>
           <w:tcPr>
-            <w:tcW w:type="dxa" w:w="744"/>
-            <w:vAlign w:val="center"/>
-            <w:tcMar>
-              <w:top w:w="60" w:type="dxa"/>
-              <w:start w:w="80" w:type="dxa"/>
-              <w:bottom w:w="60" w:type="dxa"/>
-              <w:end w:w="80" w:type="dxa"/>
-            </w:tcMar>
+            <w:tcW w:type="dxa" w:w="752"/>
+            <w:vAlign w:val="top"/>
           </w:tcPr>
           <w:p>
             <w:pPr>
-              <w:spacing w:before="0" w:after="0" w:line="240" w:lineRule="auto"/>
+              <w:spacing w:after="0"/>
               <w:jc w:val="center"/>
             </w:pPr>
-            <w:r/>
             <w:r>
               <w:rPr>
-                <w:rFonts w:ascii="Calibri" w:hAnsi="Calibri"/>
-                <w:b w:val="0"/>
-                <w:color w:val="111111"/>
                 <w:sz w:val="13"/>
               </w:rPr>
               <w:t>0.577</w:t>
@@ -4646,26 +3133,16 @@
         </w:tc>
         <w:tc>
           <w:tcPr>
-            <w:tcW w:type="dxa" w:w="2730"/>
-            <w:vAlign w:val="center"/>
-            <w:tcMar>
-              <w:top w:w="60" w:type="dxa"/>
-              <w:start w:w="80" w:type="dxa"/>
-              <w:bottom w:w="60" w:type="dxa"/>
-              <w:end w:w="80" w:type="dxa"/>
-            </w:tcMar>
+            <w:tcW w:type="dxa" w:w="3162"/>
+            <w:vAlign w:val="top"/>
           </w:tcPr>
           <w:p>
             <w:pPr>
-              <w:spacing w:before="0" w:after="0" w:line="240" w:lineRule="auto"/>
+              <w:spacing w:after="0"/>
               <w:jc w:val="left"/>
             </w:pPr>
-            <w:r/>
             <w:r>
               <w:rPr>
-                <w:rFonts w:ascii="Calibri" w:hAnsi="Calibri"/>
-                <w:b w:val="0"/>
-                <w:color w:val="111111"/>
                 <w:sz w:val="13"/>
               </w:rPr>
               <w:t>Exploratory thresholded summary of continuous LVOT VTI predictions</w:t>
@@ -4676,26 +3153,16 @@
       <w:tr>
         <w:tc>
           <w:tcPr>
-            <w:tcW w:type="dxa" w:w="1290"/>
-            <w:vAlign w:val="center"/>
-            <w:tcMar>
-              <w:top w:w="60" w:type="dxa"/>
-              <w:start w:w="80" w:type="dxa"/>
-              <w:bottom w:w="60" w:type="dxa"/>
-              <w:end w:w="80" w:type="dxa"/>
-            </w:tcMar>
+            <w:tcW w:type="dxa" w:w="1054"/>
+            <w:vAlign w:val="top"/>
           </w:tcPr>
           <w:p>
             <w:pPr>
-              <w:spacing w:before="0" w:after="0" w:line="240" w:lineRule="auto"/>
+              <w:spacing w:after="0"/>
               <w:jc w:val="left"/>
             </w:pPr>
-            <w:r/>
             <w:r>
               <w:rPr>
-                <w:rFonts w:ascii="Calibri" w:hAnsi="Calibri"/>
-                <w:b w:val="0"/>
-                <w:color w:val="111111"/>
                 <w:sz w:val="13"/>
               </w:rPr>
               <w:t>TAPSE</w:t>
@@ -4704,26 +3171,16 @@
         </w:tc>
         <w:tc>
           <w:tcPr>
-            <w:tcW w:type="dxa" w:w="1025"/>
-            <w:vAlign w:val="center"/>
-            <w:tcMar>
-              <w:top w:w="60" w:type="dxa"/>
-              <w:start w:w="80" w:type="dxa"/>
-              <w:bottom w:w="60" w:type="dxa"/>
-              <w:end w:w="80" w:type="dxa"/>
-            </w:tcMar>
+            <w:tcW w:type="dxa" w:w="933"/>
+            <w:vAlign w:val="top"/>
           </w:tcPr>
           <w:p>
             <w:pPr>
-              <w:spacing w:before="0" w:after="0" w:line="240" w:lineRule="auto"/>
+              <w:spacing w:after="0"/>
               <w:jc w:val="center"/>
             </w:pPr>
-            <w:r/>
             <w:r>
               <w:rPr>
-                <w:rFonts w:ascii="Calibri" w:hAnsi="Calibri"/>
-                <w:b w:val="0"/>
-                <w:color w:val="111111"/>
                 <w:sz w:val="13"/>
               </w:rPr>
               <w:t>&lt;17 mm</w:t>
@@ -4732,26 +3189,16 @@
         </w:tc>
         <w:tc>
           <w:tcPr>
-            <w:tcW w:type="dxa" w:w="827"/>
-            <w:vAlign w:val="center"/>
-            <w:tcMar>
-              <w:top w:w="60" w:type="dxa"/>
-              <w:start w:w="80" w:type="dxa"/>
-              <w:bottom w:w="60" w:type="dxa"/>
-              <w:end w:w="80" w:type="dxa"/>
-            </w:tcMar>
+            <w:tcW w:type="dxa" w:w="828"/>
+            <w:vAlign w:val="top"/>
           </w:tcPr>
           <w:p>
             <w:pPr>
-              <w:spacing w:before="0" w:after="0" w:line="240" w:lineRule="auto"/>
+              <w:spacing w:after="0"/>
               <w:jc w:val="center"/>
             </w:pPr>
-            <w:r/>
             <w:r>
               <w:rPr>
-                <w:rFonts w:ascii="Calibri" w:hAnsi="Calibri"/>
-                <w:b w:val="0"/>
-                <w:color w:val="111111"/>
                 <w:sz w:val="13"/>
               </w:rPr>
               <w:t>160</w:t>
@@ -4760,26 +3207,16 @@
         </w:tc>
         <w:tc>
           <w:tcPr>
-            <w:tcW w:type="dxa" w:w="959"/>
-            <w:vAlign w:val="center"/>
-            <w:tcMar>
-              <w:top w:w="60" w:type="dxa"/>
-              <w:start w:w="80" w:type="dxa"/>
-              <w:bottom w:w="60" w:type="dxa"/>
-              <w:end w:w="80" w:type="dxa"/>
-            </w:tcMar>
+            <w:tcW w:type="dxa" w:w="903"/>
+            <w:vAlign w:val="top"/>
           </w:tcPr>
           <w:p>
             <w:pPr>
-              <w:spacing w:before="0" w:after="0" w:line="240" w:lineRule="auto"/>
+              <w:spacing w:after="0"/>
               <w:jc w:val="center"/>
             </w:pPr>
-            <w:r/>
             <w:r>
               <w:rPr>
-                <w:rFonts w:ascii="Calibri" w:hAnsi="Calibri"/>
-                <w:b w:val="0"/>
-                <w:color w:val="111111"/>
                 <w:sz w:val="13"/>
               </w:rPr>
               <w:t>36</w:t>
@@ -4788,26 +3225,16 @@
         </w:tc>
         <w:tc>
           <w:tcPr>
-            <w:tcW w:type="dxa" w:w="1025"/>
-            <w:vAlign w:val="center"/>
-            <w:tcMar>
-              <w:top w:w="60" w:type="dxa"/>
-              <w:start w:w="80" w:type="dxa"/>
-              <w:bottom w:w="60" w:type="dxa"/>
-              <w:end w:w="80" w:type="dxa"/>
-            </w:tcMar>
+            <w:tcW w:type="dxa" w:w="993"/>
+            <w:vAlign w:val="top"/>
           </w:tcPr>
           <w:p>
             <w:pPr>
-              <w:spacing w:before="0" w:after="0" w:line="240" w:lineRule="auto"/>
+              <w:spacing w:after="0"/>
               <w:jc w:val="center"/>
             </w:pPr>
-            <w:r/>
             <w:r>
               <w:rPr>
-                <w:rFonts w:ascii="Calibri" w:hAnsi="Calibri"/>
-                <w:b w:val="0"/>
-                <w:color w:val="111111"/>
                 <w:sz w:val="13"/>
               </w:rPr>
               <w:t>0.225</w:t>
@@ -4816,26 +3243,16 @@
         </w:tc>
         <w:tc>
           <w:tcPr>
-            <w:tcW w:type="dxa" w:w="910"/>
-            <w:vAlign w:val="center"/>
-            <w:tcMar>
-              <w:top w:w="60" w:type="dxa"/>
-              <w:start w:w="80" w:type="dxa"/>
-              <w:bottom w:w="60" w:type="dxa"/>
-              <w:end w:w="80" w:type="dxa"/>
-            </w:tcMar>
+            <w:tcW w:type="dxa" w:w="873"/>
+            <w:vAlign w:val="top"/>
           </w:tcPr>
           <w:p>
             <w:pPr>
-              <w:spacing w:before="0" w:after="0" w:line="240" w:lineRule="auto"/>
+              <w:spacing w:after="0"/>
               <w:jc w:val="center"/>
             </w:pPr>
-            <w:r/>
             <w:r>
               <w:rPr>
-                <w:rFonts w:ascii="Calibri" w:hAnsi="Calibri"/>
-                <w:b w:val="0"/>
-                <w:color w:val="111111"/>
                 <w:sz w:val="13"/>
               </w:rPr>
               <w:t>0.789</w:t>
@@ -4844,26 +3261,16 @@
         </w:tc>
         <w:tc>
           <w:tcPr>
-            <w:tcW w:type="dxa" w:w="1191"/>
-            <w:vAlign w:val="center"/>
-            <w:tcMar>
-              <w:top w:w="60" w:type="dxa"/>
-              <w:start w:w="80" w:type="dxa"/>
-              <w:bottom w:w="60" w:type="dxa"/>
-              <w:end w:w="80" w:type="dxa"/>
-            </w:tcMar>
+            <w:tcW w:type="dxa" w:w="1234"/>
+            <w:vAlign w:val="top"/>
           </w:tcPr>
           <w:p>
             <w:pPr>
-              <w:spacing w:before="0" w:after="0" w:line="240" w:lineRule="auto"/>
+              <w:spacing w:after="0"/>
               <w:jc w:val="center"/>
             </w:pPr>
-            <w:r/>
             <w:r>
               <w:rPr>
-                <w:rFonts w:ascii="Calibri" w:hAnsi="Calibri"/>
-                <w:b w:val="0"/>
-                <w:color w:val="111111"/>
                 <w:sz w:val="13"/>
               </w:rPr>
               <w:t>0.638</w:t>
@@ -4872,26 +3279,16 @@
         </w:tc>
         <w:tc>
           <w:tcPr>
-            <w:tcW w:type="dxa" w:w="1092"/>
-            <w:vAlign w:val="center"/>
-            <w:tcMar>
-              <w:top w:w="60" w:type="dxa"/>
-              <w:start w:w="80" w:type="dxa"/>
-              <w:bottom w:w="60" w:type="dxa"/>
-              <w:end w:w="80" w:type="dxa"/>
-            </w:tcMar>
+            <w:tcW w:type="dxa" w:w="1024"/>
+            <w:vAlign w:val="top"/>
           </w:tcPr>
           <w:p>
             <w:pPr>
-              <w:spacing w:before="0" w:after="0" w:line="240" w:lineRule="auto"/>
+              <w:spacing w:after="0"/>
               <w:jc w:val="center"/>
             </w:pPr>
-            <w:r/>
             <w:r>
               <w:rPr>
-                <w:rFonts w:ascii="Calibri" w:hAnsi="Calibri"/>
-                <w:b w:val="0"/>
-                <w:color w:val="111111"/>
                 <w:sz w:val="13"/>
               </w:rPr>
               <w:t>0.472</w:t>
@@ -4900,26 +3297,16 @@
         </w:tc>
         <w:tc>
           <w:tcPr>
-            <w:tcW w:type="dxa" w:w="1092"/>
-            <w:vAlign w:val="center"/>
-            <w:tcMar>
-              <w:top w:w="60" w:type="dxa"/>
-              <w:start w:w="80" w:type="dxa"/>
-              <w:bottom w:w="60" w:type="dxa"/>
-              <w:end w:w="80" w:type="dxa"/>
-            </w:tcMar>
+            <w:tcW w:type="dxa" w:w="1024"/>
+            <w:vAlign w:val="top"/>
           </w:tcPr>
           <w:p>
             <w:pPr>
-              <w:spacing w:before="0" w:after="0" w:line="240" w:lineRule="auto"/>
+              <w:spacing w:after="0"/>
               <w:jc w:val="center"/>
             </w:pPr>
-            <w:r/>
             <w:r>
               <w:rPr>
-                <w:rFonts w:ascii="Calibri" w:hAnsi="Calibri"/>
-                <w:b w:val="0"/>
-                <w:color w:val="111111"/>
                 <w:sz w:val="13"/>
               </w:rPr>
               <w:t>0.944</w:t>
@@ -4928,26 +3315,16 @@
         </w:tc>
         <w:tc>
           <w:tcPr>
-            <w:tcW w:type="dxa" w:w="827"/>
-            <w:vAlign w:val="center"/>
-            <w:tcMar>
-              <w:top w:w="60" w:type="dxa"/>
-              <w:start w:w="80" w:type="dxa"/>
-              <w:bottom w:w="60" w:type="dxa"/>
-              <w:end w:w="80" w:type="dxa"/>
-            </w:tcMar>
+            <w:tcW w:type="dxa" w:w="843"/>
+            <w:vAlign w:val="top"/>
           </w:tcPr>
           <w:p>
             <w:pPr>
-              <w:spacing w:before="0" w:after="0" w:line="240" w:lineRule="auto"/>
+              <w:spacing w:after="0"/>
               <w:jc w:val="center"/>
             </w:pPr>
-            <w:r/>
             <w:r>
               <w:rPr>
-                <w:rFonts w:ascii="Calibri" w:hAnsi="Calibri"/>
-                <w:b w:val="0"/>
-                <w:color w:val="111111"/>
                 <w:sz w:val="13"/>
               </w:rPr>
               <w:t>0.708</w:t>
@@ -4956,26 +3333,16 @@
         </w:tc>
         <w:tc>
           <w:tcPr>
-            <w:tcW w:type="dxa" w:w="827"/>
-            <w:vAlign w:val="center"/>
-            <w:tcMar>
-              <w:top w:w="60" w:type="dxa"/>
-              <w:start w:w="80" w:type="dxa"/>
-              <w:bottom w:w="60" w:type="dxa"/>
-              <w:end w:w="80" w:type="dxa"/>
-            </w:tcMar>
+            <w:tcW w:type="dxa" w:w="843"/>
+            <w:vAlign w:val="top"/>
           </w:tcPr>
           <w:p>
             <w:pPr>
-              <w:spacing w:before="0" w:after="0" w:line="240" w:lineRule="auto"/>
+              <w:spacing w:after="0"/>
               <w:jc w:val="center"/>
             </w:pPr>
-            <w:r/>
             <w:r>
               <w:rPr>
-                <w:rFonts w:ascii="Calibri" w:hAnsi="Calibri"/>
-                <w:b w:val="0"/>
-                <w:color w:val="111111"/>
                 <w:sz w:val="13"/>
               </w:rPr>
               <w:t>0.860</w:t>
@@ -4984,26 +3351,16 @@
         </w:tc>
         <w:tc>
           <w:tcPr>
-            <w:tcW w:type="dxa" w:w="744"/>
-            <w:vAlign w:val="center"/>
-            <w:tcMar>
-              <w:top w:w="60" w:type="dxa"/>
-              <w:start w:w="80" w:type="dxa"/>
-              <w:bottom w:w="60" w:type="dxa"/>
-              <w:end w:w="80" w:type="dxa"/>
-            </w:tcMar>
+            <w:tcW w:type="dxa" w:w="752"/>
+            <w:vAlign w:val="top"/>
           </w:tcPr>
           <w:p>
             <w:pPr>
-              <w:spacing w:before="0" w:after="0" w:line="240" w:lineRule="auto"/>
+              <w:spacing w:after="0"/>
               <w:jc w:val="center"/>
             </w:pPr>
-            <w:r/>
             <w:r>
               <w:rPr>
-                <w:rFonts w:ascii="Calibri" w:hAnsi="Calibri"/>
-                <w:b w:val="0"/>
-                <w:color w:val="111111"/>
                 <w:sz w:val="13"/>
               </w:rPr>
               <w:t>0.567</w:t>
@@ -5012,26 +3369,16 @@
         </w:tc>
         <w:tc>
           <w:tcPr>
-            <w:tcW w:type="dxa" w:w="2730"/>
-            <w:vAlign w:val="center"/>
-            <w:tcMar>
-              <w:top w:w="60" w:type="dxa"/>
-              <w:start w:w="80" w:type="dxa"/>
-              <w:bottom w:w="60" w:type="dxa"/>
-              <w:end w:w="80" w:type="dxa"/>
-            </w:tcMar>
+            <w:tcW w:type="dxa" w:w="3162"/>
+            <w:vAlign w:val="top"/>
           </w:tcPr>
           <w:p>
             <w:pPr>
-              <w:spacing w:before="0" w:after="0" w:line="240" w:lineRule="auto"/>
+              <w:spacing w:after="0"/>
               <w:jc w:val="left"/>
             </w:pPr>
-            <w:r/>
             <w:r>
               <w:rPr>
-                <w:rFonts w:ascii="Calibri" w:hAnsi="Calibri"/>
-                <w:b w:val="0"/>
-                <w:color w:val="111111"/>
                 <w:sz w:val="13"/>
               </w:rPr>
               <w:t>Exploratory thresholded summary of continuous TAPSE predictions</w:t>
@@ -5042,24 +3389,13 @@
     </w:tbl>
     <w:p>
       <w:pPr>
-        <w:spacing w:before="60" w:after="160" w:line="252" w:lineRule="auto"/>
+        <w:spacing w:before="80" w:after="0"/>
       </w:pPr>
       <w:r>
         <w:rPr>
-          <w:rFonts w:ascii="Calibri" w:hAnsi="Calibri"/>
-          <w:b/>
-          <w:color w:val="444444"/>
           <w:sz w:val="16"/>
         </w:rPr>
-        <w:t xml:space="preserve">Footnote: </w:t>
-      </w:r>
-      <w:r>
-        <w:rPr>
-          <w:rFonts w:ascii="Calibri" w:hAnsi="Calibri"/>
-          <w:color w:val="444444"/>
-          <w:sz w:val="16"/>
-        </w:rPr>
-        <w:t>AUROC = area under the receiver operating characteristic curve; NPV = negative predictive value; PPV = positive predictive value. Thresholded summaries were derived from the continuous regression models and were not separately trained classifiers.</w:t>
+        <w:t>Footnote: Abbreviations: AUROC = area under the receiver operating characteristic curve; NPV = negative predictive value; PPV = positive predictive value. Thresholded summaries were derived from continuous regression predictions and were not separately trained classifiers.</w:t>
       </w:r>
     </w:p>
     <w:p>
@@ -5069,70 +3405,65 @@
     </w:p>
     <w:p>
       <w:pPr>
-        <w:pStyle w:val="Heading1"/>
+        <w:keepNext/>
+        <w:spacing w:after="80"/>
       </w:pPr>
       <w:r>
+        <w:rPr>
+          <w:b/>
+          <w:sz w:val="22"/>
+        </w:rPr>
         <w:t>Supplementary Table S4. Leakage-Safe Non-Image Baselines</w:t>
       </w:r>
     </w:p>
     <w:tbl>
-      <w:tblGrid>
-        <w:gridCol w:w="1056"/>
-        <w:gridCol w:w="1659"/>
-        <w:gridCol w:w="678"/>
-        <w:gridCol w:w="1735"/>
-        <w:gridCol w:w="829"/>
-        <w:gridCol w:w="935"/>
-        <w:gridCol w:w="1237"/>
-        <w:gridCol w:w="829"/>
-        <w:gridCol w:w="1206"/>
-        <w:gridCol w:w="980"/>
-        <w:gridCol w:w="829"/>
-        <w:gridCol w:w="829"/>
-        <w:gridCol w:w="1735"/>
-      </w:tblGrid>
       <w:tblPr>
-        <w:tblW w:type="dxa" w:w="14544"/>
+        <w:tblStyle w:val="TableGrid"/>
+        <w:tblW w:type="auto" w:w="0"/>
         <w:jc w:val="center"/>
         <w:tblLayout w:type="fixed"/>
         <w:tblLook w:firstColumn="1" w:firstRow="1" w:lastColumn="0" w:lastRow="0" w:noHBand="0" w:noVBand="1" w:val="04A0"/>
-        <w:tblBorders>
-          <w:top w:val="single" w:sz="4" w:space="0" w:color="9AA6B2"/>
-          <w:left w:val="single" w:sz="4" w:space="0" w:color="9AA6B2"/>
-          <w:bottom w:val="single" w:sz="4" w:space="0" w:color="9AA6B2"/>
-          <w:right w:val="single" w:sz="4" w:space="0" w:color="9AA6B2"/>
-          <w:insideH w:val="single" w:sz="4" w:space="0" w:color="9AA6B2"/>
-          <w:insideV w:val="single" w:sz="4" w:space="0" w:color="9AA6B2"/>
-        </w:tblBorders>
+        <w:tblCellMar>
+          <w:top w:w="45" w:type="dxa"/>
+          <w:start w:w="45" w:type="dxa"/>
+          <w:bottom w:w="45" w:type="dxa"/>
+          <w:end w:w="45" w:type="dxa"/>
+        </w:tblCellMar>
       </w:tblPr>
+      <w:tblGrid>
+        <w:gridCol w:w="1119"/>
+        <w:gridCol w:w="1119"/>
+        <w:gridCol w:w="1119"/>
+        <w:gridCol w:w="1119"/>
+        <w:gridCol w:w="1119"/>
+        <w:gridCol w:w="1119"/>
+        <w:gridCol w:w="1119"/>
+        <w:gridCol w:w="1119"/>
+        <w:gridCol w:w="1119"/>
+        <w:gridCol w:w="1119"/>
+        <w:gridCol w:w="1119"/>
+        <w:gridCol w:w="1119"/>
+        <w:gridCol w:w="1119"/>
+      </w:tblGrid>
       <w:tr>
         <w:trPr>
-          <w:tblHeader/>
+          <w:tblHeader w:val="true"/>
         </w:trPr>
         <w:tc>
           <w:tcPr>
-            <w:tcW w:type="dxa" w:w="1056"/>
-            <w:tcMar>
-              <w:top w:w="60" w:type="dxa"/>
-              <w:start w:w="80" w:type="dxa"/>
-              <w:bottom w:w="60" w:type="dxa"/>
-              <w:end w:w="80" w:type="dxa"/>
-            </w:tcMar>
-            <w:shd w:fill="E8EEF5"/>
+            <w:tcW w:type="dxa" w:w="785"/>
+            <w:shd w:fill="D9D9D9"/>
             <w:vAlign w:val="center"/>
           </w:tcPr>
           <w:p>
             <w:pPr>
-              <w:spacing w:before="0" w:after="0" w:line="240" w:lineRule="auto"/>
+              <w:spacing w:after="0"/>
               <w:jc w:val="center"/>
             </w:pPr>
-            <w:r/>
             <w:r>
               <w:rPr>
-                <w:rFonts w:ascii="Calibri" w:hAnsi="Calibri"/>
                 <w:b/>
-                <w:color w:val="111111"/>
-                <w:sz w:val="13"/>
+                <w:sz w:val="14"/>
               </w:rPr>
               <w:t>Target</w:t>
             </w:r>
@@ -5140,28 +3471,19 @@
         </w:tc>
         <w:tc>
           <w:tcPr>
-            <w:tcW w:type="dxa" w:w="1659"/>
-            <w:tcMar>
-              <w:top w:w="60" w:type="dxa"/>
-              <w:start w:w="80" w:type="dxa"/>
-              <w:bottom w:w="60" w:type="dxa"/>
-              <w:end w:w="80" w:type="dxa"/>
-            </w:tcMar>
-            <w:shd w:fill="E8EEF5"/>
+            <w:tcW w:type="dxa" w:w="1676"/>
+            <w:shd w:fill="D9D9D9"/>
             <w:vAlign w:val="center"/>
           </w:tcPr>
           <w:p>
             <w:pPr>
-              <w:spacing w:before="0" w:after="0" w:line="240" w:lineRule="auto"/>
+              <w:spacing w:after="0"/>
               <w:jc w:val="center"/>
             </w:pPr>
-            <w:r/>
             <w:r>
               <w:rPr>
-                <w:rFonts w:ascii="Calibri" w:hAnsi="Calibri"/>
                 <w:b/>
-                <w:color w:val="111111"/>
-                <w:sz w:val="13"/>
+                <w:sz w:val="14"/>
               </w:rPr>
               <w:t>Baseline</w:t>
             </w:r>
@@ -5169,28 +3491,19 @@
         </w:tc>
         <w:tc>
           <w:tcPr>
-            <w:tcW w:type="dxa" w:w="678"/>
-            <w:tcMar>
-              <w:top w:w="60" w:type="dxa"/>
-              <w:start w:w="80" w:type="dxa"/>
-              <w:bottom w:w="60" w:type="dxa"/>
-              <w:end w:w="80" w:type="dxa"/>
-            </w:tcMar>
-            <w:shd w:fill="E8EEF5"/>
+            <w:tcW w:type="dxa" w:w="628"/>
+            <w:shd w:fill="D9D9D9"/>
             <w:vAlign w:val="center"/>
           </w:tcPr>
           <w:p>
             <w:pPr>
-              <w:spacing w:before="0" w:after="0" w:line="240" w:lineRule="auto"/>
+              <w:spacing w:after="0"/>
               <w:jc w:val="center"/>
             </w:pPr>
-            <w:r/>
             <w:r>
               <w:rPr>
-                <w:rFonts w:ascii="Calibri" w:hAnsi="Calibri"/>
                 <w:b/>
-                <w:color w:val="111111"/>
-                <w:sz w:val="13"/>
+                <w:sz w:val="14"/>
               </w:rPr>
               <w:t>Test N</w:t>
             </w:r>
@@ -5198,28 +3511,19 @@
         </w:tc>
         <w:tc>
           <w:tcPr>
-            <w:tcW w:type="dxa" w:w="1735"/>
-            <w:tcMar>
-              <w:top w:w="60" w:type="dxa"/>
-              <w:start w:w="80" w:type="dxa"/>
-              <w:bottom w:w="60" w:type="dxa"/>
-              <w:end w:w="80" w:type="dxa"/>
-            </w:tcMar>
-            <w:shd w:fill="E8EEF5"/>
+            <w:tcW w:type="dxa" w:w="1833"/>
+            <w:shd w:fill="D9D9D9"/>
             <w:vAlign w:val="center"/>
           </w:tcPr>
           <w:p>
             <w:pPr>
-              <w:spacing w:before="0" w:after="0" w:line="240" w:lineRule="auto"/>
+              <w:spacing w:after="0"/>
               <w:jc w:val="center"/>
             </w:pPr>
-            <w:r/>
             <w:r>
               <w:rPr>
-                <w:rFonts w:ascii="Calibri" w:hAnsi="Calibri"/>
                 <w:b/>
-                <w:color w:val="111111"/>
-                <w:sz w:val="13"/>
+                <w:sz w:val="14"/>
               </w:rPr>
               <w:t>Predictors</w:t>
             </w:r>
@@ -5227,28 +3531,19 @@
         </w:tc>
         <w:tc>
           <w:tcPr>
-            <w:tcW w:type="dxa" w:w="829"/>
-            <w:tcMar>
-              <w:top w:w="60" w:type="dxa"/>
-              <w:start w:w="80" w:type="dxa"/>
-              <w:bottom w:w="60" w:type="dxa"/>
-              <w:end w:w="80" w:type="dxa"/>
-            </w:tcMar>
-            <w:shd w:fill="E8EEF5"/>
+            <w:tcW w:type="dxa" w:w="812"/>
+            <w:shd w:fill="D9D9D9"/>
             <w:vAlign w:val="center"/>
           </w:tcPr>
           <w:p>
             <w:pPr>
-              <w:spacing w:before="0" w:after="0" w:line="240" w:lineRule="auto"/>
+              <w:spacing w:after="0"/>
               <w:jc w:val="center"/>
             </w:pPr>
-            <w:r/>
             <w:r>
               <w:rPr>
-                <w:rFonts w:ascii="Calibri" w:hAnsi="Calibri"/>
                 <w:b/>
-                <w:color w:val="111111"/>
-                <w:sz w:val="13"/>
+                <w:sz w:val="14"/>
               </w:rPr>
               <w:t>Null MAE</w:t>
             </w:r>
@@ -5256,28 +3551,19 @@
         </w:tc>
         <w:tc>
           <w:tcPr>
-            <w:tcW w:type="dxa" w:w="935"/>
-            <w:tcMar>
-              <w:top w:w="60" w:type="dxa"/>
-              <w:start w:w="80" w:type="dxa"/>
-              <w:bottom w:w="60" w:type="dxa"/>
-              <w:end w:w="80" w:type="dxa"/>
-            </w:tcMar>
-            <w:shd w:fill="E8EEF5"/>
+            <w:tcW w:type="dxa" w:w="916"/>
+            <w:shd w:fill="D9D9D9"/>
             <w:vAlign w:val="center"/>
           </w:tcPr>
           <w:p>
             <w:pPr>
-              <w:spacing w:before="0" w:after="0" w:line="240" w:lineRule="auto"/>
+              <w:spacing w:after="0"/>
               <w:jc w:val="center"/>
             </w:pPr>
-            <w:r/>
             <w:r>
               <w:rPr>
-                <w:rFonts w:ascii="Calibri" w:hAnsi="Calibri"/>
                 <w:b/>
-                <w:color w:val="111111"/>
-                <w:sz w:val="13"/>
+                <w:sz w:val="14"/>
               </w:rPr>
               <w:t>Baseline MAE</w:t>
             </w:r>
@@ -5285,28 +3571,19 @@
         </w:tc>
         <w:tc>
           <w:tcPr>
-            <w:tcW w:type="dxa" w:w="1237"/>
-            <w:tcMar>
-              <w:top w:w="60" w:type="dxa"/>
-              <w:start w:w="80" w:type="dxa"/>
-              <w:bottom w:w="60" w:type="dxa"/>
-              <w:end w:w="80" w:type="dxa"/>
-            </w:tcMar>
-            <w:shd w:fill="E8EEF5"/>
+            <w:tcW w:type="dxa" w:w="1126"/>
+            <w:shd w:fill="D9D9D9"/>
             <w:vAlign w:val="center"/>
           </w:tcPr>
           <w:p>
             <w:pPr>
-              <w:spacing w:before="0" w:after="0" w:line="240" w:lineRule="auto"/>
+              <w:spacing w:after="0"/>
               <w:jc w:val="center"/>
             </w:pPr>
-            <w:r/>
             <w:r>
               <w:rPr>
-                <w:rFonts w:ascii="Calibri" w:hAnsi="Calibri"/>
                 <w:b/>
-                <w:color w:val="111111"/>
-                <w:sz w:val="13"/>
+                <w:sz w:val="14"/>
               </w:rPr>
               <w:t>Baseline MAE 95% CI</w:t>
             </w:r>
@@ -5314,28 +3591,19 @@
         </w:tc>
         <w:tc>
           <w:tcPr>
-            <w:tcW w:type="dxa" w:w="829"/>
-            <w:tcMar>
-              <w:top w:w="60" w:type="dxa"/>
-              <w:start w:w="80" w:type="dxa"/>
-              <w:bottom w:w="60" w:type="dxa"/>
-              <w:end w:w="80" w:type="dxa"/>
-            </w:tcMar>
-            <w:shd w:fill="E8EEF5"/>
+            <w:tcW w:type="dxa" w:w="785"/>
+            <w:shd w:fill="D9D9D9"/>
             <w:vAlign w:val="center"/>
           </w:tcPr>
           <w:p>
             <w:pPr>
-              <w:spacing w:before="0" w:after="0" w:line="240" w:lineRule="auto"/>
+              <w:spacing w:after="0"/>
               <w:jc w:val="center"/>
             </w:pPr>
-            <w:r/>
             <w:r>
               <w:rPr>
-                <w:rFonts w:ascii="Calibri" w:hAnsi="Calibri"/>
                 <w:b/>
-                <w:color w:val="111111"/>
-                <w:sz w:val="13"/>
+                <w:sz w:val="14"/>
               </w:rPr>
               <w:t>Baseline R2</w:t>
             </w:r>
@@ -5343,28 +3611,19 @@
         </w:tc>
         <w:tc>
           <w:tcPr>
-            <w:tcW w:type="dxa" w:w="1206"/>
-            <w:tcMar>
-              <w:top w:w="60" w:type="dxa"/>
-              <w:start w:w="80" w:type="dxa"/>
-              <w:bottom w:w="60" w:type="dxa"/>
-              <w:end w:w="80" w:type="dxa"/>
-            </w:tcMar>
-            <w:shd w:fill="E8EEF5"/>
+            <w:tcW w:type="dxa" w:w="1126"/>
+            <w:shd w:fill="D9D9D9"/>
             <w:vAlign w:val="center"/>
           </w:tcPr>
           <w:p>
             <w:pPr>
-              <w:spacing w:before="0" w:after="0" w:line="240" w:lineRule="auto"/>
+              <w:spacing w:after="0"/>
               <w:jc w:val="center"/>
             </w:pPr>
-            <w:r/>
             <w:r>
               <w:rPr>
-                <w:rFonts w:ascii="Calibri" w:hAnsi="Calibri"/>
                 <w:b/>
-                <w:color w:val="111111"/>
-                <w:sz w:val="13"/>
+                <w:sz w:val="14"/>
               </w:rPr>
               <w:t>Baseline R2 95% CI</w:t>
             </w:r>
@@ -5372,28 +3631,19 @@
         </w:tc>
         <w:tc>
           <w:tcPr>
-            <w:tcW w:type="dxa" w:w="980"/>
-            <w:tcMar>
-              <w:top w:w="60" w:type="dxa"/>
-              <w:start w:w="80" w:type="dxa"/>
-              <w:bottom w:w="60" w:type="dxa"/>
-              <w:end w:w="80" w:type="dxa"/>
-            </w:tcMar>
-            <w:shd w:fill="E8EEF5"/>
+            <w:tcW w:type="dxa" w:w="942"/>
+            <w:shd w:fill="D9D9D9"/>
             <w:vAlign w:val="center"/>
           </w:tcPr>
           <w:p>
             <w:pPr>
-              <w:spacing w:before="0" w:after="0" w:line="240" w:lineRule="auto"/>
+              <w:spacing w:after="0"/>
               <w:jc w:val="center"/>
             </w:pPr>
-            <w:r/>
             <w:r>
               <w:rPr>
-                <w:rFonts w:ascii="Calibri" w:hAnsi="Calibri"/>
                 <w:b/>
-                <w:color w:val="111111"/>
-                <w:sz w:val="13"/>
+                <w:sz w:val="14"/>
               </w:rPr>
               <w:t>Imaging Ridge MAE</w:t>
             </w:r>
@@ -5401,28 +3651,19 @@
         </w:tc>
         <w:tc>
           <w:tcPr>
-            <w:tcW w:type="dxa" w:w="829"/>
-            <w:tcMar>
-              <w:top w:w="60" w:type="dxa"/>
-              <w:start w:w="80" w:type="dxa"/>
-              <w:bottom w:w="60" w:type="dxa"/>
-              <w:end w:w="80" w:type="dxa"/>
-            </w:tcMar>
-            <w:shd w:fill="E8EEF5"/>
+            <w:tcW w:type="dxa" w:w="785"/>
+            <w:shd w:fill="D9D9D9"/>
             <w:vAlign w:val="center"/>
           </w:tcPr>
           <w:p>
             <w:pPr>
-              <w:spacing w:before="0" w:after="0" w:line="240" w:lineRule="auto"/>
+              <w:spacing w:after="0"/>
               <w:jc w:val="center"/>
             </w:pPr>
-            <w:r/>
             <w:r>
               <w:rPr>
-                <w:rFonts w:ascii="Calibri" w:hAnsi="Calibri"/>
                 <w:b/>
-                <w:color w:val="111111"/>
-                <w:sz w:val="13"/>
+                <w:sz w:val="14"/>
               </w:rPr>
               <w:t>Imaging Ridge R2</w:t>
             </w:r>
@@ -5430,28 +3671,19 @@
         </w:tc>
         <w:tc>
           <w:tcPr>
-            <w:tcW w:type="dxa" w:w="829"/>
-            <w:tcMar>
-              <w:top w:w="60" w:type="dxa"/>
-              <w:start w:w="80" w:type="dxa"/>
-              <w:bottom w:w="60" w:type="dxa"/>
-              <w:end w:w="80" w:type="dxa"/>
-            </w:tcMar>
-            <w:shd w:fill="E8EEF5"/>
+            <w:tcW w:type="dxa" w:w="759"/>
+            <w:shd w:fill="D9D9D9"/>
             <w:vAlign w:val="center"/>
           </w:tcPr>
           <w:p>
             <w:pPr>
-              <w:spacing w:before="0" w:after="0" w:line="240" w:lineRule="auto"/>
+              <w:spacing w:after="0"/>
               <w:jc w:val="center"/>
             </w:pPr>
-            <w:r/>
             <w:r>
               <w:rPr>
-                <w:rFonts w:ascii="Calibri" w:hAnsi="Calibri"/>
                 <w:b/>
-                <w:color w:val="111111"/>
-                <w:sz w:val="13"/>
+                <w:sz w:val="14"/>
               </w:rPr>
               <w:t>Selected alpha</w:t>
             </w:r>
@@ -5459,28 +3691,19 @@
         </w:tc>
         <w:tc>
           <w:tcPr>
-            <w:tcW w:type="dxa" w:w="1735"/>
-            <w:tcMar>
-              <w:top w:w="60" w:type="dxa"/>
-              <w:start w:w="80" w:type="dxa"/>
-              <w:bottom w:w="60" w:type="dxa"/>
-              <w:end w:w="80" w:type="dxa"/>
-            </w:tcMar>
-            <w:shd w:fill="E8EEF5"/>
+            <w:tcW w:type="dxa" w:w="2291"/>
+            <w:shd w:fill="D9D9D9"/>
             <w:vAlign w:val="center"/>
           </w:tcPr>
           <w:p>
             <w:pPr>
-              <w:spacing w:before="0" w:after="0" w:line="240" w:lineRule="auto"/>
+              <w:spacing w:after="0"/>
               <w:jc w:val="center"/>
             </w:pPr>
-            <w:r/>
             <w:r>
               <w:rPr>
-                <w:rFonts w:ascii="Calibri" w:hAnsi="Calibri"/>
                 <w:b/>
-                <w:color w:val="111111"/>
-                <w:sz w:val="13"/>
+                <w:sz w:val="14"/>
               </w:rPr>
               <w:t>Note</w:t>
             </w:r>
@@ -5490,26 +3713,16 @@
       <w:tr>
         <w:tc>
           <w:tcPr>
-            <w:tcW w:type="dxa" w:w="1056"/>
-            <w:vAlign w:val="center"/>
-            <w:tcMar>
-              <w:top w:w="60" w:type="dxa"/>
-              <w:start w:w="80" w:type="dxa"/>
-              <w:bottom w:w="60" w:type="dxa"/>
-              <w:end w:w="80" w:type="dxa"/>
-            </w:tcMar>
+            <w:tcW w:type="dxa" w:w="785"/>
+            <w:vAlign w:val="top"/>
           </w:tcPr>
           <w:p>
             <w:pPr>
-              <w:spacing w:before="0" w:after="0" w:line="240" w:lineRule="auto"/>
+              <w:spacing w:after="0"/>
               <w:jc w:val="left"/>
             </w:pPr>
-            <w:r/>
             <w:r>
               <w:rPr>
-                <w:rFonts w:ascii="Calibri" w:hAnsi="Calibri"/>
-                <w:b w:val="0"/>
-                <w:color w:val="111111"/>
                 <w:sz w:val="13"/>
               </w:rPr>
               <w:t>LVOT VTI</w:t>
@@ -5518,26 +3731,16 @@
         </w:tc>
         <w:tc>
           <w:tcPr>
-            <w:tcW w:type="dxa" w:w="1659"/>
-            <w:vAlign w:val="center"/>
-            <w:tcMar>
-              <w:top w:w="60" w:type="dxa"/>
-              <w:start w:w="80" w:type="dxa"/>
-              <w:bottom w:w="60" w:type="dxa"/>
-              <w:end w:w="80" w:type="dxa"/>
-            </w:tcMar>
+            <w:tcW w:type="dxa" w:w="1676"/>
+            <w:vAlign w:val="top"/>
           </w:tcPr>
           <w:p>
             <w:pPr>
-              <w:spacing w:before="0" w:after="0" w:line="240" w:lineRule="auto"/>
+              <w:spacing w:after="0"/>
               <w:jc w:val="left"/>
             </w:pPr>
-            <w:r/>
             <w:r>
               <w:rPr>
-                <w:rFonts w:ascii="Calibri" w:hAnsi="Calibri"/>
-                <w:b w:val="0"/>
-                <w:color w:val="111111"/>
                 <w:sz w:val="13"/>
               </w:rPr>
               <w:t>Demographics-only Ridge</w:t>
@@ -5546,26 +3749,16 @@
         </w:tc>
         <w:tc>
           <w:tcPr>
-            <w:tcW w:type="dxa" w:w="678"/>
-            <w:vAlign w:val="center"/>
-            <w:tcMar>
-              <w:top w:w="60" w:type="dxa"/>
-              <w:start w:w="80" w:type="dxa"/>
-              <w:bottom w:w="60" w:type="dxa"/>
-              <w:end w:w="80" w:type="dxa"/>
-            </w:tcMar>
+            <w:tcW w:type="dxa" w:w="628"/>
+            <w:vAlign w:val="top"/>
           </w:tcPr>
           <w:p>
             <w:pPr>
-              <w:spacing w:before="0" w:after="0" w:line="240" w:lineRule="auto"/>
+              <w:spacing w:after="0"/>
               <w:jc w:val="center"/>
             </w:pPr>
-            <w:r/>
             <w:r>
               <w:rPr>
-                <w:rFonts w:ascii="Calibri" w:hAnsi="Calibri"/>
-                <w:b w:val="0"/>
-                <w:color w:val="111111"/>
                 <w:sz w:val="13"/>
               </w:rPr>
               <w:t>555</w:t>
@@ -5574,54 +3767,34 @@
         </w:tc>
         <w:tc>
           <w:tcPr>
-            <w:tcW w:type="dxa" w:w="1735"/>
-            <w:vAlign w:val="center"/>
-            <w:tcMar>
-              <w:top w:w="60" w:type="dxa"/>
-              <w:start w:w="80" w:type="dxa"/>
-              <w:bottom w:w="60" w:type="dxa"/>
-              <w:end w:w="80" w:type="dxa"/>
-            </w:tcMar>
+            <w:tcW w:type="dxa" w:w="1833"/>
+            <w:vAlign w:val="top"/>
           </w:tcPr>
           <w:p>
             <w:pPr>
-              <w:spacing w:before="0" w:after="0" w:line="240" w:lineRule="auto"/>
+              <w:spacing w:after="0"/>
               <w:jc w:val="left"/>
             </w:pPr>
-            <w:r/>
             <w:r>
               <w:rPr>
-                <w:rFonts w:ascii="Calibri" w:hAnsi="Calibri"/>
-                <w:b w:val="0"/>
-                <w:color w:val="111111"/>
                 <w:sz w:val="13"/>
               </w:rPr>
-              <w:t>age_at_echo_approx; sex</w:t>
+              <w:t>Age at echo (approx.); sex</w:t>
             </w:r>
           </w:p>
         </w:tc>
         <w:tc>
           <w:tcPr>
-            <w:tcW w:type="dxa" w:w="829"/>
-            <w:vAlign w:val="center"/>
-            <w:tcMar>
-              <w:top w:w="60" w:type="dxa"/>
-              <w:start w:w="80" w:type="dxa"/>
-              <w:bottom w:w="60" w:type="dxa"/>
-              <w:end w:w="80" w:type="dxa"/>
-            </w:tcMar>
+            <w:tcW w:type="dxa" w:w="812"/>
+            <w:vAlign w:val="top"/>
           </w:tcPr>
           <w:p>
             <w:pPr>
-              <w:spacing w:before="0" w:after="0" w:line="240" w:lineRule="auto"/>
+              <w:spacing w:after="0"/>
               <w:jc w:val="center"/>
             </w:pPr>
-            <w:r/>
             <w:r>
               <w:rPr>
-                <w:rFonts w:ascii="Calibri" w:hAnsi="Calibri"/>
-                <w:b w:val="0"/>
-                <w:color w:val="111111"/>
                 <w:sz w:val="13"/>
               </w:rPr>
               <w:t>4.54 cm</w:t>
@@ -5630,26 +3803,16 @@
         </w:tc>
         <w:tc>
           <w:tcPr>
-            <w:tcW w:type="dxa" w:w="935"/>
-            <w:vAlign w:val="center"/>
-            <w:tcMar>
-              <w:top w:w="60" w:type="dxa"/>
-              <w:start w:w="80" w:type="dxa"/>
-              <w:bottom w:w="60" w:type="dxa"/>
-              <w:end w:w="80" w:type="dxa"/>
-            </w:tcMar>
+            <w:tcW w:type="dxa" w:w="916"/>
+            <w:vAlign w:val="top"/>
           </w:tcPr>
           <w:p>
             <w:pPr>
-              <w:spacing w:before="0" w:after="0" w:line="240" w:lineRule="auto"/>
+              <w:spacing w:after="0"/>
               <w:jc w:val="center"/>
             </w:pPr>
-            <w:r/>
             <w:r>
               <w:rPr>
-                <w:rFonts w:ascii="Calibri" w:hAnsi="Calibri"/>
-                <w:b w:val="0"/>
-                <w:color w:val="111111"/>
                 <w:sz w:val="13"/>
               </w:rPr>
               <w:t>4.47 cm</w:t>
@@ -5658,26 +3821,16 @@
         </w:tc>
         <w:tc>
           <w:tcPr>
-            <w:tcW w:type="dxa" w:w="1237"/>
-            <w:vAlign w:val="center"/>
-            <w:tcMar>
-              <w:top w:w="60" w:type="dxa"/>
-              <w:start w:w="80" w:type="dxa"/>
-              <w:bottom w:w="60" w:type="dxa"/>
-              <w:end w:w="80" w:type="dxa"/>
-            </w:tcMar>
+            <w:tcW w:type="dxa" w:w="1126"/>
+            <w:vAlign w:val="top"/>
           </w:tcPr>
           <w:p>
             <w:pPr>
-              <w:spacing w:before="0" w:after="0" w:line="240" w:lineRule="auto"/>
+              <w:spacing w:after="0"/>
               <w:jc w:val="center"/>
             </w:pPr>
-            <w:r/>
             <w:r>
               <w:rPr>
-                <w:rFonts w:ascii="Calibri" w:hAnsi="Calibri"/>
-                <w:b w:val="0"/>
-                <w:color w:val="111111"/>
                 <w:sz w:val="13"/>
               </w:rPr>
               <w:t>4.16 to 4.76 cm</w:t>
@@ -5686,26 +3839,16 @@
         </w:tc>
         <w:tc>
           <w:tcPr>
-            <w:tcW w:type="dxa" w:w="829"/>
-            <w:vAlign w:val="center"/>
-            <w:tcMar>
-              <w:top w:w="60" w:type="dxa"/>
-              <w:start w:w="80" w:type="dxa"/>
-              <w:bottom w:w="60" w:type="dxa"/>
-              <w:end w:w="80" w:type="dxa"/>
-            </w:tcMar>
+            <w:tcW w:type="dxa" w:w="785"/>
+            <w:vAlign w:val="top"/>
           </w:tcPr>
           <w:p>
             <w:pPr>
-              <w:spacing w:before="0" w:after="0" w:line="240" w:lineRule="auto"/>
+              <w:spacing w:after="0"/>
               <w:jc w:val="center"/>
             </w:pPr>
-            <w:r/>
             <w:r>
               <w:rPr>
-                <w:rFonts w:ascii="Calibri" w:hAnsi="Calibri"/>
-                <w:b w:val="0"/>
-                <w:color w:val="111111"/>
                 <w:sz w:val="13"/>
               </w:rPr>
               <w:t>0.043</w:t>
@@ -5714,26 +3857,16 @@
         </w:tc>
         <w:tc>
           <w:tcPr>
-            <w:tcW w:type="dxa" w:w="1206"/>
-            <w:vAlign w:val="center"/>
-            <w:tcMar>
-              <w:top w:w="60" w:type="dxa"/>
-              <w:start w:w="80" w:type="dxa"/>
-              <w:bottom w:w="60" w:type="dxa"/>
-              <w:end w:w="80" w:type="dxa"/>
-            </w:tcMar>
+            <w:tcW w:type="dxa" w:w="1126"/>
+            <w:vAlign w:val="top"/>
           </w:tcPr>
           <w:p>
             <w:pPr>
-              <w:spacing w:before="0" w:after="0" w:line="240" w:lineRule="auto"/>
+              <w:spacing w:after="0"/>
               <w:jc w:val="center"/>
             </w:pPr>
-            <w:r/>
             <w:r>
               <w:rPr>
-                <w:rFonts w:ascii="Calibri" w:hAnsi="Calibri"/>
-                <w:b w:val="0"/>
-                <w:color w:val="111111"/>
                 <w:sz w:val="13"/>
               </w:rPr>
               <w:t>0.023 to 0.058</w:t>
@@ -5742,26 +3875,16 @@
         </w:tc>
         <w:tc>
           <w:tcPr>
-            <w:tcW w:type="dxa" w:w="980"/>
-            <w:vAlign w:val="center"/>
-            <w:tcMar>
-              <w:top w:w="60" w:type="dxa"/>
-              <w:start w:w="80" w:type="dxa"/>
-              <w:bottom w:w="60" w:type="dxa"/>
-              <w:end w:w="80" w:type="dxa"/>
-            </w:tcMar>
+            <w:tcW w:type="dxa" w:w="942"/>
+            <w:vAlign w:val="top"/>
           </w:tcPr>
           <w:p>
             <w:pPr>
-              <w:spacing w:before="0" w:after="0" w:line="240" w:lineRule="auto"/>
+              <w:spacing w:after="0"/>
               <w:jc w:val="center"/>
             </w:pPr>
-            <w:r/>
             <w:r>
               <w:rPr>
-                <w:rFonts w:ascii="Calibri" w:hAnsi="Calibri"/>
-                <w:b w:val="0"/>
-                <w:color w:val="111111"/>
                 <w:sz w:val="13"/>
               </w:rPr>
               <w:t>3.64 cm</w:t>
@@ -5770,26 +3893,16 @@
         </w:tc>
         <w:tc>
           <w:tcPr>
-            <w:tcW w:type="dxa" w:w="829"/>
-            <w:vAlign w:val="center"/>
-            <w:tcMar>
-              <w:top w:w="60" w:type="dxa"/>
-              <w:start w:w="80" w:type="dxa"/>
-              <w:bottom w:w="60" w:type="dxa"/>
-              <w:end w:w="80" w:type="dxa"/>
-            </w:tcMar>
+            <w:tcW w:type="dxa" w:w="785"/>
+            <w:vAlign w:val="top"/>
           </w:tcPr>
           <w:p>
             <w:pPr>
-              <w:spacing w:before="0" w:after="0" w:line="240" w:lineRule="auto"/>
+              <w:spacing w:after="0"/>
               <w:jc w:val="center"/>
             </w:pPr>
-            <w:r/>
             <w:r>
               <w:rPr>
-                <w:rFonts w:ascii="Calibri" w:hAnsi="Calibri"/>
-                <w:b w:val="0"/>
-                <w:color w:val="111111"/>
                 <w:sz w:val="13"/>
               </w:rPr>
               <w:t>0.372</w:t>
@@ -5798,26 +3911,16 @@
         </w:tc>
         <w:tc>
           <w:tcPr>
-            <w:tcW w:type="dxa" w:w="829"/>
-            <w:vAlign w:val="center"/>
-            <w:tcMar>
-              <w:top w:w="60" w:type="dxa"/>
-              <w:start w:w="80" w:type="dxa"/>
-              <w:bottom w:w="60" w:type="dxa"/>
-              <w:end w:w="80" w:type="dxa"/>
-            </w:tcMar>
+            <w:tcW w:type="dxa" w:w="759"/>
+            <w:vAlign w:val="top"/>
           </w:tcPr>
           <w:p>
             <w:pPr>
-              <w:spacing w:before="0" w:after="0" w:line="240" w:lineRule="auto"/>
+              <w:spacing w:after="0"/>
               <w:jc w:val="center"/>
             </w:pPr>
-            <w:r/>
             <w:r>
               <w:rPr>
-                <w:rFonts w:ascii="Calibri" w:hAnsi="Calibri"/>
-                <w:b w:val="0"/>
-                <w:color w:val="111111"/>
                 <w:sz w:val="13"/>
               </w:rPr>
               <w:t>0.01</w:t>
@@ -5826,26 +3929,16 @@
         </w:tc>
         <w:tc>
           <w:tcPr>
-            <w:tcW w:type="dxa" w:w="1735"/>
-            <w:vAlign w:val="center"/>
-            <w:tcMar>
-              <w:top w:w="60" w:type="dxa"/>
-              <w:start w:w="80" w:type="dxa"/>
-              <w:bottom w:w="60" w:type="dxa"/>
-              <w:end w:w="80" w:type="dxa"/>
-            </w:tcMar>
+            <w:tcW w:type="dxa" w:w="2291"/>
+            <w:vAlign w:val="top"/>
           </w:tcPr>
           <w:p>
             <w:pPr>
-              <w:spacing w:before="0" w:after="0" w:line="240" w:lineRule="auto"/>
+              <w:spacing w:after="0"/>
               <w:jc w:val="left"/>
             </w:pPr>
-            <w:r/>
             <w:r>
               <w:rPr>
-                <w:rFonts w:ascii="Calibri" w:hAnsi="Calibri"/>
-                <w:b w:val="0"/>
-                <w:color w:val="111111"/>
                 <w:sz w:val="13"/>
               </w:rPr>
               <w:t>Modest improvement over null; below imaging-only Ridge.</w:t>
@@ -5856,26 +3949,16 @@
       <w:tr>
         <w:tc>
           <w:tcPr>
-            <w:tcW w:type="dxa" w:w="1056"/>
-            <w:vAlign w:val="center"/>
-            <w:tcMar>
-              <w:top w:w="60" w:type="dxa"/>
-              <w:start w:w="80" w:type="dxa"/>
-              <w:bottom w:w="60" w:type="dxa"/>
-              <w:end w:w="80" w:type="dxa"/>
-            </w:tcMar>
+            <w:tcW w:type="dxa" w:w="785"/>
+            <w:vAlign w:val="top"/>
           </w:tcPr>
           <w:p>
             <w:pPr>
-              <w:spacing w:before="0" w:after="0" w:line="240" w:lineRule="auto"/>
+              <w:spacing w:after="0"/>
               <w:jc w:val="left"/>
             </w:pPr>
-            <w:r/>
             <w:r>
               <w:rPr>
-                <w:rFonts w:ascii="Calibri" w:hAnsi="Calibri"/>
-                <w:b w:val="0"/>
-                <w:color w:val="111111"/>
                 <w:sz w:val="13"/>
               </w:rPr>
               <w:t>LVOT VTI</w:t>
@@ -5884,26 +3967,16 @@
         </w:tc>
         <w:tc>
           <w:tcPr>
-            <w:tcW w:type="dxa" w:w="1659"/>
-            <w:vAlign w:val="center"/>
-            <w:tcMar>
-              <w:top w:w="60" w:type="dxa"/>
-              <w:start w:w="80" w:type="dxa"/>
-              <w:bottom w:w="60" w:type="dxa"/>
-              <w:end w:w="80" w:type="dxa"/>
-            </w:tcMar>
+            <w:tcW w:type="dxa" w:w="1676"/>
+            <w:vAlign w:val="top"/>
           </w:tcPr>
           <w:p>
             <w:pPr>
-              <w:spacing w:before="0" w:after="0" w:line="240" w:lineRule="auto"/>
+              <w:spacing w:after="0"/>
               <w:jc w:val="left"/>
             </w:pPr>
-            <w:r/>
             <w:r>
               <w:rPr>
-                <w:rFonts w:ascii="Calibri" w:hAnsi="Calibri"/>
-                <w:b w:val="0"/>
-                <w:color w:val="111111"/>
                 <w:sz w:val="13"/>
               </w:rPr>
               <w:t>Study/acquisition metadata Ridge</w:t>
@@ -5912,26 +3985,16 @@
         </w:tc>
         <w:tc>
           <w:tcPr>
-            <w:tcW w:type="dxa" w:w="678"/>
-            <w:vAlign w:val="center"/>
-            <w:tcMar>
-              <w:top w:w="60" w:type="dxa"/>
-              <w:start w:w="80" w:type="dxa"/>
-              <w:bottom w:w="60" w:type="dxa"/>
-              <w:end w:w="80" w:type="dxa"/>
-            </w:tcMar>
+            <w:tcW w:type="dxa" w:w="628"/>
+            <w:vAlign w:val="top"/>
           </w:tcPr>
           <w:p>
             <w:pPr>
-              <w:spacing w:before="0" w:after="0" w:line="240" w:lineRule="auto"/>
+              <w:spacing w:after="0"/>
               <w:jc w:val="center"/>
             </w:pPr>
-            <w:r/>
             <w:r>
               <w:rPr>
-                <w:rFonts w:ascii="Calibri" w:hAnsi="Calibri"/>
-                <w:b w:val="0"/>
-                <w:color w:val="111111"/>
                 <w:sz w:val="13"/>
               </w:rPr>
               <w:t>555</w:t>
@@ -5940,54 +4003,34 @@
         </w:tc>
         <w:tc>
           <w:tcPr>
-            <w:tcW w:type="dxa" w:w="1735"/>
-            <w:vAlign w:val="center"/>
-            <w:tcMar>
-              <w:top w:w="60" w:type="dxa"/>
-              <w:start w:w="80" w:type="dxa"/>
-              <w:bottom w:w="60" w:type="dxa"/>
-              <w:end w:w="80" w:type="dxa"/>
-            </w:tcMar>
+            <w:tcW w:type="dxa" w:w="1833"/>
+            <w:vAlign w:val="top"/>
           </w:tcPr>
           <w:p>
             <w:pPr>
-              <w:spacing w:before="0" w:after="0" w:line="240" w:lineRule="auto"/>
+              <w:spacing w:after="0"/>
               <w:jc w:val="left"/>
             </w:pPr>
-            <w:r/>
             <w:r>
               <w:rPr>
-                <w:rFonts w:ascii="Calibri" w:hAnsi="Calibri"/>
-                <w:b w:val="0"/>
-                <w:color w:val="111111"/>
                 <w:sz w:val="13"/>
               </w:rPr>
-              <w:t>n_clips; n_dicoms</w:t>
+              <w:t>Embedded clips; DICOMs</w:t>
             </w:r>
           </w:p>
         </w:tc>
         <w:tc>
           <w:tcPr>
-            <w:tcW w:type="dxa" w:w="829"/>
-            <w:vAlign w:val="center"/>
-            <w:tcMar>
-              <w:top w:w="60" w:type="dxa"/>
-              <w:start w:w="80" w:type="dxa"/>
-              <w:bottom w:w="60" w:type="dxa"/>
-              <w:end w:w="80" w:type="dxa"/>
-            </w:tcMar>
+            <w:tcW w:type="dxa" w:w="812"/>
+            <w:vAlign w:val="top"/>
           </w:tcPr>
           <w:p>
             <w:pPr>
-              <w:spacing w:before="0" w:after="0" w:line="240" w:lineRule="auto"/>
+              <w:spacing w:after="0"/>
               <w:jc w:val="center"/>
             </w:pPr>
-            <w:r/>
             <w:r>
               <w:rPr>
-                <w:rFonts w:ascii="Calibri" w:hAnsi="Calibri"/>
-                <w:b w:val="0"/>
-                <w:color w:val="111111"/>
                 <w:sz w:val="13"/>
               </w:rPr>
               <w:t>4.54 cm</w:t>
@@ -5996,26 +4039,16 @@
         </w:tc>
         <w:tc>
           <w:tcPr>
-            <w:tcW w:type="dxa" w:w="935"/>
-            <w:vAlign w:val="center"/>
-            <w:tcMar>
-              <w:top w:w="60" w:type="dxa"/>
-              <w:start w:w="80" w:type="dxa"/>
-              <w:bottom w:w="60" w:type="dxa"/>
-              <w:end w:w="80" w:type="dxa"/>
-            </w:tcMar>
+            <w:tcW w:type="dxa" w:w="916"/>
+            <w:vAlign w:val="top"/>
           </w:tcPr>
           <w:p>
             <w:pPr>
-              <w:spacing w:before="0" w:after="0" w:line="240" w:lineRule="auto"/>
+              <w:spacing w:after="0"/>
               <w:jc w:val="center"/>
             </w:pPr>
-            <w:r/>
             <w:r>
               <w:rPr>
-                <w:rFonts w:ascii="Calibri" w:hAnsi="Calibri"/>
-                <w:b w:val="0"/>
-                <w:color w:val="111111"/>
                 <w:sz w:val="13"/>
               </w:rPr>
               <w:t>4.58 cm</w:t>
@@ -6024,26 +4057,16 @@
         </w:tc>
         <w:tc>
           <w:tcPr>
-            <w:tcW w:type="dxa" w:w="1237"/>
-            <w:vAlign w:val="center"/>
-            <w:tcMar>
-              <w:top w:w="60" w:type="dxa"/>
-              <w:start w:w="80" w:type="dxa"/>
-              <w:bottom w:w="60" w:type="dxa"/>
-              <w:end w:w="80" w:type="dxa"/>
-            </w:tcMar>
+            <w:tcW w:type="dxa" w:w="1126"/>
+            <w:vAlign w:val="top"/>
           </w:tcPr>
           <w:p>
             <w:pPr>
-              <w:spacing w:before="0" w:after="0" w:line="240" w:lineRule="auto"/>
+              <w:spacing w:after="0"/>
               <w:jc w:val="center"/>
             </w:pPr>
-            <w:r/>
             <w:r>
               <w:rPr>
-                <w:rFonts w:ascii="Calibri" w:hAnsi="Calibri"/>
-                <w:b w:val="0"/>
-                <w:color w:val="111111"/>
                 <w:sz w:val="13"/>
               </w:rPr>
               <w:t>4.28 to 4.89 cm</w:t>
@@ -6052,26 +4075,16 @@
         </w:tc>
         <w:tc>
           <w:tcPr>
-            <w:tcW w:type="dxa" w:w="829"/>
-            <w:vAlign w:val="center"/>
-            <w:tcMar>
-              <w:top w:w="60" w:type="dxa"/>
-              <w:start w:w="80" w:type="dxa"/>
-              <w:bottom w:w="60" w:type="dxa"/>
-              <w:end w:w="80" w:type="dxa"/>
-            </w:tcMar>
+            <w:tcW w:type="dxa" w:w="785"/>
+            <w:vAlign w:val="top"/>
           </w:tcPr>
           <w:p>
             <w:pPr>
-              <w:spacing w:before="0" w:after="0" w:line="240" w:lineRule="auto"/>
+              <w:spacing w:after="0"/>
               <w:jc w:val="center"/>
             </w:pPr>
-            <w:r/>
             <w:r>
               <w:rPr>
-                <w:rFonts w:ascii="Calibri" w:hAnsi="Calibri"/>
-                <w:b w:val="0"/>
-                <w:color w:val="111111"/>
                 <w:sz w:val="13"/>
               </w:rPr>
               <w:t>0.008</w:t>
@@ -6080,26 +4093,16 @@
         </w:tc>
         <w:tc>
           <w:tcPr>
-            <w:tcW w:type="dxa" w:w="1206"/>
-            <w:vAlign w:val="center"/>
-            <w:tcMar>
-              <w:top w:w="60" w:type="dxa"/>
-              <w:start w:w="80" w:type="dxa"/>
-              <w:bottom w:w="60" w:type="dxa"/>
-              <w:end w:w="80" w:type="dxa"/>
-            </w:tcMar>
+            <w:tcW w:type="dxa" w:w="1126"/>
+            <w:vAlign w:val="top"/>
           </w:tcPr>
           <w:p>
             <w:pPr>
-              <w:spacing w:before="0" w:after="0" w:line="240" w:lineRule="auto"/>
+              <w:spacing w:after="0"/>
               <w:jc w:val="center"/>
             </w:pPr>
-            <w:r/>
             <w:r>
               <w:rPr>
-                <w:rFonts w:ascii="Calibri" w:hAnsi="Calibri"/>
-                <w:b w:val="0"/>
-                <w:color w:val="111111"/>
                 <w:sz w:val="13"/>
               </w:rPr>
               <w:t>-0.012 to 0.025</w:t>
@@ -6108,26 +4111,16 @@
         </w:tc>
         <w:tc>
           <w:tcPr>
-            <w:tcW w:type="dxa" w:w="980"/>
-            <w:vAlign w:val="center"/>
-            <w:tcMar>
-              <w:top w:w="60" w:type="dxa"/>
-              <w:start w:w="80" w:type="dxa"/>
-              <w:bottom w:w="60" w:type="dxa"/>
-              <w:end w:w="80" w:type="dxa"/>
-            </w:tcMar>
+            <w:tcW w:type="dxa" w:w="942"/>
+            <w:vAlign w:val="top"/>
           </w:tcPr>
           <w:p>
             <w:pPr>
-              <w:spacing w:before="0" w:after="0" w:line="240" w:lineRule="auto"/>
+              <w:spacing w:after="0"/>
               <w:jc w:val="center"/>
             </w:pPr>
-            <w:r/>
             <w:r>
               <w:rPr>
-                <w:rFonts w:ascii="Calibri" w:hAnsi="Calibri"/>
-                <w:b w:val="0"/>
-                <w:color w:val="111111"/>
                 <w:sz w:val="13"/>
               </w:rPr>
               <w:t>3.64 cm</w:t>
@@ -6136,26 +4129,16 @@
         </w:tc>
         <w:tc>
           <w:tcPr>
-            <w:tcW w:type="dxa" w:w="829"/>
-            <w:vAlign w:val="center"/>
-            <w:tcMar>
-              <w:top w:w="60" w:type="dxa"/>
-              <w:start w:w="80" w:type="dxa"/>
-              <w:bottom w:w="60" w:type="dxa"/>
-              <w:end w:w="80" w:type="dxa"/>
-            </w:tcMar>
+            <w:tcW w:type="dxa" w:w="785"/>
+            <w:vAlign w:val="top"/>
           </w:tcPr>
           <w:p>
             <w:pPr>
-              <w:spacing w:before="0" w:after="0" w:line="240" w:lineRule="auto"/>
+              <w:spacing w:after="0"/>
               <w:jc w:val="center"/>
             </w:pPr>
-            <w:r/>
             <w:r>
               <w:rPr>
-                <w:rFonts w:ascii="Calibri" w:hAnsi="Calibri"/>
-                <w:b w:val="0"/>
-                <w:color w:val="111111"/>
                 <w:sz w:val="13"/>
               </w:rPr>
               <w:t>0.372</w:t>
@@ -6164,26 +4147,16 @@
         </w:tc>
         <w:tc>
           <w:tcPr>
-            <w:tcW w:type="dxa" w:w="829"/>
-            <w:vAlign w:val="center"/>
-            <w:tcMar>
-              <w:top w:w="60" w:type="dxa"/>
-              <w:start w:w="80" w:type="dxa"/>
-              <w:bottom w:w="60" w:type="dxa"/>
-              <w:end w:w="80" w:type="dxa"/>
-            </w:tcMar>
+            <w:tcW w:type="dxa" w:w="759"/>
+            <w:vAlign w:val="top"/>
           </w:tcPr>
           <w:p>
             <w:pPr>
-              <w:spacing w:before="0" w:after="0" w:line="240" w:lineRule="auto"/>
+              <w:spacing w:after="0"/>
               <w:jc w:val="center"/>
             </w:pPr>
-            <w:r/>
             <w:r>
               <w:rPr>
-                <w:rFonts w:ascii="Calibri" w:hAnsi="Calibri"/>
-                <w:b w:val="0"/>
-                <w:color w:val="111111"/>
                 <w:sz w:val="13"/>
               </w:rPr>
               <w:t>0.01</w:t>
@@ -6192,26 +4165,16 @@
         </w:tc>
         <w:tc>
           <w:tcPr>
-            <w:tcW w:type="dxa" w:w="1735"/>
-            <w:vAlign w:val="center"/>
-            <w:tcMar>
-              <w:top w:w="60" w:type="dxa"/>
-              <w:start w:w="80" w:type="dxa"/>
-              <w:bottom w:w="60" w:type="dxa"/>
-              <w:end w:w="80" w:type="dxa"/>
-            </w:tcMar>
+            <w:tcW w:type="dxa" w:w="2291"/>
+            <w:vAlign w:val="top"/>
           </w:tcPr>
           <w:p>
             <w:pPr>
-              <w:spacing w:before="0" w:after="0" w:line="240" w:lineRule="auto"/>
+              <w:spacing w:after="0"/>
               <w:jc w:val="left"/>
             </w:pPr>
-            <w:r/>
             <w:r>
               <w:rPr>
-                <w:rFonts w:ascii="Calibri" w:hAnsi="Calibri"/>
-                <w:b w:val="0"/>
-                <w:color w:val="111111"/>
                 <w:sz w:val="13"/>
               </w:rPr>
               <w:t>Metadata-only baseline performed near null.</w:t>
@@ -6222,26 +4185,16 @@
       <w:tr>
         <w:tc>
           <w:tcPr>
-            <w:tcW w:type="dxa" w:w="1056"/>
-            <w:vAlign w:val="center"/>
-            <w:tcMar>
-              <w:top w:w="60" w:type="dxa"/>
-              <w:start w:w="80" w:type="dxa"/>
-              <w:bottom w:w="60" w:type="dxa"/>
-              <w:end w:w="80" w:type="dxa"/>
-            </w:tcMar>
+            <w:tcW w:type="dxa" w:w="785"/>
+            <w:vAlign w:val="top"/>
           </w:tcPr>
           <w:p>
             <w:pPr>
-              <w:spacing w:before="0" w:after="0" w:line="240" w:lineRule="auto"/>
+              <w:spacing w:after="0"/>
               <w:jc w:val="left"/>
             </w:pPr>
-            <w:r/>
             <w:r>
               <w:rPr>
-                <w:rFonts w:ascii="Calibri" w:hAnsi="Calibri"/>
-                <w:b w:val="0"/>
-                <w:color w:val="111111"/>
                 <w:sz w:val="13"/>
               </w:rPr>
               <w:t>LVOT VTI</w:t>
@@ -6250,26 +4203,16 @@
         </w:tc>
         <w:tc>
           <w:tcPr>
-            <w:tcW w:type="dxa" w:w="1659"/>
-            <w:vAlign w:val="center"/>
-            <w:tcMar>
-              <w:top w:w="60" w:type="dxa"/>
-              <w:start w:w="80" w:type="dxa"/>
-              <w:bottom w:w="60" w:type="dxa"/>
-              <w:end w:w="80" w:type="dxa"/>
-            </w:tcMar>
+            <w:tcW w:type="dxa" w:w="1676"/>
+            <w:vAlign w:val="top"/>
           </w:tcPr>
           <w:p>
             <w:pPr>
-              <w:spacing w:before="0" w:after="0" w:line="240" w:lineRule="auto"/>
+              <w:spacing w:after="0"/>
               <w:jc w:val="left"/>
             </w:pPr>
-            <w:r/>
             <w:r>
               <w:rPr>
-                <w:rFonts w:ascii="Calibri" w:hAnsi="Calibri"/>
-                <w:b w:val="0"/>
-                <w:color w:val="111111"/>
                 <w:sz w:val="13"/>
               </w:rPr>
               <w:t>Demographics + study/acquisition metadata Ridge</w:t>
@@ -6278,26 +4221,16 @@
         </w:tc>
         <w:tc>
           <w:tcPr>
-            <w:tcW w:type="dxa" w:w="678"/>
-            <w:vAlign w:val="center"/>
-            <w:tcMar>
-              <w:top w:w="60" w:type="dxa"/>
-              <w:start w:w="80" w:type="dxa"/>
-              <w:bottom w:w="60" w:type="dxa"/>
-              <w:end w:w="80" w:type="dxa"/>
-            </w:tcMar>
+            <w:tcW w:type="dxa" w:w="628"/>
+            <w:vAlign w:val="top"/>
           </w:tcPr>
           <w:p>
             <w:pPr>
-              <w:spacing w:before="0" w:after="0" w:line="240" w:lineRule="auto"/>
+              <w:spacing w:after="0"/>
               <w:jc w:val="center"/>
             </w:pPr>
-            <w:r/>
             <w:r>
               <w:rPr>
-                <w:rFonts w:ascii="Calibri" w:hAnsi="Calibri"/>
-                <w:b w:val="0"/>
-                <w:color w:val="111111"/>
                 <w:sz w:val="13"/>
               </w:rPr>
               <w:t>555</w:t>
@@ -6306,54 +4239,34 @@
         </w:tc>
         <w:tc>
           <w:tcPr>
-            <w:tcW w:type="dxa" w:w="1735"/>
-            <w:vAlign w:val="center"/>
-            <w:tcMar>
-              <w:top w:w="60" w:type="dxa"/>
-              <w:start w:w="80" w:type="dxa"/>
-              <w:bottom w:w="60" w:type="dxa"/>
-              <w:end w:w="80" w:type="dxa"/>
-            </w:tcMar>
+            <w:tcW w:type="dxa" w:w="1833"/>
+            <w:vAlign w:val="top"/>
           </w:tcPr>
           <w:p>
             <w:pPr>
-              <w:spacing w:before="0" w:after="0" w:line="240" w:lineRule="auto"/>
+              <w:spacing w:after="0"/>
               <w:jc w:val="left"/>
             </w:pPr>
-            <w:r/>
             <w:r>
               <w:rPr>
-                <w:rFonts w:ascii="Calibri" w:hAnsi="Calibri"/>
-                <w:b w:val="0"/>
-                <w:color w:val="111111"/>
                 <w:sz w:val="13"/>
               </w:rPr>
-              <w:t>age_at_echo_approx; sex; n_clips; n_dicoms</w:t>
+              <w:t>Age at echo (approx.); sex; embedded clips; DICOMs</w:t>
             </w:r>
           </w:p>
         </w:tc>
         <w:tc>
           <w:tcPr>
-            <w:tcW w:type="dxa" w:w="829"/>
-            <w:vAlign w:val="center"/>
-            <w:tcMar>
-              <w:top w:w="60" w:type="dxa"/>
-              <w:start w:w="80" w:type="dxa"/>
-              <w:bottom w:w="60" w:type="dxa"/>
-              <w:end w:w="80" w:type="dxa"/>
-            </w:tcMar>
+            <w:tcW w:type="dxa" w:w="812"/>
+            <w:vAlign w:val="top"/>
           </w:tcPr>
           <w:p>
             <w:pPr>
-              <w:spacing w:before="0" w:after="0" w:line="240" w:lineRule="auto"/>
+              <w:spacing w:after="0"/>
               <w:jc w:val="center"/>
             </w:pPr>
-            <w:r/>
             <w:r>
               <w:rPr>
-                <w:rFonts w:ascii="Calibri" w:hAnsi="Calibri"/>
-                <w:b w:val="0"/>
-                <w:color w:val="111111"/>
                 <w:sz w:val="13"/>
               </w:rPr>
               <w:t>4.54 cm</w:t>
@@ -6362,26 +4275,16 @@
         </w:tc>
         <w:tc>
           <w:tcPr>
-            <w:tcW w:type="dxa" w:w="935"/>
-            <w:vAlign w:val="center"/>
-            <w:tcMar>
-              <w:top w:w="60" w:type="dxa"/>
-              <w:start w:w="80" w:type="dxa"/>
-              <w:bottom w:w="60" w:type="dxa"/>
-              <w:end w:w="80" w:type="dxa"/>
-            </w:tcMar>
+            <w:tcW w:type="dxa" w:w="916"/>
+            <w:vAlign w:val="top"/>
           </w:tcPr>
           <w:p>
             <w:pPr>
-              <w:spacing w:before="0" w:after="0" w:line="240" w:lineRule="auto"/>
+              <w:spacing w:after="0"/>
               <w:jc w:val="center"/>
             </w:pPr>
-            <w:r/>
             <w:r>
               <w:rPr>
-                <w:rFonts w:ascii="Calibri" w:hAnsi="Calibri"/>
-                <w:b w:val="0"/>
-                <w:color w:val="111111"/>
                 <w:sz w:val="13"/>
               </w:rPr>
               <w:t>4.48 cm</w:t>
@@ -6390,26 +4293,16 @@
         </w:tc>
         <w:tc>
           <w:tcPr>
-            <w:tcW w:type="dxa" w:w="1237"/>
-            <w:vAlign w:val="center"/>
-            <w:tcMar>
-              <w:top w:w="60" w:type="dxa"/>
-              <w:start w:w="80" w:type="dxa"/>
-              <w:bottom w:w="60" w:type="dxa"/>
-              <w:end w:w="80" w:type="dxa"/>
-            </w:tcMar>
+            <w:tcW w:type="dxa" w:w="1126"/>
+            <w:vAlign w:val="top"/>
           </w:tcPr>
           <w:p>
             <w:pPr>
-              <w:spacing w:before="0" w:after="0" w:line="240" w:lineRule="auto"/>
+              <w:spacing w:after="0"/>
               <w:jc w:val="center"/>
             </w:pPr>
-            <w:r/>
             <w:r>
               <w:rPr>
-                <w:rFonts w:ascii="Calibri" w:hAnsi="Calibri"/>
-                <w:b w:val="0"/>
-                <w:color w:val="111111"/>
                 <w:sz w:val="13"/>
               </w:rPr>
               <w:t>4.19 to 4.80 cm</w:t>
@@ -6418,26 +4311,16 @@
         </w:tc>
         <w:tc>
           <w:tcPr>
-            <w:tcW w:type="dxa" w:w="829"/>
-            <w:vAlign w:val="center"/>
-            <w:tcMar>
-              <w:top w:w="60" w:type="dxa"/>
-              <w:start w:w="80" w:type="dxa"/>
-              <w:bottom w:w="60" w:type="dxa"/>
-              <w:end w:w="80" w:type="dxa"/>
-            </w:tcMar>
+            <w:tcW w:type="dxa" w:w="785"/>
+            <w:vAlign w:val="top"/>
           </w:tcPr>
           <w:p>
             <w:pPr>
-              <w:spacing w:before="0" w:after="0" w:line="240" w:lineRule="auto"/>
+              <w:spacing w:after="0"/>
               <w:jc w:val="center"/>
             </w:pPr>
-            <w:r/>
             <w:r>
               <w:rPr>
-                <w:rFonts w:ascii="Calibri" w:hAnsi="Calibri"/>
-                <w:b w:val="0"/>
-                <w:color w:val="111111"/>
                 <w:sz w:val="13"/>
               </w:rPr>
               <w:t>0.048</w:t>
@@ -6446,26 +4329,16 @@
         </w:tc>
         <w:tc>
           <w:tcPr>
-            <w:tcW w:type="dxa" w:w="1206"/>
-            <w:vAlign w:val="center"/>
-            <w:tcMar>
-              <w:top w:w="60" w:type="dxa"/>
-              <w:start w:w="80" w:type="dxa"/>
-              <w:bottom w:w="60" w:type="dxa"/>
-              <w:end w:w="80" w:type="dxa"/>
-            </w:tcMar>
+            <w:tcW w:type="dxa" w:w="1126"/>
+            <w:vAlign w:val="top"/>
           </w:tcPr>
           <w:p>
             <w:pPr>
-              <w:spacing w:before="0" w:after="0" w:line="240" w:lineRule="auto"/>
+              <w:spacing w:after="0"/>
               <w:jc w:val="center"/>
             </w:pPr>
-            <w:r/>
             <w:r>
               <w:rPr>
-                <w:rFonts w:ascii="Calibri" w:hAnsi="Calibri"/>
-                <w:b w:val="0"/>
-                <w:color w:val="111111"/>
                 <w:sz w:val="13"/>
               </w:rPr>
               <w:t>0.021 to 0.070</w:t>
@@ -6474,26 +4347,16 @@
         </w:tc>
         <w:tc>
           <w:tcPr>
-            <w:tcW w:type="dxa" w:w="980"/>
-            <w:vAlign w:val="center"/>
-            <w:tcMar>
-              <w:top w:w="60" w:type="dxa"/>
-              <w:start w:w="80" w:type="dxa"/>
-              <w:bottom w:w="60" w:type="dxa"/>
-              <w:end w:w="80" w:type="dxa"/>
-            </w:tcMar>
+            <w:tcW w:type="dxa" w:w="942"/>
+            <w:vAlign w:val="top"/>
           </w:tcPr>
           <w:p>
             <w:pPr>
-              <w:spacing w:before="0" w:after="0" w:line="240" w:lineRule="auto"/>
+              <w:spacing w:after="0"/>
               <w:jc w:val="center"/>
             </w:pPr>
-            <w:r/>
             <w:r>
               <w:rPr>
-                <w:rFonts w:ascii="Calibri" w:hAnsi="Calibri"/>
-                <w:b w:val="0"/>
-                <w:color w:val="111111"/>
                 <w:sz w:val="13"/>
               </w:rPr>
               <w:t>3.64 cm</w:t>
@@ -6502,26 +4365,16 @@
         </w:tc>
         <w:tc>
           <w:tcPr>
-            <w:tcW w:type="dxa" w:w="829"/>
-            <w:vAlign w:val="center"/>
-            <w:tcMar>
-              <w:top w:w="60" w:type="dxa"/>
-              <w:start w:w="80" w:type="dxa"/>
-              <w:bottom w:w="60" w:type="dxa"/>
-              <w:end w:w="80" w:type="dxa"/>
-            </w:tcMar>
+            <w:tcW w:type="dxa" w:w="785"/>
+            <w:vAlign w:val="top"/>
           </w:tcPr>
           <w:p>
             <w:pPr>
-              <w:spacing w:before="0" w:after="0" w:line="240" w:lineRule="auto"/>
+              <w:spacing w:after="0"/>
               <w:jc w:val="center"/>
             </w:pPr>
-            <w:r/>
             <w:r>
               <w:rPr>
-                <w:rFonts w:ascii="Calibri" w:hAnsi="Calibri"/>
-                <w:b w:val="0"/>
-                <w:color w:val="111111"/>
                 <w:sz w:val="13"/>
               </w:rPr>
               <w:t>0.372</w:t>
@@ -6530,26 +4383,16 @@
         </w:tc>
         <w:tc>
           <w:tcPr>
-            <w:tcW w:type="dxa" w:w="829"/>
-            <w:vAlign w:val="center"/>
-            <w:tcMar>
-              <w:top w:w="60" w:type="dxa"/>
-              <w:start w:w="80" w:type="dxa"/>
-              <w:bottom w:w="60" w:type="dxa"/>
-              <w:end w:w="80" w:type="dxa"/>
-            </w:tcMar>
+            <w:tcW w:type="dxa" w:w="759"/>
+            <w:vAlign w:val="top"/>
           </w:tcPr>
           <w:p>
             <w:pPr>
-              <w:spacing w:before="0" w:after="0" w:line="240" w:lineRule="auto"/>
+              <w:spacing w:after="0"/>
               <w:jc w:val="center"/>
             </w:pPr>
-            <w:r/>
             <w:r>
               <w:rPr>
-                <w:rFonts w:ascii="Calibri" w:hAnsi="Calibri"/>
-                <w:b w:val="0"/>
-                <w:color w:val="111111"/>
                 <w:sz w:val="13"/>
               </w:rPr>
               <w:t>0.01</w:t>
@@ -6558,26 +4401,16 @@
         </w:tc>
         <w:tc>
           <w:tcPr>
-            <w:tcW w:type="dxa" w:w="1735"/>
-            <w:vAlign w:val="center"/>
-            <w:tcMar>
-              <w:top w:w="60" w:type="dxa"/>
-              <w:start w:w="80" w:type="dxa"/>
-              <w:bottom w:w="60" w:type="dxa"/>
-              <w:end w:w="80" w:type="dxa"/>
-            </w:tcMar>
+            <w:tcW w:type="dxa" w:w="2291"/>
+            <w:vAlign w:val="top"/>
           </w:tcPr>
           <w:p>
             <w:pPr>
-              <w:spacing w:before="0" w:after="0" w:line="240" w:lineRule="auto"/>
+              <w:spacing w:after="0"/>
               <w:jc w:val="left"/>
             </w:pPr>
-            <w:r/>
             <w:r>
               <w:rPr>
-                <w:rFonts w:ascii="Calibri" w:hAnsi="Calibri"/>
-                <w:b w:val="0"/>
-                <w:color w:val="111111"/>
                 <w:sz w:val="13"/>
               </w:rPr>
               <w:t>Similar to demographics-only; below imaging-only Ridge.</w:t>
@@ -6588,26 +4421,16 @@
       <w:tr>
         <w:tc>
           <w:tcPr>
-            <w:tcW w:type="dxa" w:w="1056"/>
-            <w:vAlign w:val="center"/>
-            <w:tcMar>
-              <w:top w:w="60" w:type="dxa"/>
-              <w:start w:w="80" w:type="dxa"/>
-              <w:bottom w:w="60" w:type="dxa"/>
-              <w:end w:w="80" w:type="dxa"/>
-            </w:tcMar>
+            <w:tcW w:type="dxa" w:w="785"/>
+            <w:vAlign w:val="top"/>
           </w:tcPr>
           <w:p>
             <w:pPr>
-              <w:spacing w:before="0" w:after="0" w:line="240" w:lineRule="auto"/>
+              <w:spacing w:after="0"/>
               <w:jc w:val="left"/>
             </w:pPr>
-            <w:r/>
             <w:r>
               <w:rPr>
-                <w:rFonts w:ascii="Calibri" w:hAnsi="Calibri"/>
-                <w:b w:val="0"/>
-                <w:color w:val="111111"/>
                 <w:sz w:val="13"/>
               </w:rPr>
               <w:t>TAPSE</w:t>
@@ -6616,26 +4439,16 @@
         </w:tc>
         <w:tc>
           <w:tcPr>
-            <w:tcW w:type="dxa" w:w="1659"/>
-            <w:vAlign w:val="center"/>
-            <w:tcMar>
-              <w:top w:w="60" w:type="dxa"/>
-              <w:start w:w="80" w:type="dxa"/>
-              <w:bottom w:w="60" w:type="dxa"/>
-              <w:end w:w="80" w:type="dxa"/>
-            </w:tcMar>
+            <w:tcW w:type="dxa" w:w="1676"/>
+            <w:vAlign w:val="top"/>
           </w:tcPr>
           <w:p>
             <w:pPr>
-              <w:spacing w:before="0" w:after="0" w:line="240" w:lineRule="auto"/>
+              <w:spacing w:after="0"/>
               <w:jc w:val="left"/>
             </w:pPr>
-            <w:r/>
             <w:r>
               <w:rPr>
-                <w:rFonts w:ascii="Calibri" w:hAnsi="Calibri"/>
-                <w:b w:val="0"/>
-                <w:color w:val="111111"/>
                 <w:sz w:val="13"/>
               </w:rPr>
               <w:t>Demographics-only Ridge</w:t>
@@ -6644,26 +4457,16 @@
         </w:tc>
         <w:tc>
           <w:tcPr>
-            <w:tcW w:type="dxa" w:w="678"/>
-            <w:vAlign w:val="center"/>
-            <w:tcMar>
-              <w:top w:w="60" w:type="dxa"/>
-              <w:start w:w="80" w:type="dxa"/>
-              <w:bottom w:w="60" w:type="dxa"/>
-              <w:end w:w="80" w:type="dxa"/>
-            </w:tcMar>
+            <w:tcW w:type="dxa" w:w="628"/>
+            <w:vAlign w:val="top"/>
           </w:tcPr>
           <w:p>
             <w:pPr>
-              <w:spacing w:before="0" w:after="0" w:line="240" w:lineRule="auto"/>
+              <w:spacing w:after="0"/>
               <w:jc w:val="center"/>
             </w:pPr>
-            <w:r/>
             <w:r>
               <w:rPr>
-                <w:rFonts w:ascii="Calibri" w:hAnsi="Calibri"/>
-                <w:b w:val="0"/>
-                <w:color w:val="111111"/>
                 <w:sz w:val="13"/>
               </w:rPr>
               <w:t>160</w:t>
@@ -6672,54 +4475,34 @@
         </w:tc>
         <w:tc>
           <w:tcPr>
-            <w:tcW w:type="dxa" w:w="1735"/>
-            <w:vAlign w:val="center"/>
-            <w:tcMar>
-              <w:top w:w="60" w:type="dxa"/>
-              <w:start w:w="80" w:type="dxa"/>
-              <w:bottom w:w="60" w:type="dxa"/>
-              <w:end w:w="80" w:type="dxa"/>
-            </w:tcMar>
+            <w:tcW w:type="dxa" w:w="1833"/>
+            <w:vAlign w:val="top"/>
           </w:tcPr>
           <w:p>
             <w:pPr>
-              <w:spacing w:before="0" w:after="0" w:line="240" w:lineRule="auto"/>
+              <w:spacing w:after="0"/>
               <w:jc w:val="left"/>
             </w:pPr>
-            <w:r/>
             <w:r>
               <w:rPr>
-                <w:rFonts w:ascii="Calibri" w:hAnsi="Calibri"/>
-                <w:b w:val="0"/>
-                <w:color w:val="111111"/>
                 <w:sz w:val="13"/>
               </w:rPr>
-              <w:t>age_at_echo_approx; sex</w:t>
+              <w:t>Age at echo (approx.); sex</w:t>
             </w:r>
           </w:p>
         </w:tc>
         <w:tc>
           <w:tcPr>
-            <w:tcW w:type="dxa" w:w="829"/>
-            <w:vAlign w:val="center"/>
-            <w:tcMar>
-              <w:top w:w="60" w:type="dxa"/>
-              <w:start w:w="80" w:type="dxa"/>
-              <w:bottom w:w="60" w:type="dxa"/>
-              <w:end w:w="80" w:type="dxa"/>
-            </w:tcMar>
+            <w:tcW w:type="dxa" w:w="812"/>
+            <w:vAlign w:val="top"/>
           </w:tcPr>
           <w:p>
             <w:pPr>
-              <w:spacing w:before="0" w:after="0" w:line="240" w:lineRule="auto"/>
+              <w:spacing w:after="0"/>
               <w:jc w:val="center"/>
             </w:pPr>
-            <w:r/>
             <w:r>
               <w:rPr>
-                <w:rFonts w:ascii="Calibri" w:hAnsi="Calibri"/>
-                <w:b w:val="0"/>
-                <w:color w:val="111111"/>
                 <w:sz w:val="13"/>
               </w:rPr>
               <w:t>3.79 mm</w:t>
@@ -6728,26 +4511,16 @@
         </w:tc>
         <w:tc>
           <w:tcPr>
-            <w:tcW w:type="dxa" w:w="935"/>
-            <w:vAlign w:val="center"/>
-            <w:tcMar>
-              <w:top w:w="60" w:type="dxa"/>
-              <w:start w:w="80" w:type="dxa"/>
-              <w:bottom w:w="60" w:type="dxa"/>
-              <w:end w:w="80" w:type="dxa"/>
-            </w:tcMar>
+            <w:tcW w:type="dxa" w:w="916"/>
+            <w:vAlign w:val="top"/>
           </w:tcPr>
           <w:p>
             <w:pPr>
-              <w:spacing w:before="0" w:after="0" w:line="240" w:lineRule="auto"/>
+              <w:spacing w:after="0"/>
               <w:jc w:val="center"/>
             </w:pPr>
-            <w:r/>
             <w:r>
               <w:rPr>
-                <w:rFonts w:ascii="Calibri" w:hAnsi="Calibri"/>
-                <w:b w:val="0"/>
-                <w:color w:val="111111"/>
                 <w:sz w:val="13"/>
               </w:rPr>
               <w:t>3.80 mm</w:t>
@@ -6756,26 +4529,16 @@
         </w:tc>
         <w:tc>
           <w:tcPr>
-            <w:tcW w:type="dxa" w:w="1237"/>
-            <w:vAlign w:val="center"/>
-            <w:tcMar>
-              <w:top w:w="60" w:type="dxa"/>
-              <w:start w:w="80" w:type="dxa"/>
-              <w:bottom w:w="60" w:type="dxa"/>
-              <w:end w:w="80" w:type="dxa"/>
-            </w:tcMar>
+            <w:tcW w:type="dxa" w:w="1126"/>
+            <w:vAlign w:val="top"/>
           </w:tcPr>
           <w:p>
             <w:pPr>
-              <w:spacing w:before="0" w:after="0" w:line="240" w:lineRule="auto"/>
+              <w:spacing w:after="0"/>
               <w:jc w:val="center"/>
             </w:pPr>
-            <w:r/>
             <w:r>
               <w:rPr>
-                <w:rFonts w:ascii="Calibri" w:hAnsi="Calibri"/>
-                <w:b w:val="0"/>
-                <w:color w:val="111111"/>
                 <w:sz w:val="13"/>
               </w:rPr>
               <w:t>3.36 to 4.24 mm</w:t>
@@ -6784,26 +4547,16 @@
         </w:tc>
         <w:tc>
           <w:tcPr>
-            <w:tcW w:type="dxa" w:w="829"/>
-            <w:vAlign w:val="center"/>
-            <w:tcMar>
-              <w:top w:w="60" w:type="dxa"/>
-              <w:start w:w="80" w:type="dxa"/>
-              <w:bottom w:w="60" w:type="dxa"/>
-              <w:end w:w="80" w:type="dxa"/>
-            </w:tcMar>
+            <w:tcW w:type="dxa" w:w="785"/>
+            <w:vAlign w:val="top"/>
           </w:tcPr>
           <w:p>
             <w:pPr>
-              <w:spacing w:before="0" w:after="0" w:line="240" w:lineRule="auto"/>
+              <w:spacing w:after="0"/>
               <w:jc w:val="center"/>
             </w:pPr>
-            <w:r/>
             <w:r>
               <w:rPr>
-                <w:rFonts w:ascii="Calibri" w:hAnsi="Calibri"/>
-                <w:b w:val="0"/>
-                <w:color w:val="111111"/>
                 <w:sz w:val="13"/>
               </w:rPr>
               <w:t>-0.024</w:t>
@@ -6812,26 +4565,16 @@
         </w:tc>
         <w:tc>
           <w:tcPr>
-            <w:tcW w:type="dxa" w:w="1206"/>
-            <w:vAlign w:val="center"/>
-            <w:tcMar>
-              <w:top w:w="60" w:type="dxa"/>
-              <w:start w:w="80" w:type="dxa"/>
-              <w:bottom w:w="60" w:type="dxa"/>
-              <w:end w:w="80" w:type="dxa"/>
-            </w:tcMar>
+            <w:tcW w:type="dxa" w:w="1126"/>
+            <w:vAlign w:val="top"/>
           </w:tcPr>
           <w:p>
             <w:pPr>
-              <w:spacing w:before="0" w:after="0" w:line="240" w:lineRule="auto"/>
+              <w:spacing w:after="0"/>
               <w:jc w:val="center"/>
             </w:pPr>
-            <w:r/>
             <w:r>
               <w:rPr>
-                <w:rFonts w:ascii="Calibri" w:hAnsi="Calibri"/>
-                <w:b w:val="0"/>
-                <w:color w:val="111111"/>
                 <w:sz w:val="13"/>
               </w:rPr>
               <w:t>-0.095 to 0.020</w:t>
@@ -6840,26 +4583,16 @@
         </w:tc>
         <w:tc>
           <w:tcPr>
-            <w:tcW w:type="dxa" w:w="980"/>
-            <w:vAlign w:val="center"/>
-            <w:tcMar>
-              <w:top w:w="60" w:type="dxa"/>
-              <w:start w:w="80" w:type="dxa"/>
-              <w:bottom w:w="60" w:type="dxa"/>
-              <w:end w:w="80" w:type="dxa"/>
-            </w:tcMar>
+            <w:tcW w:type="dxa" w:w="942"/>
+            <w:vAlign w:val="top"/>
           </w:tcPr>
           <w:p>
             <w:pPr>
-              <w:spacing w:before="0" w:after="0" w:line="240" w:lineRule="auto"/>
+              <w:spacing w:after="0"/>
               <w:jc w:val="center"/>
             </w:pPr>
-            <w:r/>
             <w:r>
               <w:rPr>
-                <w:rFonts w:ascii="Calibri" w:hAnsi="Calibri"/>
-                <w:b w:val="0"/>
-                <w:color w:val="111111"/>
                 <w:sz w:val="13"/>
               </w:rPr>
               <w:t>3.17 mm</w:t>
@@ -6868,26 +4601,16 @@
         </w:tc>
         <w:tc>
           <w:tcPr>
-            <w:tcW w:type="dxa" w:w="829"/>
-            <w:vAlign w:val="center"/>
-            <w:tcMar>
-              <w:top w:w="60" w:type="dxa"/>
-              <w:start w:w="80" w:type="dxa"/>
-              <w:bottom w:w="60" w:type="dxa"/>
-              <w:end w:w="80" w:type="dxa"/>
-            </w:tcMar>
+            <w:tcW w:type="dxa" w:w="785"/>
+            <w:vAlign w:val="top"/>
           </w:tcPr>
           <w:p>
             <w:pPr>
-              <w:spacing w:before="0" w:after="0" w:line="240" w:lineRule="auto"/>
+              <w:spacing w:after="0"/>
               <w:jc w:val="center"/>
             </w:pPr>
-            <w:r/>
             <w:r>
               <w:rPr>
-                <w:rFonts w:ascii="Calibri" w:hAnsi="Calibri"/>
-                <w:b w:val="0"/>
-                <w:color w:val="111111"/>
                 <w:sz w:val="13"/>
               </w:rPr>
               <w:t>0.284</w:t>
@@ -6896,26 +4619,16 @@
         </w:tc>
         <w:tc>
           <w:tcPr>
-            <w:tcW w:type="dxa" w:w="829"/>
-            <w:vAlign w:val="center"/>
-            <w:tcMar>
-              <w:top w:w="60" w:type="dxa"/>
-              <w:start w:w="80" w:type="dxa"/>
-              <w:bottom w:w="60" w:type="dxa"/>
-              <w:end w:w="80" w:type="dxa"/>
-            </w:tcMar>
+            <w:tcW w:type="dxa" w:w="759"/>
+            <w:vAlign w:val="top"/>
           </w:tcPr>
           <w:p>
             <w:pPr>
-              <w:spacing w:before="0" w:after="0" w:line="240" w:lineRule="auto"/>
+              <w:spacing w:after="0"/>
               <w:jc w:val="center"/>
             </w:pPr>
-            <w:r/>
             <w:r>
               <w:rPr>
-                <w:rFonts w:ascii="Calibri" w:hAnsi="Calibri"/>
-                <w:b w:val="0"/>
-                <w:color w:val="111111"/>
                 <w:sz w:val="13"/>
               </w:rPr>
               <w:t>0.01</w:t>
@@ -6924,26 +4637,16 @@
         </w:tc>
         <w:tc>
           <w:tcPr>
-            <w:tcW w:type="dxa" w:w="1735"/>
-            <w:vAlign w:val="center"/>
-            <w:tcMar>
-              <w:top w:w="60" w:type="dxa"/>
-              <w:start w:w="80" w:type="dxa"/>
-              <w:bottom w:w="60" w:type="dxa"/>
-              <w:end w:w="80" w:type="dxa"/>
-            </w:tcMar>
+            <w:tcW w:type="dxa" w:w="2291"/>
+            <w:vAlign w:val="top"/>
           </w:tcPr>
           <w:p>
             <w:pPr>
-              <w:spacing w:before="0" w:after="0" w:line="240" w:lineRule="auto"/>
+              <w:spacing w:after="0"/>
               <w:jc w:val="left"/>
             </w:pPr>
-            <w:r/>
             <w:r>
               <w:rPr>
-                <w:rFonts w:ascii="Calibri" w:hAnsi="Calibri"/>
-                <w:b w:val="0"/>
-                <w:color w:val="111111"/>
                 <w:sz w:val="13"/>
               </w:rPr>
               <w:t>Performed near null; below imaging-only Ridge.</w:t>
@@ -6954,26 +4657,16 @@
       <w:tr>
         <w:tc>
           <w:tcPr>
-            <w:tcW w:type="dxa" w:w="1056"/>
-            <w:vAlign w:val="center"/>
-            <w:tcMar>
-              <w:top w:w="60" w:type="dxa"/>
-              <w:start w:w="80" w:type="dxa"/>
-              <w:bottom w:w="60" w:type="dxa"/>
-              <w:end w:w="80" w:type="dxa"/>
-            </w:tcMar>
+            <w:tcW w:type="dxa" w:w="785"/>
+            <w:vAlign w:val="top"/>
           </w:tcPr>
           <w:p>
             <w:pPr>
-              <w:spacing w:before="0" w:after="0" w:line="240" w:lineRule="auto"/>
+              <w:spacing w:after="0"/>
               <w:jc w:val="left"/>
             </w:pPr>
-            <w:r/>
             <w:r>
               <w:rPr>
-                <w:rFonts w:ascii="Calibri" w:hAnsi="Calibri"/>
-                <w:b w:val="0"/>
-                <w:color w:val="111111"/>
                 <w:sz w:val="13"/>
               </w:rPr>
               <w:t>TAPSE</w:t>
@@ -6982,26 +4675,16 @@
         </w:tc>
         <w:tc>
           <w:tcPr>
-            <w:tcW w:type="dxa" w:w="1659"/>
-            <w:vAlign w:val="center"/>
-            <w:tcMar>
-              <w:top w:w="60" w:type="dxa"/>
-              <w:start w:w="80" w:type="dxa"/>
-              <w:bottom w:w="60" w:type="dxa"/>
-              <w:end w:w="80" w:type="dxa"/>
-            </w:tcMar>
+            <w:tcW w:type="dxa" w:w="1676"/>
+            <w:vAlign w:val="top"/>
           </w:tcPr>
           <w:p>
             <w:pPr>
-              <w:spacing w:before="0" w:after="0" w:line="240" w:lineRule="auto"/>
+              <w:spacing w:after="0"/>
               <w:jc w:val="left"/>
             </w:pPr>
-            <w:r/>
             <w:r>
               <w:rPr>
-                <w:rFonts w:ascii="Calibri" w:hAnsi="Calibri"/>
-                <w:b w:val="0"/>
-                <w:color w:val="111111"/>
                 <w:sz w:val="13"/>
               </w:rPr>
               <w:t>Study/acquisition metadata Ridge</w:t>
@@ -7010,26 +4693,16 @@
         </w:tc>
         <w:tc>
           <w:tcPr>
-            <w:tcW w:type="dxa" w:w="678"/>
-            <w:vAlign w:val="center"/>
-            <w:tcMar>
-              <w:top w:w="60" w:type="dxa"/>
-              <w:start w:w="80" w:type="dxa"/>
-              <w:bottom w:w="60" w:type="dxa"/>
-              <w:end w:w="80" w:type="dxa"/>
-            </w:tcMar>
+            <w:tcW w:type="dxa" w:w="628"/>
+            <w:vAlign w:val="top"/>
           </w:tcPr>
           <w:p>
             <w:pPr>
-              <w:spacing w:before="0" w:after="0" w:line="240" w:lineRule="auto"/>
+              <w:spacing w:after="0"/>
               <w:jc w:val="center"/>
             </w:pPr>
-            <w:r/>
             <w:r>
               <w:rPr>
-                <w:rFonts w:ascii="Calibri" w:hAnsi="Calibri"/>
-                <w:b w:val="0"/>
-                <w:color w:val="111111"/>
                 <w:sz w:val="13"/>
               </w:rPr>
               <w:t>160</w:t>
@@ -7038,54 +4711,34 @@
         </w:tc>
         <w:tc>
           <w:tcPr>
-            <w:tcW w:type="dxa" w:w="1735"/>
-            <w:vAlign w:val="center"/>
-            <w:tcMar>
-              <w:top w:w="60" w:type="dxa"/>
-              <w:start w:w="80" w:type="dxa"/>
-              <w:bottom w:w="60" w:type="dxa"/>
-              <w:end w:w="80" w:type="dxa"/>
-            </w:tcMar>
+            <w:tcW w:type="dxa" w:w="1833"/>
+            <w:vAlign w:val="top"/>
           </w:tcPr>
           <w:p>
             <w:pPr>
-              <w:spacing w:before="0" w:after="0" w:line="240" w:lineRule="auto"/>
+              <w:spacing w:after="0"/>
               <w:jc w:val="left"/>
             </w:pPr>
-            <w:r/>
             <w:r>
               <w:rPr>
-                <w:rFonts w:ascii="Calibri" w:hAnsi="Calibri"/>
-                <w:b w:val="0"/>
-                <w:color w:val="111111"/>
                 <w:sz w:val="13"/>
               </w:rPr>
-              <w:t>n_clips; n_dicoms</w:t>
+              <w:t>Embedded clips; DICOMs</w:t>
             </w:r>
           </w:p>
         </w:tc>
         <w:tc>
           <w:tcPr>
-            <w:tcW w:type="dxa" w:w="829"/>
-            <w:vAlign w:val="center"/>
-            <w:tcMar>
-              <w:top w:w="60" w:type="dxa"/>
-              <w:start w:w="80" w:type="dxa"/>
-              <w:bottom w:w="60" w:type="dxa"/>
-              <w:end w:w="80" w:type="dxa"/>
-            </w:tcMar>
+            <w:tcW w:type="dxa" w:w="812"/>
+            <w:vAlign w:val="top"/>
           </w:tcPr>
           <w:p>
             <w:pPr>
-              <w:spacing w:before="0" w:after="0" w:line="240" w:lineRule="auto"/>
+              <w:spacing w:after="0"/>
               <w:jc w:val="center"/>
             </w:pPr>
-            <w:r/>
             <w:r>
               <w:rPr>
-                <w:rFonts w:ascii="Calibri" w:hAnsi="Calibri"/>
-                <w:b w:val="0"/>
-                <w:color w:val="111111"/>
                 <w:sz w:val="13"/>
               </w:rPr>
               <w:t>3.79 mm</w:t>
@@ -7094,26 +4747,16 @@
         </w:tc>
         <w:tc>
           <w:tcPr>
-            <w:tcW w:type="dxa" w:w="935"/>
-            <w:vAlign w:val="center"/>
-            <w:tcMar>
-              <w:top w:w="60" w:type="dxa"/>
-              <w:start w:w="80" w:type="dxa"/>
-              <w:bottom w:w="60" w:type="dxa"/>
-              <w:end w:w="80" w:type="dxa"/>
-            </w:tcMar>
+            <w:tcW w:type="dxa" w:w="916"/>
+            <w:vAlign w:val="top"/>
           </w:tcPr>
           <w:p>
             <w:pPr>
-              <w:spacing w:before="0" w:after="0" w:line="240" w:lineRule="auto"/>
+              <w:spacing w:after="0"/>
               <w:jc w:val="center"/>
             </w:pPr>
-            <w:r/>
             <w:r>
               <w:rPr>
-                <w:rFonts w:ascii="Calibri" w:hAnsi="Calibri"/>
-                <w:b w:val="0"/>
-                <w:color w:val="111111"/>
                 <w:sz w:val="13"/>
               </w:rPr>
               <w:t>3.77 mm</w:t>
@@ -7122,26 +4765,16 @@
         </w:tc>
         <w:tc>
           <w:tcPr>
-            <w:tcW w:type="dxa" w:w="1237"/>
-            <w:vAlign w:val="center"/>
-            <w:tcMar>
-              <w:top w:w="60" w:type="dxa"/>
-              <w:start w:w="80" w:type="dxa"/>
-              <w:bottom w:w="60" w:type="dxa"/>
-              <w:end w:w="80" w:type="dxa"/>
-            </w:tcMar>
+            <w:tcW w:type="dxa" w:w="1126"/>
+            <w:vAlign w:val="top"/>
           </w:tcPr>
           <w:p>
             <w:pPr>
-              <w:spacing w:before="0" w:after="0" w:line="240" w:lineRule="auto"/>
+              <w:spacing w:after="0"/>
               <w:jc w:val="center"/>
             </w:pPr>
-            <w:r/>
             <w:r>
               <w:rPr>
-                <w:rFonts w:ascii="Calibri" w:hAnsi="Calibri"/>
-                <w:b w:val="0"/>
-                <w:color w:val="111111"/>
                 <w:sz w:val="13"/>
               </w:rPr>
               <w:t>3.35 to 4.19 mm</w:t>
@@ -7150,26 +4783,16 @@
         </w:tc>
         <w:tc>
           <w:tcPr>
-            <w:tcW w:type="dxa" w:w="829"/>
-            <w:vAlign w:val="center"/>
-            <w:tcMar>
-              <w:top w:w="60" w:type="dxa"/>
-              <w:start w:w="80" w:type="dxa"/>
-              <w:bottom w:w="60" w:type="dxa"/>
-              <w:end w:w="80" w:type="dxa"/>
-            </w:tcMar>
+            <w:tcW w:type="dxa" w:w="785"/>
+            <w:vAlign w:val="top"/>
           </w:tcPr>
           <w:p>
             <w:pPr>
-              <w:spacing w:before="0" w:after="0" w:line="240" w:lineRule="auto"/>
+              <w:spacing w:after="0"/>
               <w:jc w:val="center"/>
             </w:pPr>
-            <w:r/>
             <w:r>
               <w:rPr>
-                <w:rFonts w:ascii="Calibri" w:hAnsi="Calibri"/>
-                <w:b w:val="0"/>
-                <w:color w:val="111111"/>
                 <w:sz w:val="13"/>
               </w:rPr>
               <w:t>0.0004</w:t>
@@ -7178,26 +4801,16 @@
         </w:tc>
         <w:tc>
           <w:tcPr>
-            <w:tcW w:type="dxa" w:w="1206"/>
-            <w:vAlign w:val="center"/>
-            <w:tcMar>
-              <w:top w:w="60" w:type="dxa"/>
-              <w:start w:w="80" w:type="dxa"/>
-              <w:bottom w:w="60" w:type="dxa"/>
-              <w:end w:w="80" w:type="dxa"/>
-            </w:tcMar>
+            <w:tcW w:type="dxa" w:w="1126"/>
+            <w:vAlign w:val="top"/>
           </w:tcPr>
           <w:p>
             <w:pPr>
-              <w:spacing w:before="0" w:after="0" w:line="240" w:lineRule="auto"/>
+              <w:spacing w:after="0"/>
               <w:jc w:val="center"/>
             </w:pPr>
-            <w:r/>
             <w:r>
               <w:rPr>
-                <w:rFonts w:ascii="Calibri" w:hAnsi="Calibri"/>
-                <w:b w:val="0"/>
-                <w:color w:val="111111"/>
                 <w:sz w:val="13"/>
               </w:rPr>
               <w:t>-0.046 to 0.012</w:t>
@@ -7206,26 +4819,16 @@
         </w:tc>
         <w:tc>
           <w:tcPr>
-            <w:tcW w:type="dxa" w:w="980"/>
-            <w:vAlign w:val="center"/>
-            <w:tcMar>
-              <w:top w:w="60" w:type="dxa"/>
-              <w:start w:w="80" w:type="dxa"/>
-              <w:bottom w:w="60" w:type="dxa"/>
-              <w:end w:w="80" w:type="dxa"/>
-            </w:tcMar>
+            <w:tcW w:type="dxa" w:w="942"/>
+            <w:vAlign w:val="top"/>
           </w:tcPr>
           <w:p>
             <w:pPr>
-              <w:spacing w:before="0" w:after="0" w:line="240" w:lineRule="auto"/>
+              <w:spacing w:after="0"/>
               <w:jc w:val="center"/>
             </w:pPr>
-            <w:r/>
             <w:r>
               <w:rPr>
-                <w:rFonts w:ascii="Calibri" w:hAnsi="Calibri"/>
-                <w:b w:val="0"/>
-                <w:color w:val="111111"/>
                 <w:sz w:val="13"/>
               </w:rPr>
               <w:t>3.17 mm</w:t>
@@ -7234,26 +4837,16 @@
         </w:tc>
         <w:tc>
           <w:tcPr>
-            <w:tcW w:type="dxa" w:w="829"/>
-            <w:vAlign w:val="center"/>
-            <w:tcMar>
-              <w:top w:w="60" w:type="dxa"/>
-              <w:start w:w="80" w:type="dxa"/>
-              <w:bottom w:w="60" w:type="dxa"/>
-              <w:end w:w="80" w:type="dxa"/>
-            </w:tcMar>
+            <w:tcW w:type="dxa" w:w="785"/>
+            <w:vAlign w:val="top"/>
           </w:tcPr>
           <w:p>
             <w:pPr>
-              <w:spacing w:before="0" w:after="0" w:line="240" w:lineRule="auto"/>
+              <w:spacing w:after="0"/>
               <w:jc w:val="center"/>
             </w:pPr>
-            <w:r/>
             <w:r>
               <w:rPr>
-                <w:rFonts w:ascii="Calibri" w:hAnsi="Calibri"/>
-                <w:b w:val="0"/>
-                <w:color w:val="111111"/>
                 <w:sz w:val="13"/>
               </w:rPr>
               <w:t>0.284</w:t>
@@ -7262,26 +4855,16 @@
         </w:tc>
         <w:tc>
           <w:tcPr>
-            <w:tcW w:type="dxa" w:w="829"/>
-            <w:vAlign w:val="center"/>
-            <w:tcMar>
-              <w:top w:w="60" w:type="dxa"/>
-              <w:start w:w="80" w:type="dxa"/>
-              <w:bottom w:w="60" w:type="dxa"/>
-              <w:end w:w="80" w:type="dxa"/>
-            </w:tcMar>
+            <w:tcW w:type="dxa" w:w="759"/>
+            <w:vAlign w:val="top"/>
           </w:tcPr>
           <w:p>
             <w:pPr>
-              <w:spacing w:before="0" w:after="0" w:line="240" w:lineRule="auto"/>
+              <w:spacing w:after="0"/>
               <w:jc w:val="center"/>
             </w:pPr>
-            <w:r/>
             <w:r>
               <w:rPr>
-                <w:rFonts w:ascii="Calibri" w:hAnsi="Calibri"/>
-                <w:b w:val="0"/>
-                <w:color w:val="111111"/>
                 <w:sz w:val="13"/>
               </w:rPr>
               <w:t>100</w:t>
@@ -7290,26 +4873,16 @@
         </w:tc>
         <w:tc>
           <w:tcPr>
-            <w:tcW w:type="dxa" w:w="1735"/>
-            <w:vAlign w:val="center"/>
-            <w:tcMar>
-              <w:top w:w="60" w:type="dxa"/>
-              <w:start w:w="80" w:type="dxa"/>
-              <w:bottom w:w="60" w:type="dxa"/>
-              <w:end w:w="80" w:type="dxa"/>
-            </w:tcMar>
+            <w:tcW w:type="dxa" w:w="2291"/>
+            <w:vAlign w:val="top"/>
           </w:tcPr>
           <w:p>
             <w:pPr>
-              <w:spacing w:before="0" w:after="0" w:line="240" w:lineRule="auto"/>
+              <w:spacing w:after="0"/>
               <w:jc w:val="left"/>
             </w:pPr>
-            <w:r/>
             <w:r>
               <w:rPr>
-                <w:rFonts w:ascii="Calibri" w:hAnsi="Calibri"/>
-                <w:b w:val="0"/>
-                <w:color w:val="111111"/>
                 <w:sz w:val="13"/>
               </w:rPr>
               <w:t>Metadata-only baseline performed near null.</w:t>
@@ -7320,26 +4893,16 @@
       <w:tr>
         <w:tc>
           <w:tcPr>
-            <w:tcW w:type="dxa" w:w="1056"/>
-            <w:vAlign w:val="center"/>
-            <w:tcMar>
-              <w:top w:w="60" w:type="dxa"/>
-              <w:start w:w="80" w:type="dxa"/>
-              <w:bottom w:w="60" w:type="dxa"/>
-              <w:end w:w="80" w:type="dxa"/>
-            </w:tcMar>
+            <w:tcW w:type="dxa" w:w="785"/>
+            <w:vAlign w:val="top"/>
           </w:tcPr>
           <w:p>
             <w:pPr>
-              <w:spacing w:before="0" w:after="0" w:line="240" w:lineRule="auto"/>
+              <w:spacing w:after="0"/>
               <w:jc w:val="left"/>
             </w:pPr>
-            <w:r/>
             <w:r>
               <w:rPr>
-                <w:rFonts w:ascii="Calibri" w:hAnsi="Calibri"/>
-                <w:b w:val="0"/>
-                <w:color w:val="111111"/>
                 <w:sz w:val="13"/>
               </w:rPr>
               <w:t>TAPSE</w:t>
@@ -7348,26 +4911,16 @@
         </w:tc>
         <w:tc>
           <w:tcPr>
-            <w:tcW w:type="dxa" w:w="1659"/>
-            <w:vAlign w:val="center"/>
-            <w:tcMar>
-              <w:top w:w="60" w:type="dxa"/>
-              <w:start w:w="80" w:type="dxa"/>
-              <w:bottom w:w="60" w:type="dxa"/>
-              <w:end w:w="80" w:type="dxa"/>
-            </w:tcMar>
+            <w:tcW w:type="dxa" w:w="1676"/>
+            <w:vAlign w:val="top"/>
           </w:tcPr>
           <w:p>
             <w:pPr>
-              <w:spacing w:before="0" w:after="0" w:line="240" w:lineRule="auto"/>
+              <w:spacing w:after="0"/>
               <w:jc w:val="left"/>
             </w:pPr>
-            <w:r/>
             <w:r>
               <w:rPr>
-                <w:rFonts w:ascii="Calibri" w:hAnsi="Calibri"/>
-                <w:b w:val="0"/>
-                <w:color w:val="111111"/>
                 <w:sz w:val="13"/>
               </w:rPr>
               <w:t>Demographics + study/acquisition metadata Ridge</w:t>
@@ -7376,26 +4929,16 @@
         </w:tc>
         <w:tc>
           <w:tcPr>
-            <w:tcW w:type="dxa" w:w="678"/>
-            <w:vAlign w:val="center"/>
-            <w:tcMar>
-              <w:top w:w="60" w:type="dxa"/>
-              <w:start w:w="80" w:type="dxa"/>
-              <w:bottom w:w="60" w:type="dxa"/>
-              <w:end w:w="80" w:type="dxa"/>
-            </w:tcMar>
+            <w:tcW w:type="dxa" w:w="628"/>
+            <w:vAlign w:val="top"/>
           </w:tcPr>
           <w:p>
             <w:pPr>
-              <w:spacing w:before="0" w:after="0" w:line="240" w:lineRule="auto"/>
+              <w:spacing w:after="0"/>
               <w:jc w:val="center"/>
             </w:pPr>
-            <w:r/>
             <w:r>
               <w:rPr>
-                <w:rFonts w:ascii="Calibri" w:hAnsi="Calibri"/>
-                <w:b w:val="0"/>
-                <w:color w:val="111111"/>
                 <w:sz w:val="13"/>
               </w:rPr>
               <w:t>160</w:t>
@@ -7404,54 +4947,34 @@
         </w:tc>
         <w:tc>
           <w:tcPr>
-            <w:tcW w:type="dxa" w:w="1735"/>
-            <w:vAlign w:val="center"/>
-            <w:tcMar>
-              <w:top w:w="60" w:type="dxa"/>
-              <w:start w:w="80" w:type="dxa"/>
-              <w:bottom w:w="60" w:type="dxa"/>
-              <w:end w:w="80" w:type="dxa"/>
-            </w:tcMar>
+            <w:tcW w:type="dxa" w:w="1833"/>
+            <w:vAlign w:val="top"/>
           </w:tcPr>
           <w:p>
             <w:pPr>
-              <w:spacing w:before="0" w:after="0" w:line="240" w:lineRule="auto"/>
+              <w:spacing w:after="0"/>
               <w:jc w:val="left"/>
             </w:pPr>
-            <w:r/>
             <w:r>
               <w:rPr>
-                <w:rFonts w:ascii="Calibri" w:hAnsi="Calibri"/>
-                <w:b w:val="0"/>
-                <w:color w:val="111111"/>
                 <w:sz w:val="13"/>
               </w:rPr>
-              <w:t>age_at_echo_approx; sex; n_clips; n_dicoms</w:t>
+              <w:t>Age at echo (approx.); sex; embedded clips; DICOMs</w:t>
             </w:r>
           </w:p>
         </w:tc>
         <w:tc>
           <w:tcPr>
-            <w:tcW w:type="dxa" w:w="829"/>
-            <w:vAlign w:val="center"/>
-            <w:tcMar>
-              <w:top w:w="60" w:type="dxa"/>
-              <w:start w:w="80" w:type="dxa"/>
-              <w:bottom w:w="60" w:type="dxa"/>
-              <w:end w:w="80" w:type="dxa"/>
-            </w:tcMar>
+            <w:tcW w:type="dxa" w:w="812"/>
+            <w:vAlign w:val="top"/>
           </w:tcPr>
           <w:p>
             <w:pPr>
-              <w:spacing w:before="0" w:after="0" w:line="240" w:lineRule="auto"/>
+              <w:spacing w:after="0"/>
               <w:jc w:val="center"/>
             </w:pPr>
-            <w:r/>
             <w:r>
               <w:rPr>
-                <w:rFonts w:ascii="Calibri" w:hAnsi="Calibri"/>
-                <w:b w:val="0"/>
-                <w:color w:val="111111"/>
                 <w:sz w:val="13"/>
               </w:rPr>
               <w:t>3.79 mm</w:t>
@@ -7460,26 +4983,16 @@
         </w:tc>
         <w:tc>
           <w:tcPr>
-            <w:tcW w:type="dxa" w:w="935"/>
-            <w:vAlign w:val="center"/>
-            <w:tcMar>
-              <w:top w:w="60" w:type="dxa"/>
-              <w:start w:w="80" w:type="dxa"/>
-              <w:bottom w:w="60" w:type="dxa"/>
-              <w:end w:w="80" w:type="dxa"/>
-            </w:tcMar>
+            <w:tcW w:type="dxa" w:w="916"/>
+            <w:vAlign w:val="top"/>
           </w:tcPr>
           <w:p>
             <w:pPr>
-              <w:spacing w:before="0" w:after="0" w:line="240" w:lineRule="auto"/>
+              <w:spacing w:after="0"/>
               <w:jc w:val="center"/>
             </w:pPr>
-            <w:r/>
             <w:r>
               <w:rPr>
-                <w:rFonts w:ascii="Calibri" w:hAnsi="Calibri"/>
-                <w:b w:val="0"/>
-                <w:color w:val="111111"/>
                 <w:sz w:val="13"/>
               </w:rPr>
               <w:t>3.79 mm</w:t>
@@ -7488,26 +5001,16 @@
         </w:tc>
         <w:tc>
           <w:tcPr>
-            <w:tcW w:type="dxa" w:w="1237"/>
-            <w:vAlign w:val="center"/>
-            <w:tcMar>
-              <w:top w:w="60" w:type="dxa"/>
-              <w:start w:w="80" w:type="dxa"/>
-              <w:bottom w:w="60" w:type="dxa"/>
-              <w:end w:w="80" w:type="dxa"/>
-            </w:tcMar>
+            <w:tcW w:type="dxa" w:w="1126"/>
+            <w:vAlign w:val="top"/>
           </w:tcPr>
           <w:p>
             <w:pPr>
-              <w:spacing w:before="0" w:after="0" w:line="240" w:lineRule="auto"/>
+              <w:spacing w:after="0"/>
               <w:jc w:val="center"/>
             </w:pPr>
-            <w:r/>
             <w:r>
               <w:rPr>
-                <w:rFonts w:ascii="Calibri" w:hAnsi="Calibri"/>
-                <w:b w:val="0"/>
-                <w:color w:val="111111"/>
                 <w:sz w:val="13"/>
               </w:rPr>
               <w:t>3.37 to 4.22 mm</w:t>
@@ -7516,26 +5019,16 @@
         </w:tc>
         <w:tc>
           <w:tcPr>
-            <w:tcW w:type="dxa" w:w="829"/>
-            <w:vAlign w:val="center"/>
-            <w:tcMar>
-              <w:top w:w="60" w:type="dxa"/>
-              <w:start w:w="80" w:type="dxa"/>
-              <w:bottom w:w="60" w:type="dxa"/>
-              <w:end w:w="80" w:type="dxa"/>
-            </w:tcMar>
+            <w:tcW w:type="dxa" w:w="785"/>
+            <w:vAlign w:val="top"/>
           </w:tcPr>
           <w:p>
             <w:pPr>
-              <w:spacing w:before="0" w:after="0" w:line="240" w:lineRule="auto"/>
+              <w:spacing w:after="0"/>
               <w:jc w:val="center"/>
             </w:pPr>
-            <w:r/>
             <w:r>
               <w:rPr>
-                <w:rFonts w:ascii="Calibri" w:hAnsi="Calibri"/>
-                <w:b w:val="0"/>
-                <w:color w:val="111111"/>
                 <w:sz w:val="13"/>
               </w:rPr>
               <w:t>-0.018</w:t>
@@ -7544,26 +5037,16 @@
         </w:tc>
         <w:tc>
           <w:tcPr>
-            <w:tcW w:type="dxa" w:w="1206"/>
-            <w:vAlign w:val="center"/>
-            <w:tcMar>
-              <w:top w:w="60" w:type="dxa"/>
-              <w:start w:w="80" w:type="dxa"/>
-              <w:bottom w:w="60" w:type="dxa"/>
-              <w:end w:w="80" w:type="dxa"/>
-            </w:tcMar>
+            <w:tcW w:type="dxa" w:w="1126"/>
+            <w:vAlign w:val="top"/>
           </w:tcPr>
           <w:p>
             <w:pPr>
-              <w:spacing w:before="0" w:after="0" w:line="240" w:lineRule="auto"/>
+              <w:spacing w:after="0"/>
               <w:jc w:val="center"/>
             </w:pPr>
-            <w:r/>
             <w:r>
               <w:rPr>
-                <w:rFonts w:ascii="Calibri" w:hAnsi="Calibri"/>
-                <w:b w:val="0"/>
-                <w:color w:val="111111"/>
                 <w:sz w:val="13"/>
               </w:rPr>
               <w:t>-0.091 to 0.032</w:t>
@@ -7572,26 +5055,16 @@
         </w:tc>
         <w:tc>
           <w:tcPr>
-            <w:tcW w:type="dxa" w:w="980"/>
-            <w:vAlign w:val="center"/>
-            <w:tcMar>
-              <w:top w:w="60" w:type="dxa"/>
-              <w:start w:w="80" w:type="dxa"/>
-              <w:bottom w:w="60" w:type="dxa"/>
-              <w:end w:w="80" w:type="dxa"/>
-            </w:tcMar>
+            <w:tcW w:type="dxa" w:w="942"/>
+            <w:vAlign w:val="top"/>
           </w:tcPr>
           <w:p>
             <w:pPr>
-              <w:spacing w:before="0" w:after="0" w:line="240" w:lineRule="auto"/>
+              <w:spacing w:after="0"/>
               <w:jc w:val="center"/>
             </w:pPr>
-            <w:r/>
             <w:r>
               <w:rPr>
-                <w:rFonts w:ascii="Calibri" w:hAnsi="Calibri"/>
-                <w:b w:val="0"/>
-                <w:color w:val="111111"/>
                 <w:sz w:val="13"/>
               </w:rPr>
               <w:t>3.17 mm</w:t>
@@ -7600,26 +5073,16 @@
         </w:tc>
         <w:tc>
           <w:tcPr>
-            <w:tcW w:type="dxa" w:w="829"/>
-            <w:vAlign w:val="center"/>
-            <w:tcMar>
-              <w:top w:w="60" w:type="dxa"/>
-              <w:start w:w="80" w:type="dxa"/>
-              <w:bottom w:w="60" w:type="dxa"/>
-              <w:end w:w="80" w:type="dxa"/>
-            </w:tcMar>
+            <w:tcW w:type="dxa" w:w="785"/>
+            <w:vAlign w:val="top"/>
           </w:tcPr>
           <w:p>
             <w:pPr>
-              <w:spacing w:before="0" w:after="0" w:line="240" w:lineRule="auto"/>
+              <w:spacing w:after="0"/>
               <w:jc w:val="center"/>
             </w:pPr>
-            <w:r/>
             <w:r>
               <w:rPr>
-                <w:rFonts w:ascii="Calibri" w:hAnsi="Calibri"/>
-                <w:b w:val="0"/>
-                <w:color w:val="111111"/>
                 <w:sz w:val="13"/>
               </w:rPr>
               <w:t>0.284</w:t>
@@ -7628,26 +5091,16 @@
         </w:tc>
         <w:tc>
           <w:tcPr>
-            <w:tcW w:type="dxa" w:w="829"/>
-            <w:vAlign w:val="center"/>
-            <w:tcMar>
-              <w:top w:w="60" w:type="dxa"/>
-              <w:start w:w="80" w:type="dxa"/>
-              <w:bottom w:w="60" w:type="dxa"/>
-              <w:end w:w="80" w:type="dxa"/>
-            </w:tcMar>
+            <w:tcW w:type="dxa" w:w="759"/>
+            <w:vAlign w:val="top"/>
           </w:tcPr>
           <w:p>
             <w:pPr>
-              <w:spacing w:before="0" w:after="0" w:line="240" w:lineRule="auto"/>
+              <w:spacing w:after="0"/>
               <w:jc w:val="center"/>
             </w:pPr>
-            <w:r/>
             <w:r>
               <w:rPr>
-                <w:rFonts w:ascii="Calibri" w:hAnsi="Calibri"/>
-                <w:b w:val="0"/>
-                <w:color w:val="111111"/>
                 <w:sz w:val="13"/>
               </w:rPr>
               <w:t>0.01</w:t>
@@ -7656,26 +5109,16 @@
         </w:tc>
         <w:tc>
           <w:tcPr>
-            <w:tcW w:type="dxa" w:w="1735"/>
-            <w:vAlign w:val="center"/>
-            <w:tcMar>
-              <w:top w:w="60" w:type="dxa"/>
-              <w:start w:w="80" w:type="dxa"/>
-              <w:bottom w:w="60" w:type="dxa"/>
-              <w:end w:w="80" w:type="dxa"/>
-            </w:tcMar>
+            <w:tcW w:type="dxa" w:w="2291"/>
+            <w:vAlign w:val="top"/>
           </w:tcPr>
           <w:p>
             <w:pPr>
-              <w:spacing w:before="0" w:after="0" w:line="240" w:lineRule="auto"/>
+              <w:spacing w:after="0"/>
               <w:jc w:val="left"/>
             </w:pPr>
-            <w:r/>
             <w:r>
               <w:rPr>
-                <w:rFonts w:ascii="Calibri" w:hAnsi="Calibri"/>
-                <w:b w:val="0"/>
-                <w:color w:val="111111"/>
                 <w:sz w:val="13"/>
               </w:rPr>
               <w:t>Performed near null; below imaging-only Ridge.</w:t>
@@ -7686,29 +5129,18 @@
     </w:tbl>
     <w:p>
       <w:pPr>
-        <w:spacing w:before="60" w:after="160" w:line="252" w:lineRule="auto"/>
+        <w:spacing w:before="80" w:after="0"/>
       </w:pPr>
       <w:r>
         <w:rPr>
-          <w:rFonts w:ascii="Calibri" w:hAnsi="Calibri"/>
-          <w:b/>
-          <w:color w:val="444444"/>
           <w:sz w:val="16"/>
         </w:rPr>
-        <w:t xml:space="preserve">Footnote: </w:t>
-      </w:r>
-      <w:r>
-        <w:rPr>
-          <w:rFonts w:ascii="Calibri" w:hAnsi="Calibri"/>
-          <w:color w:val="444444"/>
-          <w:sz w:val="16"/>
-        </w:rPr>
-        <w:t>Demographic features were approximate age at echo and sex. Approximate age at echo was derived from MIMIC-IV anchor_age and anchor_year adjusted by echo study year; all exported demographics rows used study_datetime as the study-year source in the aggregate run. Race/ethnicity was not included because a direct echo-study-to-admission linkage was not used for this leakage-safe baseline. Study/acquisition metadata were limited to the number of DICOMs and successfully embedded clips per study. No echo measurements, report text, diagnoses, post-echo variables, qualitative echo findings, or variables derived from echocardiogram interpretation were used.</w:t>
+        <w:t>Footnote: Demographic features were approximate age at echo and sex. Approximate age at echo was derived from MIMIC-IV anchor age and anchor year adjusted by echo study year. Race/ethnicity was not included because a direct echo-study-to-admission linkage was not used for this leakage-safe baseline. Study/acquisition metadata were limited to number of DICOMs and successfully embedded clips per study. No echo measurements, report text, diagnoses, post-echo variables, qualitative echo findings, or variables derived from echocardiogram interpretation were used.</w:t>
       </w:r>
     </w:p>
     <w:sectPr>
       <w:pgSz w:w="15840" w:h="12240" w:orient="landscape"/>
-      <w:pgMar w:top="648" w:right="648" w:bottom="648" w:left="648" w:header="360" w:footer="360" w:gutter="0"/>
+      <w:pgMar w:top="648" w:right="648" w:bottom="648" w:left="648" w:header="720" w:footer="720" w:gutter="0"/>
       <w:cols w:space="720"/>
       <w:docGrid w:linePitch="360"/>
     </w:sectPr>
@@ -8079,12 +5511,8 @@
     <w:name w:val="Normal"/>
     <w:qFormat/>
     <w:rsid w:val="00FC693F"/>
-    <w:pPr>
-      <w:spacing w:after="100" w:line="264" w:lineRule="auto"/>
-    </w:pPr>
     <w:rPr>
-      <w:rFonts w:ascii="Calibri" w:hAnsi="Calibri"/>
-      <w:color w:val="111111"/>
+      <w:rFonts w:ascii="Arial" w:hAnsi="Arial"/>
       <w:sz w:val="18"/>
     </w:rPr>
   </w:style>
@@ -8143,15 +5571,15 @@
     <w:pPr>
       <w:keepNext/>
       <w:keepLines/>
-      <w:spacing w:before="240" w:after="120"/>
+      <w:spacing w:before="480" w:after="0"/>
       <w:outlineLvl w:val="0"/>
     </w:pPr>
     <w:rPr>
-      <w:rFonts w:asciiTheme="majorHAnsi" w:eastAsiaTheme="majorEastAsia" w:hAnsiTheme="majorHAnsi" w:cstheme="majorBidi" w:ascii="Calibri" w:hAnsi="Calibri"/>
+      <w:rFonts w:asciiTheme="majorHAnsi" w:eastAsiaTheme="majorEastAsia" w:hAnsiTheme="majorHAnsi" w:cstheme="majorBidi"/>
       <w:b/>
       <w:bCs/>
-      <w:color w:val="2E74B5"/>
-      <w:sz w:val="26"/>
+      <w:color w:val="365F91" w:themeColor="accent1" w:themeShade="BF"/>
+      <w:sz w:val="28"/>
       <w:szCs w:val="28"/>
     </w:rPr>
   </w:style>
@@ -8167,15 +5595,15 @@
     <w:pPr>
       <w:keepNext/>
       <w:keepLines/>
-      <w:spacing w:before="160" w:after="80"/>
+      <w:spacing w:before="200" w:after="0"/>
       <w:outlineLvl w:val="1"/>
     </w:pPr>
     <w:rPr>
-      <w:rFonts w:asciiTheme="majorHAnsi" w:eastAsiaTheme="majorEastAsia" w:hAnsiTheme="majorHAnsi" w:cstheme="majorBidi" w:ascii="Calibri" w:hAnsi="Calibri"/>
+      <w:rFonts w:asciiTheme="majorHAnsi" w:eastAsiaTheme="majorEastAsia" w:hAnsiTheme="majorHAnsi" w:cstheme="majorBidi"/>
       <w:b/>
       <w:bCs/>
-      <w:color w:val="2E74B5"/>
-      <w:sz w:val="22"/>
+      <w:color w:val="4F81BD" w:themeColor="accent1"/>
+      <w:sz w:val="26"/>
       <w:szCs w:val="26"/>
     </w:rPr>
   </w:style>
@@ -8429,20 +5857,18 @@
     <w:qFormat/>
     <w:rsid w:val="00FC693F"/>
     <w:pPr>
-      <w:keepNext/>
       <w:pBdr>
         <w:bottom w:val="single" w:sz="8" w:space="4" w:color="4F81BD" w:themeColor="accent1"/>
       </w:pBdr>
-      <w:spacing w:after="160" w:line="240" w:lineRule="auto" w:before="0"/>
+      <w:spacing w:after="300" w:line="240" w:lineRule="auto"/>
       <w:contextualSpacing/>
     </w:pPr>
     <w:rPr>
-      <w:rFonts w:asciiTheme="majorHAnsi" w:eastAsiaTheme="majorEastAsia" w:hAnsiTheme="majorHAnsi" w:cstheme="majorBidi" w:ascii="Calibri" w:hAnsi="Calibri"/>
-      <w:b/>
-      <w:color w:val="0B2545"/>
+      <w:rFonts w:asciiTheme="majorHAnsi" w:eastAsiaTheme="majorEastAsia" w:hAnsiTheme="majorHAnsi" w:cstheme="majorBidi"/>
+      <w:color w:val="17365D" w:themeColor="text2" w:themeShade="BF"/>
       <w:spacing w:val="5"/>
       <w:kern w:val="28"/>
-      <w:sz w:val="32"/>
+      <w:sz w:val="52"/>
       <w:szCs w:val="52"/>
     </w:rPr>
   </w:style>
